--- a/Thesis/docx_export/BAB_2_LANDASAN_TEORI.docx
+++ b/Thesis/docx_export/BAB_2_LANDASAN_TEORI.docx
@@ -109,7 +109,24 @@
           <w:b/>
           <w:sz w:val="20"/>
         </w:rPr>
-        <w:t>2.1 Tinjauan Pustaka (State of the Art Penelitian AUV)</w:t>
+        <w:t>2.1 Tinjauan Pustaka (</w:t>
+      </w:r>
+      <w:r>
+        <w:rPr>
+          <w:rFonts w:ascii="Arial" w:hAnsi="Arial"/>
+          <w:b/>
+          <w:i/>
+          <w:sz w:val="20"/>
+        </w:rPr>
+        <w:t>State of the Art</w:t>
+      </w:r>
+      <w:r>
+        <w:rPr>
+          <w:rFonts w:ascii="Arial" w:hAnsi="Arial"/>
+          <w:b/>
+          <w:sz w:val="20"/>
+        </w:rPr>
+        <w:t xml:space="preserve"> Penelitian AUV)</w:t>
       </w:r>
     </w:p>
     <w:p>
@@ -272,7 +289,67 @@
           <w:rFonts w:ascii="Arial" w:hAnsi="Arial"/>
           <w:sz w:val="20"/>
         </w:rPr>
-        <w:t xml:space="preserve"> 4-DOF aktif (Surge, Sway, Heave, Yaw), di mana derajat kebebasan </w:t>
+        <w:t xml:space="preserve"> 4-DOF aktif (</w:t>
+      </w:r>
+      <w:r>
+        <w:rPr>
+          <w:rFonts w:ascii="Arial" w:hAnsi="Arial"/>
+          <w:i/>
+          <w:sz w:val="20"/>
+        </w:rPr>
+        <w:t>Surge</w:t>
+      </w:r>
+      <w:r>
+        <w:rPr>
+          <w:rFonts w:ascii="Arial" w:hAnsi="Arial"/>
+          <w:sz w:val="20"/>
+        </w:rPr>
+        <w:t xml:space="preserve">, </w:t>
+      </w:r>
+      <w:r>
+        <w:rPr>
+          <w:rFonts w:ascii="Arial" w:hAnsi="Arial"/>
+          <w:i/>
+          <w:sz w:val="20"/>
+        </w:rPr>
+        <w:t>Sway</w:t>
+      </w:r>
+      <w:r>
+        <w:rPr>
+          <w:rFonts w:ascii="Arial" w:hAnsi="Arial"/>
+          <w:sz w:val="20"/>
+        </w:rPr>
+        <w:t xml:space="preserve">, </w:t>
+      </w:r>
+      <w:r>
+        <w:rPr>
+          <w:rFonts w:ascii="Arial" w:hAnsi="Arial"/>
+          <w:i/>
+          <w:sz w:val="20"/>
+        </w:rPr>
+        <w:t>Heave</w:t>
+      </w:r>
+      <w:r>
+        <w:rPr>
+          <w:rFonts w:ascii="Arial" w:hAnsi="Arial"/>
+          <w:sz w:val="20"/>
+        </w:rPr>
+        <w:t xml:space="preserve">, </w:t>
+      </w:r>
+      <w:r>
+        <w:rPr>
+          <w:rFonts w:ascii="Arial" w:hAnsi="Arial"/>
+          <w:i/>
+          <w:sz w:val="20"/>
+        </w:rPr>
+        <w:t>Yaw</w:t>
+      </w:r>
+      <w:r>
+        <w:rPr>
+          <w:rFonts w:ascii="Arial" w:hAnsi="Arial"/>
+          <w:sz w:val="20"/>
+        </w:rPr>
+        <w:t xml:space="preserve">), di mana derajat kebebasan </w:t>
       </w:r>
       <w:r>
         <w:rPr>
@@ -434,7 +511,7 @@
           <w:rFonts w:ascii="Arial" w:hAnsi="Arial"/>
           <w:sz w:val="20"/>
         </w:rPr>
-        <w:t xml:space="preserve"> dan arsitektur kontrol modular [20] di bawah pengaruh arus laut dan ketidakpastian model [32]. Hasil studi mereka membuktikan bahwa penambahan aktuasi redundan tidak hanya memberikan kendali penuh pada enam derajat kebebasan spasial (6-DOF: Surge, Sway, Heave, Roll, Pitch, Yaw), tetapi juga meningkatkan toleransi kesalahan (</w:t>
+        <w:t xml:space="preserve"> dan arsitektur kontrol modular [20] di bawah pengaruh arus laut dan ketidakpastian model [32]. Hasil studi mereka membuktikan bahwa penambahan aktuasi redundan tidak hanya memberikan kendali penuh pada enam derajat kebebasan spasial (6-DOF: </w:t>
       </w:r>
       <w:r>
         <w:rPr>
@@ -442,6 +519,96 @@
           <w:i/>
           <w:sz w:val="20"/>
         </w:rPr>
+        <w:t>Surge</w:t>
+      </w:r>
+      <w:r>
+        <w:rPr>
+          <w:rFonts w:ascii="Arial" w:hAnsi="Arial"/>
+          <w:sz w:val="20"/>
+        </w:rPr>
+        <w:t xml:space="preserve">, </w:t>
+      </w:r>
+      <w:r>
+        <w:rPr>
+          <w:rFonts w:ascii="Arial" w:hAnsi="Arial"/>
+          <w:i/>
+          <w:sz w:val="20"/>
+        </w:rPr>
+        <w:t>Sway</w:t>
+      </w:r>
+      <w:r>
+        <w:rPr>
+          <w:rFonts w:ascii="Arial" w:hAnsi="Arial"/>
+          <w:sz w:val="20"/>
+        </w:rPr>
+        <w:t xml:space="preserve">, </w:t>
+      </w:r>
+      <w:r>
+        <w:rPr>
+          <w:rFonts w:ascii="Arial" w:hAnsi="Arial"/>
+          <w:i/>
+          <w:sz w:val="20"/>
+        </w:rPr>
+        <w:t>Heave</w:t>
+      </w:r>
+      <w:r>
+        <w:rPr>
+          <w:rFonts w:ascii="Arial" w:hAnsi="Arial"/>
+          <w:sz w:val="20"/>
+        </w:rPr>
+        <w:t xml:space="preserve">, </w:t>
+      </w:r>
+      <w:r>
+        <w:rPr>
+          <w:rFonts w:ascii="Arial" w:hAnsi="Arial"/>
+          <w:i/>
+          <w:sz w:val="20"/>
+        </w:rPr>
+        <w:t>Roll</w:t>
+      </w:r>
+      <w:r>
+        <w:rPr>
+          <w:rFonts w:ascii="Arial" w:hAnsi="Arial"/>
+          <w:sz w:val="20"/>
+        </w:rPr>
+        <w:t xml:space="preserve">, </w:t>
+      </w:r>
+      <w:r>
+        <w:rPr>
+          <w:rFonts w:ascii="Arial" w:hAnsi="Arial"/>
+          <w:i/>
+          <w:sz w:val="20"/>
+        </w:rPr>
+        <w:t>Pitch</w:t>
+      </w:r>
+      <w:r>
+        <w:rPr>
+          <w:rFonts w:ascii="Arial" w:hAnsi="Arial"/>
+          <w:sz w:val="20"/>
+        </w:rPr>
+        <w:t xml:space="preserve">, </w:t>
+      </w:r>
+      <w:r>
+        <w:rPr>
+          <w:rFonts w:ascii="Arial" w:hAnsi="Arial"/>
+          <w:i/>
+          <w:sz w:val="20"/>
+        </w:rPr>
+        <w:t>Yaw</w:t>
+      </w:r>
+      <w:r>
+        <w:rPr>
+          <w:rFonts w:ascii="Arial" w:hAnsi="Arial"/>
+          <w:sz w:val="20"/>
+        </w:rPr>
+        <w:t>), tetapi juga meningkatkan toleransi kesalahan (</w:t>
+      </w:r>
+      <w:r>
+        <w:rPr>
+          <w:rFonts w:ascii="Arial" w:hAnsi="Arial"/>
+          <w:i/>
+          <w:sz w:val="20"/>
+        </w:rPr>
         <w:t>fault tolerance</w:t>
       </w:r>
       <w:r>
@@ -449,7 +616,22 @@
           <w:rFonts w:ascii="Arial" w:hAnsi="Arial"/>
           <w:sz w:val="20"/>
         </w:rPr>
-        <w:t>) dan efisiensi konsumsi energi thruster [21], [32].</w:t>
+        <w:t xml:space="preserve">) dan efisiensi konsumsi energi </w:t>
+      </w:r>
+      <w:r>
+        <w:rPr>
+          <w:rFonts w:ascii="Arial" w:hAnsi="Arial"/>
+          <w:i/>
+          <w:sz w:val="20"/>
+        </w:rPr>
+        <w:t>thruster</w:t>
+      </w:r>
+      <w:r>
+        <w:rPr>
+          <w:rFonts w:ascii="Arial" w:hAnsi="Arial"/>
+          <w:sz w:val="20"/>
+        </w:rPr>
+        <w:t xml:space="preserve"> [21], [32].</w:t>
       </w:r>
     </w:p>
     <w:p>
@@ -745,7 +927,24 @@
           <w:b/>
           <w:sz w:val="19"/>
         </w:rPr>
-        <w:t>Tabel 2.1 merangkum matriks sintesis literatur terkini (2021–2025) yang menjadi pijakan komparatif dan fondasi kebaruan (novelty) penelitian tugas akhir ini.</w:t>
+        <w:t>Tabel 2.1 merangkum matriks sintesis literatur terkini (2021–2025) yang menjadi pijakan komparatif dan fondasi kebaruan (</w:t>
+      </w:r>
+      <w:r>
+        <w:rPr>
+          <w:rFonts w:ascii="Arial" w:hAnsi="Arial"/>
+          <w:b/>
+          <w:i/>
+          <w:sz w:val="19"/>
+        </w:rPr>
+        <w:t>novelty</w:t>
+      </w:r>
+      <w:r>
+        <w:rPr>
+          <w:rFonts w:ascii="Arial" w:hAnsi="Arial"/>
+          <w:b/>
+          <w:sz w:val="19"/>
+        </w:rPr>
+        <w:t>) penelitian tugas akhir ini.</w:t>
       </w:r>
     </w:p>
     <w:p>
@@ -784,6 +983,12 @@
               <w:bottom w:val="single" w:sz="4" w:space="0" w:color="CCCCCC"/>
               <w:right w:val="single" w:sz="4" w:space="0" w:color="CCCCCC"/>
             </w:tcBorders>
+            <w:tcMar>
+              <w:top w:w="60" w:type="dxa"/>
+              <w:bottom w:w="60" w:type="dxa"/>
+              <w:left w:w="100" w:type="dxa"/>
+              <w:right w:w="100" w:type="dxa"/>
+            </w:tcMar>
             <w:shd w:fill="EAEFF5"/>
           </w:tcPr>
           <w:p>
@@ -809,6 +1014,12 @@
               <w:bottom w:val="single" w:sz="4" w:space="0" w:color="CCCCCC"/>
               <w:right w:val="single" w:sz="4" w:space="0" w:color="CCCCCC"/>
             </w:tcBorders>
+            <w:tcMar>
+              <w:top w:w="60" w:type="dxa"/>
+              <w:bottom w:w="60" w:type="dxa"/>
+              <w:left w:w="100" w:type="dxa"/>
+              <w:right w:w="100" w:type="dxa"/>
+            </w:tcMar>
             <w:shd w:fill="EAEFF5"/>
           </w:tcPr>
           <w:p>
@@ -834,6 +1045,12 @@
               <w:bottom w:val="single" w:sz="4" w:space="0" w:color="CCCCCC"/>
               <w:right w:val="single" w:sz="4" w:space="0" w:color="CCCCCC"/>
             </w:tcBorders>
+            <w:tcMar>
+              <w:top w:w="60" w:type="dxa"/>
+              <w:bottom w:w="60" w:type="dxa"/>
+              <w:left w:w="100" w:type="dxa"/>
+              <w:right w:w="100" w:type="dxa"/>
+            </w:tcMar>
             <w:shd w:fill="EAEFF5"/>
           </w:tcPr>
           <w:p>
@@ -859,6 +1076,12 @@
               <w:bottom w:val="single" w:sz="4" w:space="0" w:color="CCCCCC"/>
               <w:right w:val="single" w:sz="4" w:space="0" w:color="CCCCCC"/>
             </w:tcBorders>
+            <w:tcMar>
+              <w:top w:w="60" w:type="dxa"/>
+              <w:bottom w:w="60" w:type="dxa"/>
+              <w:left w:w="100" w:type="dxa"/>
+              <w:right w:w="100" w:type="dxa"/>
+            </w:tcMar>
             <w:shd w:fill="EAEFF5"/>
           </w:tcPr>
           <w:p>
@@ -884,6 +1107,12 @@
               <w:bottom w:val="single" w:sz="4" w:space="0" w:color="CCCCCC"/>
               <w:right w:val="single" w:sz="4" w:space="0" w:color="CCCCCC"/>
             </w:tcBorders>
+            <w:tcMar>
+              <w:top w:w="60" w:type="dxa"/>
+              <w:bottom w:w="60" w:type="dxa"/>
+              <w:left w:w="100" w:type="dxa"/>
+              <w:right w:w="100" w:type="dxa"/>
+            </w:tcMar>
             <w:shd w:fill="EAEFF5"/>
           </w:tcPr>
           <w:p>
@@ -928,6 +1157,12 @@
               <w:bottom w:val="single" w:sz="4" w:space="0" w:color="CCCCCC"/>
               <w:right w:val="single" w:sz="4" w:space="0" w:color="CCCCCC"/>
             </w:tcBorders>
+            <w:tcMar>
+              <w:top w:w="60" w:type="dxa"/>
+              <w:bottom w:w="60" w:type="dxa"/>
+              <w:left w:w="100" w:type="dxa"/>
+              <w:right w:w="100" w:type="dxa"/>
+            </w:tcMar>
           </w:tcPr>
           <w:p>
             <w:pPr>
@@ -959,6 +1194,12 @@
               <w:bottom w:val="single" w:sz="4" w:space="0" w:color="CCCCCC"/>
               <w:right w:val="single" w:sz="4" w:space="0" w:color="CCCCCC"/>
             </w:tcBorders>
+            <w:tcMar>
+              <w:top w:w="60" w:type="dxa"/>
+              <w:bottom w:w="60" w:type="dxa"/>
+              <w:left w:w="100" w:type="dxa"/>
+              <w:right w:w="100" w:type="dxa"/>
+            </w:tcMar>
           </w:tcPr>
           <w:p>
             <w:pPr>
@@ -967,9 +1208,17 @@
             <w:r>
               <w:rPr>
                 <w:rFonts w:ascii="Arial" w:hAnsi="Arial"/>
+                <w:i/>
                 <w:sz w:val="17"/>
               </w:rPr>
-              <w:t>Over-actuated UUV</w:t>
+              <w:t>Over-actuated</w:t>
+            </w:r>
+            <w:r>
+              <w:rPr>
+                <w:rFonts w:ascii="Arial" w:hAnsi="Arial"/>
+                <w:sz w:val="17"/>
+              </w:rPr>
+              <w:t xml:space="preserve"> UUV</w:t>
             </w:r>
           </w:p>
         </w:tc>
@@ -982,6 +1231,12 @@
               <w:bottom w:val="single" w:sz="4" w:space="0" w:color="CCCCCC"/>
               <w:right w:val="single" w:sz="4" w:space="0" w:color="CCCCCC"/>
             </w:tcBorders>
+            <w:tcMar>
+              <w:top w:w="60" w:type="dxa"/>
+              <w:bottom w:w="60" w:type="dxa"/>
+              <w:left w:w="100" w:type="dxa"/>
+              <w:right w:w="100" w:type="dxa"/>
+            </w:tcMar>
           </w:tcPr>
           <w:p>
             <w:pPr>
@@ -992,7 +1247,22 @@
                 <w:rFonts w:ascii="Arial" w:hAnsi="Arial"/>
                 <w:sz w:val="17"/>
               </w:rPr>
-              <w:t>6-DOF (8 Thruster)</w:t>
+              <w:t xml:space="preserve">6-DOF (8 </w:t>
+            </w:r>
+            <w:r>
+              <w:rPr>
+                <w:rFonts w:ascii="Arial" w:hAnsi="Arial"/>
+                <w:i/>
+                <w:sz w:val="17"/>
+              </w:rPr>
+              <w:t>Thruster</w:t>
+            </w:r>
+            <w:r>
+              <w:rPr>
+                <w:rFonts w:ascii="Arial" w:hAnsi="Arial"/>
+                <w:sz w:val="17"/>
+              </w:rPr>
+              <w:t>)</w:t>
             </w:r>
           </w:p>
         </w:tc>
@@ -1005,6 +1275,12 @@
               <w:bottom w:val="single" w:sz="4" w:space="0" w:color="CCCCCC"/>
               <w:right w:val="single" w:sz="4" w:space="0" w:color="CCCCCC"/>
             </w:tcBorders>
+            <w:tcMar>
+              <w:top w:w="60" w:type="dxa"/>
+              <w:bottom w:w="60" w:type="dxa"/>
+              <w:left w:w="100" w:type="dxa"/>
+              <w:right w:w="100" w:type="dxa"/>
+            </w:tcMar>
           </w:tcPr>
           <w:p>
             <w:pPr>
@@ -1036,6 +1312,12 @@
               <w:bottom w:val="single" w:sz="4" w:space="0" w:color="CCCCCC"/>
               <w:right w:val="single" w:sz="4" w:space="0" w:color="CCCCCC"/>
             </w:tcBorders>
+            <w:tcMar>
+              <w:top w:w="60" w:type="dxa"/>
+              <w:bottom w:w="60" w:type="dxa"/>
+              <w:left w:w="100" w:type="dxa"/>
+              <w:right w:w="100" w:type="dxa"/>
+            </w:tcMar>
           </w:tcPr>
           <w:p>
             <w:pPr>
@@ -1076,6 +1358,12 @@
               <w:bottom w:val="single" w:sz="4" w:space="0" w:color="CCCCCC"/>
               <w:right w:val="single" w:sz="4" w:space="0" w:color="CCCCCC"/>
             </w:tcBorders>
+            <w:tcMar>
+              <w:top w:w="60" w:type="dxa"/>
+              <w:bottom w:w="60" w:type="dxa"/>
+              <w:left w:w="100" w:type="dxa"/>
+              <w:right w:w="100" w:type="dxa"/>
+            </w:tcMar>
           </w:tcPr>
           <w:p>
             <w:pPr>
@@ -1107,6 +1395,12 @@
               <w:bottom w:val="single" w:sz="4" w:space="0" w:color="CCCCCC"/>
               <w:right w:val="single" w:sz="4" w:space="0" w:color="CCCCCC"/>
             </w:tcBorders>
+            <w:tcMar>
+              <w:top w:w="60" w:type="dxa"/>
+              <w:bottom w:w="60" w:type="dxa"/>
+              <w:left w:w="100" w:type="dxa"/>
+              <w:right w:w="100" w:type="dxa"/>
+            </w:tcMar>
           </w:tcPr>
           <w:p>
             <w:pPr>
@@ -1130,6 +1424,12 @@
               <w:bottom w:val="single" w:sz="4" w:space="0" w:color="CCCCCC"/>
               <w:right w:val="single" w:sz="4" w:space="0" w:color="CCCCCC"/>
             </w:tcBorders>
+            <w:tcMar>
+              <w:top w:w="60" w:type="dxa"/>
+              <w:bottom w:w="60" w:type="dxa"/>
+              <w:left w:w="100" w:type="dxa"/>
+              <w:right w:w="100" w:type="dxa"/>
+            </w:tcMar>
           </w:tcPr>
           <w:p>
             <w:pPr>
@@ -1140,7 +1440,22 @@
                 <w:rFonts w:ascii="Arial" w:hAnsi="Arial"/>
                 <w:sz w:val="17"/>
               </w:rPr>
-              <w:t>4-DOF (Underactuated)</w:t>
+              <w:t>4-DOF (</w:t>
+            </w:r>
+            <w:r>
+              <w:rPr>
+                <w:rFonts w:ascii="Arial" w:hAnsi="Arial"/>
+                <w:i/>
+                <w:sz w:val="17"/>
+              </w:rPr>
+              <w:t>Underactuated</w:t>
+            </w:r>
+            <w:r>
+              <w:rPr>
+                <w:rFonts w:ascii="Arial" w:hAnsi="Arial"/>
+                <w:sz w:val="17"/>
+              </w:rPr>
+              <w:t>)</w:t>
             </w:r>
           </w:p>
         </w:tc>
@@ -1153,6 +1468,12 @@
               <w:bottom w:val="single" w:sz="4" w:space="0" w:color="CCCCCC"/>
               <w:right w:val="single" w:sz="4" w:space="0" w:color="CCCCCC"/>
             </w:tcBorders>
+            <w:tcMar>
+              <w:top w:w="60" w:type="dxa"/>
+              <w:bottom w:w="60" w:type="dxa"/>
+              <w:left w:w="100" w:type="dxa"/>
+              <w:right w:w="100" w:type="dxa"/>
+            </w:tcMar>
           </w:tcPr>
           <w:p>
             <w:pPr>
@@ -1176,6 +1497,12 @@
               <w:bottom w:val="single" w:sz="4" w:space="0" w:color="CCCCCC"/>
               <w:right w:val="single" w:sz="4" w:space="0" w:color="CCCCCC"/>
             </w:tcBorders>
+            <w:tcMar>
+              <w:top w:w="60" w:type="dxa"/>
+              <w:bottom w:w="60" w:type="dxa"/>
+              <w:left w:w="100" w:type="dxa"/>
+              <w:right w:w="100" w:type="dxa"/>
+            </w:tcMar>
           </w:tcPr>
           <w:p>
             <w:pPr>
@@ -1216,6 +1543,12 @@
               <w:bottom w:val="single" w:sz="4" w:space="0" w:color="CCCCCC"/>
               <w:right w:val="single" w:sz="4" w:space="0" w:color="CCCCCC"/>
             </w:tcBorders>
+            <w:tcMar>
+              <w:top w:w="60" w:type="dxa"/>
+              <w:bottom w:w="60" w:type="dxa"/>
+              <w:left w:w="100" w:type="dxa"/>
+              <w:right w:w="100" w:type="dxa"/>
+            </w:tcMar>
           </w:tcPr>
           <w:p>
             <w:pPr>
@@ -1247,6 +1580,12 @@
               <w:bottom w:val="single" w:sz="4" w:space="0" w:color="CCCCCC"/>
               <w:right w:val="single" w:sz="4" w:space="0" w:color="CCCCCC"/>
             </w:tcBorders>
+            <w:tcMar>
+              <w:top w:w="60" w:type="dxa"/>
+              <w:bottom w:w="60" w:type="dxa"/>
+              <w:left w:w="100" w:type="dxa"/>
+              <w:right w:w="100" w:type="dxa"/>
+            </w:tcMar>
           </w:tcPr>
           <w:p>
             <w:pPr>
@@ -1270,6 +1609,12 @@
               <w:bottom w:val="single" w:sz="4" w:space="0" w:color="CCCCCC"/>
               <w:right w:val="single" w:sz="4" w:space="0" w:color="CCCCCC"/>
             </w:tcBorders>
+            <w:tcMar>
+              <w:top w:w="60" w:type="dxa"/>
+              <w:bottom w:w="60" w:type="dxa"/>
+              <w:left w:w="100" w:type="dxa"/>
+              <w:right w:w="100" w:type="dxa"/>
+            </w:tcMar>
           </w:tcPr>
           <w:p>
             <w:pPr>
@@ -1280,7 +1625,22 @@
                 <w:rFonts w:ascii="Arial" w:hAnsi="Arial"/>
                 <w:sz w:val="17"/>
               </w:rPr>
-              <w:t>4-DOF (Underactuated)</w:t>
+              <w:t>4-DOF (</w:t>
+            </w:r>
+            <w:r>
+              <w:rPr>
+                <w:rFonts w:ascii="Arial" w:hAnsi="Arial"/>
+                <w:i/>
+                <w:sz w:val="17"/>
+              </w:rPr>
+              <w:t>Underactuated</w:t>
+            </w:r>
+            <w:r>
+              <w:rPr>
+                <w:rFonts w:ascii="Arial" w:hAnsi="Arial"/>
+                <w:sz w:val="17"/>
+              </w:rPr>
+              <w:t>)</w:t>
             </w:r>
           </w:p>
         </w:tc>
@@ -1293,6 +1653,12 @@
               <w:bottom w:val="single" w:sz="4" w:space="0" w:color="CCCCCC"/>
               <w:right w:val="single" w:sz="4" w:space="0" w:color="CCCCCC"/>
             </w:tcBorders>
+            <w:tcMar>
+              <w:top w:w="60" w:type="dxa"/>
+              <w:bottom w:w="60" w:type="dxa"/>
+              <w:left w:w="100" w:type="dxa"/>
+              <w:right w:w="100" w:type="dxa"/>
+            </w:tcMar>
           </w:tcPr>
           <w:p>
             <w:pPr>
@@ -1331,6 +1697,12 @@
               <w:bottom w:val="single" w:sz="4" w:space="0" w:color="CCCCCC"/>
               <w:right w:val="single" w:sz="4" w:space="0" w:color="CCCCCC"/>
             </w:tcBorders>
+            <w:tcMar>
+              <w:top w:w="60" w:type="dxa"/>
+              <w:bottom w:w="60" w:type="dxa"/>
+              <w:left w:w="100" w:type="dxa"/>
+              <w:right w:w="100" w:type="dxa"/>
+            </w:tcMar>
           </w:tcPr>
           <w:p>
             <w:pPr>
@@ -1386,6 +1758,12 @@
               <w:bottom w:val="single" w:sz="4" w:space="0" w:color="CCCCCC"/>
               <w:right w:val="single" w:sz="4" w:space="0" w:color="CCCCCC"/>
             </w:tcBorders>
+            <w:tcMar>
+              <w:top w:w="60" w:type="dxa"/>
+              <w:bottom w:w="60" w:type="dxa"/>
+              <w:left w:w="100" w:type="dxa"/>
+              <w:right w:w="100" w:type="dxa"/>
+            </w:tcMar>
           </w:tcPr>
           <w:p>
             <w:pPr>
@@ -1417,6 +1795,12 @@
               <w:bottom w:val="single" w:sz="4" w:space="0" w:color="CCCCCC"/>
               <w:right w:val="single" w:sz="4" w:space="0" w:color="CCCCCC"/>
             </w:tcBorders>
+            <w:tcMar>
+              <w:top w:w="60" w:type="dxa"/>
+              <w:bottom w:w="60" w:type="dxa"/>
+              <w:left w:w="100" w:type="dxa"/>
+              <w:right w:w="100" w:type="dxa"/>
+            </w:tcMar>
           </w:tcPr>
           <w:p>
             <w:pPr>
@@ -1440,6 +1824,12 @@
               <w:bottom w:val="single" w:sz="4" w:space="0" w:color="CCCCCC"/>
               <w:right w:val="single" w:sz="4" w:space="0" w:color="CCCCCC"/>
             </w:tcBorders>
+            <w:tcMar>
+              <w:top w:w="60" w:type="dxa"/>
+              <w:bottom w:w="60" w:type="dxa"/>
+              <w:left w:w="100" w:type="dxa"/>
+              <w:right w:w="100" w:type="dxa"/>
+            </w:tcMar>
           </w:tcPr>
           <w:p>
             <w:pPr>
@@ -1463,6 +1853,12 @@
               <w:bottom w:val="single" w:sz="4" w:space="0" w:color="CCCCCC"/>
               <w:right w:val="single" w:sz="4" w:space="0" w:color="CCCCCC"/>
             </w:tcBorders>
+            <w:tcMar>
+              <w:top w:w="60" w:type="dxa"/>
+              <w:bottom w:w="60" w:type="dxa"/>
+              <w:left w:w="100" w:type="dxa"/>
+              <w:right w:w="100" w:type="dxa"/>
+            </w:tcMar>
           </w:tcPr>
           <w:p>
             <w:pPr>
@@ -1486,6 +1882,12 @@
               <w:bottom w:val="single" w:sz="4" w:space="0" w:color="CCCCCC"/>
               <w:right w:val="single" w:sz="4" w:space="0" w:color="CCCCCC"/>
             </w:tcBorders>
+            <w:tcMar>
+              <w:top w:w="60" w:type="dxa"/>
+              <w:bottom w:w="60" w:type="dxa"/>
+              <w:left w:w="100" w:type="dxa"/>
+              <w:right w:w="100" w:type="dxa"/>
+            </w:tcMar>
           </w:tcPr>
           <w:p>
             <w:pPr>
@@ -1526,6 +1928,12 @@
               <w:bottom w:val="single" w:sz="4" w:space="0" w:color="CCCCCC"/>
               <w:right w:val="single" w:sz="4" w:space="0" w:color="CCCCCC"/>
             </w:tcBorders>
+            <w:tcMar>
+              <w:top w:w="60" w:type="dxa"/>
+              <w:bottom w:w="60" w:type="dxa"/>
+              <w:left w:w="100" w:type="dxa"/>
+              <w:right w:w="100" w:type="dxa"/>
+            </w:tcMar>
           </w:tcPr>
           <w:p>
             <w:pPr>
@@ -1557,6 +1965,12 @@
               <w:bottom w:val="single" w:sz="4" w:space="0" w:color="CCCCCC"/>
               <w:right w:val="single" w:sz="4" w:space="0" w:color="CCCCCC"/>
             </w:tcBorders>
+            <w:tcMar>
+              <w:top w:w="60" w:type="dxa"/>
+              <w:bottom w:w="60" w:type="dxa"/>
+              <w:left w:w="100" w:type="dxa"/>
+              <w:right w:w="100" w:type="dxa"/>
+            </w:tcMar>
           </w:tcPr>
           <w:p>
             <w:pPr>
@@ -1580,6 +1994,12 @@
               <w:bottom w:val="single" w:sz="4" w:space="0" w:color="CCCCCC"/>
               <w:right w:val="single" w:sz="4" w:space="0" w:color="CCCCCC"/>
             </w:tcBorders>
+            <w:tcMar>
+              <w:top w:w="60" w:type="dxa"/>
+              <w:bottom w:w="60" w:type="dxa"/>
+              <w:left w:w="100" w:type="dxa"/>
+              <w:right w:w="100" w:type="dxa"/>
+            </w:tcMar>
           </w:tcPr>
           <w:p>
             <w:pPr>
@@ -1603,6 +2023,12 @@
               <w:bottom w:val="single" w:sz="4" w:space="0" w:color="CCCCCC"/>
               <w:right w:val="single" w:sz="4" w:space="0" w:color="CCCCCC"/>
             </w:tcBorders>
+            <w:tcMar>
+              <w:top w:w="60" w:type="dxa"/>
+              <w:bottom w:w="60" w:type="dxa"/>
+              <w:left w:w="100" w:type="dxa"/>
+              <w:right w:w="100" w:type="dxa"/>
+            </w:tcMar>
           </w:tcPr>
           <w:p>
             <w:pPr>
@@ -1671,6 +2097,12 @@
               <w:bottom w:val="single" w:sz="4" w:space="0" w:color="CCCCCC"/>
               <w:right w:val="single" w:sz="4" w:space="0" w:color="CCCCCC"/>
             </w:tcBorders>
+            <w:tcMar>
+              <w:top w:w="60" w:type="dxa"/>
+              <w:bottom w:w="60" w:type="dxa"/>
+              <w:left w:w="100" w:type="dxa"/>
+              <w:right w:w="100" w:type="dxa"/>
+            </w:tcMar>
           </w:tcPr>
           <w:p>
             <w:pPr>
@@ -1741,6 +2173,12 @@
               <w:bottom w:val="single" w:sz="4" w:space="0" w:color="CCCCCC"/>
               <w:right w:val="single" w:sz="4" w:space="0" w:color="CCCCCC"/>
             </w:tcBorders>
+            <w:tcMar>
+              <w:top w:w="60" w:type="dxa"/>
+              <w:bottom w:w="60" w:type="dxa"/>
+              <w:left w:w="100" w:type="dxa"/>
+              <w:right w:w="100" w:type="dxa"/>
+            </w:tcMar>
           </w:tcPr>
           <w:p>
             <w:pPr>
@@ -1772,6 +2210,12 @@
               <w:bottom w:val="single" w:sz="4" w:space="0" w:color="CCCCCC"/>
               <w:right w:val="single" w:sz="4" w:space="0" w:color="CCCCCC"/>
             </w:tcBorders>
+            <w:tcMar>
+              <w:top w:w="60" w:type="dxa"/>
+              <w:bottom w:w="60" w:type="dxa"/>
+              <w:left w:w="100" w:type="dxa"/>
+              <w:right w:w="100" w:type="dxa"/>
+            </w:tcMar>
           </w:tcPr>
           <w:p>
             <w:pPr>
@@ -1795,6 +2239,12 @@
               <w:bottom w:val="single" w:sz="4" w:space="0" w:color="CCCCCC"/>
               <w:right w:val="single" w:sz="4" w:space="0" w:color="CCCCCC"/>
             </w:tcBorders>
+            <w:tcMar>
+              <w:top w:w="60" w:type="dxa"/>
+              <w:bottom w:w="60" w:type="dxa"/>
+              <w:left w:w="100" w:type="dxa"/>
+              <w:right w:w="100" w:type="dxa"/>
+            </w:tcMar>
           </w:tcPr>
           <w:p>
             <w:pPr>
@@ -1818,6 +2268,12 @@
               <w:bottom w:val="single" w:sz="4" w:space="0" w:color="CCCCCC"/>
               <w:right w:val="single" w:sz="4" w:space="0" w:color="CCCCCC"/>
             </w:tcBorders>
+            <w:tcMar>
+              <w:top w:w="60" w:type="dxa"/>
+              <w:bottom w:w="60" w:type="dxa"/>
+              <w:left w:w="100" w:type="dxa"/>
+              <w:right w:w="100" w:type="dxa"/>
+            </w:tcMar>
           </w:tcPr>
           <w:p>
             <w:pPr>
@@ -1856,6 +2312,12 @@
               <w:bottom w:val="single" w:sz="4" w:space="0" w:color="CCCCCC"/>
               <w:right w:val="single" w:sz="4" w:space="0" w:color="CCCCCC"/>
             </w:tcBorders>
+            <w:tcMar>
+              <w:top w:w="60" w:type="dxa"/>
+              <w:bottom w:w="60" w:type="dxa"/>
+              <w:left w:w="100" w:type="dxa"/>
+              <w:right w:w="100" w:type="dxa"/>
+            </w:tcMar>
           </w:tcPr>
           <w:p>
             <w:pPr>
@@ -1911,6 +2373,12 @@
               <w:bottom w:val="single" w:sz="4" w:space="0" w:color="CCCCCC"/>
               <w:right w:val="single" w:sz="4" w:space="0" w:color="CCCCCC"/>
             </w:tcBorders>
+            <w:tcMar>
+              <w:top w:w="60" w:type="dxa"/>
+              <w:bottom w:w="60" w:type="dxa"/>
+              <w:left w:w="100" w:type="dxa"/>
+              <w:right w:w="100" w:type="dxa"/>
+            </w:tcMar>
           </w:tcPr>
           <w:p>
             <w:pPr>
@@ -1942,6 +2410,12 @@
               <w:bottom w:val="single" w:sz="4" w:space="0" w:color="CCCCCC"/>
               <w:right w:val="single" w:sz="4" w:space="0" w:color="CCCCCC"/>
             </w:tcBorders>
+            <w:tcMar>
+              <w:top w:w="60" w:type="dxa"/>
+              <w:bottom w:w="60" w:type="dxa"/>
+              <w:left w:w="100" w:type="dxa"/>
+              <w:right w:w="100" w:type="dxa"/>
+            </w:tcMar>
           </w:tcPr>
           <w:p>
             <w:pPr>
@@ -1965,6 +2439,12 @@
               <w:bottom w:val="single" w:sz="4" w:space="0" w:color="CCCCCC"/>
               <w:right w:val="single" w:sz="4" w:space="0" w:color="CCCCCC"/>
             </w:tcBorders>
+            <w:tcMar>
+              <w:top w:w="60" w:type="dxa"/>
+              <w:bottom w:w="60" w:type="dxa"/>
+              <w:left w:w="100" w:type="dxa"/>
+              <w:right w:w="100" w:type="dxa"/>
+            </w:tcMar>
           </w:tcPr>
           <w:p>
             <w:pPr>
@@ -1988,6 +2468,12 @@
               <w:bottom w:val="single" w:sz="4" w:space="0" w:color="CCCCCC"/>
               <w:right w:val="single" w:sz="4" w:space="0" w:color="CCCCCC"/>
             </w:tcBorders>
+            <w:tcMar>
+              <w:top w:w="60" w:type="dxa"/>
+              <w:bottom w:w="60" w:type="dxa"/>
+              <w:left w:w="100" w:type="dxa"/>
+              <w:right w:w="100" w:type="dxa"/>
+            </w:tcMar>
           </w:tcPr>
           <w:p>
             <w:pPr>
@@ -2011,6 +2497,12 @@
               <w:bottom w:val="single" w:sz="4" w:space="0" w:color="CCCCCC"/>
               <w:right w:val="single" w:sz="4" w:space="0" w:color="CCCCCC"/>
             </w:tcBorders>
+            <w:tcMar>
+              <w:top w:w="60" w:type="dxa"/>
+              <w:bottom w:w="60" w:type="dxa"/>
+              <w:left w:w="100" w:type="dxa"/>
+              <w:right w:w="100" w:type="dxa"/>
+            </w:tcMar>
           </w:tcPr>
           <w:p>
             <w:pPr>
@@ -2065,6 +2557,12 @@
               <w:bottom w:val="single" w:sz="4" w:space="0" w:color="CCCCCC"/>
               <w:right w:val="single" w:sz="4" w:space="0" w:color="CCCCCC"/>
             </w:tcBorders>
+            <w:tcMar>
+              <w:top w:w="60" w:type="dxa"/>
+              <w:bottom w:w="60" w:type="dxa"/>
+              <w:left w:w="100" w:type="dxa"/>
+              <w:right w:w="100" w:type="dxa"/>
+            </w:tcMar>
           </w:tcPr>
           <w:p>
             <w:pPr>
@@ -2096,6 +2594,12 @@
               <w:bottom w:val="single" w:sz="4" w:space="0" w:color="CCCCCC"/>
               <w:right w:val="single" w:sz="4" w:space="0" w:color="CCCCCC"/>
             </w:tcBorders>
+            <w:tcMar>
+              <w:top w:w="60" w:type="dxa"/>
+              <w:bottom w:w="60" w:type="dxa"/>
+              <w:left w:w="100" w:type="dxa"/>
+              <w:right w:w="100" w:type="dxa"/>
+            </w:tcMar>
           </w:tcPr>
           <w:p>
             <w:pPr>
@@ -2119,6 +2623,12 @@
               <w:bottom w:val="single" w:sz="4" w:space="0" w:color="CCCCCC"/>
               <w:right w:val="single" w:sz="4" w:space="0" w:color="CCCCCC"/>
             </w:tcBorders>
+            <w:tcMar>
+              <w:top w:w="60" w:type="dxa"/>
+              <w:bottom w:w="60" w:type="dxa"/>
+              <w:left w:w="100" w:type="dxa"/>
+              <w:right w:w="100" w:type="dxa"/>
+            </w:tcMar>
           </w:tcPr>
           <w:p>
             <w:pPr>
@@ -2142,6 +2652,12 @@
               <w:bottom w:val="single" w:sz="4" w:space="0" w:color="CCCCCC"/>
               <w:right w:val="single" w:sz="4" w:space="0" w:color="CCCCCC"/>
             </w:tcBorders>
+            <w:tcMar>
+              <w:top w:w="60" w:type="dxa"/>
+              <w:bottom w:w="60" w:type="dxa"/>
+              <w:left w:w="100" w:type="dxa"/>
+              <w:right w:w="100" w:type="dxa"/>
+            </w:tcMar>
           </w:tcPr>
           <w:p>
             <w:pPr>
@@ -2180,6 +2696,12 @@
               <w:bottom w:val="single" w:sz="4" w:space="0" w:color="CCCCCC"/>
               <w:right w:val="single" w:sz="4" w:space="0" w:color="CCCCCC"/>
             </w:tcBorders>
+            <w:tcMar>
+              <w:top w:w="60" w:type="dxa"/>
+              <w:bottom w:w="60" w:type="dxa"/>
+              <w:left w:w="100" w:type="dxa"/>
+              <w:right w:w="100" w:type="dxa"/>
+            </w:tcMar>
           </w:tcPr>
           <w:p>
             <w:pPr>
@@ -2235,6 +2757,12 @@
               <w:bottom w:val="single" w:sz="4" w:space="0" w:color="CCCCCC"/>
               <w:right w:val="single" w:sz="4" w:space="0" w:color="CCCCCC"/>
             </w:tcBorders>
+            <w:tcMar>
+              <w:top w:w="60" w:type="dxa"/>
+              <w:bottom w:w="60" w:type="dxa"/>
+              <w:left w:w="100" w:type="dxa"/>
+              <w:right w:w="100" w:type="dxa"/>
+            </w:tcMar>
           </w:tcPr>
           <w:p>
             <w:pPr>
@@ -2266,6 +2794,12 @@
               <w:bottom w:val="single" w:sz="4" w:space="0" w:color="CCCCCC"/>
               <w:right w:val="single" w:sz="4" w:space="0" w:color="CCCCCC"/>
             </w:tcBorders>
+            <w:tcMar>
+              <w:top w:w="60" w:type="dxa"/>
+              <w:bottom w:w="60" w:type="dxa"/>
+              <w:left w:w="100" w:type="dxa"/>
+              <w:right w:w="100" w:type="dxa"/>
+            </w:tcMar>
           </w:tcPr>
           <w:p>
             <w:pPr>
@@ -2289,6 +2823,12 @@
               <w:bottom w:val="single" w:sz="4" w:space="0" w:color="CCCCCC"/>
               <w:right w:val="single" w:sz="4" w:space="0" w:color="CCCCCC"/>
             </w:tcBorders>
+            <w:tcMar>
+              <w:top w:w="60" w:type="dxa"/>
+              <w:bottom w:w="60" w:type="dxa"/>
+              <w:left w:w="100" w:type="dxa"/>
+              <w:right w:w="100" w:type="dxa"/>
+            </w:tcMar>
           </w:tcPr>
           <w:p>
             <w:pPr>
@@ -2312,6 +2852,12 @@
               <w:bottom w:val="single" w:sz="4" w:space="0" w:color="CCCCCC"/>
               <w:right w:val="single" w:sz="4" w:space="0" w:color="CCCCCC"/>
             </w:tcBorders>
+            <w:tcMar>
+              <w:top w:w="60" w:type="dxa"/>
+              <w:bottom w:w="60" w:type="dxa"/>
+              <w:left w:w="100" w:type="dxa"/>
+              <w:right w:w="100" w:type="dxa"/>
+            </w:tcMar>
           </w:tcPr>
           <w:p>
             <w:pPr>
@@ -2335,6 +2881,12 @@
               <w:bottom w:val="single" w:sz="4" w:space="0" w:color="CCCCCC"/>
               <w:right w:val="single" w:sz="4" w:space="0" w:color="CCCCCC"/>
             </w:tcBorders>
+            <w:tcMar>
+              <w:top w:w="60" w:type="dxa"/>
+              <w:bottom w:w="60" w:type="dxa"/>
+              <w:left w:w="100" w:type="dxa"/>
+              <w:right w:w="100" w:type="dxa"/>
+            </w:tcMar>
           </w:tcPr>
           <w:p>
             <w:pPr>
@@ -2390,6 +2942,12 @@
               <w:bottom w:val="single" w:sz="4" w:space="0" w:color="CCCCCC"/>
               <w:right w:val="single" w:sz="4" w:space="0" w:color="CCCCCC"/>
             </w:tcBorders>
+            <w:tcMar>
+              <w:top w:w="60" w:type="dxa"/>
+              <w:bottom w:w="60" w:type="dxa"/>
+              <w:left w:w="100" w:type="dxa"/>
+              <w:right w:w="100" w:type="dxa"/>
+            </w:tcMar>
           </w:tcPr>
           <w:p>
             <w:pPr>
@@ -2421,6 +2979,12 @@
               <w:bottom w:val="single" w:sz="4" w:space="0" w:color="CCCCCC"/>
               <w:right w:val="single" w:sz="4" w:space="0" w:color="CCCCCC"/>
             </w:tcBorders>
+            <w:tcMar>
+              <w:top w:w="60" w:type="dxa"/>
+              <w:bottom w:w="60" w:type="dxa"/>
+              <w:left w:w="100" w:type="dxa"/>
+              <w:right w:w="100" w:type="dxa"/>
+            </w:tcMar>
           </w:tcPr>
           <w:p>
             <w:pPr>
@@ -2444,6 +3008,12 @@
               <w:bottom w:val="single" w:sz="4" w:space="0" w:color="CCCCCC"/>
               <w:right w:val="single" w:sz="4" w:space="0" w:color="CCCCCC"/>
             </w:tcBorders>
+            <w:tcMar>
+              <w:top w:w="60" w:type="dxa"/>
+              <w:bottom w:w="60" w:type="dxa"/>
+              <w:left w:w="100" w:type="dxa"/>
+              <w:right w:w="100" w:type="dxa"/>
+            </w:tcMar>
           </w:tcPr>
           <w:p>
             <w:pPr>
@@ -2467,6 +3037,12 @@
               <w:bottom w:val="single" w:sz="4" w:space="0" w:color="CCCCCC"/>
               <w:right w:val="single" w:sz="4" w:space="0" w:color="CCCCCC"/>
             </w:tcBorders>
+            <w:tcMar>
+              <w:top w:w="60" w:type="dxa"/>
+              <w:bottom w:w="60" w:type="dxa"/>
+              <w:left w:w="100" w:type="dxa"/>
+              <w:right w:w="100" w:type="dxa"/>
+            </w:tcMar>
           </w:tcPr>
           <w:p>
             <w:pPr>
@@ -2498,6 +3074,12 @@
               <w:bottom w:val="single" w:sz="4" w:space="0" w:color="CCCCCC"/>
               <w:right w:val="single" w:sz="4" w:space="0" w:color="CCCCCC"/>
             </w:tcBorders>
+            <w:tcMar>
+              <w:top w:w="60" w:type="dxa"/>
+              <w:bottom w:w="60" w:type="dxa"/>
+              <w:left w:w="100" w:type="dxa"/>
+              <w:right w:w="100" w:type="dxa"/>
+            </w:tcMar>
           </w:tcPr>
           <w:p>
             <w:pPr>
@@ -2523,7 +3105,22 @@
                 <w:rFonts w:ascii="Arial" w:hAnsi="Arial"/>
                 <w:sz w:val="17"/>
               </w:rPr>
-              <w:t xml:space="preserve"> ROV manual; tidak mengintegrasikan navigasi otonom berbasis estimasi Kalman Filter ganda.</w:t>
+              <w:t xml:space="preserve"> ROV manual; tidak mengintegrasikan navigasi otonom berbasis estimasi </w:t>
+            </w:r>
+            <w:r>
+              <w:rPr>
+                <w:rFonts w:ascii="Arial" w:hAnsi="Arial"/>
+                <w:i/>
+                <w:sz w:val="17"/>
+              </w:rPr>
+              <w:t>Kalman Filter</w:t>
+            </w:r>
+            <w:r>
+              <w:rPr>
+                <w:rFonts w:ascii="Arial" w:hAnsi="Arial"/>
+                <w:sz w:val="17"/>
+              </w:rPr>
+              <w:t xml:space="preserve"> ganda.</w:t>
             </w:r>
           </w:p>
         </w:tc>
@@ -2538,6 +3135,12 @@
               <w:bottom w:val="single" w:sz="4" w:space="0" w:color="CCCCCC"/>
               <w:right w:val="single" w:sz="4" w:space="0" w:color="CCCCCC"/>
             </w:tcBorders>
+            <w:tcMar>
+              <w:top w:w="60" w:type="dxa"/>
+              <w:bottom w:w="60" w:type="dxa"/>
+              <w:left w:w="100" w:type="dxa"/>
+              <w:right w:w="100" w:type="dxa"/>
+            </w:tcMar>
           </w:tcPr>
           <w:p>
             <w:pPr>
@@ -2562,6 +3165,12 @@
               <w:bottom w:val="single" w:sz="4" w:space="0" w:color="CCCCCC"/>
               <w:right w:val="single" w:sz="4" w:space="0" w:color="CCCCCC"/>
             </w:tcBorders>
+            <w:tcMar>
+              <w:top w:w="60" w:type="dxa"/>
+              <w:bottom w:w="60" w:type="dxa"/>
+              <w:left w:w="100" w:type="dxa"/>
+              <w:right w:w="100" w:type="dxa"/>
+            </w:tcMar>
           </w:tcPr>
           <w:p>
             <w:pPr>
@@ -2585,6 +3194,12 @@
               <w:bottom w:val="single" w:sz="4" w:space="0" w:color="CCCCCC"/>
               <w:right w:val="single" w:sz="4" w:space="0" w:color="CCCCCC"/>
             </w:tcBorders>
+            <w:tcMar>
+              <w:top w:w="60" w:type="dxa"/>
+              <w:bottom w:w="60" w:type="dxa"/>
+              <w:left w:w="100" w:type="dxa"/>
+              <w:right w:w="100" w:type="dxa"/>
+            </w:tcMar>
           </w:tcPr>
           <w:p>
             <w:pPr>
@@ -2609,6 +3224,12 @@
               <w:bottom w:val="single" w:sz="4" w:space="0" w:color="CCCCCC"/>
               <w:right w:val="single" w:sz="4" w:space="0" w:color="CCCCCC"/>
             </w:tcBorders>
+            <w:tcMar>
+              <w:top w:w="60" w:type="dxa"/>
+              <w:bottom w:w="60" w:type="dxa"/>
+              <w:left w:w="100" w:type="dxa"/>
+              <w:right w:w="100" w:type="dxa"/>
+            </w:tcMar>
           </w:tcPr>
           <w:p>
             <w:pPr>
@@ -2633,6 +3254,12 @@
               <w:bottom w:val="single" w:sz="4" w:space="0" w:color="CCCCCC"/>
               <w:right w:val="single" w:sz="4" w:space="0" w:color="CCCCCC"/>
             </w:tcBorders>
+            <w:tcMar>
+              <w:top w:w="60" w:type="dxa"/>
+              <w:bottom w:w="60" w:type="dxa"/>
+              <w:left w:w="100" w:type="dxa"/>
+              <w:right w:w="100" w:type="dxa"/>
+            </w:tcMar>
           </w:tcPr>
           <w:p>
             <w:pPr>
@@ -2912,7 +3539,22 @@
           <w:rFonts w:ascii="Arial" w:hAnsi="Arial"/>
           <w:sz w:val="20"/>
         </w:rPr>
-        <w:t xml:space="preserve"> (ECS) yang memisahkan status komponen fisik dari eksekusi logika kendali, memfasilitasi komputasi invers semu Moore-Penrose secara agnostik terhadap konfigurasi thruster [20]. Zuluaga dkk. (2022) serta Gieraths dkk. (2023) menetapkan metodologi </w:t>
+        <w:t xml:space="preserve"> (ECS) yang memisahkan status komponen fisik dari eksekusi logika kendali, memfasilitasi komputasi invers semu Moore-Penrose secara agnostik terhadap konfigurasi </w:t>
+      </w:r>
+      <w:r>
+        <w:rPr>
+          <w:rFonts w:ascii="Arial" w:hAnsi="Arial"/>
+          <w:i/>
+          <w:sz w:val="20"/>
+        </w:rPr>
+        <w:t>thruster</w:t>
+      </w:r>
+      <w:r>
+        <w:rPr>
+          <w:rFonts w:ascii="Arial" w:hAnsi="Arial"/>
+          <w:sz w:val="20"/>
+        </w:rPr>
+        <w:t xml:space="preserve"> [20]. Zuluaga dkk. (2022) serta Gieraths dkk. (2023) menetapkan metodologi </w:t>
       </w:r>
       <w:r>
         <w:rPr>
@@ -3029,7 +3671,22 @@
           <w:rFonts w:ascii="Arial" w:hAnsi="Arial"/>
           <w:sz w:val="20"/>
         </w:rPr>
-        <w:t>) pada platform BlueROV2 dieksplorasi oleh Mari dkk. (2026) [19]. Pengaruh dinamika kabel tether dan sistem multi-wahana dianalisis oleh Franchi dkk. (2022) serta Gaggero dkk. (2024) menggunakan sensor tegangan dan sistem penangkap gerak (</w:t>
+        <w:t xml:space="preserve">) pada platform BlueROV2 dieksplorasi oleh Mari dkk. (2026) [19]. Pengaruh dinamika kabel </w:t>
+      </w:r>
+      <w:r>
+        <w:rPr>
+          <w:rFonts w:ascii="Arial" w:hAnsi="Arial"/>
+          <w:i/>
+          <w:sz w:val="20"/>
+        </w:rPr>
+        <w:t>tether</w:t>
+      </w:r>
+      <w:r>
+        <w:rPr>
+          <w:rFonts w:ascii="Arial" w:hAnsi="Arial"/>
+          <w:sz w:val="20"/>
+        </w:rPr>
+        <w:t xml:space="preserve"> dan sistem multi-wahana dianalisis oleh Franchi dkk. (2022) serta Gaggero dkk. (2024) menggunakan sensor tegangan dan sistem penangkap gerak (</w:t>
       </w:r>
       <w:r>
         <w:rPr>
@@ -3245,7 +3902,7 @@
           <w:b/>
           <w:sz w:val="20"/>
         </w:rPr>
-        <w:t>$$\mathcal{F}^n = \{On, xn, yn, zn\}$$</w:t>
+        <w:t>$$\mathcal{F}^n = \{O_n, x_n, y_n, z_n\}$$</w:t>
       </w:r>
     </w:p>
     <w:p>
@@ -3602,7 +4259,7 @@
           <w:b/>
           <w:sz w:val="20"/>
         </w:rPr>
-        <w:t>$$\mathcal{F}^b = \{Ob, xb, yb, zb\}$$</w:t>
+        <w:t>$$\mathcal{F}^b = \{O_b, x_b, y_b, z_b\}$$</w:t>
       </w:r>
     </w:p>
     <w:p>
@@ -3926,6 +4583,12 @@
               <w:bottom w:val="single" w:sz="4" w:space="0" w:color="CCCCCC"/>
               <w:right w:val="single" w:sz="4" w:space="0" w:color="CCCCCC"/>
             </w:tcBorders>
+            <w:tcMar>
+              <w:top w:w="60" w:type="dxa"/>
+              <w:bottom w:w="60" w:type="dxa"/>
+              <w:left w:w="100" w:type="dxa"/>
+              <w:right w:w="100" w:type="dxa"/>
+            </w:tcMar>
             <w:shd w:fill="EAEFF5"/>
           </w:tcPr>
           <w:p>
@@ -3951,6 +4614,12 @@
               <w:bottom w:val="single" w:sz="4" w:space="0" w:color="CCCCCC"/>
               <w:right w:val="single" w:sz="4" w:space="0" w:color="CCCCCC"/>
             </w:tcBorders>
+            <w:tcMar>
+              <w:top w:w="60" w:type="dxa"/>
+              <w:bottom w:w="60" w:type="dxa"/>
+              <w:left w:w="100" w:type="dxa"/>
+              <w:right w:w="100" w:type="dxa"/>
+            </w:tcMar>
             <w:shd w:fill="EAEFF5"/>
           </w:tcPr>
           <w:p>
@@ -3976,6 +4645,12 @@
               <w:bottom w:val="single" w:sz="4" w:space="0" w:color="CCCCCC"/>
               <w:right w:val="single" w:sz="4" w:space="0" w:color="CCCCCC"/>
             </w:tcBorders>
+            <w:tcMar>
+              <w:top w:w="60" w:type="dxa"/>
+              <w:bottom w:w="60" w:type="dxa"/>
+              <w:left w:w="100" w:type="dxa"/>
+              <w:right w:w="100" w:type="dxa"/>
+            </w:tcMar>
             <w:shd w:fill="EAEFF5"/>
           </w:tcPr>
           <w:p>
@@ -4017,6 +4692,12 @@
               <w:bottom w:val="single" w:sz="4" w:space="0" w:color="CCCCCC"/>
               <w:right w:val="single" w:sz="4" w:space="0" w:color="CCCCCC"/>
             </w:tcBorders>
+            <w:tcMar>
+              <w:top w:w="60" w:type="dxa"/>
+              <w:bottom w:w="60" w:type="dxa"/>
+              <w:left w:w="100" w:type="dxa"/>
+              <w:right w:w="100" w:type="dxa"/>
+            </w:tcMar>
             <w:shd w:fill="EAEFF5"/>
           </w:tcPr>
           <w:p>
@@ -4058,6 +4739,12 @@
               <w:bottom w:val="single" w:sz="4" w:space="0" w:color="CCCCCC"/>
               <w:right w:val="single" w:sz="4" w:space="0" w:color="CCCCCC"/>
             </w:tcBorders>
+            <w:tcMar>
+              <w:top w:w="60" w:type="dxa"/>
+              <w:bottom w:w="60" w:type="dxa"/>
+              <w:left w:w="100" w:type="dxa"/>
+              <w:right w:w="100" w:type="dxa"/>
+            </w:tcMar>
             <w:shd w:fill="EAEFF5"/>
           </w:tcPr>
           <w:p>
@@ -4101,6 +4788,12 @@
               <w:bottom w:val="single" w:sz="4" w:space="0" w:color="CCCCCC"/>
               <w:right w:val="single" w:sz="4" w:space="0" w:color="CCCCCC"/>
             </w:tcBorders>
+            <w:tcMar>
+              <w:top w:w="60" w:type="dxa"/>
+              <w:bottom w:w="60" w:type="dxa"/>
+              <w:left w:w="100" w:type="dxa"/>
+              <w:right w:w="100" w:type="dxa"/>
+            </w:tcMar>
           </w:tcPr>
           <w:p>
             <w:pPr>
@@ -4125,6 +4818,12 @@
               <w:bottom w:val="single" w:sz="4" w:space="0" w:color="CCCCCC"/>
               <w:right w:val="single" w:sz="4" w:space="0" w:color="CCCCCC"/>
             </w:tcBorders>
+            <w:tcMar>
+              <w:top w:w="60" w:type="dxa"/>
+              <w:bottom w:w="60" w:type="dxa"/>
+              <w:left w:w="100" w:type="dxa"/>
+              <w:right w:w="100" w:type="dxa"/>
+            </w:tcMar>
           </w:tcPr>
           <w:p>
             <w:pPr>
@@ -4177,6 +4876,12 @@
               <w:bottom w:val="single" w:sz="4" w:space="0" w:color="CCCCCC"/>
               <w:right w:val="single" w:sz="4" w:space="0" w:color="CCCCCC"/>
             </w:tcBorders>
+            <w:tcMar>
+              <w:top w:w="60" w:type="dxa"/>
+              <w:bottom w:w="60" w:type="dxa"/>
+              <w:left w:w="100" w:type="dxa"/>
+              <w:right w:w="100" w:type="dxa"/>
+            </w:tcMar>
           </w:tcPr>
           <w:p>
             <w:pPr>
@@ -4221,6 +4926,12 @@
               <w:bottom w:val="single" w:sz="4" w:space="0" w:color="CCCCCC"/>
               <w:right w:val="single" w:sz="4" w:space="0" w:color="CCCCCC"/>
             </w:tcBorders>
+            <w:tcMar>
+              <w:top w:w="60" w:type="dxa"/>
+              <w:bottom w:w="60" w:type="dxa"/>
+              <w:left w:w="100" w:type="dxa"/>
+              <w:right w:w="100" w:type="dxa"/>
+            </w:tcMar>
           </w:tcPr>
           <w:p>
             <w:pPr>
@@ -4265,6 +4976,12 @@
               <w:bottom w:val="single" w:sz="4" w:space="0" w:color="CCCCCC"/>
               <w:right w:val="single" w:sz="4" w:space="0" w:color="CCCCCC"/>
             </w:tcBorders>
+            <w:tcMar>
+              <w:top w:w="60" w:type="dxa"/>
+              <w:bottom w:w="60" w:type="dxa"/>
+              <w:left w:w="100" w:type="dxa"/>
+              <w:right w:w="100" w:type="dxa"/>
+            </w:tcMar>
           </w:tcPr>
           <w:p>
             <w:pPr>
@@ -4311,6 +5028,12 @@
               <w:bottom w:val="single" w:sz="4" w:space="0" w:color="CCCCCC"/>
               <w:right w:val="single" w:sz="4" w:space="0" w:color="CCCCCC"/>
             </w:tcBorders>
+            <w:tcMar>
+              <w:top w:w="60" w:type="dxa"/>
+              <w:bottom w:w="60" w:type="dxa"/>
+              <w:left w:w="100" w:type="dxa"/>
+              <w:right w:w="100" w:type="dxa"/>
+            </w:tcMar>
           </w:tcPr>
           <w:p>
             <w:pPr>
@@ -4335,6 +5058,12 @@
               <w:bottom w:val="single" w:sz="4" w:space="0" w:color="CCCCCC"/>
               <w:right w:val="single" w:sz="4" w:space="0" w:color="CCCCCC"/>
             </w:tcBorders>
+            <w:tcMar>
+              <w:top w:w="60" w:type="dxa"/>
+              <w:bottom w:w="60" w:type="dxa"/>
+              <w:left w:w="100" w:type="dxa"/>
+              <w:right w:w="100" w:type="dxa"/>
+            </w:tcMar>
           </w:tcPr>
           <w:p>
             <w:pPr>
@@ -4387,6 +5116,12 @@
               <w:bottom w:val="single" w:sz="4" w:space="0" w:color="CCCCCC"/>
               <w:right w:val="single" w:sz="4" w:space="0" w:color="CCCCCC"/>
             </w:tcBorders>
+            <w:tcMar>
+              <w:top w:w="60" w:type="dxa"/>
+              <w:bottom w:w="60" w:type="dxa"/>
+              <w:left w:w="100" w:type="dxa"/>
+              <w:right w:w="100" w:type="dxa"/>
+            </w:tcMar>
           </w:tcPr>
           <w:p>
             <w:pPr>
@@ -4431,6 +5166,12 @@
               <w:bottom w:val="single" w:sz="4" w:space="0" w:color="CCCCCC"/>
               <w:right w:val="single" w:sz="4" w:space="0" w:color="CCCCCC"/>
             </w:tcBorders>
+            <w:tcMar>
+              <w:top w:w="60" w:type="dxa"/>
+              <w:bottom w:w="60" w:type="dxa"/>
+              <w:left w:w="100" w:type="dxa"/>
+              <w:right w:w="100" w:type="dxa"/>
+            </w:tcMar>
           </w:tcPr>
           <w:p>
             <w:pPr>
@@ -4475,6 +5216,12 @@
               <w:bottom w:val="single" w:sz="4" w:space="0" w:color="CCCCCC"/>
               <w:right w:val="single" w:sz="4" w:space="0" w:color="CCCCCC"/>
             </w:tcBorders>
+            <w:tcMar>
+              <w:top w:w="60" w:type="dxa"/>
+              <w:bottom w:w="60" w:type="dxa"/>
+              <w:left w:w="100" w:type="dxa"/>
+              <w:right w:w="100" w:type="dxa"/>
+            </w:tcMar>
           </w:tcPr>
           <w:p>
             <w:pPr>
@@ -4521,6 +5268,12 @@
               <w:bottom w:val="single" w:sz="4" w:space="0" w:color="CCCCCC"/>
               <w:right w:val="single" w:sz="4" w:space="0" w:color="CCCCCC"/>
             </w:tcBorders>
+            <w:tcMar>
+              <w:top w:w="60" w:type="dxa"/>
+              <w:bottom w:w="60" w:type="dxa"/>
+              <w:left w:w="100" w:type="dxa"/>
+              <w:right w:w="100" w:type="dxa"/>
+            </w:tcMar>
           </w:tcPr>
           <w:p>
             <w:pPr>
@@ -4545,6 +5298,12 @@
               <w:bottom w:val="single" w:sz="4" w:space="0" w:color="CCCCCC"/>
               <w:right w:val="single" w:sz="4" w:space="0" w:color="CCCCCC"/>
             </w:tcBorders>
+            <w:tcMar>
+              <w:top w:w="60" w:type="dxa"/>
+              <w:bottom w:w="60" w:type="dxa"/>
+              <w:left w:w="100" w:type="dxa"/>
+              <w:right w:w="100" w:type="dxa"/>
+            </w:tcMar>
           </w:tcPr>
           <w:p>
             <w:pPr>
@@ -4597,6 +5356,12 @@
               <w:bottom w:val="single" w:sz="4" w:space="0" w:color="CCCCCC"/>
               <w:right w:val="single" w:sz="4" w:space="0" w:color="CCCCCC"/>
             </w:tcBorders>
+            <w:tcMar>
+              <w:top w:w="60" w:type="dxa"/>
+              <w:bottom w:w="60" w:type="dxa"/>
+              <w:left w:w="100" w:type="dxa"/>
+              <w:right w:w="100" w:type="dxa"/>
+            </w:tcMar>
           </w:tcPr>
           <w:p>
             <w:pPr>
@@ -4641,6 +5406,12 @@
               <w:bottom w:val="single" w:sz="4" w:space="0" w:color="CCCCCC"/>
               <w:right w:val="single" w:sz="4" w:space="0" w:color="CCCCCC"/>
             </w:tcBorders>
+            <w:tcMar>
+              <w:top w:w="60" w:type="dxa"/>
+              <w:bottom w:w="60" w:type="dxa"/>
+              <w:left w:w="100" w:type="dxa"/>
+              <w:right w:w="100" w:type="dxa"/>
+            </w:tcMar>
           </w:tcPr>
           <w:p>
             <w:pPr>
@@ -4685,6 +5456,12 @@
               <w:bottom w:val="single" w:sz="4" w:space="0" w:color="CCCCCC"/>
               <w:right w:val="single" w:sz="4" w:space="0" w:color="CCCCCC"/>
             </w:tcBorders>
+            <w:tcMar>
+              <w:top w:w="60" w:type="dxa"/>
+              <w:bottom w:w="60" w:type="dxa"/>
+              <w:left w:w="100" w:type="dxa"/>
+              <w:right w:w="100" w:type="dxa"/>
+            </w:tcMar>
           </w:tcPr>
           <w:p>
             <w:pPr>
@@ -4731,6 +5508,12 @@
               <w:bottom w:val="single" w:sz="4" w:space="0" w:color="CCCCCC"/>
               <w:right w:val="single" w:sz="4" w:space="0" w:color="CCCCCC"/>
             </w:tcBorders>
+            <w:tcMar>
+              <w:top w:w="60" w:type="dxa"/>
+              <w:bottom w:w="60" w:type="dxa"/>
+              <w:left w:w="100" w:type="dxa"/>
+              <w:right w:w="100" w:type="dxa"/>
+            </w:tcMar>
           </w:tcPr>
           <w:p>
             <w:pPr>
@@ -4755,6 +5538,12 @@
               <w:bottom w:val="single" w:sz="4" w:space="0" w:color="CCCCCC"/>
               <w:right w:val="single" w:sz="4" w:space="0" w:color="CCCCCC"/>
             </w:tcBorders>
+            <w:tcMar>
+              <w:top w:w="60" w:type="dxa"/>
+              <w:bottom w:w="60" w:type="dxa"/>
+              <w:left w:w="100" w:type="dxa"/>
+              <w:right w:w="100" w:type="dxa"/>
+            </w:tcMar>
           </w:tcPr>
           <w:p>
             <w:pPr>
@@ -4807,6 +5596,12 @@
               <w:bottom w:val="single" w:sz="4" w:space="0" w:color="CCCCCC"/>
               <w:right w:val="single" w:sz="4" w:space="0" w:color="CCCCCC"/>
             </w:tcBorders>
+            <w:tcMar>
+              <w:top w:w="60" w:type="dxa"/>
+              <w:bottom w:w="60" w:type="dxa"/>
+              <w:left w:w="100" w:type="dxa"/>
+              <w:right w:w="100" w:type="dxa"/>
+            </w:tcMar>
           </w:tcPr>
           <w:p>
             <w:pPr>
@@ -4851,6 +5646,12 @@
               <w:bottom w:val="single" w:sz="4" w:space="0" w:color="CCCCCC"/>
               <w:right w:val="single" w:sz="4" w:space="0" w:color="CCCCCC"/>
             </w:tcBorders>
+            <w:tcMar>
+              <w:top w:w="60" w:type="dxa"/>
+              <w:bottom w:w="60" w:type="dxa"/>
+              <w:left w:w="100" w:type="dxa"/>
+              <w:right w:w="100" w:type="dxa"/>
+            </w:tcMar>
           </w:tcPr>
           <w:p>
             <w:pPr>
@@ -4895,6 +5696,12 @@
               <w:bottom w:val="single" w:sz="4" w:space="0" w:color="CCCCCC"/>
               <w:right w:val="single" w:sz="4" w:space="0" w:color="CCCCCC"/>
             </w:tcBorders>
+            <w:tcMar>
+              <w:top w:w="60" w:type="dxa"/>
+              <w:bottom w:w="60" w:type="dxa"/>
+              <w:left w:w="100" w:type="dxa"/>
+              <w:right w:w="100" w:type="dxa"/>
+            </w:tcMar>
           </w:tcPr>
           <w:p>
             <w:pPr>
@@ -4941,6 +5748,12 @@
               <w:bottom w:val="single" w:sz="4" w:space="0" w:color="CCCCCC"/>
               <w:right w:val="single" w:sz="4" w:space="0" w:color="CCCCCC"/>
             </w:tcBorders>
+            <w:tcMar>
+              <w:top w:w="60" w:type="dxa"/>
+              <w:bottom w:w="60" w:type="dxa"/>
+              <w:left w:w="100" w:type="dxa"/>
+              <w:right w:w="100" w:type="dxa"/>
+            </w:tcMar>
           </w:tcPr>
           <w:p>
             <w:pPr>
@@ -4965,6 +5778,12 @@
               <w:bottom w:val="single" w:sz="4" w:space="0" w:color="CCCCCC"/>
               <w:right w:val="single" w:sz="4" w:space="0" w:color="CCCCCC"/>
             </w:tcBorders>
+            <w:tcMar>
+              <w:top w:w="60" w:type="dxa"/>
+              <w:bottom w:w="60" w:type="dxa"/>
+              <w:left w:w="100" w:type="dxa"/>
+              <w:right w:w="100" w:type="dxa"/>
+            </w:tcMar>
           </w:tcPr>
           <w:p>
             <w:pPr>
@@ -5017,6 +5836,12 @@
               <w:bottom w:val="single" w:sz="4" w:space="0" w:color="CCCCCC"/>
               <w:right w:val="single" w:sz="4" w:space="0" w:color="CCCCCC"/>
             </w:tcBorders>
+            <w:tcMar>
+              <w:top w:w="60" w:type="dxa"/>
+              <w:bottom w:w="60" w:type="dxa"/>
+              <w:left w:w="100" w:type="dxa"/>
+              <w:right w:w="100" w:type="dxa"/>
+            </w:tcMar>
           </w:tcPr>
           <w:p>
             <w:pPr>
@@ -5061,6 +5886,12 @@
               <w:bottom w:val="single" w:sz="4" w:space="0" w:color="CCCCCC"/>
               <w:right w:val="single" w:sz="4" w:space="0" w:color="CCCCCC"/>
             </w:tcBorders>
+            <w:tcMar>
+              <w:top w:w="60" w:type="dxa"/>
+              <w:bottom w:w="60" w:type="dxa"/>
+              <w:left w:w="100" w:type="dxa"/>
+              <w:right w:w="100" w:type="dxa"/>
+            </w:tcMar>
           </w:tcPr>
           <w:p>
             <w:pPr>
@@ -5105,6 +5936,12 @@
               <w:bottom w:val="single" w:sz="4" w:space="0" w:color="CCCCCC"/>
               <w:right w:val="single" w:sz="4" w:space="0" w:color="CCCCCC"/>
             </w:tcBorders>
+            <w:tcMar>
+              <w:top w:w="60" w:type="dxa"/>
+              <w:bottom w:w="60" w:type="dxa"/>
+              <w:left w:w="100" w:type="dxa"/>
+              <w:right w:w="100" w:type="dxa"/>
+            </w:tcMar>
           </w:tcPr>
           <w:p>
             <w:pPr>
@@ -5151,6 +5988,12 @@
               <w:bottom w:val="single" w:sz="4" w:space="0" w:color="CCCCCC"/>
               <w:right w:val="single" w:sz="4" w:space="0" w:color="CCCCCC"/>
             </w:tcBorders>
+            <w:tcMar>
+              <w:top w:w="60" w:type="dxa"/>
+              <w:bottom w:w="60" w:type="dxa"/>
+              <w:left w:w="100" w:type="dxa"/>
+              <w:right w:w="100" w:type="dxa"/>
+            </w:tcMar>
           </w:tcPr>
           <w:p>
             <w:pPr>
@@ -5175,6 +6018,12 @@
               <w:bottom w:val="single" w:sz="4" w:space="0" w:color="CCCCCC"/>
               <w:right w:val="single" w:sz="4" w:space="0" w:color="CCCCCC"/>
             </w:tcBorders>
+            <w:tcMar>
+              <w:top w:w="60" w:type="dxa"/>
+              <w:bottom w:w="60" w:type="dxa"/>
+              <w:left w:w="100" w:type="dxa"/>
+              <w:right w:w="100" w:type="dxa"/>
+            </w:tcMar>
           </w:tcPr>
           <w:p>
             <w:pPr>
@@ -5227,6 +6076,12 @@
               <w:bottom w:val="single" w:sz="4" w:space="0" w:color="CCCCCC"/>
               <w:right w:val="single" w:sz="4" w:space="0" w:color="CCCCCC"/>
             </w:tcBorders>
+            <w:tcMar>
+              <w:top w:w="60" w:type="dxa"/>
+              <w:bottom w:w="60" w:type="dxa"/>
+              <w:left w:w="100" w:type="dxa"/>
+              <w:right w:w="100" w:type="dxa"/>
+            </w:tcMar>
           </w:tcPr>
           <w:p>
             <w:pPr>
@@ -5271,6 +6126,12 @@
               <w:bottom w:val="single" w:sz="4" w:space="0" w:color="CCCCCC"/>
               <w:right w:val="single" w:sz="4" w:space="0" w:color="CCCCCC"/>
             </w:tcBorders>
+            <w:tcMar>
+              <w:top w:w="60" w:type="dxa"/>
+              <w:bottom w:w="60" w:type="dxa"/>
+              <w:left w:w="100" w:type="dxa"/>
+              <w:right w:w="100" w:type="dxa"/>
+            </w:tcMar>
           </w:tcPr>
           <w:p>
             <w:pPr>
@@ -5315,6 +6176,12 @@
               <w:bottom w:val="single" w:sz="4" w:space="0" w:color="CCCCCC"/>
               <w:right w:val="single" w:sz="4" w:space="0" w:color="CCCCCC"/>
             </w:tcBorders>
+            <w:tcMar>
+              <w:top w:w="60" w:type="dxa"/>
+              <w:bottom w:w="60" w:type="dxa"/>
+              <w:left w:w="100" w:type="dxa"/>
+              <w:right w:w="100" w:type="dxa"/>
+            </w:tcMar>
           </w:tcPr>
           <w:p>
             <w:pPr>
@@ -6754,7 +7621,7 @@
           <w:b/>
           <w:sz w:val="20"/>
         </w:rPr>
-        <w:t>$$\mathbf{R}b^n \in SO(3)$$</w:t>
+        <w:t>$$\mathbf{R}_b^n \in SO(3)$$</w:t>
       </w:r>
     </w:p>
     <w:p>
@@ -7463,7 +8330,7 @@
           <w:b/>
           <w:sz w:val="20"/>
         </w:rPr>
-        <w:t>$$\mathbf{T}\Theta$$</w:t>
+        <w:t>$$\mathbf{T}_\Theta$$</w:t>
       </w:r>
       <w:r>
         <w:rPr>
@@ -8157,7 +9024,24 @@
           <w:b/>
           <w:sz w:val="20"/>
         </w:rPr>
-        <w:t>2.3.3 Singularitas Representasi (Gimbal Lock) dan Formulasi Unit Quaternion</w:t>
+        <w:t>2.3.3 Singularitas Representasi (</w:t>
+      </w:r>
+      <w:r>
+        <w:rPr>
+          <w:rFonts w:ascii="Arial" w:hAnsi="Arial"/>
+          <w:b/>
+          <w:i/>
+          <w:sz w:val="20"/>
+        </w:rPr>
+        <w:t>Gimbal Lock</w:t>
+      </w:r>
+      <w:r>
+        <w:rPr>
+          <w:rFonts w:ascii="Arial" w:hAnsi="Arial"/>
+          <w:b/>
+          <w:sz w:val="20"/>
+        </w:rPr>
+        <w:t>) dan Formulasi Unit Quaternion</w:t>
       </w:r>
     </w:p>
     <w:p>
@@ -9013,7 +9897,7 @@
           <w:b/>
           <w:sz w:val="20"/>
         </w:rPr>
-        <w:t>$$\mathbf{M} = \mathbf{M}{RB} + \mathbf{M}A$$</w:t>
+        <w:t>$$\mathbf{M} = \mathbf{M}_{RB} + \mathbf{M}_A$$</w:t>
       </w:r>
     </w:p>
     <w:p>
@@ -9024,10 +9908,17 @@
         <w:rPr>
           <w:rFonts w:ascii="Arial" w:hAnsi="Arial"/>
           <w:b/>
-          <w:i/>
-          <w:sz w:val="20"/>
-        </w:rPr>
-        <w:t>1. Matriks Massa Inersia Bodi Kaku $$\mathbf{M}{RB}$$</w:t>
+          <w:sz w:val="20"/>
+        </w:rPr>
+        <w:t xml:space="preserve">1. Matriks Massa Inersia Bodi Kaku </w:t>
+      </w:r>
+      <w:r>
+        <w:rPr>
+          <w:rFonts w:ascii="Arial" w:hAnsi="Arial"/>
+          <w:b/>
+          <w:sz w:val="20"/>
+        </w:rPr>
+        <w:t>$$\mathbf{M}_{RB}$$</w:t>
       </w:r>
     </w:p>
     <w:p>
@@ -9527,10 +10418,17 @@
         <w:rPr>
           <w:rFonts w:ascii="Arial" w:hAnsi="Arial"/>
           <w:b/>
-          <w:i/>
-          <w:sz w:val="20"/>
-        </w:rPr>
-        <w:t>2. Matriks Massa Tambah Hidrodinamika Fluida $$\mathbf{M}A$$</w:t>
+          <w:sz w:val="20"/>
+        </w:rPr>
+        <w:t xml:space="preserve">2. Matriks Massa Tambah Hidrodinamika Fluida </w:t>
+      </w:r>
+      <w:r>
+        <w:rPr>
+          <w:rFonts w:ascii="Arial" w:hAnsi="Arial"/>
+          <w:b/>
+          <w:sz w:val="20"/>
+        </w:rPr>
+        <w:t>$$\mathbf{M}_A$$</w:t>
       </w:r>
     </w:p>
     <w:p>
@@ -9836,10 +10734,17 @@
         <w:rPr>
           <w:rFonts w:ascii="Arial" w:hAnsi="Arial"/>
           <w:b/>
-          <w:i/>
-          <w:sz w:val="20"/>
-        </w:rPr>
-        <w:t>3. Tensor Massa Sistem Gabungan $$\mathbf{M}$$</w:t>
+          <w:sz w:val="20"/>
+        </w:rPr>
+        <w:t xml:space="preserve">3. Tensor Massa Sistem Gabungan </w:t>
+      </w:r>
+      <w:r>
+        <w:rPr>
+          <w:rFonts w:ascii="Arial" w:hAnsi="Arial"/>
+          <w:b/>
+          <w:sz w:val="20"/>
+        </w:rPr>
+        <w:t>$$\mathbf{M}$$</w:t>
       </w:r>
     </w:p>
     <w:p>
@@ -9914,7 +10819,7 @@
           <w:b/>
           <w:sz w:val="20"/>
         </w:rPr>
-        <w:t>$$\mathbf{C}{RB}(\boldsymbol{\nu})$$</w:t>
+        <w:t>$$\mathbf{C}_{RB}(\boldsymbol{\nu})$$</w:t>
       </w:r>
       <w:r>
         <w:rPr>
@@ -9930,7 +10835,7 @@
           <w:b/>
           <w:sz w:val="20"/>
         </w:rPr>
-        <w:t>$$\mathbf{C}A(\boldsymbol{\nu}r)$$</w:t>
+        <w:t>$$\mathbf{C}_A(\boldsymbol{\nu}_r)$$</w:t>
       </w:r>
     </w:p>
     <w:p>
@@ -9941,10 +10846,17 @@
         <w:rPr>
           <w:rFonts w:ascii="Arial" w:hAnsi="Arial"/>
           <w:b/>
-          <w:i/>
-          <w:sz w:val="20"/>
-        </w:rPr>
-        <w:t>1. Matriks Coriolis Bodi Kaku $$\mathbf{C}{RB}(\boldsymbol{\nu})$$</w:t>
+          <w:sz w:val="20"/>
+        </w:rPr>
+        <w:t xml:space="preserve">1. Matriks Coriolis Bodi Kaku </w:t>
+      </w:r>
+      <w:r>
+        <w:rPr>
+          <w:rFonts w:ascii="Arial" w:hAnsi="Arial"/>
+          <w:b/>
+          <w:sz w:val="20"/>
+        </w:rPr>
+        <w:t>$$\mathbf{C}_{RB}(\boldsymbol{\nu})$$</w:t>
       </w:r>
     </w:p>
     <w:p>
@@ -10137,10 +11049,17 @@
         <w:rPr>
           <w:rFonts w:ascii="Arial" w:hAnsi="Arial"/>
           <w:b/>
-          <w:i/>
-          <w:sz w:val="20"/>
-        </w:rPr>
-        <w:t>2. Matriks Coriolis Massa Tambah $$\mathbf{C}A(\boldsymbol{\nu}r)$$</w:t>
+          <w:sz w:val="20"/>
+        </w:rPr>
+        <w:t xml:space="preserve">2. Matriks Coriolis Massa Tambah </w:t>
+      </w:r>
+      <w:r>
+        <w:rPr>
+          <w:rFonts w:ascii="Arial" w:hAnsi="Arial"/>
+          <w:b/>
+          <w:sz w:val="20"/>
+        </w:rPr>
+        <w:t>$$\mathbf{C}_A(\boldsymbol{\nu}_r)$$</w:t>
       </w:r>
     </w:p>
     <w:p>
@@ -10306,7 +11225,24 @@
           <w:b/>
           <w:sz w:val="20"/>
         </w:rPr>
-        <w:t>2.4.3 Analisis Destabilisasi Momen Munk Hidrodinamika (Hydrodynamic Munk Moment)</w:t>
+        <w:t>2.4.3 Analisis Destabilisasi Momen Munk Hidrodinamika (</w:t>
+      </w:r>
+      <w:r>
+        <w:rPr>
+          <w:rFonts w:ascii="Arial" w:hAnsi="Arial"/>
+          <w:b/>
+          <w:i/>
+          <w:sz w:val="20"/>
+        </w:rPr>
+        <w:t>Hydrodynamic Munk Moment</w:t>
+      </w:r>
+      <w:r>
+        <w:rPr>
+          <w:rFonts w:ascii="Arial" w:hAnsi="Arial"/>
+          <w:b/>
+          <w:sz w:val="20"/>
+        </w:rPr>
+        <w:t>)</w:t>
       </w:r>
     </w:p>
     <w:p>
@@ -10819,7 +11755,7 @@
           <w:b/>
           <w:sz w:val="20"/>
         </w:rPr>
-        <w:t>$$\mathbf{D}(\boldsymbol{\nu}r)$$</w:t>
+        <w:t>$$\mathbf{D}(\boldsymbol{\nu}_r)$$</w:t>
       </w:r>
     </w:p>
     <w:p>
@@ -12425,7 +13361,7 @@
           <w:b/>
           <w:sz w:val="20"/>
         </w:rPr>
-        <w:t>$$\mathbf{T}{6 \times 8}$$</w:t>
+        <w:t>$$\mathbf{T}_{6 \times 8}$$</w:t>
       </w:r>
       <w:r>
         <w:rPr>
@@ -13058,6 +13994,12 @@
               <w:bottom w:val="single" w:sz="4" w:space="0" w:color="CCCCCC"/>
               <w:right w:val="single" w:sz="4" w:space="0" w:color="CCCCCC"/>
             </w:tcBorders>
+            <w:tcMar>
+              <w:top w:w="60" w:type="dxa"/>
+              <w:bottom w:w="60" w:type="dxa"/>
+              <w:left w:w="100" w:type="dxa"/>
+              <w:right w:w="100" w:type="dxa"/>
+            </w:tcMar>
             <w:shd w:fill="EAEFF5"/>
           </w:tcPr>
           <w:p>
@@ -13099,6 +14041,12 @@
               <w:bottom w:val="single" w:sz="4" w:space="0" w:color="CCCCCC"/>
               <w:right w:val="single" w:sz="4" w:space="0" w:color="CCCCCC"/>
             </w:tcBorders>
+            <w:tcMar>
+              <w:top w:w="60" w:type="dxa"/>
+              <w:bottom w:w="60" w:type="dxa"/>
+              <w:left w:w="100" w:type="dxa"/>
+              <w:right w:w="100" w:type="dxa"/>
+            </w:tcMar>
             <w:shd w:fill="EAEFF5"/>
           </w:tcPr>
           <w:p>
@@ -13124,6 +14072,12 @@
               <w:bottom w:val="single" w:sz="4" w:space="0" w:color="CCCCCC"/>
               <w:right w:val="single" w:sz="4" w:space="0" w:color="CCCCCC"/>
             </w:tcBorders>
+            <w:tcMar>
+              <w:top w:w="60" w:type="dxa"/>
+              <w:bottom w:w="60" w:type="dxa"/>
+              <w:left w:w="100" w:type="dxa"/>
+              <w:right w:w="100" w:type="dxa"/>
+            </w:tcMar>
             <w:shd w:fill="EAEFF5"/>
           </w:tcPr>
           <w:p>
@@ -13165,6 +14119,12 @@
               <w:bottom w:val="single" w:sz="4" w:space="0" w:color="CCCCCC"/>
               <w:right w:val="single" w:sz="4" w:space="0" w:color="CCCCCC"/>
             </w:tcBorders>
+            <w:tcMar>
+              <w:top w:w="60" w:type="dxa"/>
+              <w:bottom w:w="60" w:type="dxa"/>
+              <w:left w:w="100" w:type="dxa"/>
+              <w:right w:w="100" w:type="dxa"/>
+            </w:tcMar>
             <w:shd w:fill="EAEFF5"/>
           </w:tcPr>
           <w:p>
@@ -13206,6 +14166,12 @@
               <w:bottom w:val="single" w:sz="4" w:space="0" w:color="CCCCCC"/>
               <w:right w:val="single" w:sz="4" w:space="0" w:color="CCCCCC"/>
             </w:tcBorders>
+            <w:tcMar>
+              <w:top w:w="60" w:type="dxa"/>
+              <w:bottom w:w="60" w:type="dxa"/>
+              <w:left w:w="100" w:type="dxa"/>
+              <w:right w:w="100" w:type="dxa"/>
+            </w:tcMar>
             <w:shd w:fill="EAEFF5"/>
           </w:tcPr>
           <w:p>
@@ -13247,6 +14213,12 @@
               <w:bottom w:val="single" w:sz="4" w:space="0" w:color="CCCCCC"/>
               <w:right w:val="single" w:sz="4" w:space="0" w:color="CCCCCC"/>
             </w:tcBorders>
+            <w:tcMar>
+              <w:top w:w="60" w:type="dxa"/>
+              <w:bottom w:w="60" w:type="dxa"/>
+              <w:left w:w="100" w:type="dxa"/>
+              <w:right w:w="100" w:type="dxa"/>
+            </w:tcMar>
             <w:shd w:fill="EAEFF5"/>
           </w:tcPr>
           <w:p>
@@ -13280,6 +14252,12 @@
               <w:bottom w:val="single" w:sz="4" w:space="0" w:color="CCCCCC"/>
               <w:right w:val="single" w:sz="4" w:space="0" w:color="CCCCCC"/>
             </w:tcBorders>
+            <w:tcMar>
+              <w:top w:w="60" w:type="dxa"/>
+              <w:bottom w:w="60" w:type="dxa"/>
+              <w:left w:w="100" w:type="dxa"/>
+              <w:right w:w="100" w:type="dxa"/>
+            </w:tcMar>
             <w:shd w:fill="EAEFF5"/>
           </w:tcPr>
           <w:p>
@@ -13313,6 +14291,12 @@
               <w:bottom w:val="single" w:sz="4" w:space="0" w:color="CCCCCC"/>
               <w:right w:val="single" w:sz="4" w:space="0" w:color="CCCCCC"/>
             </w:tcBorders>
+            <w:tcMar>
+              <w:top w:w="60" w:type="dxa"/>
+              <w:bottom w:w="60" w:type="dxa"/>
+              <w:left w:w="100" w:type="dxa"/>
+              <w:right w:w="100" w:type="dxa"/>
+            </w:tcMar>
             <w:shd w:fill="EAEFF5"/>
           </w:tcPr>
           <w:p>
@@ -13348,6 +14332,12 @@
               <w:bottom w:val="single" w:sz="4" w:space="0" w:color="CCCCCC"/>
               <w:right w:val="single" w:sz="4" w:space="0" w:color="CCCCCC"/>
             </w:tcBorders>
+            <w:tcMar>
+              <w:top w:w="60" w:type="dxa"/>
+              <w:bottom w:w="60" w:type="dxa"/>
+              <w:left w:w="100" w:type="dxa"/>
+              <w:right w:w="100" w:type="dxa"/>
+            </w:tcMar>
           </w:tcPr>
           <w:p>
             <w:pPr>
@@ -13372,6 +14362,12 @@
               <w:bottom w:val="single" w:sz="4" w:space="0" w:color="CCCCCC"/>
               <w:right w:val="single" w:sz="4" w:space="0" w:color="CCCCCC"/>
             </w:tcBorders>
+            <w:tcMar>
+              <w:top w:w="60" w:type="dxa"/>
+              <w:bottom w:w="60" w:type="dxa"/>
+              <w:left w:w="100" w:type="dxa"/>
+              <w:right w:w="100" w:type="dxa"/>
+            </w:tcMar>
           </w:tcPr>
           <w:p>
             <w:pPr>
@@ -13410,6 +14406,12 @@
               <w:bottom w:val="single" w:sz="4" w:space="0" w:color="CCCCCC"/>
               <w:right w:val="single" w:sz="4" w:space="0" w:color="CCCCCC"/>
             </w:tcBorders>
+            <w:tcMar>
+              <w:top w:w="60" w:type="dxa"/>
+              <w:bottom w:w="60" w:type="dxa"/>
+              <w:left w:w="100" w:type="dxa"/>
+              <w:right w:w="100" w:type="dxa"/>
+            </w:tcMar>
           </w:tcPr>
           <w:p>
             <w:pPr>
@@ -13433,6 +14435,12 @@
               <w:bottom w:val="single" w:sz="4" w:space="0" w:color="CCCCCC"/>
               <w:right w:val="single" w:sz="4" w:space="0" w:color="CCCCCC"/>
             </w:tcBorders>
+            <w:tcMar>
+              <w:top w:w="60" w:type="dxa"/>
+              <w:bottom w:w="60" w:type="dxa"/>
+              <w:left w:w="100" w:type="dxa"/>
+              <w:right w:w="100" w:type="dxa"/>
+            </w:tcMar>
           </w:tcPr>
           <w:p>
             <w:pPr>
@@ -13456,6 +14464,12 @@
               <w:bottom w:val="single" w:sz="4" w:space="0" w:color="CCCCCC"/>
               <w:right w:val="single" w:sz="4" w:space="0" w:color="CCCCCC"/>
             </w:tcBorders>
+            <w:tcMar>
+              <w:top w:w="60" w:type="dxa"/>
+              <w:bottom w:w="60" w:type="dxa"/>
+              <w:left w:w="100" w:type="dxa"/>
+              <w:right w:w="100" w:type="dxa"/>
+            </w:tcMar>
           </w:tcPr>
           <w:p>
             <w:pPr>
@@ -13479,6 +14493,12 @@
               <w:bottom w:val="single" w:sz="4" w:space="0" w:color="CCCCCC"/>
               <w:right w:val="single" w:sz="4" w:space="0" w:color="CCCCCC"/>
             </w:tcBorders>
+            <w:tcMar>
+              <w:top w:w="60" w:type="dxa"/>
+              <w:bottom w:w="60" w:type="dxa"/>
+              <w:left w:w="100" w:type="dxa"/>
+              <w:right w:w="100" w:type="dxa"/>
+            </w:tcMar>
           </w:tcPr>
           <w:p>
             <w:pPr>
@@ -13502,6 +14522,12 @@
               <w:bottom w:val="single" w:sz="4" w:space="0" w:color="CCCCCC"/>
               <w:right w:val="single" w:sz="4" w:space="0" w:color="CCCCCC"/>
             </w:tcBorders>
+            <w:tcMar>
+              <w:top w:w="60" w:type="dxa"/>
+              <w:bottom w:w="60" w:type="dxa"/>
+              <w:left w:w="100" w:type="dxa"/>
+              <w:right w:w="100" w:type="dxa"/>
+            </w:tcMar>
           </w:tcPr>
           <w:p>
             <w:pPr>
@@ -13525,6 +14551,12 @@
               <w:bottom w:val="single" w:sz="4" w:space="0" w:color="CCCCCC"/>
               <w:right w:val="single" w:sz="4" w:space="0" w:color="CCCCCC"/>
             </w:tcBorders>
+            <w:tcMar>
+              <w:top w:w="60" w:type="dxa"/>
+              <w:bottom w:w="60" w:type="dxa"/>
+              <w:left w:w="100" w:type="dxa"/>
+              <w:right w:w="100" w:type="dxa"/>
+            </w:tcMar>
           </w:tcPr>
           <w:p>
             <w:pPr>
@@ -13550,6 +14582,12 @@
               <w:bottom w:val="single" w:sz="4" w:space="0" w:color="CCCCCC"/>
               <w:right w:val="single" w:sz="4" w:space="0" w:color="CCCCCC"/>
             </w:tcBorders>
+            <w:tcMar>
+              <w:top w:w="60" w:type="dxa"/>
+              <w:bottom w:w="60" w:type="dxa"/>
+              <w:left w:w="100" w:type="dxa"/>
+              <w:right w:w="100" w:type="dxa"/>
+            </w:tcMar>
           </w:tcPr>
           <w:p>
             <w:pPr>
@@ -13574,6 +14612,12 @@
               <w:bottom w:val="single" w:sz="4" w:space="0" w:color="CCCCCC"/>
               <w:right w:val="single" w:sz="4" w:space="0" w:color="CCCCCC"/>
             </w:tcBorders>
+            <w:tcMar>
+              <w:top w:w="60" w:type="dxa"/>
+              <w:bottom w:w="60" w:type="dxa"/>
+              <w:left w:w="100" w:type="dxa"/>
+              <w:right w:w="100" w:type="dxa"/>
+            </w:tcMar>
           </w:tcPr>
           <w:p>
             <w:pPr>
@@ -13612,6 +14656,12 @@
               <w:bottom w:val="single" w:sz="4" w:space="0" w:color="CCCCCC"/>
               <w:right w:val="single" w:sz="4" w:space="0" w:color="CCCCCC"/>
             </w:tcBorders>
+            <w:tcMar>
+              <w:top w:w="60" w:type="dxa"/>
+              <w:bottom w:w="60" w:type="dxa"/>
+              <w:left w:w="100" w:type="dxa"/>
+              <w:right w:w="100" w:type="dxa"/>
+            </w:tcMar>
           </w:tcPr>
           <w:p>
             <w:pPr>
@@ -13635,6 +14685,12 @@
               <w:bottom w:val="single" w:sz="4" w:space="0" w:color="CCCCCC"/>
               <w:right w:val="single" w:sz="4" w:space="0" w:color="CCCCCC"/>
             </w:tcBorders>
+            <w:tcMar>
+              <w:top w:w="60" w:type="dxa"/>
+              <w:bottom w:w="60" w:type="dxa"/>
+              <w:left w:w="100" w:type="dxa"/>
+              <w:right w:w="100" w:type="dxa"/>
+            </w:tcMar>
           </w:tcPr>
           <w:p>
             <w:pPr>
@@ -13658,6 +14714,12 @@
               <w:bottom w:val="single" w:sz="4" w:space="0" w:color="CCCCCC"/>
               <w:right w:val="single" w:sz="4" w:space="0" w:color="CCCCCC"/>
             </w:tcBorders>
+            <w:tcMar>
+              <w:top w:w="60" w:type="dxa"/>
+              <w:bottom w:w="60" w:type="dxa"/>
+              <w:left w:w="100" w:type="dxa"/>
+              <w:right w:w="100" w:type="dxa"/>
+            </w:tcMar>
           </w:tcPr>
           <w:p>
             <w:pPr>
@@ -13681,6 +14743,12 @@
               <w:bottom w:val="single" w:sz="4" w:space="0" w:color="CCCCCC"/>
               <w:right w:val="single" w:sz="4" w:space="0" w:color="CCCCCC"/>
             </w:tcBorders>
+            <w:tcMar>
+              <w:top w:w="60" w:type="dxa"/>
+              <w:bottom w:w="60" w:type="dxa"/>
+              <w:left w:w="100" w:type="dxa"/>
+              <w:right w:w="100" w:type="dxa"/>
+            </w:tcMar>
           </w:tcPr>
           <w:p>
             <w:pPr>
@@ -13704,6 +14772,12 @@
               <w:bottom w:val="single" w:sz="4" w:space="0" w:color="CCCCCC"/>
               <w:right w:val="single" w:sz="4" w:space="0" w:color="CCCCCC"/>
             </w:tcBorders>
+            <w:tcMar>
+              <w:top w:w="60" w:type="dxa"/>
+              <w:bottom w:w="60" w:type="dxa"/>
+              <w:left w:w="100" w:type="dxa"/>
+              <w:right w:w="100" w:type="dxa"/>
+            </w:tcMar>
           </w:tcPr>
           <w:p>
             <w:pPr>
@@ -13727,6 +14801,12 @@
               <w:bottom w:val="single" w:sz="4" w:space="0" w:color="CCCCCC"/>
               <w:right w:val="single" w:sz="4" w:space="0" w:color="CCCCCC"/>
             </w:tcBorders>
+            <w:tcMar>
+              <w:top w:w="60" w:type="dxa"/>
+              <w:bottom w:w="60" w:type="dxa"/>
+              <w:left w:w="100" w:type="dxa"/>
+              <w:right w:w="100" w:type="dxa"/>
+            </w:tcMar>
           </w:tcPr>
           <w:p>
             <w:pPr>
@@ -13752,6 +14832,12 @@
               <w:bottom w:val="single" w:sz="4" w:space="0" w:color="CCCCCC"/>
               <w:right w:val="single" w:sz="4" w:space="0" w:color="CCCCCC"/>
             </w:tcBorders>
+            <w:tcMar>
+              <w:top w:w="60" w:type="dxa"/>
+              <w:bottom w:w="60" w:type="dxa"/>
+              <w:left w:w="100" w:type="dxa"/>
+              <w:right w:w="100" w:type="dxa"/>
+            </w:tcMar>
           </w:tcPr>
           <w:p>
             <w:pPr>
@@ -13776,6 +14862,12 @@
               <w:bottom w:val="single" w:sz="4" w:space="0" w:color="CCCCCC"/>
               <w:right w:val="single" w:sz="4" w:space="0" w:color="CCCCCC"/>
             </w:tcBorders>
+            <w:tcMar>
+              <w:top w:w="60" w:type="dxa"/>
+              <w:bottom w:w="60" w:type="dxa"/>
+              <w:left w:w="100" w:type="dxa"/>
+              <w:right w:w="100" w:type="dxa"/>
+            </w:tcMar>
           </w:tcPr>
           <w:p>
             <w:pPr>
@@ -13814,6 +14906,12 @@
               <w:bottom w:val="single" w:sz="4" w:space="0" w:color="CCCCCC"/>
               <w:right w:val="single" w:sz="4" w:space="0" w:color="CCCCCC"/>
             </w:tcBorders>
+            <w:tcMar>
+              <w:top w:w="60" w:type="dxa"/>
+              <w:bottom w:w="60" w:type="dxa"/>
+              <w:left w:w="100" w:type="dxa"/>
+              <w:right w:w="100" w:type="dxa"/>
+            </w:tcMar>
           </w:tcPr>
           <w:p>
             <w:pPr>
@@ -13837,6 +14935,12 @@
               <w:bottom w:val="single" w:sz="4" w:space="0" w:color="CCCCCC"/>
               <w:right w:val="single" w:sz="4" w:space="0" w:color="CCCCCC"/>
             </w:tcBorders>
+            <w:tcMar>
+              <w:top w:w="60" w:type="dxa"/>
+              <w:bottom w:w="60" w:type="dxa"/>
+              <w:left w:w="100" w:type="dxa"/>
+              <w:right w:w="100" w:type="dxa"/>
+            </w:tcMar>
           </w:tcPr>
           <w:p>
             <w:pPr>
@@ -13860,6 +14964,12 @@
               <w:bottom w:val="single" w:sz="4" w:space="0" w:color="CCCCCC"/>
               <w:right w:val="single" w:sz="4" w:space="0" w:color="CCCCCC"/>
             </w:tcBorders>
+            <w:tcMar>
+              <w:top w:w="60" w:type="dxa"/>
+              <w:bottom w:w="60" w:type="dxa"/>
+              <w:left w:w="100" w:type="dxa"/>
+              <w:right w:w="100" w:type="dxa"/>
+            </w:tcMar>
           </w:tcPr>
           <w:p>
             <w:pPr>
@@ -13883,6 +14993,12 @@
               <w:bottom w:val="single" w:sz="4" w:space="0" w:color="CCCCCC"/>
               <w:right w:val="single" w:sz="4" w:space="0" w:color="CCCCCC"/>
             </w:tcBorders>
+            <w:tcMar>
+              <w:top w:w="60" w:type="dxa"/>
+              <w:bottom w:w="60" w:type="dxa"/>
+              <w:left w:w="100" w:type="dxa"/>
+              <w:right w:w="100" w:type="dxa"/>
+            </w:tcMar>
           </w:tcPr>
           <w:p>
             <w:pPr>
@@ -13906,6 +15022,12 @@
               <w:bottom w:val="single" w:sz="4" w:space="0" w:color="CCCCCC"/>
               <w:right w:val="single" w:sz="4" w:space="0" w:color="CCCCCC"/>
             </w:tcBorders>
+            <w:tcMar>
+              <w:top w:w="60" w:type="dxa"/>
+              <w:bottom w:w="60" w:type="dxa"/>
+              <w:left w:w="100" w:type="dxa"/>
+              <w:right w:w="100" w:type="dxa"/>
+            </w:tcMar>
           </w:tcPr>
           <w:p>
             <w:pPr>
@@ -13929,6 +15051,12 @@
               <w:bottom w:val="single" w:sz="4" w:space="0" w:color="CCCCCC"/>
               <w:right w:val="single" w:sz="4" w:space="0" w:color="CCCCCC"/>
             </w:tcBorders>
+            <w:tcMar>
+              <w:top w:w="60" w:type="dxa"/>
+              <w:bottom w:w="60" w:type="dxa"/>
+              <w:left w:w="100" w:type="dxa"/>
+              <w:right w:w="100" w:type="dxa"/>
+            </w:tcMar>
           </w:tcPr>
           <w:p>
             <w:pPr>
@@ -13954,6 +15082,12 @@
               <w:bottom w:val="single" w:sz="4" w:space="0" w:color="CCCCCC"/>
               <w:right w:val="single" w:sz="4" w:space="0" w:color="CCCCCC"/>
             </w:tcBorders>
+            <w:tcMar>
+              <w:top w:w="60" w:type="dxa"/>
+              <w:bottom w:w="60" w:type="dxa"/>
+              <w:left w:w="100" w:type="dxa"/>
+              <w:right w:w="100" w:type="dxa"/>
+            </w:tcMar>
           </w:tcPr>
           <w:p>
             <w:pPr>
@@ -13978,6 +15112,12 @@
               <w:bottom w:val="single" w:sz="4" w:space="0" w:color="CCCCCC"/>
               <w:right w:val="single" w:sz="4" w:space="0" w:color="CCCCCC"/>
             </w:tcBorders>
+            <w:tcMar>
+              <w:top w:w="60" w:type="dxa"/>
+              <w:bottom w:w="60" w:type="dxa"/>
+              <w:left w:w="100" w:type="dxa"/>
+              <w:right w:w="100" w:type="dxa"/>
+            </w:tcMar>
           </w:tcPr>
           <w:p>
             <w:pPr>
@@ -14016,6 +15156,12 @@
               <w:bottom w:val="single" w:sz="4" w:space="0" w:color="CCCCCC"/>
               <w:right w:val="single" w:sz="4" w:space="0" w:color="CCCCCC"/>
             </w:tcBorders>
+            <w:tcMar>
+              <w:top w:w="60" w:type="dxa"/>
+              <w:bottom w:w="60" w:type="dxa"/>
+              <w:left w:w="100" w:type="dxa"/>
+              <w:right w:w="100" w:type="dxa"/>
+            </w:tcMar>
           </w:tcPr>
           <w:p>
             <w:pPr>
@@ -14039,6 +15185,12 @@
               <w:bottom w:val="single" w:sz="4" w:space="0" w:color="CCCCCC"/>
               <w:right w:val="single" w:sz="4" w:space="0" w:color="CCCCCC"/>
             </w:tcBorders>
+            <w:tcMar>
+              <w:top w:w="60" w:type="dxa"/>
+              <w:bottom w:w="60" w:type="dxa"/>
+              <w:left w:w="100" w:type="dxa"/>
+              <w:right w:w="100" w:type="dxa"/>
+            </w:tcMar>
           </w:tcPr>
           <w:p>
             <w:pPr>
@@ -14062,6 +15214,12 @@
               <w:bottom w:val="single" w:sz="4" w:space="0" w:color="CCCCCC"/>
               <w:right w:val="single" w:sz="4" w:space="0" w:color="CCCCCC"/>
             </w:tcBorders>
+            <w:tcMar>
+              <w:top w:w="60" w:type="dxa"/>
+              <w:bottom w:w="60" w:type="dxa"/>
+              <w:left w:w="100" w:type="dxa"/>
+              <w:right w:w="100" w:type="dxa"/>
+            </w:tcMar>
           </w:tcPr>
           <w:p>
             <w:pPr>
@@ -14085,6 +15243,12 @@
               <w:bottom w:val="single" w:sz="4" w:space="0" w:color="CCCCCC"/>
               <w:right w:val="single" w:sz="4" w:space="0" w:color="CCCCCC"/>
             </w:tcBorders>
+            <w:tcMar>
+              <w:top w:w="60" w:type="dxa"/>
+              <w:bottom w:w="60" w:type="dxa"/>
+              <w:left w:w="100" w:type="dxa"/>
+              <w:right w:w="100" w:type="dxa"/>
+            </w:tcMar>
           </w:tcPr>
           <w:p>
             <w:pPr>
@@ -14108,6 +15272,12 @@
               <w:bottom w:val="single" w:sz="4" w:space="0" w:color="CCCCCC"/>
               <w:right w:val="single" w:sz="4" w:space="0" w:color="CCCCCC"/>
             </w:tcBorders>
+            <w:tcMar>
+              <w:top w:w="60" w:type="dxa"/>
+              <w:bottom w:w="60" w:type="dxa"/>
+              <w:left w:w="100" w:type="dxa"/>
+              <w:right w:w="100" w:type="dxa"/>
+            </w:tcMar>
           </w:tcPr>
           <w:p>
             <w:pPr>
@@ -14131,6 +15301,12 @@
               <w:bottom w:val="single" w:sz="4" w:space="0" w:color="CCCCCC"/>
               <w:right w:val="single" w:sz="4" w:space="0" w:color="CCCCCC"/>
             </w:tcBorders>
+            <w:tcMar>
+              <w:top w:w="60" w:type="dxa"/>
+              <w:bottom w:w="60" w:type="dxa"/>
+              <w:left w:w="100" w:type="dxa"/>
+              <w:right w:w="100" w:type="dxa"/>
+            </w:tcMar>
           </w:tcPr>
           <w:p>
             <w:pPr>
@@ -14156,6 +15332,12 @@
               <w:bottom w:val="single" w:sz="4" w:space="0" w:color="CCCCCC"/>
               <w:right w:val="single" w:sz="4" w:space="0" w:color="CCCCCC"/>
             </w:tcBorders>
+            <w:tcMar>
+              <w:top w:w="60" w:type="dxa"/>
+              <w:bottom w:w="60" w:type="dxa"/>
+              <w:left w:w="100" w:type="dxa"/>
+              <w:right w:w="100" w:type="dxa"/>
+            </w:tcMar>
           </w:tcPr>
           <w:p>
             <w:pPr>
@@ -14180,6 +15362,12 @@
               <w:bottom w:val="single" w:sz="4" w:space="0" w:color="CCCCCC"/>
               <w:right w:val="single" w:sz="4" w:space="0" w:color="CCCCCC"/>
             </w:tcBorders>
+            <w:tcMar>
+              <w:top w:w="60" w:type="dxa"/>
+              <w:bottom w:w="60" w:type="dxa"/>
+              <w:left w:w="100" w:type="dxa"/>
+              <w:right w:w="100" w:type="dxa"/>
+            </w:tcMar>
           </w:tcPr>
           <w:p>
             <w:pPr>
@@ -14218,6 +15406,12 @@
               <w:bottom w:val="single" w:sz="4" w:space="0" w:color="CCCCCC"/>
               <w:right w:val="single" w:sz="4" w:space="0" w:color="CCCCCC"/>
             </w:tcBorders>
+            <w:tcMar>
+              <w:top w:w="60" w:type="dxa"/>
+              <w:bottom w:w="60" w:type="dxa"/>
+              <w:left w:w="100" w:type="dxa"/>
+              <w:right w:w="100" w:type="dxa"/>
+            </w:tcMar>
           </w:tcPr>
           <w:p>
             <w:pPr>
@@ -14241,6 +15435,12 @@
               <w:bottom w:val="single" w:sz="4" w:space="0" w:color="CCCCCC"/>
               <w:right w:val="single" w:sz="4" w:space="0" w:color="CCCCCC"/>
             </w:tcBorders>
+            <w:tcMar>
+              <w:top w:w="60" w:type="dxa"/>
+              <w:bottom w:w="60" w:type="dxa"/>
+              <w:left w:w="100" w:type="dxa"/>
+              <w:right w:w="100" w:type="dxa"/>
+            </w:tcMar>
           </w:tcPr>
           <w:p>
             <w:pPr>
@@ -14264,6 +15464,12 @@
               <w:bottom w:val="single" w:sz="4" w:space="0" w:color="CCCCCC"/>
               <w:right w:val="single" w:sz="4" w:space="0" w:color="CCCCCC"/>
             </w:tcBorders>
+            <w:tcMar>
+              <w:top w:w="60" w:type="dxa"/>
+              <w:bottom w:w="60" w:type="dxa"/>
+              <w:left w:w="100" w:type="dxa"/>
+              <w:right w:w="100" w:type="dxa"/>
+            </w:tcMar>
           </w:tcPr>
           <w:p>
             <w:pPr>
@@ -14287,6 +15493,12 @@
               <w:bottom w:val="single" w:sz="4" w:space="0" w:color="CCCCCC"/>
               <w:right w:val="single" w:sz="4" w:space="0" w:color="CCCCCC"/>
             </w:tcBorders>
+            <w:tcMar>
+              <w:top w:w="60" w:type="dxa"/>
+              <w:bottom w:w="60" w:type="dxa"/>
+              <w:left w:w="100" w:type="dxa"/>
+              <w:right w:w="100" w:type="dxa"/>
+            </w:tcMar>
           </w:tcPr>
           <w:p>
             <w:pPr>
@@ -14310,6 +15522,12 @@
               <w:bottom w:val="single" w:sz="4" w:space="0" w:color="CCCCCC"/>
               <w:right w:val="single" w:sz="4" w:space="0" w:color="CCCCCC"/>
             </w:tcBorders>
+            <w:tcMar>
+              <w:top w:w="60" w:type="dxa"/>
+              <w:bottom w:w="60" w:type="dxa"/>
+              <w:left w:w="100" w:type="dxa"/>
+              <w:right w:w="100" w:type="dxa"/>
+            </w:tcMar>
           </w:tcPr>
           <w:p>
             <w:pPr>
@@ -14333,6 +15551,12 @@
               <w:bottom w:val="single" w:sz="4" w:space="0" w:color="CCCCCC"/>
               <w:right w:val="single" w:sz="4" w:space="0" w:color="CCCCCC"/>
             </w:tcBorders>
+            <w:tcMar>
+              <w:top w:w="60" w:type="dxa"/>
+              <w:bottom w:w="60" w:type="dxa"/>
+              <w:left w:w="100" w:type="dxa"/>
+              <w:right w:w="100" w:type="dxa"/>
+            </w:tcMar>
           </w:tcPr>
           <w:p>
             <w:pPr>
@@ -14358,6 +15582,12 @@
               <w:bottom w:val="single" w:sz="4" w:space="0" w:color="CCCCCC"/>
               <w:right w:val="single" w:sz="4" w:space="0" w:color="CCCCCC"/>
             </w:tcBorders>
+            <w:tcMar>
+              <w:top w:w="60" w:type="dxa"/>
+              <w:bottom w:w="60" w:type="dxa"/>
+              <w:left w:w="100" w:type="dxa"/>
+              <w:right w:w="100" w:type="dxa"/>
+            </w:tcMar>
           </w:tcPr>
           <w:p>
             <w:pPr>
@@ -14382,6 +15612,12 @@
               <w:bottom w:val="single" w:sz="4" w:space="0" w:color="CCCCCC"/>
               <w:right w:val="single" w:sz="4" w:space="0" w:color="CCCCCC"/>
             </w:tcBorders>
+            <w:tcMar>
+              <w:top w:w="60" w:type="dxa"/>
+              <w:bottom w:w="60" w:type="dxa"/>
+              <w:left w:w="100" w:type="dxa"/>
+              <w:right w:w="100" w:type="dxa"/>
+            </w:tcMar>
           </w:tcPr>
           <w:p>
             <w:pPr>
@@ -14420,6 +15656,12 @@
               <w:bottom w:val="single" w:sz="4" w:space="0" w:color="CCCCCC"/>
               <w:right w:val="single" w:sz="4" w:space="0" w:color="CCCCCC"/>
             </w:tcBorders>
+            <w:tcMar>
+              <w:top w:w="60" w:type="dxa"/>
+              <w:bottom w:w="60" w:type="dxa"/>
+              <w:left w:w="100" w:type="dxa"/>
+              <w:right w:w="100" w:type="dxa"/>
+            </w:tcMar>
           </w:tcPr>
           <w:p>
             <w:pPr>
@@ -14443,6 +15685,12 @@
               <w:bottom w:val="single" w:sz="4" w:space="0" w:color="CCCCCC"/>
               <w:right w:val="single" w:sz="4" w:space="0" w:color="CCCCCC"/>
             </w:tcBorders>
+            <w:tcMar>
+              <w:top w:w="60" w:type="dxa"/>
+              <w:bottom w:w="60" w:type="dxa"/>
+              <w:left w:w="100" w:type="dxa"/>
+              <w:right w:w="100" w:type="dxa"/>
+            </w:tcMar>
           </w:tcPr>
           <w:p>
             <w:pPr>
@@ -14466,6 +15714,12 @@
               <w:bottom w:val="single" w:sz="4" w:space="0" w:color="CCCCCC"/>
               <w:right w:val="single" w:sz="4" w:space="0" w:color="CCCCCC"/>
             </w:tcBorders>
+            <w:tcMar>
+              <w:top w:w="60" w:type="dxa"/>
+              <w:bottom w:w="60" w:type="dxa"/>
+              <w:left w:w="100" w:type="dxa"/>
+              <w:right w:w="100" w:type="dxa"/>
+            </w:tcMar>
           </w:tcPr>
           <w:p>
             <w:pPr>
@@ -14489,6 +15743,12 @@
               <w:bottom w:val="single" w:sz="4" w:space="0" w:color="CCCCCC"/>
               <w:right w:val="single" w:sz="4" w:space="0" w:color="CCCCCC"/>
             </w:tcBorders>
+            <w:tcMar>
+              <w:top w:w="60" w:type="dxa"/>
+              <w:bottom w:w="60" w:type="dxa"/>
+              <w:left w:w="100" w:type="dxa"/>
+              <w:right w:w="100" w:type="dxa"/>
+            </w:tcMar>
           </w:tcPr>
           <w:p>
             <w:pPr>
@@ -14512,6 +15772,12 @@
               <w:bottom w:val="single" w:sz="4" w:space="0" w:color="CCCCCC"/>
               <w:right w:val="single" w:sz="4" w:space="0" w:color="CCCCCC"/>
             </w:tcBorders>
+            <w:tcMar>
+              <w:top w:w="60" w:type="dxa"/>
+              <w:bottom w:w="60" w:type="dxa"/>
+              <w:left w:w="100" w:type="dxa"/>
+              <w:right w:w="100" w:type="dxa"/>
+            </w:tcMar>
           </w:tcPr>
           <w:p>
             <w:pPr>
@@ -14535,6 +15801,12 @@
               <w:bottom w:val="single" w:sz="4" w:space="0" w:color="CCCCCC"/>
               <w:right w:val="single" w:sz="4" w:space="0" w:color="CCCCCC"/>
             </w:tcBorders>
+            <w:tcMar>
+              <w:top w:w="60" w:type="dxa"/>
+              <w:bottom w:w="60" w:type="dxa"/>
+              <w:left w:w="100" w:type="dxa"/>
+              <w:right w:w="100" w:type="dxa"/>
+            </w:tcMar>
           </w:tcPr>
           <w:p>
             <w:pPr>
@@ -14560,6 +15832,12 @@
               <w:bottom w:val="single" w:sz="4" w:space="0" w:color="CCCCCC"/>
               <w:right w:val="single" w:sz="4" w:space="0" w:color="CCCCCC"/>
             </w:tcBorders>
+            <w:tcMar>
+              <w:top w:w="60" w:type="dxa"/>
+              <w:bottom w:w="60" w:type="dxa"/>
+              <w:left w:w="100" w:type="dxa"/>
+              <w:right w:w="100" w:type="dxa"/>
+            </w:tcMar>
           </w:tcPr>
           <w:p>
             <w:pPr>
@@ -14584,6 +15862,12 @@
               <w:bottom w:val="single" w:sz="4" w:space="0" w:color="CCCCCC"/>
               <w:right w:val="single" w:sz="4" w:space="0" w:color="CCCCCC"/>
             </w:tcBorders>
+            <w:tcMar>
+              <w:top w:w="60" w:type="dxa"/>
+              <w:bottom w:w="60" w:type="dxa"/>
+              <w:left w:w="100" w:type="dxa"/>
+              <w:right w:w="100" w:type="dxa"/>
+            </w:tcMar>
           </w:tcPr>
           <w:p>
             <w:pPr>
@@ -14622,6 +15906,12 @@
               <w:bottom w:val="single" w:sz="4" w:space="0" w:color="CCCCCC"/>
               <w:right w:val="single" w:sz="4" w:space="0" w:color="CCCCCC"/>
             </w:tcBorders>
+            <w:tcMar>
+              <w:top w:w="60" w:type="dxa"/>
+              <w:bottom w:w="60" w:type="dxa"/>
+              <w:left w:w="100" w:type="dxa"/>
+              <w:right w:w="100" w:type="dxa"/>
+            </w:tcMar>
           </w:tcPr>
           <w:p>
             <w:pPr>
@@ -14645,6 +15935,12 @@
               <w:bottom w:val="single" w:sz="4" w:space="0" w:color="CCCCCC"/>
               <w:right w:val="single" w:sz="4" w:space="0" w:color="CCCCCC"/>
             </w:tcBorders>
+            <w:tcMar>
+              <w:top w:w="60" w:type="dxa"/>
+              <w:bottom w:w="60" w:type="dxa"/>
+              <w:left w:w="100" w:type="dxa"/>
+              <w:right w:w="100" w:type="dxa"/>
+            </w:tcMar>
           </w:tcPr>
           <w:p>
             <w:pPr>
@@ -14668,6 +15964,12 @@
               <w:bottom w:val="single" w:sz="4" w:space="0" w:color="CCCCCC"/>
               <w:right w:val="single" w:sz="4" w:space="0" w:color="CCCCCC"/>
             </w:tcBorders>
+            <w:tcMar>
+              <w:top w:w="60" w:type="dxa"/>
+              <w:bottom w:w="60" w:type="dxa"/>
+              <w:left w:w="100" w:type="dxa"/>
+              <w:right w:w="100" w:type="dxa"/>
+            </w:tcMar>
           </w:tcPr>
           <w:p>
             <w:pPr>
@@ -14691,6 +15993,12 @@
               <w:bottom w:val="single" w:sz="4" w:space="0" w:color="CCCCCC"/>
               <w:right w:val="single" w:sz="4" w:space="0" w:color="CCCCCC"/>
             </w:tcBorders>
+            <w:tcMar>
+              <w:top w:w="60" w:type="dxa"/>
+              <w:bottom w:w="60" w:type="dxa"/>
+              <w:left w:w="100" w:type="dxa"/>
+              <w:right w:w="100" w:type="dxa"/>
+            </w:tcMar>
           </w:tcPr>
           <w:p>
             <w:pPr>
@@ -14714,6 +16022,12 @@
               <w:bottom w:val="single" w:sz="4" w:space="0" w:color="CCCCCC"/>
               <w:right w:val="single" w:sz="4" w:space="0" w:color="CCCCCC"/>
             </w:tcBorders>
+            <w:tcMar>
+              <w:top w:w="60" w:type="dxa"/>
+              <w:bottom w:w="60" w:type="dxa"/>
+              <w:left w:w="100" w:type="dxa"/>
+              <w:right w:w="100" w:type="dxa"/>
+            </w:tcMar>
           </w:tcPr>
           <w:p>
             <w:pPr>
@@ -14737,6 +16051,12 @@
               <w:bottom w:val="single" w:sz="4" w:space="0" w:color="CCCCCC"/>
               <w:right w:val="single" w:sz="4" w:space="0" w:color="CCCCCC"/>
             </w:tcBorders>
+            <w:tcMar>
+              <w:top w:w="60" w:type="dxa"/>
+              <w:bottom w:w="60" w:type="dxa"/>
+              <w:left w:w="100" w:type="dxa"/>
+              <w:right w:w="100" w:type="dxa"/>
+            </w:tcMar>
           </w:tcPr>
           <w:p>
             <w:pPr>
@@ -14762,6 +16082,12 @@
               <w:bottom w:val="single" w:sz="4" w:space="0" w:color="CCCCCC"/>
               <w:right w:val="single" w:sz="4" w:space="0" w:color="CCCCCC"/>
             </w:tcBorders>
+            <w:tcMar>
+              <w:top w:w="60" w:type="dxa"/>
+              <w:bottom w:w="60" w:type="dxa"/>
+              <w:left w:w="100" w:type="dxa"/>
+              <w:right w:w="100" w:type="dxa"/>
+            </w:tcMar>
           </w:tcPr>
           <w:p>
             <w:pPr>
@@ -14786,6 +16112,12 @@
               <w:bottom w:val="single" w:sz="4" w:space="0" w:color="CCCCCC"/>
               <w:right w:val="single" w:sz="4" w:space="0" w:color="CCCCCC"/>
             </w:tcBorders>
+            <w:tcMar>
+              <w:top w:w="60" w:type="dxa"/>
+              <w:bottom w:w="60" w:type="dxa"/>
+              <w:left w:w="100" w:type="dxa"/>
+              <w:right w:w="100" w:type="dxa"/>
+            </w:tcMar>
           </w:tcPr>
           <w:p>
             <w:pPr>
@@ -14824,6 +16156,12 @@
               <w:bottom w:val="single" w:sz="4" w:space="0" w:color="CCCCCC"/>
               <w:right w:val="single" w:sz="4" w:space="0" w:color="CCCCCC"/>
             </w:tcBorders>
+            <w:tcMar>
+              <w:top w:w="60" w:type="dxa"/>
+              <w:bottom w:w="60" w:type="dxa"/>
+              <w:left w:w="100" w:type="dxa"/>
+              <w:right w:w="100" w:type="dxa"/>
+            </w:tcMar>
           </w:tcPr>
           <w:p>
             <w:pPr>
@@ -14847,6 +16185,12 @@
               <w:bottom w:val="single" w:sz="4" w:space="0" w:color="CCCCCC"/>
               <w:right w:val="single" w:sz="4" w:space="0" w:color="CCCCCC"/>
             </w:tcBorders>
+            <w:tcMar>
+              <w:top w:w="60" w:type="dxa"/>
+              <w:bottom w:w="60" w:type="dxa"/>
+              <w:left w:w="100" w:type="dxa"/>
+              <w:right w:w="100" w:type="dxa"/>
+            </w:tcMar>
           </w:tcPr>
           <w:p>
             <w:pPr>
@@ -14870,6 +16214,12 @@
               <w:bottom w:val="single" w:sz="4" w:space="0" w:color="CCCCCC"/>
               <w:right w:val="single" w:sz="4" w:space="0" w:color="CCCCCC"/>
             </w:tcBorders>
+            <w:tcMar>
+              <w:top w:w="60" w:type="dxa"/>
+              <w:bottom w:w="60" w:type="dxa"/>
+              <w:left w:w="100" w:type="dxa"/>
+              <w:right w:w="100" w:type="dxa"/>
+            </w:tcMar>
           </w:tcPr>
           <w:p>
             <w:pPr>
@@ -14893,6 +16243,12 @@
               <w:bottom w:val="single" w:sz="4" w:space="0" w:color="CCCCCC"/>
               <w:right w:val="single" w:sz="4" w:space="0" w:color="CCCCCC"/>
             </w:tcBorders>
+            <w:tcMar>
+              <w:top w:w="60" w:type="dxa"/>
+              <w:bottom w:w="60" w:type="dxa"/>
+              <w:left w:w="100" w:type="dxa"/>
+              <w:right w:w="100" w:type="dxa"/>
+            </w:tcMar>
           </w:tcPr>
           <w:p>
             <w:pPr>
@@ -14916,6 +16272,12 @@
               <w:bottom w:val="single" w:sz="4" w:space="0" w:color="CCCCCC"/>
               <w:right w:val="single" w:sz="4" w:space="0" w:color="CCCCCC"/>
             </w:tcBorders>
+            <w:tcMar>
+              <w:top w:w="60" w:type="dxa"/>
+              <w:bottom w:w="60" w:type="dxa"/>
+              <w:left w:w="100" w:type="dxa"/>
+              <w:right w:w="100" w:type="dxa"/>
+            </w:tcMar>
           </w:tcPr>
           <w:p>
             <w:pPr>
@@ -14939,6 +16301,12 @@
               <w:bottom w:val="single" w:sz="4" w:space="0" w:color="CCCCCC"/>
               <w:right w:val="single" w:sz="4" w:space="0" w:color="CCCCCC"/>
             </w:tcBorders>
+            <w:tcMar>
+              <w:top w:w="60" w:type="dxa"/>
+              <w:bottom w:w="60" w:type="dxa"/>
+              <w:left w:w="100" w:type="dxa"/>
+              <w:right w:w="100" w:type="dxa"/>
+            </w:tcMar>
           </w:tcPr>
           <w:p>
             <w:pPr>
@@ -16508,7 +17876,7 @@
           <w:color w:val="333333"/>
           <w:sz w:val="19"/>
         </w:rPr>
-        <w:t>-f vectored_6dof</w:t>
+        <w:t>-f *vectored_6dof*</w:t>
       </w:r>
       <w:r>
         <w:rPr>
@@ -17071,7 +18439,6 @@
         <w:rPr>
           <w:rFonts w:ascii="Arial" w:hAnsi="Arial"/>
           <w:b/>
-          <w:i/>
           <w:sz w:val="20"/>
         </w:rPr>
         <w:t>Teorema Invarian Linearitas Gaussian:</w:t>
@@ -17295,7 +18662,6 @@
         <w:rPr>
           <w:rFonts w:ascii="Arial" w:hAnsi="Arial"/>
           <w:b/>
-          <w:i/>
           <w:sz w:val="20"/>
         </w:rPr>
         <w:t>Pembuktian Kriteria Minimum Mean-Square Error (MMSE):</w:t>
@@ -17928,10 +19294,26 @@
         <w:rPr>
           <w:rFonts w:ascii="Arial" w:hAnsi="Arial"/>
           <w:b/>
+          <w:sz w:val="20"/>
+        </w:rPr>
+        <w:t>1. Tahap Prediksi (</w:t>
+      </w:r>
+      <w:r>
+        <w:rPr>
+          <w:rFonts w:ascii="Arial" w:hAnsi="Arial"/>
+          <w:b/>
           <w:i/>
           <w:sz w:val="20"/>
         </w:rPr>
-        <w:t>1. Tahap Prediksi (Time Update / Prior Step)</w:t>
+        <w:t>Time Update / Prior Step</w:t>
+      </w:r>
+      <w:r>
+        <w:rPr>
+          <w:rFonts w:ascii="Arial" w:hAnsi="Arial"/>
+          <w:b/>
+          <w:sz w:val="20"/>
+        </w:rPr>
+        <w:t>)</w:t>
       </w:r>
     </w:p>
     <w:p>
@@ -18151,10 +19533,26 @@
         <w:rPr>
           <w:rFonts w:ascii="Arial" w:hAnsi="Arial"/>
           <w:b/>
+          <w:sz w:val="20"/>
+        </w:rPr>
+        <w:t>2. Tahap Pembaruan Pengukuran (</w:t>
+      </w:r>
+      <w:r>
+        <w:rPr>
+          <w:rFonts w:ascii="Arial" w:hAnsi="Arial"/>
+          <w:b/>
           <w:i/>
           <w:sz w:val="20"/>
         </w:rPr>
-        <w:t>2. Tahap Pembaruan Pengukuran (Measurement Update / Posterior Step)</w:t>
+        <w:t>Measurement Update / Posterior Step</w:t>
+      </w:r>
+      <w:r>
+        <w:rPr>
+          <w:rFonts w:ascii="Arial" w:hAnsi="Arial"/>
+          <w:b/>
+          <w:sz w:val="20"/>
+        </w:rPr>
+        <w:t>)</w:t>
       </w:r>
     </w:p>
     <w:p>
@@ -18617,10 +20015,26 @@
         <w:rPr>
           <w:rFonts w:ascii="Arial" w:hAnsi="Arial"/>
           <w:b/>
+          <w:sz w:val="20"/>
+        </w:rPr>
+        <w:t>3. Penurunan Penguatan Optimal Kalman (</w:t>
+      </w:r>
+      <w:r>
+        <w:rPr>
+          <w:rFonts w:ascii="Arial" w:hAnsi="Arial"/>
+          <w:b/>
           <w:i/>
           <w:sz w:val="20"/>
         </w:rPr>
-        <w:t>3. Penurunan Penguatan Optimal Kalman (Optimal Kalman Gain)</w:t>
+        <w:t>Optimal Kalman Gain</w:t>
+      </w:r>
+      <w:r>
+        <w:rPr>
+          <w:rFonts w:ascii="Arial" w:hAnsi="Arial"/>
+          <w:b/>
+          <w:sz w:val="20"/>
+        </w:rPr>
+        <w:t>)</w:t>
       </w:r>
     </w:p>
     <w:p>
@@ -19559,7 +20973,6 @@
         <w:rPr>
           <w:rFonts w:ascii="Arial" w:hAnsi="Arial"/>
           <w:b/>
-          <w:i/>
           <w:sz w:val="20"/>
         </w:rPr>
         <w:t>1. Formulasi Vektor Ruang Keadaan 8-Dimensi</w:t>
@@ -19790,7 +21203,6 @@
         <w:rPr>
           <w:rFonts w:ascii="Arial" w:hAnsi="Arial"/>
           <w:b/>
-          <w:i/>
           <w:sz w:val="20"/>
         </w:rPr>
         <w:t>2. Model Stokastik Continuous White Noise Acceleration (CWNA)</w:t>
@@ -19927,10 +21339,17 @@
         <w:rPr>
           <w:rFonts w:ascii="Arial" w:hAnsi="Arial"/>
           <w:b/>
-          <w:i/>
-          <w:sz w:val="20"/>
-        </w:rPr>
-        <w:t>3. Diskritisasi Eksak Matriks Transisi Keadaan $$\mathbf{A}(\Delta t)$$</w:t>
+          <w:sz w:val="20"/>
+        </w:rPr>
+        <w:t xml:space="preserve">3. Diskritisasi Eksak Matriks Transisi Keadaan </w:t>
+      </w:r>
+      <w:r>
+        <w:rPr>
+          <w:rFonts w:ascii="Arial" w:hAnsi="Arial"/>
+          <w:b/>
+          <w:sz w:val="20"/>
+        </w:rPr>
+        <w:t>$$\mathbf{A}(\Delta t)$$</w:t>
       </w:r>
     </w:p>
     <w:p>
@@ -20164,10 +21583,17 @@
         <w:rPr>
           <w:rFonts w:ascii="Arial" w:hAnsi="Arial"/>
           <w:b/>
-          <w:i/>
-          <w:sz w:val="20"/>
-        </w:rPr>
-        <w:t>4. Diskritisasi Eksak Kovariansi Derau Proses $$\mathbf{Q}(\Delta t)$$</w:t>
+          <w:sz w:val="20"/>
+        </w:rPr>
+        <w:t xml:space="preserve">4. Diskritisasi Eksak Kovariansi Derau Proses </w:t>
+      </w:r>
+      <w:r>
+        <w:rPr>
+          <w:rFonts w:ascii="Arial" w:hAnsi="Arial"/>
+          <w:b/>
+          <w:sz w:val="20"/>
+        </w:rPr>
+        <w:t>$$\mathbf{Q}(\Delta t)$$</w:t>
       </w:r>
     </w:p>
     <w:p>
@@ -20260,10 +21686,17 @@
         <w:rPr>
           <w:rFonts w:ascii="Arial" w:hAnsi="Arial"/>
           <w:b/>
-          <w:i/>
-          <w:sz w:val="20"/>
-        </w:rPr>
-        <w:t>5. Kovariansi Pengukuran Adaptif Berbobot Konfidensi YOLO $$\mathbf{R}(\text{conf})$$</w:t>
+          <w:sz w:val="20"/>
+        </w:rPr>
+        <w:t xml:space="preserve">5. Kovariansi Pengukuran Adaptif Berbobot Konfidensi YOLO </w:t>
+      </w:r>
+      <w:r>
+        <w:rPr>
+          <w:rFonts w:ascii="Arial" w:hAnsi="Arial"/>
+          <w:b/>
+          <w:sz w:val="20"/>
+        </w:rPr>
+        <w:t>$$\mathbf{R}(\text{conf})$$</w:t>
       </w:r>
     </w:p>
     <w:p>
@@ -20629,7 +22062,6 @@
         <w:rPr>
           <w:rFonts w:ascii="Arial" w:hAnsi="Arial"/>
           <w:b/>
-          <w:i/>
           <w:sz w:val="20"/>
         </w:rPr>
         <w:t>6. Outlier Innovation Gating Berbasis Jarak Mahalanobis</w:t>
@@ -20910,7 +22342,6 @@
         <w:rPr>
           <w:rFonts w:ascii="Arial" w:hAnsi="Arial"/>
           <w:b/>
-          <w:i/>
           <w:sz w:val="20"/>
         </w:rPr>
         <w:t>7. Penanganan Oklusi Visual dan Propagasi Dead-Reckoning</w:t>
@@ -21138,7 +22569,6 @@
         <w:rPr>
           <w:rFonts w:ascii="Arial" w:hAnsi="Arial"/>
           <w:b/>
-          <w:i/>
           <w:sz w:val="20"/>
         </w:rPr>
         <w:t>1. Formulasi Model Ruang Keadaan Non-Linier Dinamika 6-DOF</w:t>
@@ -21248,10 +22678,17 @@
         <w:rPr>
           <w:rFonts w:ascii="Arial" w:hAnsi="Arial"/>
           <w:b/>
-          <w:i/>
-          <w:sz w:val="20"/>
-        </w:rPr>
-        <w:t>2. Penurunan Analitis Matriks Jacobian Kontinu $$\mathbf{F} \in \mathbb{R}^{6 \times 6}$$</w:t>
+          <w:sz w:val="20"/>
+        </w:rPr>
+        <w:t xml:space="preserve">2. Penurunan Analitis Matriks Jacobian Kontinu </w:t>
+      </w:r>
+      <w:r>
+        <w:rPr>
+          <w:rFonts w:ascii="Arial" w:hAnsi="Arial"/>
+          <w:b/>
+          <w:sz w:val="20"/>
+        </w:rPr>
+        <w:t>$$\mathbf{F} \in \mathbb{R}^{6 \times 6}$$</w:t>
       </w:r>
     </w:p>
     <w:p>
@@ -21608,7 +23045,6 @@
         <w:rPr>
           <w:rFonts w:ascii="Arial" w:hAnsi="Arial"/>
           <w:b/>
-          <w:i/>
           <w:sz w:val="20"/>
         </w:rPr>
         <w:t>3. Diskritisasi Cayley-Hamilton / Deret Taylor Orde Pertama</w:t>
@@ -21685,7 +23121,7 @@
       <w:r>
         <w:rPr>
           <w:rFonts w:ascii="Arial" w:hAnsi="Arial"/>
-          <w:i/>
+          <w:b/>
           <w:sz w:val="20"/>
         </w:rPr>
         <w:t>real-time</w:t>
@@ -21706,7 +23142,6 @@
         <w:rPr>
           <w:rFonts w:ascii="Arial" w:hAnsi="Arial"/>
           <w:b/>
-          <w:i/>
           <w:sz w:val="20"/>
         </w:rPr>
         <w:t>4. Model Pengukuran Sensor dan Pengamat Arus Laut</w:t>
@@ -21938,28 +23373,14 @@
           <w:i/>
           <w:sz w:val="20"/>
         </w:rPr>
-        <w:t>closed-loop feedback</w:t>
-      </w:r>
-      <w:r>
-        <w:rPr>
-          <w:rFonts w:ascii="Arial" w:hAnsi="Arial"/>
-          <w:sz w:val="20"/>
-        </w:rPr>
-        <w:t>) ke modul alokasi gaya dorong Moore-Penrose pseudo-inverse (</w:t>
-      </w:r>
-      <w:r>
-        <w:rPr>
-          <w:rFonts w:ascii="Arial" w:hAnsi="Arial"/>
-          <w:sz w:val="20"/>
-        </w:rPr>
-        <w:t>$$\mathbf{T}_{6 \times 8}^+$$</w:t>
-      </w:r>
-      <w:r>
-        <w:rPr>
-          <w:rFonts w:ascii="Arial" w:hAnsi="Arial"/>
-          <w:sz w:val="20"/>
-        </w:rPr>
-        <w:t>) di ArduSub, mewujudkan kendali orientasi aktif (</w:t>
+        <w:t xml:space="preserve">closed-loop </w:t>
+      </w:r>
+      <w:r>
+        <w:rPr>
+          <w:rFonts w:ascii="Arial" w:hAnsi="Arial"/>
+          <w:sz w:val="20"/>
+        </w:rPr>
+        <w:t>feedback*</w:t>
       </w:r>
       <w:r>
         <w:rPr>
@@ -21967,14 +23388,29 @@
           <w:i/>
           <w:sz w:val="20"/>
         </w:rPr>
-        <w:t>active attitude hold</w:t>
-      </w:r>
-      <w:r>
-        <w:rPr>
-          <w:rFonts w:ascii="Arial" w:hAnsi="Arial"/>
-          <w:sz w:val="20"/>
-        </w:rPr>
-        <w:t>) dan peredaman aktif terhadap momen Munk hidrodinamika yang tidak stabil [21], [32].</w:t>
+        <w:t>) ke modul alokasi gaya dorong Moore-Penrose pseudo-inverse ($$\mathbf{T}_{6 \times 8}^+$$) di ArduSub, mewujudkan kendali orientasi aktif (</w:t>
+      </w:r>
+      <w:r>
+        <w:rPr>
+          <w:rFonts w:ascii="Arial" w:hAnsi="Arial"/>
+          <w:sz w:val="20"/>
+        </w:rPr>
+        <w:t xml:space="preserve">active </w:t>
+      </w:r>
+      <w:r>
+        <w:rPr>
+          <w:rFonts w:ascii="Arial" w:hAnsi="Arial"/>
+          <w:i/>
+          <w:sz w:val="20"/>
+        </w:rPr>
+        <w:t>attitude</w:t>
+      </w:r>
+      <w:r>
+        <w:rPr>
+          <w:rFonts w:ascii="Arial" w:hAnsi="Arial"/>
+          <w:sz w:val="20"/>
+        </w:rPr>
+        <w:t xml:space="preserve"> hold*) dan peredaman aktif terhadap momen Munk hidrodinamika yang tidak stabil [21], [32].</w:t>
       </w:r>
     </w:p>
     <w:p>

--- a/Thesis/docx_export/BAB_2_LANDASAN_TEORI.docx
+++ b/Thesis/docx_export/BAB_2_LANDASAN_TEORI.docx
@@ -52,7 +52,44 @@
           <w:i/>
           <w:sz w:val="20"/>
         </w:rPr>
-        <w:t>Analisis Kinematika, Dinamika, dan Estimasi Keadaan Optimal Kalman Filter untuk Pelacakan Berbasis Visi pada AUV Vectored 6-DOF Over-Actuated 8-Pendorong</w:t>
+        <w:t xml:space="preserve">Analisis Kinematika, Dinamika, dan Estimasi Keadaan Optimal </w:t>
+      </w:r>
+      <w:r>
+        <w:rPr>
+          <w:rFonts w:ascii="Arial" w:hAnsi="Arial"/>
+          <w:sz w:val="20"/>
+        </w:rPr>
+        <w:t>Kalman Filter</w:t>
+      </w:r>
+      <w:r>
+        <w:rPr>
+          <w:rFonts w:ascii="Arial" w:hAnsi="Arial"/>
+          <w:i/>
+          <w:sz w:val="20"/>
+        </w:rPr>
+        <w:t xml:space="preserve"> untuk </w:t>
+      </w:r>
+      <w:r>
+        <w:rPr>
+          <w:rFonts w:ascii="Arial" w:hAnsi="Arial"/>
+          <w:sz w:val="20"/>
+        </w:rPr>
+        <w:t>Vision-Based Tracking</w:t>
+      </w:r>
+      <w:r>
+        <w:rPr>
+          <w:rFonts w:ascii="Arial" w:hAnsi="Arial"/>
+          <w:i/>
+          <w:sz w:val="20"/>
+        </w:rPr>
+        <w:t xml:space="preserve"> pada </w:t>
+      </w:r>
+      <w:r>
+        <w:rPr>
+          <w:rFonts w:ascii="Arial" w:hAnsi="Arial"/>
+          <w:sz w:val="20"/>
+        </w:rPr>
+        <w:t>Over-Actuated 8-Thruster 6-DOF Vectored AUV**</w:t>
       </w:r>
     </w:p>
     <w:p>

--- a/Thesis/docx_export/BAB_2_LANDASAN_TEORI.docx
+++ b/Thesis/docx_export/BAB_2_LANDASAN_TEORI.docx
@@ -27,17 +27,47 @@
       <w:r>
         <w:rPr>
           <w:rFonts w:ascii="Arial" w:hAnsi="Arial"/>
+          <w:sz w:val="20"/>
+        </w:rPr>
+        <w:t xml:space="preserve">Judul Proposal Tugas Akhir: ANALISIS KINEMATIKA, DINAMIKA, DAN ESTIMASI KEADAAN OPTIMAL </w:t>
+      </w:r>
+      <w:r>
+        <w:rPr>
+          <w:rFonts w:ascii="Arial" w:hAnsi="Arial"/>
           <w:i/>
           <w:sz w:val="20"/>
         </w:rPr>
-        <w:t>Judul Tugas Akhir</w:t>
-      </w:r>
-      <w:r>
-        <w:rPr>
-          <w:rFonts w:ascii="Arial" w:hAnsi="Arial"/>
-          <w:sz w:val="20"/>
-        </w:rPr>
-        <w:t>:</w:t>
+        <w:t>KALMAN FILTER</w:t>
+      </w:r>
+      <w:r>
+        <w:rPr>
+          <w:rFonts w:ascii="Arial" w:hAnsi="Arial"/>
+          <w:sz w:val="20"/>
+        </w:rPr>
+        <w:t xml:space="preserve"> UNTUK </w:t>
+      </w:r>
+      <w:r>
+        <w:rPr>
+          <w:rFonts w:ascii="Arial" w:hAnsi="Arial"/>
+          <w:i/>
+          <w:sz w:val="20"/>
+        </w:rPr>
+        <w:t>VISION-BASED TRACKING</w:t>
+      </w:r>
+      <w:r>
+        <w:rPr>
+          <w:rFonts w:ascii="Arial" w:hAnsi="Arial"/>
+          <w:sz w:val="20"/>
+        </w:rPr>
+        <w:t xml:space="preserve"> PADA </w:t>
+      </w:r>
+      <w:r>
+        <w:rPr>
+          <w:rFonts w:ascii="Arial" w:hAnsi="Arial"/>
+          <w:i/>
+          <w:sz w:val="20"/>
+        </w:rPr>
+        <w:t>OVER-ACTUATED 8-THRUSTER 6-DOF VECTORED AUV</w:t>
       </w:r>
     </w:p>
     <w:p>
@@ -918,7 +948,7 @@
     </w:p>
     <w:p>
       <w:pPr>
-        <w:spacing w:before="160" w:after="60"/>
+        <w:spacing w:before="160" w:after="60" w:line="276" w:lineRule="auto"/>
       </w:pPr>
       <w:r>
         <w:rPr>
@@ -926,12 +956,20 @@
           <w:b/>
           <w:sz w:val="19"/>
         </w:rPr>
-        <w:t>Tabel 2.1 merangkum matriks sintesis literatur terkini (2021–2025) yang menjadi pijakan komparatif dan fondasi kebaruan (</w:t>
-      </w:r>
-      <w:r>
-        <w:rPr>
-          <w:rFonts w:ascii="Arial" w:hAnsi="Arial"/>
-          <w:b/>
+        <w:t xml:space="preserve">Tabel 2.1 </w:t>
+      </w:r>
+      <w:r>
+        <w:rPr>
+          <w:rFonts w:ascii="Arial" w:hAnsi="Arial"/>
+          <w:b w:val="0"/>
+          <w:sz w:val="19"/>
+        </w:rPr>
+        <w:t>merangkum matriks sintesis literatur terkini (2021–2025) yang menjadi pijakan komparatif dan fondasi kebaruan (</w:t>
+      </w:r>
+      <w:r>
+        <w:rPr>
+          <w:rFonts w:ascii="Arial" w:hAnsi="Arial"/>
+          <w:b w:val="0"/>
           <w:i/>
           <w:sz w:val="19"/>
         </w:rPr>
@@ -940,7 +978,7 @@
       <w:r>
         <w:rPr>
           <w:rFonts w:ascii="Arial" w:hAnsi="Arial"/>
-          <w:b/>
+          <w:b w:val="0"/>
           <w:sz w:val="19"/>
         </w:rPr>
         <w:t>) penelitian tugas akhir ini.</w:t>
@@ -1153,6 +1191,7 @@
             <w:r>
               <w:rPr>
                 <w:rFonts w:ascii="Arial" w:hAnsi="Arial"/>
+                <w:b w:val="0"/>
                 <w:i/>
                 <w:sz w:val="17"/>
               </w:rPr>
@@ -1161,6 +1200,7 @@
             <w:r>
               <w:rPr>
                 <w:rFonts w:ascii="Arial" w:hAnsi="Arial"/>
+                <w:b w:val="0"/>
                 <w:sz w:val="17"/>
               </w:rPr>
               <w:t xml:space="preserve"> [32]</w:t>
@@ -1190,6 +1230,7 @@
             <w:r>
               <w:rPr>
                 <w:rFonts w:ascii="Arial" w:hAnsi="Arial"/>
+                <w:b w:val="0"/>
                 <w:sz w:val="17"/>
               </w:rPr>
               <w:t>Over-actuated UUV</w:t>
@@ -1219,6 +1260,7 @@
             <w:r>
               <w:rPr>
                 <w:rFonts w:ascii="Arial" w:hAnsi="Arial"/>
+                <w:b w:val="0"/>
                 <w:sz w:val="17"/>
               </w:rPr>
               <w:t xml:space="preserve">6-DOF (8 </w:t>
@@ -1226,6 +1268,7 @@
             <w:r>
               <w:rPr>
                 <w:rFonts w:ascii="Arial" w:hAnsi="Arial"/>
+                <w:b w:val="0"/>
                 <w:i/>
                 <w:sz w:val="17"/>
               </w:rPr>
@@ -1234,6 +1277,7 @@
             <w:r>
               <w:rPr>
                 <w:rFonts w:ascii="Arial" w:hAnsi="Arial"/>
+                <w:b w:val="0"/>
                 <w:sz w:val="17"/>
               </w:rPr>
               <w:t>)</w:t>
@@ -1263,6 +1307,7 @@
             <w:r>
               <w:rPr>
                 <w:rFonts w:ascii="Arial" w:hAnsi="Arial"/>
+                <w:b w:val="0"/>
                 <w:i/>
                 <w:sz w:val="17"/>
               </w:rPr>
@@ -1271,6 +1316,7 @@
             <w:r>
               <w:rPr>
                 <w:rFonts w:ascii="Arial" w:hAnsi="Arial"/>
+                <w:b w:val="0"/>
                 <w:sz w:val="17"/>
               </w:rPr>
               <w:t xml:space="preserve"> dan alokasi gaya dorong optimal dengan ketidakpastian model dan arus laut.</w:t>
@@ -1300,6 +1346,7 @@
             <w:r>
               <w:rPr>
                 <w:rFonts w:ascii="Arial" w:hAnsi="Arial"/>
+                <w:b w:val="0"/>
                 <w:sz w:val="17"/>
               </w:rPr>
               <w:t>Tidak mengintegrasikan sistem pelacakan visual berbasis visi kamera (visual tracking) dan validasi terbatas pada simulasi numerik 2D/3D tanpa HITL terdistribusi.</w:t>
@@ -1331,6 +1378,7 @@
             <w:r>
               <w:rPr>
                 <w:rFonts w:ascii="Arial" w:hAnsi="Arial"/>
+                <w:b w:val="0"/>
                 <w:i/>
                 <w:sz w:val="17"/>
               </w:rPr>
@@ -1339,6 +1387,7 @@
             <w:r>
               <w:rPr>
                 <w:rFonts w:ascii="Arial" w:hAnsi="Arial"/>
+                <w:b w:val="0"/>
                 <w:sz w:val="17"/>
               </w:rPr>
               <w:t xml:space="preserve"> [14]</w:t>
@@ -1368,6 +1417,7 @@
             <w:r>
               <w:rPr>
                 <w:rFonts w:ascii="Arial" w:hAnsi="Arial"/>
+                <w:b w:val="0"/>
                 <w:sz w:val="17"/>
               </w:rPr>
               <w:t>Hybrid ROV/AUV</w:t>
@@ -1397,6 +1447,7 @@
             <w:r>
               <w:rPr>
                 <w:rFonts w:ascii="Arial" w:hAnsi="Arial"/>
+                <w:b w:val="0"/>
                 <w:sz w:val="17"/>
               </w:rPr>
               <w:t>4-DOF (Underactuated)</w:t>
@@ -1426,6 +1477,7 @@
             <w:r>
               <w:rPr>
                 <w:rFonts w:ascii="Arial" w:hAnsi="Arial"/>
+                <w:b w:val="0"/>
                 <w:sz w:val="17"/>
               </w:rPr>
               <w:t>Perancangan platform berbiaya terjangkau berbasis ArduSub dan ROS untuk riset kelautan mahasiswa.</w:t>
@@ -1455,6 +1507,7 @@
             <w:r>
               <w:rPr>
                 <w:rFonts w:ascii="Arial" w:hAnsi="Arial"/>
+                <w:b w:val="0"/>
                 <w:sz w:val="17"/>
               </w:rPr>
               <w:t>Model matematika sangat disederhanakan; tidak memodelkan massa tambah non-diagonal, redaman kuadratik terkopling, maupun kendali orientasi aktif (pitch unactuated).</w:t>
@@ -1486,6 +1539,7 @@
             <w:r>
               <w:rPr>
                 <w:rFonts w:ascii="Arial" w:hAnsi="Arial"/>
+                <w:b w:val="0"/>
                 <w:i/>
                 <w:sz w:val="17"/>
               </w:rPr>
@@ -1494,6 +1548,7 @@
             <w:r>
               <w:rPr>
                 <w:rFonts w:ascii="Arial" w:hAnsi="Arial"/>
+                <w:b w:val="0"/>
                 <w:sz w:val="17"/>
               </w:rPr>
               <w:t xml:space="preserve"> [31]</w:t>
@@ -1523,6 +1578,7 @@
             <w:r>
               <w:rPr>
                 <w:rFonts w:ascii="Arial" w:hAnsi="Arial"/>
+                <w:b w:val="0"/>
                 <w:sz w:val="17"/>
               </w:rPr>
               <w:t>BlueROV2 Standard</w:t>
@@ -1552,6 +1608,7 @@
             <w:r>
               <w:rPr>
                 <w:rFonts w:ascii="Arial" w:hAnsi="Arial"/>
+                <w:b w:val="0"/>
                 <w:sz w:val="17"/>
               </w:rPr>
               <w:t>4-DOF (Underactuated)</w:t>
@@ -1581,6 +1638,7 @@
             <w:r>
               <w:rPr>
                 <w:rFonts w:ascii="Arial" w:hAnsi="Arial"/>
+                <w:b w:val="0"/>
                 <w:sz w:val="17"/>
               </w:rPr>
               <w:t xml:space="preserve">Pembuatan simulator </w:t>
@@ -1588,6 +1646,7 @@
             <w:r>
               <w:rPr>
                 <w:rFonts w:ascii="Arial" w:hAnsi="Arial"/>
+                <w:b w:val="0"/>
                 <w:i/>
                 <w:sz w:val="17"/>
               </w:rPr>
@@ -1596,6 +1655,7 @@
             <w:r>
               <w:rPr>
                 <w:rFonts w:ascii="Arial" w:hAnsi="Arial"/>
+                <w:b w:val="0"/>
                 <w:sz w:val="17"/>
               </w:rPr>
               <w:t xml:space="preserve"> berbasis Fossen dynamics untuk BlueROV2 di Gazebo/ROS.</w:t>
@@ -1625,6 +1685,7 @@
             <w:r>
               <w:rPr>
                 <w:rFonts w:ascii="Arial" w:hAnsi="Arial"/>
+                <w:b w:val="0"/>
                 <w:sz w:val="17"/>
               </w:rPr>
               <w:t>Terbatas pada konfigurasi 6 pendorong (</w:t>
@@ -1632,6 +1693,7 @@
             <w:r>
               <w:rPr>
                 <w:rFonts w:ascii="Arial" w:hAnsi="Arial"/>
+                <w:b w:val="0"/>
                 <w:i/>
                 <w:sz w:val="17"/>
               </w:rPr>
@@ -1640,6 +1702,7 @@
             <w:r>
               <w:rPr>
                 <w:rFonts w:ascii="Arial" w:hAnsi="Arial"/>
+                <w:b w:val="0"/>
                 <w:sz w:val="17"/>
               </w:rPr>
               <w:t>); mengabaikan aktuasi pitch aktif serta tidak menyediakan modul penapis Kalman visual.</w:t>
@@ -1671,6 +1734,7 @@
             <w:r>
               <w:rPr>
                 <w:rFonts w:ascii="Arial" w:hAnsi="Arial"/>
+                <w:b w:val="0"/>
                 <w:i/>
                 <w:sz w:val="17"/>
               </w:rPr>
@@ -1679,6 +1743,7 @@
             <w:r>
               <w:rPr>
                 <w:rFonts w:ascii="Arial" w:hAnsi="Arial"/>
+                <w:b w:val="0"/>
                 <w:sz w:val="17"/>
               </w:rPr>
               <w:t xml:space="preserve"> [1]</w:t>
@@ -1708,6 +1773,7 @@
             <w:r>
               <w:rPr>
                 <w:rFonts w:ascii="Arial" w:hAnsi="Arial"/>
+                <w:b w:val="0"/>
                 <w:sz w:val="17"/>
               </w:rPr>
               <w:t>Berbagai Kelas AUV</w:t>
@@ -1737,6 +1803,7 @@
             <w:r>
               <w:rPr>
                 <w:rFonts w:ascii="Arial" w:hAnsi="Arial"/>
+                <w:b w:val="0"/>
                 <w:sz w:val="17"/>
               </w:rPr>
               <w:t>Multi-DOF</w:t>
@@ -1766,6 +1833,7 @@
             <w:r>
               <w:rPr>
                 <w:rFonts w:ascii="Arial" w:hAnsi="Arial"/>
+                <w:b w:val="0"/>
                 <w:sz w:val="17"/>
               </w:rPr>
               <w:t>Survei komprehensif teknik estimasi koefisien hidrodinamika tradisional vs. algoritma AI/neural network.</w:t>
@@ -1795,6 +1863,7 @@
             <w:r>
               <w:rPr>
                 <w:rFonts w:ascii="Arial" w:hAnsi="Arial"/>
+                <w:b w:val="0"/>
                 <w:sz w:val="17"/>
               </w:rPr>
               <w:t>Merupakan artikel survei literatur; tidak merumuskan arsitektur kendali alokasi daya dorong atau implementasi software-in-the-loop terpadu.</w:t>
@@ -1826,6 +1895,7 @@
             <w:r>
               <w:rPr>
                 <w:rFonts w:ascii="Arial" w:hAnsi="Arial"/>
+                <w:b w:val="0"/>
                 <w:i/>
                 <w:sz w:val="17"/>
               </w:rPr>
@@ -1834,6 +1904,7 @@
             <w:r>
               <w:rPr>
                 <w:rFonts w:ascii="Arial" w:hAnsi="Arial"/>
+                <w:b w:val="0"/>
                 <w:sz w:val="17"/>
               </w:rPr>
               <w:t xml:space="preserve"> [33]</w:t>
@@ -1863,6 +1934,7 @@
             <w:r>
               <w:rPr>
                 <w:rFonts w:ascii="Arial" w:hAnsi="Arial"/>
+                <w:b w:val="0"/>
                 <w:sz w:val="17"/>
               </w:rPr>
               <w:t>Torpedo-Type AUV</w:t>
@@ -1892,6 +1964,7 @@
             <w:r>
               <w:rPr>
                 <w:rFonts w:ascii="Arial" w:hAnsi="Arial"/>
+                <w:b w:val="0"/>
                 <w:sz w:val="17"/>
               </w:rPr>
               <w:t>6-DOF</w:t>
@@ -1921,6 +1994,7 @@
             <w:r>
               <w:rPr>
                 <w:rFonts w:ascii="Arial" w:hAnsi="Arial"/>
+                <w:b w:val="0"/>
                 <w:sz w:val="17"/>
               </w:rPr>
               <w:t>Pemodelan dinamis terintegrasi antara lambung (hull</w:t>
@@ -1928,6 +2002,7 @@
             <w:r>
               <w:rPr>
                 <w:rFonts w:ascii="Arial" w:hAnsi="Arial"/>
+                <w:b w:val="0"/>
                 <w:i/>
                 <w:sz w:val="17"/>
               </w:rPr>
@@ -1936,6 +2011,7 @@
             <w:r>
               <w:rPr>
                 <w:rFonts w:ascii="Arial" w:hAnsi="Arial"/>
+                <w:b w:val="0"/>
                 <w:sz w:val="17"/>
               </w:rPr>
               <w:t>propeller</w:t>
@@ -1943,6 +2019,7 @@
             <w:r>
               <w:rPr>
                 <w:rFonts w:ascii="Arial" w:hAnsi="Arial"/>
+                <w:b w:val="0"/>
                 <w:i/>
                 <w:sz w:val="17"/>
               </w:rPr>
@@ -1951,6 +2028,7 @@
             <w:r>
               <w:rPr>
                 <w:rFonts w:ascii="Arial" w:hAnsi="Arial"/>
+                <w:b w:val="0"/>
                 <w:sz w:val="17"/>
               </w:rPr>
               <w:t>rudder).</w:t>
@@ -1980,6 +2058,7 @@
             <w:r>
               <w:rPr>
                 <w:rFonts w:ascii="Arial" w:hAnsi="Arial"/>
+                <w:b w:val="0"/>
                 <w:sz w:val="17"/>
               </w:rPr>
               <w:t>Berlaku eksklusif untuk AUV kelas penjelajah (</w:t>
@@ -1987,6 +2066,7 @@
             <w:r>
               <w:rPr>
                 <w:rFonts w:ascii="Arial" w:hAnsi="Arial"/>
+                <w:b w:val="0"/>
                 <w:i/>
                 <w:sz w:val="17"/>
               </w:rPr>
@@ -1995,6 +2075,7 @@
             <w:r>
               <w:rPr>
                 <w:rFonts w:ascii="Arial" w:hAnsi="Arial"/>
+                <w:b w:val="0"/>
                 <w:sz w:val="17"/>
               </w:rPr>
               <w:t xml:space="preserve">); tidak dapat diaplikasikan pada wahana </w:t>
@@ -2002,6 +2083,7 @@
             <w:r>
               <w:rPr>
                 <w:rFonts w:ascii="Arial" w:hAnsi="Arial"/>
+                <w:b w:val="0"/>
                 <w:i/>
                 <w:sz w:val="17"/>
               </w:rPr>
@@ -2010,6 +2092,7 @@
             <w:r>
               <w:rPr>
                 <w:rFonts w:ascii="Arial" w:hAnsi="Arial"/>
+                <w:b w:val="0"/>
                 <w:sz w:val="17"/>
               </w:rPr>
               <w:t xml:space="preserve"> dengan matriks pendorong bervektor (vectored thrusters).</w:t>
@@ -2041,6 +2124,7 @@
             <w:r>
               <w:rPr>
                 <w:rFonts w:ascii="Arial" w:hAnsi="Arial"/>
+                <w:b w:val="0"/>
                 <w:i/>
                 <w:sz w:val="17"/>
               </w:rPr>
@@ -2049,6 +2133,7 @@
             <w:r>
               <w:rPr>
                 <w:rFonts w:ascii="Arial" w:hAnsi="Arial"/>
+                <w:b w:val="0"/>
                 <w:sz w:val="17"/>
               </w:rPr>
               <w:t xml:space="preserve"> [2]</w:t>
@@ -2078,6 +2163,7 @@
             <w:r>
               <w:rPr>
                 <w:rFonts w:ascii="Arial" w:hAnsi="Arial"/>
+                <w:b w:val="0"/>
                 <w:sz w:val="17"/>
               </w:rPr>
               <w:t>BlueROV2 Platform</w:t>
@@ -2107,6 +2193,7 @@
             <w:r>
               <w:rPr>
                 <w:rFonts w:ascii="Arial" w:hAnsi="Arial"/>
+                <w:b w:val="0"/>
                 <w:sz w:val="17"/>
               </w:rPr>
               <w:t>4-DOF</w:t>
@@ -2136,6 +2223,7 @@
             <w:r>
               <w:rPr>
                 <w:rFonts w:ascii="Arial" w:hAnsi="Arial"/>
+                <w:b w:val="0"/>
                 <w:sz w:val="17"/>
               </w:rPr>
               <w:t>Eksperimen pemetaan bawah air (underwater mapping) menggunakan fusi sensor akustik dan visual.</w:t>
@@ -2165,6 +2253,7 @@
             <w:r>
               <w:rPr>
                 <w:rFonts w:ascii="Arial" w:hAnsi="Arial"/>
+                <w:b w:val="0"/>
                 <w:sz w:val="17"/>
               </w:rPr>
               <w:t xml:space="preserve">Pemrosesan visi optik tidak dilengkapi penapis stokastik pelacakan dinamis adaptif terhadap </w:t>
@@ -2172,6 +2261,7 @@
             <w:r>
               <w:rPr>
                 <w:rFonts w:ascii="Arial" w:hAnsi="Arial"/>
+                <w:b w:val="0"/>
                 <w:i/>
                 <w:sz w:val="17"/>
               </w:rPr>
@@ -2180,6 +2270,7 @@
             <w:r>
               <w:rPr>
                 <w:rFonts w:ascii="Arial" w:hAnsi="Arial"/>
+                <w:b w:val="0"/>
                 <w:sz w:val="17"/>
               </w:rPr>
               <w:t xml:space="preserve"> dan occlusion.</w:t>
@@ -2211,6 +2302,7 @@
             <w:r>
               <w:rPr>
                 <w:rFonts w:ascii="Arial" w:hAnsi="Arial"/>
+                <w:b w:val="0"/>
                 <w:i/>
                 <w:sz w:val="17"/>
               </w:rPr>
@@ -2219,6 +2311,7 @@
             <w:r>
               <w:rPr>
                 <w:rFonts w:ascii="Arial" w:hAnsi="Arial"/>
+                <w:b w:val="0"/>
                 <w:sz w:val="17"/>
               </w:rPr>
               <w:t xml:space="preserve"> [21]</w:t>
@@ -2248,6 +2341,7 @@
             <w:r>
               <w:rPr>
                 <w:rFonts w:ascii="Arial" w:hAnsi="Arial"/>
+                <w:b w:val="0"/>
                 <w:sz w:val="17"/>
               </w:rPr>
               <w:t>BlueROV2 Standard &amp; Heavy</w:t>
@@ -2277,6 +2371,7 @@
             <w:r>
               <w:rPr>
                 <w:rFonts w:ascii="Arial" w:hAnsi="Arial"/>
+                <w:b w:val="0"/>
                 <w:sz w:val="17"/>
               </w:rPr>
               <w:t>4-DOF &amp; 6-DOF</w:t>
@@ -2306,6 +2401,7 @@
             <w:r>
               <w:rPr>
                 <w:rFonts w:ascii="Arial" w:hAnsi="Arial"/>
+                <w:b w:val="0"/>
                 <w:sz w:val="17"/>
               </w:rPr>
               <w:t>Modifikasi ArduSub SITL untuk meningkatkan akurasi simulasi dan perancangan autopilot hibrida.</w:t>
@@ -2335,6 +2431,7 @@
             <w:r>
               <w:rPr>
                 <w:rFonts w:ascii="Arial" w:hAnsi="Arial"/>
+                <w:b w:val="0"/>
                 <w:sz w:val="17"/>
               </w:rPr>
               <w:t xml:space="preserve">Fokus utama pada modifikasi firmware ArduSub; tidak menurunkan secara analitis derivasi matematis matriks alokasi gaya dorong </w:t>
@@ -2342,6 +2439,7 @@
             <w:r>
               <w:rPr>
                 <w:rFonts w:ascii="Arial" w:hAnsi="Arial"/>
+                <w:b w:val="0"/>
                 <w:sz w:val="17"/>
               </w:rPr>
               <w:t>$$6 \times 8$$</w:t>
@@ -2349,6 +2447,7 @@
             <w:r>
               <w:rPr>
                 <w:rFonts w:ascii="Arial" w:hAnsi="Arial"/>
+                <w:b w:val="0"/>
                 <w:sz w:val="17"/>
               </w:rPr>
               <w:t xml:space="preserve"> maupun penapis Kalman visual.</w:t>
@@ -2380,6 +2479,7 @@
             <w:r>
               <w:rPr>
                 <w:rFonts w:ascii="Arial" w:hAnsi="Arial"/>
+                <w:b w:val="0"/>
                 <w:i/>
                 <w:sz w:val="17"/>
               </w:rPr>
@@ -2388,6 +2488,7 @@
             <w:r>
               <w:rPr>
                 <w:rFonts w:ascii="Arial" w:hAnsi="Arial"/>
+                <w:b w:val="0"/>
                 <w:sz w:val="17"/>
               </w:rPr>
               <w:t xml:space="preserve"> [27]</w:t>
@@ -2417,6 +2518,7 @@
             <w:r>
               <w:rPr>
                 <w:rFonts w:ascii="Arial" w:hAnsi="Arial"/>
+                <w:b w:val="0"/>
                 <w:sz w:val="17"/>
               </w:rPr>
               <w:t>UUV 6-DOF</w:t>
@@ -2446,6 +2548,7 @@
             <w:r>
               <w:rPr>
                 <w:rFonts w:ascii="Arial" w:hAnsi="Arial"/>
+                <w:b w:val="0"/>
                 <w:sz w:val="17"/>
               </w:rPr>
               <w:t>6-DOF</w:t>
@@ -2475,6 +2578,7 @@
             <w:r>
               <w:rPr>
                 <w:rFonts w:ascii="Arial" w:hAnsi="Arial"/>
+                <w:b w:val="0"/>
                 <w:sz w:val="17"/>
               </w:rPr>
               <w:t>Pemodelan dinamika dan kendali kokoh wahana bawah air memanfaatkan aljabar dual quaternions.</w:t>
@@ -2504,6 +2608,7 @@
             <w:r>
               <w:rPr>
                 <w:rFonts w:ascii="Arial" w:hAnsi="Arial"/>
+                <w:b w:val="0"/>
                 <w:sz w:val="17"/>
               </w:rPr>
               <w:t xml:space="preserve">Formulasi </w:t>
@@ -2511,6 +2616,7 @@
             <w:r>
               <w:rPr>
                 <w:rFonts w:ascii="Arial" w:hAnsi="Arial"/>
+                <w:b w:val="0"/>
                 <w:i/>
                 <w:sz w:val="17"/>
               </w:rPr>
@@ -2519,6 +2625,7 @@
             <w:r>
               <w:rPr>
                 <w:rFonts w:ascii="Arial" w:hAnsi="Arial"/>
+                <w:b w:val="0"/>
                 <w:sz w:val="17"/>
               </w:rPr>
               <w:t xml:space="preserve"> sangat abstrak secara aljabar dan sulit diintegrasikan ke dalam ekosistem flight controller standar industri seperti Pixhawk/ArduSub.</w:t>
@@ -2550,6 +2657,7 @@
             <w:r>
               <w:rPr>
                 <w:rFonts w:ascii="Arial" w:hAnsi="Arial"/>
+                <w:b w:val="0"/>
                 <w:i/>
                 <w:sz w:val="17"/>
               </w:rPr>
@@ -2558,6 +2666,7 @@
             <w:r>
               <w:rPr>
                 <w:rFonts w:ascii="Arial" w:hAnsi="Arial"/>
+                <w:b w:val="0"/>
                 <w:sz w:val="17"/>
               </w:rPr>
               <w:t xml:space="preserve"> [34]</w:t>
@@ -2587,6 +2696,7 @@
             <w:r>
               <w:rPr>
                 <w:rFonts w:ascii="Arial" w:hAnsi="Arial"/>
+                <w:b w:val="0"/>
                 <w:sz w:val="17"/>
               </w:rPr>
               <w:t>AUV Multi-DOF</w:t>
@@ -2616,6 +2726,7 @@
             <w:r>
               <w:rPr>
                 <w:rFonts w:ascii="Arial" w:hAnsi="Arial"/>
+                <w:b w:val="0"/>
                 <w:sz w:val="17"/>
               </w:rPr>
               <w:t>6-DOF</w:t>
@@ -2645,6 +2756,7 @@
             <w:r>
               <w:rPr>
                 <w:rFonts w:ascii="Arial" w:hAnsi="Arial"/>
+                <w:b w:val="0"/>
                 <w:sz w:val="17"/>
               </w:rPr>
               <w:t>Solusi identifikasi koefisien hidrodinamika memanfaatkan data gerak terkopling multi-derajat kebebasan.</w:t>
@@ -2674,6 +2786,7 @@
             <w:r>
               <w:rPr>
                 <w:rFonts w:ascii="Arial" w:hAnsi="Arial"/>
+                <w:b w:val="0"/>
                 <w:sz w:val="17"/>
               </w:rPr>
               <w:t>Menitikberatkan pada uji identifikasi parameter offline</w:t>
@@ -2681,6 +2794,7 @@
             <w:r>
               <w:rPr>
                 <w:rFonts w:ascii="Arial" w:hAnsi="Arial"/>
+                <w:b w:val="0"/>
                 <w:i/>
                 <w:sz w:val="17"/>
               </w:rPr>
@@ -2689,6 +2803,7 @@
             <w:r>
               <w:rPr>
                 <w:rFonts w:ascii="Arial" w:hAnsi="Arial"/>
+                <w:b w:val="0"/>
                 <w:sz w:val="17"/>
               </w:rPr>
               <w:t>real-time atau alokasi pendorong berlebih.</w:t>
@@ -2720,6 +2835,7 @@
             <w:r>
               <w:rPr>
                 <w:rFonts w:ascii="Arial" w:hAnsi="Arial"/>
+                <w:b w:val="0"/>
                 <w:i/>
                 <w:sz w:val="17"/>
               </w:rPr>
@@ -2728,6 +2844,7 @@
             <w:r>
               <w:rPr>
                 <w:rFonts w:ascii="Arial" w:hAnsi="Arial"/>
+                <w:b w:val="0"/>
                 <w:sz w:val="17"/>
               </w:rPr>
               <w:t xml:space="preserve"> [18]</w:t>
@@ -2757,6 +2874,7 @@
             <w:r>
               <w:rPr>
                 <w:rFonts w:ascii="Arial" w:hAnsi="Arial"/>
+                <w:b w:val="0"/>
                 <w:sz w:val="17"/>
               </w:rPr>
               <w:t>Underwater ROV</w:t>
@@ -2786,6 +2904,7 @@
             <w:r>
               <w:rPr>
                 <w:rFonts w:ascii="Arial" w:hAnsi="Arial"/>
+                <w:b w:val="0"/>
                 <w:sz w:val="17"/>
               </w:rPr>
               <w:t>4-DOF</w:t>
@@ -2815,6 +2934,7 @@
             <w:r>
               <w:rPr>
                 <w:rFonts w:ascii="Arial" w:hAnsi="Arial"/>
+                <w:b w:val="0"/>
                 <w:sz w:val="17"/>
               </w:rPr>
               <w:t>Robust sliding-mode control berbasis identifikasi diferensial neural untuk ketidakpastian model.</w:t>
@@ -2844,6 +2964,7 @@
             <w:r>
               <w:rPr>
                 <w:rFonts w:ascii="Arial" w:hAnsi="Arial"/>
+                <w:b w:val="0"/>
                 <w:sz w:val="17"/>
               </w:rPr>
               <w:t xml:space="preserve">Wahana beroperasi pada mode </w:t>
@@ -2851,6 +2972,7 @@
             <w:r>
               <w:rPr>
                 <w:rFonts w:ascii="Arial" w:hAnsi="Arial"/>
+                <w:b w:val="0"/>
                 <w:i/>
                 <w:sz w:val="17"/>
               </w:rPr>
@@ -2859,6 +2981,7 @@
             <w:r>
               <w:rPr>
                 <w:rFonts w:ascii="Arial" w:hAnsi="Arial"/>
+                <w:b w:val="0"/>
                 <w:sz w:val="17"/>
               </w:rPr>
               <w:t xml:space="preserve"> ROV manual; tidak mengintegrasikan navigasi otonom berbasis estimasi Kalman Filter ganda.</w:t>
@@ -2890,6 +3013,7 @@
             <w:r>
               <w:rPr>
                 <w:rFonts w:ascii="Arial" w:hAnsi="Arial"/>
+                <w:b w:val="0"/>
                 <w:i/>
                 <w:sz w:val="17"/>
               </w:rPr>
@@ -2920,6 +3044,7 @@
             <w:r>
               <w:rPr>
                 <w:rFonts w:ascii="Arial" w:hAnsi="Arial"/>
+                <w:b w:val="0"/>
                 <w:sz w:val="17"/>
               </w:rPr>
               <w:t>BlueROV2 Heavy Frame</w:t>
@@ -2949,7 +3074,8 @@
             <w:r>
               <w:rPr>
                 <w:rFonts w:ascii="Arial" w:hAnsi="Arial"/>
-                <w:b/>
+                <w:b w:val="0"/>
+                <w:i/>
                 <w:sz w:val="17"/>
               </w:rPr>
               <w:t>6-DOF Penuh (8 Pendorong Over-Actuated)</w:t>
@@ -2979,7 +3105,8 @@
             <w:r>
               <w:rPr>
                 <w:rFonts w:ascii="Arial" w:hAnsi="Arial"/>
-                <w:b/>
+                <w:b w:val="0"/>
+                <w:i/>
                 <w:sz w:val="17"/>
               </w:rPr>
               <w:t>Derivasi matematis analitis first-principles kinematika &amp; dinamika 6-DOF Fossen, alokasi gaya dorong $$6 \times 8$$ pseudo-inverse Moore-Penrose, suite Optimal Kalman Filter ganda (Visual 8D CWNA Mahalanobis + EKF Dinamika Fossen), dan validasi SITL (Gazebo Harmonic ROS 2) &amp; HITL (RPi4 - Pixhawk ArduSub MAVLink 50 Hz).</w:t>
@@ -3009,6 +3136,7 @@
             <w:r>
               <w:rPr>
                 <w:rFonts w:ascii="Arial" w:hAnsi="Arial"/>
+                <w:b w:val="0"/>
                 <w:i/>
                 <w:sz w:val="17"/>
               </w:rPr>
@@ -3097,18 +3225,21 @@
     </w:p>
     <w:p>
       <w:pPr>
-        <w:spacing w:after="60"/>
+        <w:spacing w:after="60" w:line="276" w:lineRule="auto"/>
         <w:ind w:left="567" w:hanging="340"/>
       </w:pPr>
       <w:r>
         <w:rPr>
-          <w:b/>
+          <w:rFonts w:ascii="Arial" w:hAnsi="Arial"/>
+          <w:b w:val="0"/>
+          <w:sz w:val="20"/>
         </w:rPr>
         <w:t xml:space="preserve">1.  </w:t>
       </w:r>
       <w:r>
         <w:rPr>
           <w:rFonts w:ascii="Arial" w:hAnsi="Arial"/>
+          <w:b w:val="0"/>
           <w:i/>
           <w:sz w:val="20"/>
         </w:rPr>
@@ -3117,6 +3248,7 @@
       <w:r>
         <w:rPr>
           <w:rFonts w:ascii="Arial" w:hAnsi="Arial"/>
+          <w:b w:val="0"/>
           <w:sz w:val="20"/>
         </w:rPr>
         <w:t>: Ahmed dkk. (2023) serta Hong dkk. (2024) memetakan metode penentuan koefisien hidrodinamika dari uji semi-empiris, uji tangki tarik Planar Motion Mechanism</w:t>
@@ -3124,6 +3256,7 @@
       <w:r>
         <w:rPr>
           <w:rFonts w:ascii="Arial" w:hAnsi="Arial"/>
+          <w:b w:val="0"/>
           <w:i/>
           <w:sz w:val="20"/>
         </w:rPr>
@@ -3132,6 +3265,7 @@
       <w:r>
         <w:rPr>
           <w:rFonts w:ascii="Arial" w:hAnsi="Arial"/>
+          <w:b w:val="0"/>
           <w:sz w:val="20"/>
         </w:rPr>
         <w:t>Computational Fluid Dynamics</w:t>
@@ -3139,6 +3273,7 @@
       <w:r>
         <w:rPr>
           <w:rFonts w:ascii="Arial" w:hAnsi="Arial"/>
+          <w:b w:val="0"/>
           <w:i/>
           <w:sz w:val="20"/>
         </w:rPr>
@@ -3147,6 +3282,7 @@
       <w:r>
         <w:rPr>
           <w:rFonts w:ascii="Arial" w:hAnsi="Arial"/>
+          <w:b w:val="0"/>
           <w:sz w:val="20"/>
         </w:rPr>
         <w:t>two-way hull-propeller coupled effect</w:t>
@@ -3154,6 +3290,7 @@
       <w:r>
         <w:rPr>
           <w:rFonts w:ascii="Arial" w:hAnsi="Arial"/>
+          <w:b w:val="0"/>
           <w:i/>
           <w:sz w:val="20"/>
         </w:rPr>
@@ -3162,6 +3299,7 @@
       <w:r>
         <w:rPr>
           <w:rFonts w:ascii="Arial" w:hAnsi="Arial"/>
+          <w:b w:val="0"/>
           <w:sz w:val="20"/>
         </w:rPr>
         <w:t>fully-actuated</w:t>
@@ -3169,6 +3307,7 @@
       <w:r>
         <w:rPr>
           <w:rFonts w:ascii="Arial" w:hAnsi="Arial"/>
+          <w:b w:val="0"/>
           <w:i/>
           <w:sz w:val="20"/>
         </w:rPr>
@@ -3177,6 +3316,7 @@
       <w:r>
         <w:rPr>
           <w:rFonts w:ascii="Arial" w:hAnsi="Arial"/>
+          <w:b w:val="0"/>
           <w:sz w:val="20"/>
         </w:rPr>
         <w:t>genetic algorithms) dan formulasi dinamika non-linier terkopling untuk mengoptimasi geometri lambung dan memprediksi stabilitas manuver terdistorsi [26], [28].</w:t>
@@ -3184,18 +3324,21 @@
     </w:p>
     <w:p>
       <w:pPr>
-        <w:spacing w:after="60"/>
+        <w:spacing w:after="60" w:line="276" w:lineRule="auto"/>
         <w:ind w:left="567" w:hanging="340"/>
       </w:pPr>
       <w:r>
         <w:rPr>
-          <w:b/>
+          <w:rFonts w:ascii="Arial" w:hAnsi="Arial"/>
+          <w:b w:val="0"/>
+          <w:sz w:val="20"/>
         </w:rPr>
         <w:t xml:space="preserve">2.  </w:t>
       </w:r>
       <w:r>
         <w:rPr>
           <w:rFonts w:ascii="Arial" w:hAnsi="Arial"/>
+          <w:b w:val="0"/>
           <w:i/>
           <w:sz w:val="20"/>
         </w:rPr>
@@ -3204,6 +3347,7 @@
       <w:r>
         <w:rPr>
           <w:rFonts w:ascii="Arial" w:hAnsi="Arial"/>
+          <w:b w:val="0"/>
           <w:sz w:val="20"/>
         </w:rPr>
         <w:t>: Kompleksitas integrasi sensor dan aktuasi redundan menuntut modularitas tinggi. McIvor dkk. (2024) merumuskan arsitektur Entity-Component-System</w:t>
@@ -3211,6 +3355,7 @@
       <w:r>
         <w:rPr>
           <w:rFonts w:ascii="Arial" w:hAnsi="Arial"/>
+          <w:b w:val="0"/>
           <w:i/>
           <w:sz w:val="20"/>
         </w:rPr>
@@ -3219,6 +3364,7 @@
       <w:r>
         <w:rPr>
           <w:rFonts w:ascii="Arial" w:hAnsi="Arial"/>
+          <w:b w:val="0"/>
           <w:sz w:val="20"/>
         </w:rPr>
         <w:t>thruster</w:t>
@@ -3226,6 +3372,7 @@
       <w:r>
         <w:rPr>
           <w:rFonts w:ascii="Arial" w:hAnsi="Arial"/>
+          <w:b w:val="0"/>
           <w:i/>
           <w:sz w:val="20"/>
         </w:rPr>
@@ -3234,6 +3381,7 @@
       <w:r>
         <w:rPr>
           <w:rFonts w:ascii="Arial" w:hAnsi="Arial"/>
+          <w:b w:val="0"/>
           <w:sz w:val="20"/>
         </w:rPr>
         <w:t>systems engineering untuk arsitektur modular perangkat keras dan lunak ROV yang tangguh terhadap gangguan operasional [11], [41]. Konsep modularitas dan aksesibilitas berbiaya terjangkau juga dibuktikan oleh platform MeCO (Widhalm dkk., 2025), Modularis (Vögele dkk., 2022), fabrikasi aditif 3D (Rusu dkk., 2023), dan sistem modular terbuka (Westman dkk., 2021) [23], [30], [35], [36].</w:t>
@@ -3241,18 +3389,21 @@
     </w:p>
     <w:p>
       <w:pPr>
-        <w:spacing w:after="60"/>
+        <w:spacing w:after="60" w:line="276" w:lineRule="auto"/>
         <w:ind w:left="567" w:hanging="340"/>
       </w:pPr>
       <w:r>
         <w:rPr>
-          <w:b/>
+          <w:rFonts w:ascii="Arial" w:hAnsi="Arial"/>
+          <w:b w:val="0"/>
+          <w:sz w:val="20"/>
         </w:rPr>
         <w:t xml:space="preserve">3.  </w:t>
       </w:r>
       <w:r>
         <w:rPr>
           <w:rFonts w:ascii="Arial" w:hAnsi="Arial"/>
+          <w:b w:val="0"/>
           <w:i/>
           <w:sz w:val="20"/>
         </w:rPr>
@@ -3261,6 +3412,7 @@
       <w:r>
         <w:rPr>
           <w:rFonts w:ascii="Arial" w:hAnsi="Arial"/>
+          <w:b w:val="0"/>
           <w:sz w:val="20"/>
         </w:rPr>
         <w:t>: Tinjauan mendalam mengenai algoritma penentuan posisi (localization</w:t>
@@ -3268,6 +3420,7 @@
       <w:r>
         <w:rPr>
           <w:rFonts w:ascii="Arial" w:hAnsi="Arial"/>
+          <w:b w:val="0"/>
           <w:i/>
           <w:sz w:val="20"/>
         </w:rPr>
@@ -3276,6 +3429,7 @@
       <w:r>
         <w:rPr>
           <w:rFonts w:ascii="Arial" w:hAnsi="Arial"/>
+          <w:b w:val="0"/>
           <w:sz w:val="20"/>
         </w:rPr>
         <w:t>path planning</w:t>
@@ -3283,6 +3437,7 @@
       <w:r>
         <w:rPr>
           <w:rFonts w:ascii="Arial" w:hAnsi="Arial"/>
+          <w:b w:val="0"/>
           <w:i/>
           <w:sz w:val="20"/>
         </w:rPr>
@@ -3291,6 +3446,7 @@
       <w:r>
         <w:rPr>
           <w:rFonts w:ascii="Arial" w:hAnsi="Arial"/>
+          <w:b w:val="0"/>
           <w:sz w:val="20"/>
         </w:rPr>
         <w:t>simulation-driven approach</w:t>
@@ -3298,6 +3454,7 @@
       <w:r>
         <w:rPr>
           <w:rFonts w:ascii="Arial" w:hAnsi="Arial"/>
+          <w:b w:val="0"/>
           <w:i/>
           <w:sz w:val="20"/>
         </w:rPr>
@@ -3306,6 +3463,7 @@
       <w:r>
         <w:rPr>
           <w:rFonts w:ascii="Arial" w:hAnsi="Arial"/>
+          <w:b w:val="0"/>
           <w:sz w:val="20"/>
         </w:rPr>
         <w:t>digital twin</w:t>
@@ -3313,6 +3471,7 @@
       <w:r>
         <w:rPr>
           <w:rFonts w:ascii="Arial" w:hAnsi="Arial"/>
+          <w:b w:val="0"/>
           <w:i/>
           <w:sz w:val="20"/>
         </w:rPr>
@@ -3321,6 +3480,7 @@
       <w:r>
         <w:rPr>
           <w:rFonts w:ascii="Arial" w:hAnsi="Arial"/>
+          <w:b w:val="0"/>
           <w:sz w:val="20"/>
         </w:rPr>
         <w:t>Deep Reinforcement Learning</w:t>
@@ -3328,6 +3488,7 @@
       <w:r>
         <w:rPr>
           <w:rFonts w:ascii="Arial" w:hAnsi="Arial"/>
+          <w:b w:val="0"/>
           <w:i/>
           <w:sz w:val="20"/>
         </w:rPr>
@@ -3336,6 +3497,7 @@
       <w:r>
         <w:rPr>
           <w:rFonts w:ascii="Arial" w:hAnsi="Arial"/>
+          <w:b w:val="0"/>
           <w:sz w:val="20"/>
         </w:rPr>
         <w:t>tether</w:t>
@@ -3343,6 +3505,7 @@
       <w:r>
         <w:rPr>
           <w:rFonts w:ascii="Arial" w:hAnsi="Arial"/>
+          <w:b w:val="0"/>
           <w:i/>
           <w:sz w:val="20"/>
         </w:rPr>
@@ -3351,6 +3514,7 @@
       <w:r>
         <w:rPr>
           <w:rFonts w:ascii="Arial" w:hAnsi="Arial"/>
+          <w:b w:val="0"/>
           <w:sz w:val="20"/>
         </w:rPr>
         <w:t>motion capture), sementara Ge dkk. (2025) dan Saad dkk. (2026) memvalidasi keandalan navigasi ROV terpadu pada inspeksi jaring budidaya perikanan laut [8], [9], [10], [24].</w:t>
@@ -3358,18 +3522,21 @@
     </w:p>
     <w:p>
       <w:pPr>
-        <w:spacing w:after="60"/>
+        <w:spacing w:after="60" w:line="276" w:lineRule="auto"/>
         <w:ind w:left="567" w:hanging="340"/>
       </w:pPr>
       <w:r>
         <w:rPr>
-          <w:b/>
+          <w:rFonts w:ascii="Arial" w:hAnsi="Arial"/>
+          <w:b w:val="0"/>
+          <w:sz w:val="20"/>
         </w:rPr>
         <w:t xml:space="preserve">4.  </w:t>
       </w:r>
       <w:r>
         <w:rPr>
           <w:rFonts w:ascii="Arial" w:hAnsi="Arial"/>
+          <w:b w:val="0"/>
           <w:i/>
           <w:sz w:val="20"/>
         </w:rPr>
@@ -3378,6 +3545,7 @@
       <w:r>
         <w:rPr>
           <w:rFonts w:ascii="Arial" w:hAnsi="Arial"/>
+          <w:b w:val="0"/>
           <w:sz w:val="20"/>
         </w:rPr>
         <w:t>: Kendali trajektori berbasis pemicu kejadian (event-triggered</w:t>
@@ -3385,6 +3553,7 @@
       <w:r>
         <w:rPr>
           <w:rFonts w:ascii="Arial" w:hAnsi="Arial"/>
+          <w:b w:val="0"/>
           <w:i/>
           <w:sz w:val="20"/>
         </w:rPr>
@@ -3393,6 +3562,7 @@
       <w:r>
         <w:rPr>
           <w:rFonts w:ascii="Arial" w:hAnsi="Arial"/>
+          <w:b w:val="0"/>
           <w:sz w:val="20"/>
         </w:rPr>
         <w:t>grey wolf optimized disturbance observer oleh Huang dkk. (2026) dan kendali formasi AUV oleh Yang dkk. (2021) melengkapi pembuktian analitis bahwa estimasi gangguan arus lingkungan sangat penting untuk mempertahankan stabilitas formasi dan orientasi wahana [13], [38].</w:t>
@@ -3573,18 +3743,21 @@
     </w:p>
     <w:p>
       <w:pPr>
-        <w:spacing w:after="60"/>
+        <w:spacing w:after="60" w:line="276" w:lineRule="auto"/>
         <w:ind w:left="567" w:hanging="283"/>
       </w:pPr>
       <w:r>
         <w:rPr>
           <w:rFonts w:ascii="Arial" w:hAnsi="Arial"/>
+          <w:b w:val="0"/>
+          <w:sz w:val="20"/>
         </w:rPr>
         <w:t xml:space="preserve">•  </w:t>
       </w:r>
       <w:r>
         <w:rPr>
           <w:rFonts w:ascii="Arial" w:hAnsi="Arial"/>
+          <w:b w:val="0"/>
           <w:i/>
           <w:sz w:val="20"/>
         </w:rPr>
@@ -3593,6 +3766,7 @@
       <w:r>
         <w:rPr>
           <w:rFonts w:ascii="Arial" w:hAnsi="Arial"/>
+          <w:b w:val="0"/>
           <w:sz w:val="20"/>
         </w:rPr>
         <w:t>: Ditetapkan pada lokasi referensi geografis di permukaan perairan atau dermaga peluncuran.</w:t>
@@ -3600,18 +3774,21 @@
     </w:p>
     <w:p>
       <w:pPr>
-        <w:spacing w:after="60"/>
+        <w:spacing w:after="60" w:line="276" w:lineRule="auto"/>
         <w:ind w:left="567" w:hanging="283"/>
       </w:pPr>
       <w:r>
         <w:rPr>
           <w:rFonts w:ascii="Arial" w:hAnsi="Arial"/>
+          <w:b w:val="0"/>
+          <w:sz w:val="20"/>
         </w:rPr>
         <w:t xml:space="preserve">•  </w:t>
       </w:r>
       <w:r>
         <w:rPr>
           <w:rFonts w:ascii="Arial" w:hAnsi="Arial"/>
+          <w:b w:val="0"/>
           <w:i/>
           <w:sz w:val="20"/>
         </w:rPr>
@@ -3620,6 +3797,7 @@
       <w:r>
         <w:rPr>
           <w:rFonts w:ascii="Arial" w:hAnsi="Arial"/>
+          <w:b w:val="0"/>
           <w:sz w:val="20"/>
         </w:rPr>
         <w:t>: Mengarah horizontal ke arah Utara sejati (true North).</w:t>
@@ -3627,18 +3805,21 @@
     </w:p>
     <w:p>
       <w:pPr>
-        <w:spacing w:after="60"/>
+        <w:spacing w:after="60" w:line="276" w:lineRule="auto"/>
         <w:ind w:left="567" w:hanging="283"/>
       </w:pPr>
       <w:r>
         <w:rPr>
           <w:rFonts w:ascii="Arial" w:hAnsi="Arial"/>
+          <w:b w:val="0"/>
+          <w:sz w:val="20"/>
         </w:rPr>
         <w:t xml:space="preserve">•  </w:t>
       </w:r>
       <w:r>
         <w:rPr>
           <w:rFonts w:ascii="Arial" w:hAnsi="Arial"/>
+          <w:b w:val="0"/>
           <w:i/>
           <w:sz w:val="20"/>
         </w:rPr>
@@ -3647,6 +3828,7 @@
       <w:r>
         <w:rPr>
           <w:rFonts w:ascii="Arial" w:hAnsi="Arial"/>
+          <w:b w:val="0"/>
           <w:sz w:val="20"/>
         </w:rPr>
         <w:t>: Mengarah horizontal ke arah Timur sejati (true East).</w:t>
@@ -3654,18 +3836,21 @@
     </w:p>
     <w:p>
       <w:pPr>
-        <w:spacing w:after="60"/>
+        <w:spacing w:after="60" w:line="276" w:lineRule="auto"/>
         <w:ind w:left="567" w:hanging="283"/>
       </w:pPr>
       <w:r>
         <w:rPr>
           <w:rFonts w:ascii="Arial" w:hAnsi="Arial"/>
+          <w:b w:val="0"/>
+          <w:sz w:val="20"/>
         </w:rPr>
         <w:t xml:space="preserve">•  </w:t>
       </w:r>
       <w:r>
         <w:rPr>
           <w:rFonts w:ascii="Arial" w:hAnsi="Arial"/>
+          <w:b w:val="0"/>
           <w:i/>
           <w:sz w:val="20"/>
         </w:rPr>
@@ -3674,6 +3859,7 @@
       <w:r>
         <w:rPr>
           <w:rFonts w:ascii="Arial" w:hAnsi="Arial"/>
+          <w:b w:val="0"/>
           <w:sz w:val="20"/>
         </w:rPr>
         <w:t xml:space="preserve">: Mengarah vertikal tegak lurus ke bawah (Down) menuju pusat bumi, searah dengan vektor percepatan gravitasi bumi </w:t>
@@ -3681,6 +3867,7 @@
       <w:r>
         <w:rPr>
           <w:rFonts w:ascii="Arial" w:hAnsi="Arial"/>
+          <w:b w:val="0"/>
           <w:sz w:val="20"/>
         </w:rPr>
         <w:t>$$\mathbf{g}^n = [0, 0, g]^T$$</w:t>
@@ -3688,6 +3875,7 @@
       <w:r>
         <w:rPr>
           <w:rFonts w:ascii="Arial" w:hAnsi="Arial"/>
+          <w:b w:val="0"/>
           <w:sz w:val="20"/>
         </w:rPr>
         <w:t xml:space="preserve"> di mana </w:t>
@@ -3695,6 +3883,7 @@
       <w:r>
         <w:rPr>
           <w:rFonts w:ascii="Arial" w:hAnsi="Arial"/>
+          <w:b w:val="0"/>
           <w:sz w:val="20"/>
         </w:rPr>
         <w:t>$$g = 9.80665 \text{ m/s}^2$$</w:t>
@@ -3702,6 +3891,7 @@
       <w:r>
         <w:rPr>
           <w:rFonts w:ascii="Arial" w:hAnsi="Arial"/>
+          <w:b w:val="0"/>
           <w:sz w:val="20"/>
         </w:rPr>
         <w:t>.</w:t>
@@ -3870,18 +4060,21 @@
     </w:p>
     <w:p>
       <w:pPr>
-        <w:spacing w:after="60"/>
+        <w:spacing w:after="60" w:line="276" w:lineRule="auto"/>
         <w:ind w:left="567" w:hanging="283"/>
       </w:pPr>
       <w:r>
         <w:rPr>
           <w:rFonts w:ascii="Arial" w:hAnsi="Arial"/>
+          <w:b w:val="0"/>
+          <w:sz w:val="20"/>
         </w:rPr>
         <w:t xml:space="preserve">•  </w:t>
       </w:r>
       <w:r>
         <w:rPr>
           <w:rFonts w:ascii="Arial" w:hAnsi="Arial"/>
+          <w:b w:val="0"/>
           <w:i/>
           <w:sz w:val="20"/>
         </w:rPr>
@@ -3890,6 +4083,7 @@
       <w:r>
         <w:rPr>
           <w:rFonts w:ascii="Arial" w:hAnsi="Arial"/>
+          <w:b w:val="0"/>
           <w:sz w:val="20"/>
         </w:rPr>
         <w:t>: Ditetapkan pada Pusat Geometris Wahana (Center of Origin</w:t>
@@ -3897,6 +4091,7 @@
       <w:r>
         <w:rPr>
           <w:rFonts w:ascii="Arial" w:hAnsi="Arial"/>
+          <w:b w:val="0"/>
           <w:i/>
           <w:sz w:val="20"/>
         </w:rPr>
@@ -3905,6 +4100,7 @@
       <w:r>
         <w:rPr>
           <w:rFonts w:ascii="Arial" w:hAnsi="Arial"/>
+          <w:b w:val="0"/>
           <w:sz w:val="20"/>
         </w:rPr>
         <w:t>electronic enclosure).</w:t>
@@ -3912,18 +4108,21 @@
     </w:p>
     <w:p>
       <w:pPr>
-        <w:spacing w:after="60"/>
+        <w:spacing w:after="60" w:line="276" w:lineRule="auto"/>
         <w:ind w:left="567" w:hanging="283"/>
       </w:pPr>
       <w:r>
         <w:rPr>
           <w:rFonts w:ascii="Arial" w:hAnsi="Arial"/>
+          <w:b w:val="0"/>
+          <w:sz w:val="20"/>
         </w:rPr>
         <w:t xml:space="preserve">•  </w:t>
       </w:r>
       <w:r>
         <w:rPr>
           <w:rFonts w:ascii="Arial" w:hAnsi="Arial"/>
+          <w:b w:val="0"/>
           <w:i/>
           <w:sz w:val="20"/>
         </w:rPr>
@@ -3932,6 +4131,7 @@
       <w:r>
         <w:rPr>
           <w:rFonts w:ascii="Arial" w:hAnsi="Arial"/>
+          <w:b w:val="0"/>
           <w:sz w:val="20"/>
         </w:rPr>
         <w:t>: Mengarah maju ke arah haluan wahana (Forward / Bow</w:t>
@@ -3939,6 +4139,7 @@
       <w:r>
         <w:rPr>
           <w:rFonts w:ascii="Arial" w:hAnsi="Arial"/>
+          <w:b w:val="0"/>
           <w:i/>
           <w:sz w:val="20"/>
         </w:rPr>
@@ -3947,6 +4148,7 @@
       <w:r>
         <w:rPr>
           <w:rFonts w:ascii="Arial" w:hAnsi="Arial"/>
+          <w:b w:val="0"/>
           <w:sz w:val="20"/>
         </w:rPr>
         <w:t>Surge.</w:t>
@@ -3954,18 +4156,21 @@
     </w:p>
     <w:p>
       <w:pPr>
-        <w:spacing w:after="60"/>
+        <w:spacing w:after="60" w:line="276" w:lineRule="auto"/>
         <w:ind w:left="567" w:hanging="283"/>
       </w:pPr>
       <w:r>
         <w:rPr>
           <w:rFonts w:ascii="Arial" w:hAnsi="Arial"/>
+          <w:b w:val="0"/>
+          <w:sz w:val="20"/>
         </w:rPr>
         <w:t xml:space="preserve">•  </w:t>
       </w:r>
       <w:r>
         <w:rPr>
           <w:rFonts w:ascii="Arial" w:hAnsi="Arial"/>
+          <w:b w:val="0"/>
           <w:i/>
           <w:sz w:val="20"/>
         </w:rPr>
@@ -3974,6 +4179,7 @@
       <w:r>
         <w:rPr>
           <w:rFonts w:ascii="Arial" w:hAnsi="Arial"/>
+          <w:b w:val="0"/>
           <w:sz w:val="20"/>
         </w:rPr>
         <w:t>: Mengarah ke sisi kanan lambung wahana (Starboard</w:t>
@@ -3981,6 +4187,7 @@
       <w:r>
         <w:rPr>
           <w:rFonts w:ascii="Arial" w:hAnsi="Arial"/>
+          <w:b w:val="0"/>
           <w:i/>
           <w:sz w:val="20"/>
         </w:rPr>
@@ -3989,6 +4196,7 @@
       <w:r>
         <w:rPr>
           <w:rFonts w:ascii="Arial" w:hAnsi="Arial"/>
+          <w:b w:val="0"/>
           <w:sz w:val="20"/>
         </w:rPr>
         <w:t>Sway.</w:t>
@@ -3996,18 +4204,21 @@
     </w:p>
     <w:p>
       <w:pPr>
-        <w:spacing w:after="60"/>
+        <w:spacing w:after="60" w:line="276" w:lineRule="auto"/>
         <w:ind w:left="567" w:hanging="283"/>
       </w:pPr>
       <w:r>
         <w:rPr>
           <w:rFonts w:ascii="Arial" w:hAnsi="Arial"/>
+          <w:b w:val="0"/>
+          <w:sz w:val="20"/>
         </w:rPr>
         <w:t xml:space="preserve">•  </w:t>
       </w:r>
       <w:r>
         <w:rPr>
           <w:rFonts w:ascii="Arial" w:hAnsi="Arial"/>
+          <w:b w:val="0"/>
           <w:i/>
           <w:sz w:val="20"/>
         </w:rPr>
@@ -4016,6 +4227,7 @@
       <w:r>
         <w:rPr>
           <w:rFonts w:ascii="Arial" w:hAnsi="Arial"/>
+          <w:b w:val="0"/>
           <w:sz w:val="20"/>
         </w:rPr>
         <w:t>: Mengarah tegak lurus ke bawah menembus lunas wahana (Down / Keel</w:t>
@@ -4023,6 +4235,7 @@
       <w:r>
         <w:rPr>
           <w:rFonts w:ascii="Arial" w:hAnsi="Arial"/>
+          <w:b w:val="0"/>
           <w:i/>
           <w:sz w:val="20"/>
         </w:rPr>
@@ -4031,6 +4244,7 @@
       <w:r>
         <w:rPr>
           <w:rFonts w:ascii="Arial" w:hAnsi="Arial"/>
+          <w:b w:val="0"/>
           <w:sz w:val="20"/>
         </w:rPr>
         <w:t>Heave.</w:t>
@@ -4038,7 +4252,7 @@
     </w:p>
     <w:p>
       <w:pPr>
-        <w:spacing w:before="160" w:after="60"/>
+        <w:spacing w:before="160" w:after="60" w:line="276" w:lineRule="auto"/>
       </w:pPr>
       <w:r>
         <w:rPr>
@@ -4046,7 +4260,15 @@
           <w:b/>
           <w:sz w:val="19"/>
         </w:rPr>
-        <w:t>Tabel 2.2 merinci konvensi formal notasi SNAME (1950) dan Fossen (2021) untuk 6 derajat kebebasan spasial [7].</w:t>
+        <w:t xml:space="preserve">Tabel 2.2 </w:t>
+      </w:r>
+      <w:r>
+        <w:rPr>
+          <w:rFonts w:ascii="Arial" w:hAnsi="Arial"/>
+          <w:b w:val="0"/>
+          <w:sz w:val="19"/>
+        </w:rPr>
+        <w:t>merinci konvensi formal notasi SNAME (1950) dan Fossen (2021) untuk 6 derajat kebebasan spasial [7].</w:t>
       </w:r>
     </w:p>
     <w:p>
@@ -4304,6 +4526,7 @@
             <w:r>
               <w:rPr>
                 <w:rFonts w:ascii="Arial" w:hAnsi="Arial"/>
+                <w:b w:val="0"/>
                 <w:i/>
                 <w:sz w:val="17"/>
               </w:rPr>
@@ -4334,6 +4557,7 @@
             <w:r>
               <w:rPr>
                 <w:rFonts w:ascii="Arial" w:hAnsi="Arial"/>
+                <w:b w:val="0"/>
                 <w:sz w:val="17"/>
               </w:rPr>
               <w:t xml:space="preserve">Gerak maju-mundur sepanjang sumbu </w:t>
@@ -4341,6 +4565,7 @@
             <w:r>
               <w:rPr>
                 <w:rFonts w:ascii="Arial" w:hAnsi="Arial"/>
+                <w:b w:val="0"/>
                 <w:sz w:val="17"/>
               </w:rPr>
               <w:t>$$x_b$$</w:t>
@@ -4348,6 +4573,7 @@
             <w:r>
               <w:rPr>
                 <w:rFonts w:ascii="Arial" w:hAnsi="Arial"/>
+                <w:b w:val="0"/>
                 <w:sz w:val="17"/>
               </w:rPr>
               <w:t xml:space="preserve"> (Surge)</w:t>
@@ -4377,6 +4603,7 @@
             <w:r>
               <w:rPr>
                 <w:rFonts w:ascii="Arial" w:hAnsi="Arial"/>
+                <w:b w:val="0"/>
                 <w:sz w:val="17"/>
               </w:rPr>
               <w:t>$$X$$</w:t>
@@ -4384,6 +4611,7 @@
             <w:r>
               <w:rPr>
                 <w:rFonts w:ascii="Arial" w:hAnsi="Arial"/>
+                <w:b w:val="0"/>
                 <w:sz w:val="17"/>
               </w:rPr>
               <w:t xml:space="preserve"> (</w:t>
@@ -4391,6 +4619,7 @@
             <w:r>
               <w:rPr>
                 <w:rFonts w:ascii="Arial" w:hAnsi="Arial"/>
+                <w:b w:val="0"/>
                 <w:sz w:val="17"/>
               </w:rPr>
               <w:t>$$\text{N}$$</w:t>
@@ -4398,6 +4627,7 @@
             <w:r>
               <w:rPr>
                 <w:rFonts w:ascii="Arial" w:hAnsi="Arial"/>
+                <w:b w:val="0"/>
                 <w:sz w:val="17"/>
               </w:rPr>
               <w:t>)</w:t>
@@ -4427,6 +4657,7 @@
             <w:r>
               <w:rPr>
                 <w:rFonts w:ascii="Arial" w:hAnsi="Arial"/>
+                <w:b w:val="0"/>
                 <w:sz w:val="17"/>
               </w:rPr>
               <w:t>$$u$$</w:t>
@@ -4434,6 +4665,7 @@
             <w:r>
               <w:rPr>
                 <w:rFonts w:ascii="Arial" w:hAnsi="Arial"/>
+                <w:b w:val="0"/>
                 <w:sz w:val="17"/>
               </w:rPr>
               <w:t xml:space="preserve"> (</w:t>
@@ -4441,6 +4673,7 @@
             <w:r>
               <w:rPr>
                 <w:rFonts w:ascii="Arial" w:hAnsi="Arial"/>
+                <w:b w:val="0"/>
                 <w:sz w:val="17"/>
               </w:rPr>
               <w:t>$$\text{m/s}$$</w:t>
@@ -4448,6 +4681,7 @@
             <w:r>
               <w:rPr>
                 <w:rFonts w:ascii="Arial" w:hAnsi="Arial"/>
+                <w:b w:val="0"/>
                 <w:sz w:val="17"/>
               </w:rPr>
               <w:t>)</w:t>
@@ -4477,6 +4711,7 @@
             <w:r>
               <w:rPr>
                 <w:rFonts w:ascii="Arial" w:hAnsi="Arial"/>
+                <w:b w:val="0"/>
                 <w:sz w:val="17"/>
               </w:rPr>
               <w:t>$$x$$</w:t>
@@ -4484,6 +4719,7 @@
             <w:r>
               <w:rPr>
                 <w:rFonts w:ascii="Arial" w:hAnsi="Arial"/>
+                <w:b w:val="0"/>
                 <w:sz w:val="17"/>
               </w:rPr>
               <w:t xml:space="preserve"> (</w:t>
@@ -4491,6 +4727,7 @@
             <w:r>
               <w:rPr>
                 <w:rFonts w:ascii="Arial" w:hAnsi="Arial"/>
+                <w:b w:val="0"/>
                 <w:sz w:val="17"/>
               </w:rPr>
               <w:t>$$\text{m}$$</w:t>
@@ -4498,6 +4735,7 @@
             <w:r>
               <w:rPr>
                 <w:rFonts w:ascii="Arial" w:hAnsi="Arial"/>
+                <w:b w:val="0"/>
                 <w:sz w:val="17"/>
               </w:rPr>
               <w:t>)</w:t>
@@ -4529,6 +4767,7 @@
             <w:r>
               <w:rPr>
                 <w:rFonts w:ascii="Arial" w:hAnsi="Arial"/>
+                <w:b w:val="0"/>
                 <w:i/>
                 <w:sz w:val="17"/>
               </w:rPr>
@@ -4559,6 +4798,7 @@
             <w:r>
               <w:rPr>
                 <w:rFonts w:ascii="Arial" w:hAnsi="Arial"/>
+                <w:b w:val="0"/>
                 <w:sz w:val="17"/>
               </w:rPr>
               <w:t xml:space="preserve">Gerak geser lateral sepanjang sumbu </w:t>
@@ -4566,6 +4806,7 @@
             <w:r>
               <w:rPr>
                 <w:rFonts w:ascii="Arial" w:hAnsi="Arial"/>
+                <w:b w:val="0"/>
                 <w:sz w:val="17"/>
               </w:rPr>
               <w:t>$$y_b$$</w:t>
@@ -4573,6 +4814,7 @@
             <w:r>
               <w:rPr>
                 <w:rFonts w:ascii="Arial" w:hAnsi="Arial"/>
+                <w:b w:val="0"/>
                 <w:sz w:val="17"/>
               </w:rPr>
               <w:t xml:space="preserve"> (Sway)</w:t>
@@ -4602,6 +4844,7 @@
             <w:r>
               <w:rPr>
                 <w:rFonts w:ascii="Arial" w:hAnsi="Arial"/>
+                <w:b w:val="0"/>
                 <w:sz w:val="17"/>
               </w:rPr>
               <w:t>$$Y$$</w:t>
@@ -4609,6 +4852,7 @@
             <w:r>
               <w:rPr>
                 <w:rFonts w:ascii="Arial" w:hAnsi="Arial"/>
+                <w:b w:val="0"/>
                 <w:sz w:val="17"/>
               </w:rPr>
               <w:t xml:space="preserve"> (</w:t>
@@ -4616,6 +4860,7 @@
             <w:r>
               <w:rPr>
                 <w:rFonts w:ascii="Arial" w:hAnsi="Arial"/>
+                <w:b w:val="0"/>
                 <w:sz w:val="17"/>
               </w:rPr>
               <w:t>$$\text{N}$$</w:t>
@@ -4623,6 +4868,7 @@
             <w:r>
               <w:rPr>
                 <w:rFonts w:ascii="Arial" w:hAnsi="Arial"/>
+                <w:b w:val="0"/>
                 <w:sz w:val="17"/>
               </w:rPr>
               <w:t>)</w:t>
@@ -4652,6 +4898,7 @@
             <w:r>
               <w:rPr>
                 <w:rFonts w:ascii="Arial" w:hAnsi="Arial"/>
+                <w:b w:val="0"/>
                 <w:sz w:val="17"/>
               </w:rPr>
               <w:t>$$v$$</w:t>
@@ -4659,6 +4906,7 @@
             <w:r>
               <w:rPr>
                 <w:rFonts w:ascii="Arial" w:hAnsi="Arial"/>
+                <w:b w:val="0"/>
                 <w:sz w:val="17"/>
               </w:rPr>
               <w:t xml:space="preserve"> (</w:t>
@@ -4666,6 +4914,7 @@
             <w:r>
               <w:rPr>
                 <w:rFonts w:ascii="Arial" w:hAnsi="Arial"/>
+                <w:b w:val="0"/>
                 <w:sz w:val="17"/>
               </w:rPr>
               <w:t>$$\text{m/s}$$</w:t>
@@ -4673,6 +4922,7 @@
             <w:r>
               <w:rPr>
                 <w:rFonts w:ascii="Arial" w:hAnsi="Arial"/>
+                <w:b w:val="0"/>
                 <w:sz w:val="17"/>
               </w:rPr>
               <w:t>)</w:t>
@@ -4702,6 +4952,7 @@
             <w:r>
               <w:rPr>
                 <w:rFonts w:ascii="Arial" w:hAnsi="Arial"/>
+                <w:b w:val="0"/>
                 <w:sz w:val="17"/>
               </w:rPr>
               <w:t>$$y$$</w:t>
@@ -4709,6 +4960,7 @@
             <w:r>
               <w:rPr>
                 <w:rFonts w:ascii="Arial" w:hAnsi="Arial"/>
+                <w:b w:val="0"/>
                 <w:sz w:val="17"/>
               </w:rPr>
               <w:t xml:space="preserve"> (</w:t>
@@ -4716,6 +4968,7 @@
             <w:r>
               <w:rPr>
                 <w:rFonts w:ascii="Arial" w:hAnsi="Arial"/>
+                <w:b w:val="0"/>
                 <w:sz w:val="17"/>
               </w:rPr>
               <w:t>$$\text{m}$$</w:t>
@@ -4723,6 +4976,7 @@
             <w:r>
               <w:rPr>
                 <w:rFonts w:ascii="Arial" w:hAnsi="Arial"/>
+                <w:b w:val="0"/>
                 <w:sz w:val="17"/>
               </w:rPr>
               <w:t>)</w:t>
@@ -4754,6 +5008,7 @@
             <w:r>
               <w:rPr>
                 <w:rFonts w:ascii="Arial" w:hAnsi="Arial"/>
+                <w:b w:val="0"/>
                 <w:i/>
                 <w:sz w:val="17"/>
               </w:rPr>
@@ -4784,6 +5039,7 @@
             <w:r>
               <w:rPr>
                 <w:rFonts w:ascii="Arial" w:hAnsi="Arial"/>
+                <w:b w:val="0"/>
                 <w:sz w:val="17"/>
               </w:rPr>
               <w:t xml:space="preserve">Gerak vertikal sepanjang sumbu </w:t>
@@ -4791,6 +5047,7 @@
             <w:r>
               <w:rPr>
                 <w:rFonts w:ascii="Arial" w:hAnsi="Arial"/>
+                <w:b w:val="0"/>
                 <w:sz w:val="17"/>
               </w:rPr>
               <w:t>$$z_b$$</w:t>
@@ -4798,6 +5055,7 @@
             <w:r>
               <w:rPr>
                 <w:rFonts w:ascii="Arial" w:hAnsi="Arial"/>
+                <w:b w:val="0"/>
                 <w:sz w:val="17"/>
               </w:rPr>
               <w:t xml:space="preserve"> (Heave)</w:t>
@@ -4827,6 +5085,7 @@
             <w:r>
               <w:rPr>
                 <w:rFonts w:ascii="Arial" w:hAnsi="Arial"/>
+                <w:b w:val="0"/>
                 <w:sz w:val="17"/>
               </w:rPr>
               <w:t>$$Z$$</w:t>
@@ -4834,6 +5093,7 @@
             <w:r>
               <w:rPr>
                 <w:rFonts w:ascii="Arial" w:hAnsi="Arial"/>
+                <w:b w:val="0"/>
                 <w:sz w:val="17"/>
               </w:rPr>
               <w:t xml:space="preserve"> (</w:t>
@@ -4841,6 +5101,7 @@
             <w:r>
               <w:rPr>
                 <w:rFonts w:ascii="Arial" w:hAnsi="Arial"/>
+                <w:b w:val="0"/>
                 <w:sz w:val="17"/>
               </w:rPr>
               <w:t>$$\text{N}$$</w:t>
@@ -4848,6 +5109,7 @@
             <w:r>
               <w:rPr>
                 <w:rFonts w:ascii="Arial" w:hAnsi="Arial"/>
+                <w:b w:val="0"/>
                 <w:sz w:val="17"/>
               </w:rPr>
               <w:t>)</w:t>
@@ -4877,6 +5139,7 @@
             <w:r>
               <w:rPr>
                 <w:rFonts w:ascii="Arial" w:hAnsi="Arial"/>
+                <w:b w:val="0"/>
                 <w:sz w:val="17"/>
               </w:rPr>
               <w:t>$$w$$</w:t>
@@ -4884,6 +5147,7 @@
             <w:r>
               <w:rPr>
                 <w:rFonts w:ascii="Arial" w:hAnsi="Arial"/>
+                <w:b w:val="0"/>
                 <w:sz w:val="17"/>
               </w:rPr>
               <w:t xml:space="preserve"> (</w:t>
@@ -4891,6 +5155,7 @@
             <w:r>
               <w:rPr>
                 <w:rFonts w:ascii="Arial" w:hAnsi="Arial"/>
+                <w:b w:val="0"/>
                 <w:sz w:val="17"/>
               </w:rPr>
               <w:t>$$\text{m/s}$$</w:t>
@@ -4898,6 +5163,7 @@
             <w:r>
               <w:rPr>
                 <w:rFonts w:ascii="Arial" w:hAnsi="Arial"/>
+                <w:b w:val="0"/>
                 <w:sz w:val="17"/>
               </w:rPr>
               <w:t>)</w:t>
@@ -4927,6 +5193,7 @@
             <w:r>
               <w:rPr>
                 <w:rFonts w:ascii="Arial" w:hAnsi="Arial"/>
+                <w:b w:val="0"/>
                 <w:sz w:val="17"/>
               </w:rPr>
               <w:t>$$z$$</w:t>
@@ -4934,6 +5201,7 @@
             <w:r>
               <w:rPr>
                 <w:rFonts w:ascii="Arial" w:hAnsi="Arial"/>
+                <w:b w:val="0"/>
                 <w:sz w:val="17"/>
               </w:rPr>
               <w:t xml:space="preserve"> (</w:t>
@@ -4941,6 +5209,7 @@
             <w:r>
               <w:rPr>
                 <w:rFonts w:ascii="Arial" w:hAnsi="Arial"/>
+                <w:b w:val="0"/>
                 <w:sz w:val="17"/>
               </w:rPr>
               <w:t>$$\text{m}$$</w:t>
@@ -4948,6 +5217,7 @@
             <w:r>
               <w:rPr>
                 <w:rFonts w:ascii="Arial" w:hAnsi="Arial"/>
+                <w:b w:val="0"/>
                 <w:sz w:val="17"/>
               </w:rPr>
               <w:t>)</w:t>
@@ -4979,6 +5249,7 @@
             <w:r>
               <w:rPr>
                 <w:rFonts w:ascii="Arial" w:hAnsi="Arial"/>
+                <w:b w:val="0"/>
                 <w:i/>
                 <w:sz w:val="17"/>
               </w:rPr>
@@ -5009,6 +5280,7 @@
             <w:r>
               <w:rPr>
                 <w:rFonts w:ascii="Arial" w:hAnsi="Arial"/>
+                <w:b w:val="0"/>
                 <w:sz w:val="17"/>
               </w:rPr>
               <w:t xml:space="preserve">Gerak rotasi guling mengelilingi sumbu </w:t>
@@ -5016,6 +5288,7 @@
             <w:r>
               <w:rPr>
                 <w:rFonts w:ascii="Arial" w:hAnsi="Arial"/>
+                <w:b w:val="0"/>
                 <w:sz w:val="17"/>
               </w:rPr>
               <w:t>$$x_b$$</w:t>
@@ -5023,6 +5296,7 @@
             <w:r>
               <w:rPr>
                 <w:rFonts w:ascii="Arial" w:hAnsi="Arial"/>
+                <w:b w:val="0"/>
                 <w:sz w:val="17"/>
               </w:rPr>
               <w:t xml:space="preserve"> (Roll)</w:t>
@@ -5052,6 +5326,7 @@
             <w:r>
               <w:rPr>
                 <w:rFonts w:ascii="Arial" w:hAnsi="Arial"/>
+                <w:b w:val="0"/>
                 <w:sz w:val="17"/>
               </w:rPr>
               <w:t>$$K$$</w:t>
@@ -5059,6 +5334,7 @@
             <w:r>
               <w:rPr>
                 <w:rFonts w:ascii="Arial" w:hAnsi="Arial"/>
+                <w:b w:val="0"/>
                 <w:sz w:val="17"/>
               </w:rPr>
               <w:t xml:space="preserve"> (</w:t>
@@ -5066,6 +5342,7 @@
             <w:r>
               <w:rPr>
                 <w:rFonts w:ascii="Arial" w:hAnsi="Arial"/>
+                <w:b w:val="0"/>
                 <w:sz w:val="17"/>
               </w:rPr>
               <w:t>$$\text{N}\cdot\text{m}$$</w:t>
@@ -5073,6 +5350,7 @@
             <w:r>
               <w:rPr>
                 <w:rFonts w:ascii="Arial" w:hAnsi="Arial"/>
+                <w:b w:val="0"/>
                 <w:sz w:val="17"/>
               </w:rPr>
               <w:t>)</w:t>
@@ -5102,6 +5380,7 @@
             <w:r>
               <w:rPr>
                 <w:rFonts w:ascii="Arial" w:hAnsi="Arial"/>
+                <w:b w:val="0"/>
                 <w:sz w:val="17"/>
               </w:rPr>
               <w:t>$$p$$</w:t>
@@ -5109,6 +5388,7 @@
             <w:r>
               <w:rPr>
                 <w:rFonts w:ascii="Arial" w:hAnsi="Arial"/>
+                <w:b w:val="0"/>
                 <w:sz w:val="17"/>
               </w:rPr>
               <w:t xml:space="preserve"> (</w:t>
@@ -5116,6 +5396,7 @@
             <w:r>
               <w:rPr>
                 <w:rFonts w:ascii="Arial" w:hAnsi="Arial"/>
+                <w:b w:val="0"/>
                 <w:sz w:val="17"/>
               </w:rPr>
               <w:t>$$\text{rad/s}$$</w:t>
@@ -5123,6 +5404,7 @@
             <w:r>
               <w:rPr>
                 <w:rFonts w:ascii="Arial" w:hAnsi="Arial"/>
+                <w:b w:val="0"/>
                 <w:sz w:val="17"/>
               </w:rPr>
               <w:t>)</w:t>
@@ -5152,6 +5434,7 @@
             <w:r>
               <w:rPr>
                 <w:rFonts w:ascii="Arial" w:hAnsi="Arial"/>
+                <w:b w:val="0"/>
                 <w:sz w:val="17"/>
               </w:rPr>
               <w:t>$$\phi$$</w:t>
@@ -5159,6 +5442,7 @@
             <w:r>
               <w:rPr>
                 <w:rFonts w:ascii="Arial" w:hAnsi="Arial"/>
+                <w:b w:val="0"/>
                 <w:sz w:val="17"/>
               </w:rPr>
               <w:t xml:space="preserve"> (</w:t>
@@ -5166,6 +5450,7 @@
             <w:r>
               <w:rPr>
                 <w:rFonts w:ascii="Arial" w:hAnsi="Arial"/>
+                <w:b w:val="0"/>
                 <w:sz w:val="17"/>
               </w:rPr>
               <w:t>$$\text{rad}$$</w:t>
@@ -5173,6 +5458,7 @@
             <w:r>
               <w:rPr>
                 <w:rFonts w:ascii="Arial" w:hAnsi="Arial"/>
+                <w:b w:val="0"/>
                 <w:sz w:val="17"/>
               </w:rPr>
               <w:t>)</w:t>
@@ -5204,6 +5490,7 @@
             <w:r>
               <w:rPr>
                 <w:rFonts w:ascii="Arial" w:hAnsi="Arial"/>
+                <w:b w:val="0"/>
                 <w:i/>
                 <w:sz w:val="17"/>
               </w:rPr>
@@ -5234,6 +5521,7 @@
             <w:r>
               <w:rPr>
                 <w:rFonts w:ascii="Arial" w:hAnsi="Arial"/>
+                <w:b w:val="0"/>
                 <w:sz w:val="17"/>
               </w:rPr>
               <w:t xml:space="preserve">Gerak rotasi angguk mengelilingi sumbu </w:t>
@@ -5241,6 +5529,7 @@
             <w:r>
               <w:rPr>
                 <w:rFonts w:ascii="Arial" w:hAnsi="Arial"/>
+                <w:b w:val="0"/>
                 <w:sz w:val="17"/>
               </w:rPr>
               <w:t>$$y_b$$</w:t>
@@ -5248,6 +5537,7 @@
             <w:r>
               <w:rPr>
                 <w:rFonts w:ascii="Arial" w:hAnsi="Arial"/>
+                <w:b w:val="0"/>
                 <w:sz w:val="17"/>
               </w:rPr>
               <w:t xml:space="preserve"> (Pitch)</w:t>
@@ -5277,6 +5567,7 @@
             <w:r>
               <w:rPr>
                 <w:rFonts w:ascii="Arial" w:hAnsi="Arial"/>
+                <w:b w:val="0"/>
                 <w:sz w:val="17"/>
               </w:rPr>
               <w:t>$$M$$</w:t>
@@ -5284,6 +5575,7 @@
             <w:r>
               <w:rPr>
                 <w:rFonts w:ascii="Arial" w:hAnsi="Arial"/>
+                <w:b w:val="0"/>
                 <w:sz w:val="17"/>
               </w:rPr>
               <w:t xml:space="preserve"> (</w:t>
@@ -5291,6 +5583,7 @@
             <w:r>
               <w:rPr>
                 <w:rFonts w:ascii="Arial" w:hAnsi="Arial"/>
+                <w:b w:val="0"/>
                 <w:sz w:val="17"/>
               </w:rPr>
               <w:t>$$\text{N}\cdot\text{m}$$</w:t>
@@ -5298,6 +5591,7 @@
             <w:r>
               <w:rPr>
                 <w:rFonts w:ascii="Arial" w:hAnsi="Arial"/>
+                <w:b w:val="0"/>
                 <w:sz w:val="17"/>
               </w:rPr>
               <w:t>)</w:t>
@@ -5327,6 +5621,7 @@
             <w:r>
               <w:rPr>
                 <w:rFonts w:ascii="Arial" w:hAnsi="Arial"/>
+                <w:b w:val="0"/>
                 <w:sz w:val="17"/>
               </w:rPr>
               <w:t>$$q$$</w:t>
@@ -5334,6 +5629,7 @@
             <w:r>
               <w:rPr>
                 <w:rFonts w:ascii="Arial" w:hAnsi="Arial"/>
+                <w:b w:val="0"/>
                 <w:sz w:val="17"/>
               </w:rPr>
               <w:t xml:space="preserve"> (</w:t>
@@ -5341,6 +5637,7 @@
             <w:r>
               <w:rPr>
                 <w:rFonts w:ascii="Arial" w:hAnsi="Arial"/>
+                <w:b w:val="0"/>
                 <w:sz w:val="17"/>
               </w:rPr>
               <w:t>$$\text{rad/s}$$</w:t>
@@ -5348,6 +5645,7 @@
             <w:r>
               <w:rPr>
                 <w:rFonts w:ascii="Arial" w:hAnsi="Arial"/>
+                <w:b w:val="0"/>
                 <w:sz w:val="17"/>
               </w:rPr>
               <w:t>)</w:t>
@@ -5377,6 +5675,7 @@
             <w:r>
               <w:rPr>
                 <w:rFonts w:ascii="Arial" w:hAnsi="Arial"/>
+                <w:b w:val="0"/>
                 <w:sz w:val="17"/>
               </w:rPr>
               <w:t>$$\theta$$</w:t>
@@ -5384,6 +5683,7 @@
             <w:r>
               <w:rPr>
                 <w:rFonts w:ascii="Arial" w:hAnsi="Arial"/>
+                <w:b w:val="0"/>
                 <w:sz w:val="17"/>
               </w:rPr>
               <w:t xml:space="preserve"> (</w:t>
@@ -5391,6 +5691,7 @@
             <w:r>
               <w:rPr>
                 <w:rFonts w:ascii="Arial" w:hAnsi="Arial"/>
+                <w:b w:val="0"/>
                 <w:sz w:val="17"/>
               </w:rPr>
               <w:t>$$\text{rad}$$</w:t>
@@ -5398,6 +5699,7 @@
             <w:r>
               <w:rPr>
                 <w:rFonts w:ascii="Arial" w:hAnsi="Arial"/>
+                <w:b w:val="0"/>
                 <w:sz w:val="17"/>
               </w:rPr>
               <w:t>)</w:t>
@@ -5429,6 +5731,7 @@
             <w:r>
               <w:rPr>
                 <w:rFonts w:ascii="Arial" w:hAnsi="Arial"/>
+                <w:b w:val="0"/>
                 <w:i/>
                 <w:sz w:val="17"/>
               </w:rPr>
@@ -5459,6 +5762,7 @@
             <w:r>
               <w:rPr>
                 <w:rFonts w:ascii="Arial" w:hAnsi="Arial"/>
+                <w:b w:val="0"/>
                 <w:sz w:val="17"/>
               </w:rPr>
               <w:t xml:space="preserve">Gerak rotasi geleng mengelilingi sumbu </w:t>
@@ -5466,6 +5770,7 @@
             <w:r>
               <w:rPr>
                 <w:rFonts w:ascii="Arial" w:hAnsi="Arial"/>
+                <w:b w:val="0"/>
                 <w:sz w:val="17"/>
               </w:rPr>
               <w:t>$$z_b$$</w:t>
@@ -5473,6 +5778,7 @@
             <w:r>
               <w:rPr>
                 <w:rFonts w:ascii="Arial" w:hAnsi="Arial"/>
+                <w:b w:val="0"/>
                 <w:sz w:val="17"/>
               </w:rPr>
               <w:t xml:space="preserve"> (Yaw)</w:t>
@@ -5502,6 +5808,7 @@
             <w:r>
               <w:rPr>
                 <w:rFonts w:ascii="Arial" w:hAnsi="Arial"/>
+                <w:b w:val="0"/>
                 <w:sz w:val="17"/>
               </w:rPr>
               <w:t>$$N$$</w:t>
@@ -5509,6 +5816,7 @@
             <w:r>
               <w:rPr>
                 <w:rFonts w:ascii="Arial" w:hAnsi="Arial"/>
+                <w:b w:val="0"/>
                 <w:sz w:val="17"/>
               </w:rPr>
               <w:t xml:space="preserve"> (</w:t>
@@ -5516,6 +5824,7 @@
             <w:r>
               <w:rPr>
                 <w:rFonts w:ascii="Arial" w:hAnsi="Arial"/>
+                <w:b w:val="0"/>
                 <w:sz w:val="17"/>
               </w:rPr>
               <w:t>$$\text{N}\cdot\text{m}$$</w:t>
@@ -5523,6 +5832,7 @@
             <w:r>
               <w:rPr>
                 <w:rFonts w:ascii="Arial" w:hAnsi="Arial"/>
+                <w:b w:val="0"/>
                 <w:sz w:val="17"/>
               </w:rPr>
               <w:t>)</w:t>
@@ -5552,6 +5862,7 @@
             <w:r>
               <w:rPr>
                 <w:rFonts w:ascii="Arial" w:hAnsi="Arial"/>
+                <w:b w:val="0"/>
                 <w:sz w:val="17"/>
               </w:rPr>
               <w:t>$$r$$</w:t>
@@ -5559,6 +5870,7 @@
             <w:r>
               <w:rPr>
                 <w:rFonts w:ascii="Arial" w:hAnsi="Arial"/>
+                <w:b w:val="0"/>
                 <w:sz w:val="17"/>
               </w:rPr>
               <w:t xml:space="preserve"> (</w:t>
@@ -5566,6 +5878,7 @@
             <w:r>
               <w:rPr>
                 <w:rFonts w:ascii="Arial" w:hAnsi="Arial"/>
+                <w:b w:val="0"/>
                 <w:sz w:val="17"/>
               </w:rPr>
               <w:t>$$\text{rad/s}$$</w:t>
@@ -5573,6 +5886,7 @@
             <w:r>
               <w:rPr>
                 <w:rFonts w:ascii="Arial" w:hAnsi="Arial"/>
+                <w:b w:val="0"/>
                 <w:sz w:val="17"/>
               </w:rPr>
               <w:t>)</w:t>
@@ -5602,6 +5916,7 @@
             <w:r>
               <w:rPr>
                 <w:rFonts w:ascii="Arial" w:hAnsi="Arial"/>
+                <w:b w:val="0"/>
                 <w:sz w:val="17"/>
               </w:rPr>
               <w:t>$$\psi$$</w:t>
@@ -5609,6 +5924,7 @@
             <w:r>
               <w:rPr>
                 <w:rFonts w:ascii="Arial" w:hAnsi="Arial"/>
+                <w:b w:val="0"/>
                 <w:sz w:val="17"/>
               </w:rPr>
               <w:t xml:space="preserve"> (</w:t>
@@ -5616,6 +5932,7 @@
             <w:r>
               <w:rPr>
                 <w:rFonts w:ascii="Arial" w:hAnsi="Arial"/>
+                <w:b w:val="0"/>
                 <w:sz w:val="17"/>
               </w:rPr>
               <w:t>$$\text{rad}$$</w:t>
@@ -5623,6 +5940,7 @@
             <w:r>
               <w:rPr>
                 <w:rFonts w:ascii="Arial" w:hAnsi="Arial"/>
+                <w:b w:val="0"/>
                 <w:sz w:val="17"/>
               </w:rPr>
               <w:t>)</w:t>
@@ -5652,18 +5970,21 @@
     </w:p>
     <w:p>
       <w:pPr>
-        <w:spacing w:after="60"/>
+        <w:spacing w:after="60" w:line="276" w:lineRule="auto"/>
         <w:ind w:left="567" w:hanging="340"/>
       </w:pPr>
       <w:r>
         <w:rPr>
-          <w:b/>
+          <w:rFonts w:ascii="Arial" w:hAnsi="Arial"/>
+          <w:b w:val="0"/>
+          <w:sz w:val="20"/>
         </w:rPr>
         <w:t xml:space="preserve">1.  </w:t>
       </w:r>
       <w:r>
         <w:rPr>
           <w:rFonts w:ascii="Arial" w:hAnsi="Arial"/>
+          <w:b w:val="0"/>
           <w:i/>
           <w:sz w:val="20"/>
         </w:rPr>
@@ -5672,6 +5993,7 @@
       <w:r>
         <w:rPr>
           <w:rFonts w:ascii="Arial" w:hAnsi="Arial"/>
+          <w:b w:val="0"/>
           <w:sz w:val="20"/>
         </w:rPr>
         <w:t>:</w:t>
@@ -5764,18 +6086,21 @@
     </w:p>
     <w:p>
       <w:pPr>
-        <w:spacing w:after="60"/>
+        <w:spacing w:after="60" w:line="276" w:lineRule="auto"/>
         <w:ind w:left="567" w:hanging="340"/>
       </w:pPr>
       <w:r>
         <w:rPr>
-          <w:b/>
+          <w:rFonts w:ascii="Arial" w:hAnsi="Arial"/>
+          <w:b w:val="0"/>
+          <w:sz w:val="20"/>
         </w:rPr>
         <w:t xml:space="preserve">2.  </w:t>
       </w:r>
       <w:r>
         <w:rPr>
           <w:rFonts w:ascii="Arial" w:hAnsi="Arial"/>
+          <w:b w:val="0"/>
           <w:i/>
           <w:sz w:val="20"/>
         </w:rPr>
@@ -5784,6 +6109,7 @@
       <w:r>
         <w:rPr>
           <w:rFonts w:ascii="Arial" w:hAnsi="Arial"/>
+          <w:b w:val="0"/>
           <w:sz w:val="20"/>
         </w:rPr>
         <w:t>:</w:t>
@@ -5907,18 +6233,21 @@
     </w:p>
     <w:p>
       <w:pPr>
-        <w:spacing w:after="60"/>
+        <w:spacing w:after="60" w:line="276" w:lineRule="auto"/>
         <w:ind w:left="567" w:hanging="340"/>
       </w:pPr>
       <w:r>
         <w:rPr>
-          <w:b/>
+          <w:rFonts w:ascii="Arial" w:hAnsi="Arial"/>
+          <w:b w:val="0"/>
+          <w:sz w:val="20"/>
         </w:rPr>
         <w:t xml:space="preserve">3.  </w:t>
       </w:r>
       <w:r>
         <w:rPr>
           <w:rFonts w:ascii="Arial" w:hAnsi="Arial"/>
+          <w:b w:val="0"/>
           <w:i/>
           <w:sz w:val="20"/>
         </w:rPr>
@@ -5927,6 +6256,7 @@
       <w:r>
         <w:rPr>
           <w:rFonts w:ascii="Arial" w:hAnsi="Arial"/>
+          <w:b w:val="0"/>
           <w:sz w:val="20"/>
         </w:rPr>
         <w:t>:</w:t>
@@ -7016,18 +7346,21 @@
     </w:p>
     <w:p>
       <w:pPr>
-        <w:spacing w:after="60"/>
+        <w:spacing w:after="60" w:line="276" w:lineRule="auto"/>
         <w:ind w:left="567" w:hanging="340"/>
       </w:pPr>
       <w:r>
         <w:rPr>
-          <w:b/>
+          <w:rFonts w:ascii="Arial" w:hAnsi="Arial"/>
+          <w:b w:val="0"/>
+          <w:sz w:val="20"/>
         </w:rPr>
         <w:t xml:space="preserve">1.  </w:t>
       </w:r>
       <w:r>
         <w:rPr>
           <w:rFonts w:ascii="Arial" w:hAnsi="Arial"/>
+          <w:b w:val="0"/>
           <w:i/>
           <w:sz w:val="20"/>
         </w:rPr>
@@ -7036,6 +7369,7 @@
       <w:r>
         <w:rPr>
           <w:rFonts w:ascii="Arial" w:hAnsi="Arial"/>
+          <w:b w:val="0"/>
           <w:sz w:val="20"/>
         </w:rPr>
         <w:t>:</w:t>
@@ -7084,19 +7418,22 @@
     </w:p>
     <w:p>
       <w:pPr>
-        <w:spacing w:after="60"/>
+        <w:spacing w:after="60" w:line="276" w:lineRule="auto"/>
         <w:ind w:left="567" w:hanging="340"/>
       </w:pPr>
       <w:r>
         <w:rPr>
-          <w:b/>
+          <w:rFonts w:ascii="Arial" w:hAnsi="Arial"/>
+          <w:b w:val="0"/>
+          <w:sz w:val="20"/>
         </w:rPr>
         <w:t xml:space="preserve">2.  </w:t>
       </w:r>
       <w:r>
         <w:rPr>
           <w:rFonts w:ascii="Arial" w:hAnsi="Arial"/>
-          <w:b/>
+          <w:b w:val="0"/>
+          <w:i/>
           <w:sz w:val="20"/>
         </w:rPr>
         <w:t>Rotasi Kedua: Sudut Pitch ($$\theta$$) mengelilingi sumbu antara $$y'$$</w:t>
@@ -7104,6 +7441,7 @@
       <w:r>
         <w:rPr>
           <w:rFonts w:ascii="Arial" w:hAnsi="Arial"/>
+          <w:b w:val="0"/>
           <w:sz w:val="20"/>
         </w:rPr>
         <w:t>:</w:t>
@@ -7152,18 +7490,21 @@
     </w:p>
     <w:p>
       <w:pPr>
-        <w:spacing w:after="60"/>
+        <w:spacing w:after="60" w:line="276" w:lineRule="auto"/>
         <w:ind w:left="567" w:hanging="340"/>
       </w:pPr>
       <w:r>
         <w:rPr>
-          <w:b/>
+          <w:rFonts w:ascii="Arial" w:hAnsi="Arial"/>
+          <w:b w:val="0"/>
+          <w:sz w:val="20"/>
         </w:rPr>
         <w:t xml:space="preserve">3.  </w:t>
       </w:r>
       <w:r>
         <w:rPr>
           <w:rFonts w:ascii="Arial" w:hAnsi="Arial"/>
+          <w:b w:val="0"/>
           <w:i/>
           <w:sz w:val="20"/>
         </w:rPr>
@@ -7172,6 +7513,7 @@
       <w:r>
         <w:rPr>
           <w:rFonts w:ascii="Arial" w:hAnsi="Arial"/>
+          <w:b w:val="0"/>
           <w:sz w:val="20"/>
         </w:rPr>
         <w:t>:</w:t>
@@ -7771,18 +8113,21 @@
     </w:p>
     <w:p>
       <w:pPr>
-        <w:spacing w:after="60"/>
+        <w:spacing w:after="60" w:line="276" w:lineRule="auto"/>
         <w:ind w:left="567" w:hanging="340"/>
       </w:pPr>
       <w:r>
         <w:rPr>
-          <w:b/>
+          <w:rFonts w:ascii="Arial" w:hAnsi="Arial"/>
+          <w:b w:val="0"/>
+          <w:sz w:val="20"/>
         </w:rPr>
         <w:t xml:space="preserve">1.  </w:t>
       </w:r>
       <w:r>
         <w:rPr>
           <w:rFonts w:ascii="Arial" w:hAnsi="Arial"/>
+          <w:b w:val="0"/>
           <w:i/>
           <w:sz w:val="20"/>
         </w:rPr>
@@ -7791,6 +8136,7 @@
       <w:r>
         <w:rPr>
           <w:rFonts w:ascii="Arial" w:hAnsi="Arial"/>
+          <w:b w:val="0"/>
           <w:sz w:val="20"/>
         </w:rPr>
         <w:t>:</w:t>
@@ -7838,19 +8184,22 @@
     </w:p>
     <w:p>
       <w:pPr>
-        <w:spacing w:after="60"/>
+        <w:spacing w:after="60" w:line="276" w:lineRule="auto"/>
         <w:ind w:left="567" w:hanging="340"/>
       </w:pPr>
       <w:r>
         <w:rPr>
-          <w:b/>
+          <w:rFonts w:ascii="Arial" w:hAnsi="Arial"/>
+          <w:b w:val="0"/>
+          <w:sz w:val="20"/>
         </w:rPr>
         <w:t xml:space="preserve">2.  </w:t>
       </w:r>
       <w:r>
         <w:rPr>
           <w:rFonts w:ascii="Arial" w:hAnsi="Arial"/>
-          <w:b/>
+          <w:b w:val="0"/>
+          <w:i/>
           <w:sz w:val="20"/>
         </w:rPr>
         <w:t>Penyusunan Matriks Kofaktor $$\text{Cof}(\mathbf{B})$$</w:t>
@@ -7858,6 +8207,7 @@
       <w:r>
         <w:rPr>
           <w:rFonts w:ascii="Arial" w:hAnsi="Arial"/>
+          <w:b w:val="0"/>
           <w:sz w:val="20"/>
         </w:rPr>
         <w:t>:</w:t>
@@ -7893,18 +8243,21 @@
     </w:p>
     <w:p>
       <w:pPr>
-        <w:spacing w:after="60"/>
+        <w:spacing w:after="60" w:line="276" w:lineRule="auto"/>
         <w:ind w:left="567" w:hanging="283"/>
       </w:pPr>
       <w:r>
         <w:rPr>
           <w:rFonts w:ascii="Arial" w:hAnsi="Arial"/>
+          <w:b w:val="0"/>
+          <w:sz w:val="20"/>
         </w:rPr>
         <w:t xml:space="preserve">•  </w:t>
       </w:r>
       <w:r>
         <w:rPr>
           <w:rFonts w:ascii="Arial" w:hAnsi="Arial"/>
+          <w:b w:val="0"/>
           <w:sz w:val="20"/>
         </w:rPr>
         <w:t>$$C_{11} = +(\cos^2\phi\cos\theta + \sin^2\phi\cos\theta) = \cos\theta$$</w:t>
@@ -7912,18 +8265,21 @@
     </w:p>
     <w:p>
       <w:pPr>
-        <w:spacing w:after="60"/>
+        <w:spacing w:after="60" w:line="276" w:lineRule="auto"/>
         <w:ind w:left="567" w:hanging="283"/>
       </w:pPr>
       <w:r>
         <w:rPr>
           <w:rFonts w:ascii="Arial" w:hAnsi="Arial"/>
+          <w:b w:val="0"/>
+          <w:sz w:val="20"/>
         </w:rPr>
         <w:t xml:space="preserve">•  </w:t>
       </w:r>
       <w:r>
         <w:rPr>
           <w:rFonts w:ascii="Arial" w:hAnsi="Arial"/>
+          <w:b w:val="0"/>
           <w:sz w:val="20"/>
         </w:rPr>
         <w:t>$$C_{12} = -(0 - 0) = 0$$</w:t>
@@ -7931,18 +8287,21 @@
     </w:p>
     <w:p>
       <w:pPr>
-        <w:spacing w:after="60"/>
+        <w:spacing w:after="60" w:line="276" w:lineRule="auto"/>
         <w:ind w:left="567" w:hanging="283"/>
       </w:pPr>
       <w:r>
         <w:rPr>
           <w:rFonts w:ascii="Arial" w:hAnsi="Arial"/>
+          <w:b w:val="0"/>
+          <w:sz w:val="20"/>
         </w:rPr>
         <w:t xml:space="preserve">•  </w:t>
       </w:r>
       <w:r>
         <w:rPr>
           <w:rFonts w:ascii="Arial" w:hAnsi="Arial"/>
+          <w:b w:val="0"/>
           <w:sz w:val="20"/>
         </w:rPr>
         <w:t>$$C_{13} = +(0 - 0) = 0$$</w:t>
@@ -7950,18 +8309,21 @@
     </w:p>
     <w:p>
       <w:pPr>
-        <w:spacing w:after="60"/>
+        <w:spacing w:after="60" w:line="276" w:lineRule="auto"/>
         <w:ind w:left="567" w:hanging="283"/>
       </w:pPr>
       <w:r>
         <w:rPr>
           <w:rFonts w:ascii="Arial" w:hAnsi="Arial"/>
+          <w:b w:val="0"/>
+          <w:sz w:val="20"/>
         </w:rPr>
         <w:t xml:space="preserve">•  </w:t>
       </w:r>
       <w:r>
         <w:rPr>
           <w:rFonts w:ascii="Arial" w:hAnsi="Arial"/>
+          <w:b w:val="0"/>
           <w:sz w:val="20"/>
         </w:rPr>
         <w:t>$$C_{21} = -(0 - (-\sin\phi)(-\sin\theta)) = \sin\phi\sin\theta$$</w:t>
@@ -7969,18 +8331,21 @@
     </w:p>
     <w:p>
       <w:pPr>
-        <w:spacing w:after="60"/>
+        <w:spacing w:after="60" w:line="276" w:lineRule="auto"/>
         <w:ind w:left="567" w:hanging="283"/>
       </w:pPr>
       <w:r>
         <w:rPr>
           <w:rFonts w:ascii="Arial" w:hAnsi="Arial"/>
+          <w:b w:val="0"/>
+          <w:sz w:val="20"/>
         </w:rPr>
         <w:t xml:space="preserve">•  </w:t>
       </w:r>
       <w:r>
         <w:rPr>
           <w:rFonts w:ascii="Arial" w:hAnsi="Arial"/>
+          <w:b w:val="0"/>
           <w:sz w:val="20"/>
         </w:rPr>
         <w:t>$$C_{22} = +(1 \cdot \cos\phi\cos\theta - 0) = \cos\phi\cos\theta$$</w:t>
@@ -7988,18 +8353,21 @@
     </w:p>
     <w:p>
       <w:pPr>
-        <w:spacing w:after="60"/>
+        <w:spacing w:after="60" w:line="276" w:lineRule="auto"/>
         <w:ind w:left="567" w:hanging="283"/>
       </w:pPr>
       <w:r>
         <w:rPr>
           <w:rFonts w:ascii="Arial" w:hAnsi="Arial"/>
+          <w:b w:val="0"/>
+          <w:sz w:val="20"/>
         </w:rPr>
         <w:t xml:space="preserve">•  </w:t>
       </w:r>
       <w:r>
         <w:rPr>
           <w:rFonts w:ascii="Arial" w:hAnsi="Arial"/>
+          <w:b w:val="0"/>
           <w:sz w:val="20"/>
         </w:rPr>
         <w:t>$$C_{23} = -(1 \cdot (-\sin\phi) - 0) = \sin\phi$$</w:t>
@@ -8007,18 +8375,21 @@
     </w:p>
     <w:p>
       <w:pPr>
-        <w:spacing w:after="60"/>
+        <w:spacing w:after="60" w:line="276" w:lineRule="auto"/>
         <w:ind w:left="567" w:hanging="283"/>
       </w:pPr>
       <w:r>
         <w:rPr>
           <w:rFonts w:ascii="Arial" w:hAnsi="Arial"/>
+          <w:b w:val="0"/>
+          <w:sz w:val="20"/>
         </w:rPr>
         <w:t xml:space="preserve">•  </w:t>
       </w:r>
       <w:r>
         <w:rPr>
           <w:rFonts w:ascii="Arial" w:hAnsi="Arial"/>
+          <w:b w:val="0"/>
           <w:sz w:val="20"/>
         </w:rPr>
         <w:t>$$C_{31} = +(0 - \cos\phi(-\sin\theta)) = \cos\phi\sin\theta$$</w:t>
@@ -8026,18 +8397,21 @@
     </w:p>
     <w:p>
       <w:pPr>
-        <w:spacing w:after="60"/>
+        <w:spacing w:after="60" w:line="276" w:lineRule="auto"/>
         <w:ind w:left="567" w:hanging="283"/>
       </w:pPr>
       <w:r>
         <w:rPr>
           <w:rFonts w:ascii="Arial" w:hAnsi="Arial"/>
+          <w:b w:val="0"/>
+          <w:sz w:val="20"/>
         </w:rPr>
         <w:t xml:space="preserve">•  </w:t>
       </w:r>
       <w:r>
         <w:rPr>
           <w:rFonts w:ascii="Arial" w:hAnsi="Arial"/>
+          <w:b w:val="0"/>
           <w:sz w:val="20"/>
         </w:rPr>
         <w:t>$$C_{32} = -(1 \cdot \sin\phi\cos\theta - 0) = -\sin\phi\cos\theta$$</w:t>
@@ -8045,18 +8419,21 @@
     </w:p>
     <w:p>
       <w:pPr>
-        <w:spacing w:after="60"/>
+        <w:spacing w:after="60" w:line="276" w:lineRule="auto"/>
         <w:ind w:left="567" w:hanging="283"/>
       </w:pPr>
       <w:r>
         <w:rPr>
           <w:rFonts w:ascii="Arial" w:hAnsi="Arial"/>
+          <w:b w:val="0"/>
+          <w:sz w:val="20"/>
         </w:rPr>
         <w:t xml:space="preserve">•  </w:t>
       </w:r>
       <w:r>
         <w:rPr>
           <w:rFonts w:ascii="Arial" w:hAnsi="Arial"/>
+          <w:b w:val="0"/>
           <w:sz w:val="20"/>
         </w:rPr>
         <w:t>$$C_{33} = +(1 \cdot \cos\phi - 0) = \cos\phi$$</w:t>
@@ -8091,19 +8468,22 @@
     </w:p>
     <w:p>
       <w:pPr>
-        <w:spacing w:after="60"/>
+        <w:spacing w:after="60" w:line="276" w:lineRule="auto"/>
         <w:ind w:left="567" w:hanging="340"/>
       </w:pPr>
       <w:r>
         <w:rPr>
-          <w:b/>
+          <w:rFonts w:ascii="Arial" w:hAnsi="Arial"/>
+          <w:b w:val="0"/>
+          <w:sz w:val="20"/>
         </w:rPr>
         <w:t xml:space="preserve">3.  </w:t>
       </w:r>
       <w:r>
         <w:rPr>
           <w:rFonts w:ascii="Arial" w:hAnsi="Arial"/>
-          <w:b/>
+          <w:b w:val="0"/>
+          <w:i/>
           <w:sz w:val="20"/>
         </w:rPr>
         <w:t>Penyusunan Matriks Adjoin $$\text{adj}(\mathbf{B}) = \text{Cof}(\mathbf{B})^T$$</w:t>
@@ -8111,6 +8491,7 @@
       <w:r>
         <w:rPr>
           <w:rFonts w:ascii="Arial" w:hAnsi="Arial"/>
+          <w:b w:val="0"/>
           <w:sz w:val="20"/>
         </w:rPr>
         <w:t>:</w:t>
@@ -8145,18 +8526,21 @@
     </w:p>
     <w:p>
       <w:pPr>
-        <w:spacing w:after="60"/>
+        <w:spacing w:after="60" w:line="276" w:lineRule="auto"/>
         <w:ind w:left="567" w:hanging="340"/>
       </w:pPr>
       <w:r>
         <w:rPr>
-          <w:b/>
+          <w:rFonts w:ascii="Arial" w:hAnsi="Arial"/>
+          <w:b w:val="0"/>
+          <w:sz w:val="20"/>
         </w:rPr>
         <w:t xml:space="preserve">4.  </w:t>
       </w:r>
       <w:r>
         <w:rPr>
           <w:rFonts w:ascii="Arial" w:hAnsi="Arial"/>
+          <w:b w:val="0"/>
           <w:i/>
           <w:sz w:val="20"/>
         </w:rPr>
@@ -8165,6 +8549,7 @@
       <w:r>
         <w:rPr>
           <w:rFonts w:ascii="Arial" w:hAnsi="Arial"/>
+          <w:b w:val="0"/>
           <w:sz w:val="20"/>
         </w:rPr>
         <w:t>:</w:t>
@@ -8857,18 +9242,21 @@
     </w:p>
     <w:p>
       <w:pPr>
-        <w:spacing w:after="60"/>
+        <w:spacing w:after="60" w:line="276" w:lineRule="auto"/>
         <w:ind w:left="567" w:hanging="283"/>
       </w:pPr>
       <w:r>
         <w:rPr>
           <w:rFonts w:ascii="Arial" w:hAnsi="Arial"/>
+          <w:b w:val="0"/>
+          <w:sz w:val="20"/>
         </w:rPr>
         <w:t xml:space="preserve">•  </w:t>
       </w:r>
       <w:r>
         <w:rPr>
           <w:rFonts w:ascii="Arial" w:hAnsi="Arial"/>
+          <w:b w:val="0"/>
           <w:sz w:val="20"/>
         </w:rPr>
         <w:t>$$\mathbf{M} \in \mathbb{R}^{6 \times 6}$$</w:t>
@@ -8876,6 +9264,7 @@
       <w:r>
         <w:rPr>
           <w:rFonts w:ascii="Arial" w:hAnsi="Arial"/>
+          <w:b w:val="0"/>
           <w:sz w:val="20"/>
         </w:rPr>
         <w:t>: Tensor massa total sistem (gabungan massa bodi kaku dan massa tambah hidrodinamika).</w:t>
@@ -8883,18 +9272,21 @@
     </w:p>
     <w:p>
       <w:pPr>
-        <w:spacing w:after="60"/>
+        <w:spacing w:after="60" w:line="276" w:lineRule="auto"/>
         <w:ind w:left="567" w:hanging="283"/>
       </w:pPr>
       <w:r>
         <w:rPr>
           <w:rFonts w:ascii="Arial" w:hAnsi="Arial"/>
+          <w:b w:val="0"/>
+          <w:sz w:val="20"/>
         </w:rPr>
         <w:t xml:space="preserve">•  </w:t>
       </w:r>
       <w:r>
         <w:rPr>
           <w:rFonts w:ascii="Arial" w:hAnsi="Arial"/>
+          <w:b w:val="0"/>
           <w:sz w:val="20"/>
         </w:rPr>
         <w:t>$$\mathbf{C}_{RB}(\boldsymbol{\nu}) \in \mathbb{R}^{6 \times 6}$$</w:t>
@@ -8902,6 +9294,7 @@
       <w:r>
         <w:rPr>
           <w:rFonts w:ascii="Arial" w:hAnsi="Arial"/>
+          <w:b w:val="0"/>
           <w:sz w:val="20"/>
         </w:rPr>
         <w:t>: Matriks Coriolis dan sentripetal bodi kaku (</w:t>
@@ -8909,6 +9302,7 @@
       <w:r>
         <w:rPr>
           <w:rFonts w:ascii="Arial" w:hAnsi="Arial"/>
+          <w:b w:val="0"/>
           <w:i/>
           <w:sz w:val="20"/>
         </w:rPr>
@@ -8917,6 +9311,7 @@
       <w:r>
         <w:rPr>
           <w:rFonts w:ascii="Arial" w:hAnsi="Arial"/>
+          <w:b w:val="0"/>
           <w:sz w:val="20"/>
         </w:rPr>
         <w:t>).</w:t>
@@ -8924,18 +9319,21 @@
     </w:p>
     <w:p>
       <w:pPr>
-        <w:spacing w:after="60"/>
+        <w:spacing w:after="60" w:line="276" w:lineRule="auto"/>
         <w:ind w:left="567" w:hanging="283"/>
       </w:pPr>
       <w:r>
         <w:rPr>
           <w:rFonts w:ascii="Arial" w:hAnsi="Arial"/>
+          <w:b w:val="0"/>
+          <w:sz w:val="20"/>
         </w:rPr>
         <w:t xml:space="preserve">•  </w:t>
       </w:r>
       <w:r>
         <w:rPr>
           <w:rFonts w:ascii="Arial" w:hAnsi="Arial"/>
+          <w:b w:val="0"/>
           <w:sz w:val="20"/>
         </w:rPr>
         <w:t>$$\mathbf{C}_A(\boldsymbol{\nu}_r) \in \mathbb{R}^{6 \times 6}$$</w:t>
@@ -8943,6 +9341,7 @@
       <w:r>
         <w:rPr>
           <w:rFonts w:ascii="Arial" w:hAnsi="Arial"/>
+          <w:b w:val="0"/>
           <w:sz w:val="20"/>
         </w:rPr>
         <w:t>: Matriks Coriolis dan sentripetal akibat massa tambah hidrodinamika fluida.</w:t>
@@ -8950,18 +9349,21 @@
     </w:p>
     <w:p>
       <w:pPr>
-        <w:spacing w:after="60"/>
+        <w:spacing w:after="60" w:line="276" w:lineRule="auto"/>
         <w:ind w:left="567" w:hanging="283"/>
       </w:pPr>
       <w:r>
         <w:rPr>
           <w:rFonts w:ascii="Arial" w:hAnsi="Arial"/>
+          <w:b w:val="0"/>
+          <w:sz w:val="20"/>
         </w:rPr>
         <w:t xml:space="preserve">•  </w:t>
       </w:r>
       <w:r>
         <w:rPr>
           <w:rFonts w:ascii="Arial" w:hAnsi="Arial"/>
+          <w:b w:val="0"/>
           <w:sz w:val="20"/>
         </w:rPr>
         <w:t>$$\mathbf{D}(\boldsymbol{\nu}_r) \in \mathbb{R}^{6 \times 6}$$</w:t>
@@ -8969,6 +9371,7 @@
       <w:r>
         <w:rPr>
           <w:rFonts w:ascii="Arial" w:hAnsi="Arial"/>
+          <w:b w:val="0"/>
           <w:sz w:val="20"/>
         </w:rPr>
         <w:t>: Tensor redaman hidrodinamika non-linier (gesekan viskos laminar dan seretan bentuk kuadratik Morison).</w:t>
@@ -8976,18 +9379,21 @@
     </w:p>
     <w:p>
       <w:pPr>
-        <w:spacing w:after="60"/>
+        <w:spacing w:after="60" w:line="276" w:lineRule="auto"/>
         <w:ind w:left="567" w:hanging="283"/>
       </w:pPr>
       <w:r>
         <w:rPr>
           <w:rFonts w:ascii="Arial" w:hAnsi="Arial"/>
+          <w:b w:val="0"/>
+          <w:sz w:val="20"/>
         </w:rPr>
         <w:t xml:space="preserve">•  </w:t>
       </w:r>
       <w:r>
         <w:rPr>
           <w:rFonts w:ascii="Arial" w:hAnsi="Arial"/>
+          <w:b w:val="0"/>
           <w:sz w:val="20"/>
         </w:rPr>
         <w:t>$$\mathbf{g}(\boldsymbol{\eta}) \in \mathbb{R}^6$$</w:t>
@@ -8995,6 +9401,7 @@
       <w:r>
         <w:rPr>
           <w:rFonts w:ascii="Arial" w:hAnsi="Arial"/>
+          <w:b w:val="0"/>
           <w:sz w:val="20"/>
         </w:rPr>
         <w:t>: Vektor gaya dan momen pemulih hidrostatis (gravitasi dan gaya apung).</w:t>
@@ -9002,18 +9409,21 @@
     </w:p>
     <w:p>
       <w:pPr>
-        <w:spacing w:after="60"/>
+        <w:spacing w:after="60" w:line="276" w:lineRule="auto"/>
         <w:ind w:left="567" w:hanging="283"/>
       </w:pPr>
       <w:r>
         <w:rPr>
           <w:rFonts w:ascii="Arial" w:hAnsi="Arial"/>
+          <w:b w:val="0"/>
+          <w:sz w:val="20"/>
         </w:rPr>
         <w:t xml:space="preserve">•  </w:t>
       </w:r>
       <w:r>
         <w:rPr>
           <w:rFonts w:ascii="Arial" w:hAnsi="Arial"/>
+          <w:b w:val="0"/>
           <w:sz w:val="20"/>
         </w:rPr>
         <w:t>$$\boldsymbol{\tau} \in \mathbb{R}^6$$</w:t>
@@ -9021,6 +9431,7 @@
       <w:r>
         <w:rPr>
           <w:rFonts w:ascii="Arial" w:hAnsi="Arial"/>
+          <w:b w:val="0"/>
           <w:sz w:val="20"/>
         </w:rPr>
         <w:t>: Vektor gaya dan momen kontrol generalisasi yang dihasilkan oleh sistem 8 pendorong.</w:t>
@@ -9028,18 +9439,21 @@
     </w:p>
     <w:p>
       <w:pPr>
-        <w:spacing w:after="60"/>
+        <w:spacing w:after="60" w:line="276" w:lineRule="auto"/>
         <w:ind w:left="567" w:hanging="283"/>
       </w:pPr>
       <w:r>
         <w:rPr>
           <w:rFonts w:ascii="Arial" w:hAnsi="Arial"/>
+          <w:b w:val="0"/>
+          <w:sz w:val="20"/>
         </w:rPr>
         <w:t xml:space="preserve">•  </w:t>
       </w:r>
       <w:r>
         <w:rPr>
           <w:rFonts w:ascii="Arial" w:hAnsi="Arial"/>
+          <w:b w:val="0"/>
           <w:sz w:val="20"/>
         </w:rPr>
         <w:t>$$\boldsymbol{\tau}_{\text{ext}} \in \mathbb{R}^6$$</w:t>
@@ -9047,6 +9461,7 @@
       <w:r>
         <w:rPr>
           <w:rFonts w:ascii="Arial" w:hAnsi="Arial"/>
+          <w:b w:val="0"/>
           <w:sz w:val="20"/>
         </w:rPr>
         <w:t>: Vektor gangguan lingkungan tak termodelkan (gelombang internal, tabrakan, reaksi manipulator).</w:t>
@@ -10650,18 +11065,21 @@
     </w:p>
     <w:p>
       <w:pPr>
-        <w:spacing w:after="60"/>
+        <w:spacing w:after="60" w:line="276" w:lineRule="auto"/>
         <w:ind w:left="567" w:hanging="283"/>
       </w:pPr>
       <w:r>
         <w:rPr>
           <w:rFonts w:ascii="Arial" w:hAnsi="Arial"/>
+          <w:b w:val="0"/>
+          <w:sz w:val="20"/>
         </w:rPr>
         <w:t xml:space="preserve">•  </w:t>
       </w:r>
       <w:r>
         <w:rPr>
           <w:rFonts w:ascii="Arial" w:hAnsi="Arial"/>
+          <w:b w:val="0"/>
           <w:sz w:val="20"/>
         </w:rPr>
         <w:t>Misalkan wahana melaju ke depan (</w:t>
@@ -10669,6 +11087,7 @@
       <w:r>
         <w:rPr>
           <w:rFonts w:ascii="Arial" w:hAnsi="Arial"/>
+          <w:b w:val="0"/>
           <w:sz w:val="20"/>
         </w:rPr>
         <w:t>$$u_r &gt; 0$$</w:t>
@@ -10676,6 +11095,7 @@
       <w:r>
         <w:rPr>
           <w:rFonts w:ascii="Arial" w:hAnsi="Arial"/>
+          <w:b w:val="0"/>
           <w:sz w:val="20"/>
         </w:rPr>
         <w:t>) dan mengalami gangguan arus samping kecil dari arah kiri sehingga timbul kecepatan geser ke kanan (</w:t>
@@ -10683,6 +11103,7 @@
       <w:r>
         <w:rPr>
           <w:rFonts w:ascii="Arial" w:hAnsi="Arial"/>
+          <w:b w:val="0"/>
           <w:sz w:val="20"/>
         </w:rPr>
         <w:t>$$v_r &gt; 0$$</w:t>
@@ -10690,6 +11111,7 @@
       <w:r>
         <w:rPr>
           <w:rFonts w:ascii="Arial" w:hAnsi="Arial"/>
+          <w:b w:val="0"/>
           <w:sz w:val="20"/>
         </w:rPr>
         <w:t>).</w:t>
@@ -10697,18 +11119,21 @@
     </w:p>
     <w:p>
       <w:pPr>
-        <w:spacing w:after="60"/>
+        <w:spacing w:after="60" w:line="276" w:lineRule="auto"/>
         <w:ind w:left="567" w:hanging="283"/>
       </w:pPr>
       <w:r>
         <w:rPr>
           <w:rFonts w:ascii="Arial" w:hAnsi="Arial"/>
+          <w:b w:val="0"/>
+          <w:sz w:val="20"/>
         </w:rPr>
         <w:t xml:space="preserve">•  </w:t>
       </w:r>
       <w:r>
         <w:rPr>
           <w:rFonts w:ascii="Arial" w:hAnsi="Arial"/>
+          <w:b w:val="0"/>
           <w:sz w:val="20"/>
         </w:rPr>
         <w:t xml:space="preserve">Karena </w:t>
@@ -10716,6 +11141,7 @@
       <w:r>
         <w:rPr>
           <w:rFonts w:ascii="Arial" w:hAnsi="Arial"/>
+          <w:b w:val="0"/>
           <w:sz w:val="20"/>
         </w:rPr>
         <w:t>$$(X_{\dot{u}} - Y_{\dot{v}}) &gt; 0$$</w:t>
@@ -10723,6 +11149,7 @@
       <w:r>
         <w:rPr>
           <w:rFonts w:ascii="Arial" w:hAnsi="Arial"/>
+          <w:b w:val="0"/>
           <w:sz w:val="20"/>
         </w:rPr>
         <w:t>, maka momen Munk menghasilkan torsi yaw positif:</w:t>
@@ -10743,18 +11170,21 @@
     </w:p>
     <w:p>
       <w:pPr>
-        <w:spacing w:after="60"/>
+        <w:spacing w:after="60" w:line="276" w:lineRule="auto"/>
         <w:ind w:left="567" w:hanging="283"/>
       </w:pPr>
       <w:r>
         <w:rPr>
           <w:rFonts w:ascii="Arial" w:hAnsi="Arial"/>
+          <w:b w:val="0"/>
+          <w:sz w:val="20"/>
         </w:rPr>
         <w:t xml:space="preserve">•  </w:t>
       </w:r>
       <w:r>
         <w:rPr>
           <w:rFonts w:ascii="Arial" w:hAnsi="Arial"/>
+          <w:b w:val="0"/>
           <w:sz w:val="20"/>
         </w:rPr>
         <w:t>Torsi yaw positif ini memutar haluan wahana semakin ke kanan, memperbesar sudut hanyut (</w:t>
@@ -10762,6 +11192,7 @@
       <w:r>
         <w:rPr>
           <w:rFonts w:ascii="Arial" w:hAnsi="Arial"/>
+          <w:b w:val="0"/>
           <w:i/>
           <w:sz w:val="20"/>
         </w:rPr>
@@ -10770,6 +11201,7 @@
       <w:r>
         <w:rPr>
           <w:rFonts w:ascii="Arial" w:hAnsi="Arial"/>
+          <w:b w:val="0"/>
           <w:sz w:val="20"/>
         </w:rPr>
         <w:t xml:space="preserve">), yang pada gilirannya menaikkan nilai </w:t>
@@ -10777,6 +11209,7 @@
       <w:r>
         <w:rPr>
           <w:rFonts w:ascii="Arial" w:hAnsi="Arial"/>
+          <w:b w:val="0"/>
           <w:sz w:val="20"/>
         </w:rPr>
         <w:t>$$v_r$$</w:t>
@@ -10784,6 +11217,7 @@
       <w:r>
         <w:rPr>
           <w:rFonts w:ascii="Arial" w:hAnsi="Arial"/>
+          <w:b w:val="0"/>
           <w:sz w:val="20"/>
         </w:rPr>
         <w:t>, sehingga memicu momen destabilisasi yang semakin membesar secara eksponensial!</w:t>
@@ -10913,18 +11347,21 @@
     </w:p>
     <w:p>
       <w:pPr>
-        <w:spacing w:after="60"/>
+        <w:spacing w:after="60" w:line="276" w:lineRule="auto"/>
         <w:ind w:left="567" w:hanging="340"/>
       </w:pPr>
       <w:r>
         <w:rPr>
-          <w:b/>
+          <w:rFonts w:ascii="Arial" w:hAnsi="Arial"/>
+          <w:b w:val="0"/>
+          <w:sz w:val="20"/>
         </w:rPr>
         <w:t xml:space="preserve">1.  </w:t>
       </w:r>
       <w:r>
         <w:rPr>
           <w:rFonts w:ascii="Arial" w:hAnsi="Arial"/>
+          <w:b w:val="0"/>
           <w:i/>
           <w:sz w:val="20"/>
         </w:rPr>
@@ -10933,6 +11370,7 @@
       <w:r>
         <w:rPr>
           <w:rFonts w:ascii="Arial" w:hAnsi="Arial"/>
+          <w:b w:val="0"/>
           <w:sz w:val="20"/>
         </w:rPr>
         <w:t>:</w:t>
@@ -11008,18 +11446,21 @@
     </w:p>
     <w:p>
       <w:pPr>
-        <w:spacing w:after="60"/>
+        <w:spacing w:after="60" w:line="276" w:lineRule="auto"/>
         <w:ind w:left="567" w:hanging="340"/>
       </w:pPr>
       <w:r>
         <w:rPr>
-          <w:b/>
+          <w:rFonts w:ascii="Arial" w:hAnsi="Arial"/>
+          <w:b w:val="0"/>
+          <w:sz w:val="20"/>
         </w:rPr>
         <w:t xml:space="preserve">2.  </w:t>
       </w:r>
       <w:r>
         <w:rPr>
           <w:rFonts w:ascii="Arial" w:hAnsi="Arial"/>
+          <w:b w:val="0"/>
           <w:i/>
           <w:sz w:val="20"/>
         </w:rPr>
@@ -11028,6 +11469,7 @@
       <w:r>
         <w:rPr>
           <w:rFonts w:ascii="Arial" w:hAnsi="Arial"/>
+          <w:b w:val="0"/>
           <w:sz w:val="20"/>
         </w:rPr>
         <w:t>:</w:t>
@@ -11874,7 +12316,7 @@
           <w:rFonts w:ascii="Arial" w:hAnsi="Arial"/>
           <w:sz w:val="20"/>
         </w:rPr>
-        <w:t xml:space="preserve"> [3], [21], [32]. Wahana ini dilengkapi dengan 8 unit pendorong elektro-mekanis Brushless DC (Blue Robotics T200) yang disusun secara geometris untuk mengendalikan 6 derajat kebebasan spasial. Karena jumlah aktuator (</w:t>
+        <w:t xml:space="preserve"> [3], [21], [32]. Wahana ini dilengkapi dengan 8 unit pendorong elektro-mekanis Brushless DC (Blue Robotics BLDC Underwater Thruster) yang disusun secara geometris untuk mengendalikan 6 derajat kebebasan spasial. Karena jumlah aktuator (</w:t>
       </w:r>
       <w:r>
         <w:rPr>
@@ -11944,7 +12386,24 @@
           <w:b/>
           <w:sz w:val="20"/>
         </w:rPr>
-        <w:t>2.5.1 Karakteristik Dinamika Pendorong Elektro-Mekanis T200</w:t>
+        <w:t>2.5.1 Karakteristik Dinamika Motor Pendorong Tanpa Sikat Bawah Air (</w:t>
+      </w:r>
+      <w:r>
+        <w:rPr>
+          <w:rFonts w:ascii="Arial" w:hAnsi="Arial"/>
+          <w:b/>
+          <w:i/>
+          <w:sz w:val="20"/>
+        </w:rPr>
+        <w:t>BLDC Underwater Thruster</w:t>
+      </w:r>
+      <w:r>
+        <w:rPr>
+          <w:rFonts w:ascii="Arial" w:hAnsi="Arial"/>
+          <w:b/>
+          <w:sz w:val="20"/>
+        </w:rPr>
+        <w:t>)</w:t>
       </w:r>
     </w:p>
     <w:p>
@@ -11958,7 +12417,7 @@
           <w:rFonts w:ascii="Arial" w:hAnsi="Arial"/>
           <w:sz w:val="20"/>
         </w:rPr>
-        <w:t xml:space="preserve">Setiap unit pendorong T200 terdiri atas motor </w:t>
+        <w:t xml:space="preserve">Setiap unit motor pendorong bawah air terdiri atas motor </w:t>
       </w:r>
       <w:r>
         <w:rPr>
@@ -11973,7 +12432,7 @@
           <w:rFonts w:ascii="Arial" w:hAnsi="Arial"/>
           <w:sz w:val="20"/>
         </w:rPr>
-        <w:t xml:space="preserve"> 3-fase dengan efisiensi tinggi yang terendam langsung di dalam air (</w:t>
+        <w:t xml:space="preserve"> DC (BLDC) 3-fase dengan efisiensi tinggi yang terendam langsung di dalam air (</w:t>
       </w:r>
       <w:r>
         <w:rPr>
@@ -12077,18 +12536,21 @@
     </w:p>
     <w:p>
       <w:pPr>
-        <w:spacing w:after="60"/>
+        <w:spacing w:after="60" w:line="276" w:lineRule="auto"/>
         <w:ind w:left="567" w:hanging="283"/>
       </w:pPr>
       <w:r>
         <w:rPr>
           <w:rFonts w:ascii="Arial" w:hAnsi="Arial"/>
+          <w:b w:val="0"/>
+          <w:sz w:val="20"/>
         </w:rPr>
         <w:t xml:space="preserve">•  </w:t>
       </w:r>
       <w:r>
         <w:rPr>
           <w:rFonts w:ascii="Arial" w:hAnsi="Arial"/>
+          <w:b w:val="0"/>
           <w:sz w:val="20"/>
         </w:rPr>
         <w:t>$$K_T$$</w:t>
@@ -12096,6 +12558,7 @@
       <w:r>
         <w:rPr>
           <w:rFonts w:ascii="Arial" w:hAnsi="Arial"/>
+          <w:b w:val="0"/>
           <w:sz w:val="20"/>
         </w:rPr>
         <w:t xml:space="preserve"> adalah koefisien gaya dorong baling-baling non-dimensi (</w:t>
@@ -12103,6 +12566,7 @@
       <w:r>
         <w:rPr>
           <w:rFonts w:ascii="Arial" w:hAnsi="Arial"/>
+          <w:b w:val="0"/>
           <w:sz w:val="20"/>
         </w:rPr>
         <w:t>$$K_T \approx 0.11$$</w:t>
@@ -12110,6 +12574,7 @@
       <w:r>
         <w:rPr>
           <w:rFonts w:ascii="Arial" w:hAnsi="Arial"/>
+          <w:b w:val="0"/>
           <w:sz w:val="20"/>
         </w:rPr>
         <w:t xml:space="preserve"> untuk gerak maju dan </w:t>
@@ -12117,6 +12582,7 @@
       <w:r>
         <w:rPr>
           <w:rFonts w:ascii="Arial" w:hAnsi="Arial"/>
+          <w:b w:val="0"/>
           <w:sz w:val="20"/>
         </w:rPr>
         <w:t>$$K_T \approx 0.09$$</w:t>
@@ -12124,6 +12590,7 @@
       <w:r>
         <w:rPr>
           <w:rFonts w:ascii="Arial" w:hAnsi="Arial"/>
+          <w:b w:val="0"/>
           <w:sz w:val="20"/>
         </w:rPr>
         <w:t xml:space="preserve"> untuk gerak mundur).</w:t>
@@ -12131,18 +12598,21 @@
     </w:p>
     <w:p>
       <w:pPr>
-        <w:spacing w:after="60"/>
+        <w:spacing w:after="60" w:line="276" w:lineRule="auto"/>
         <w:ind w:left="567" w:hanging="283"/>
       </w:pPr>
       <w:r>
         <w:rPr>
           <w:rFonts w:ascii="Arial" w:hAnsi="Arial"/>
+          <w:b w:val="0"/>
+          <w:sz w:val="20"/>
         </w:rPr>
         <w:t xml:space="preserve">•  </w:t>
       </w:r>
       <w:r>
         <w:rPr>
           <w:rFonts w:ascii="Arial" w:hAnsi="Arial"/>
+          <w:b w:val="0"/>
           <w:sz w:val="20"/>
         </w:rPr>
         <w:t>$$\rho = 1025\text{ kg/m}^3$$</w:t>
@@ -12150,6 +12620,7 @@
       <w:r>
         <w:rPr>
           <w:rFonts w:ascii="Arial" w:hAnsi="Arial"/>
+          <w:b w:val="0"/>
           <w:sz w:val="20"/>
         </w:rPr>
         <w:t xml:space="preserve"> adalah densitas massa air laut.</w:t>
@@ -12157,18 +12628,21 @@
     </w:p>
     <w:p>
       <w:pPr>
-        <w:spacing w:after="60"/>
+        <w:spacing w:after="60" w:line="276" w:lineRule="auto"/>
         <w:ind w:left="567" w:hanging="283"/>
       </w:pPr>
       <w:r>
         <w:rPr>
           <w:rFonts w:ascii="Arial" w:hAnsi="Arial"/>
+          <w:b w:val="0"/>
+          <w:sz w:val="20"/>
         </w:rPr>
         <w:t xml:space="preserve">•  </w:t>
       </w:r>
       <w:r>
         <w:rPr>
           <w:rFonts w:ascii="Arial" w:hAnsi="Arial"/>
+          <w:b w:val="0"/>
           <w:sz w:val="20"/>
         </w:rPr>
         <w:t>$$D_p = 0.076\text{ m}$$</w:t>
@@ -12176,6 +12650,7 @@
       <w:r>
         <w:rPr>
           <w:rFonts w:ascii="Arial" w:hAnsi="Arial"/>
+          <w:b w:val="0"/>
           <w:sz w:val="20"/>
         </w:rPr>
         <w:t xml:space="preserve"> adalah diameter luar propeler.</w:t>
@@ -12192,7 +12667,7 @@
           <w:rFonts w:ascii="Arial" w:hAnsi="Arial"/>
           <w:sz w:val="20"/>
         </w:rPr>
-        <w:t xml:space="preserve">Karakteristik gaya dorong maksimum yang dihasilkan oleh pendorong T200 pada tegangan nominal baterai 16V (4S LiPo) adalah sebesar </w:t>
+        <w:t xml:space="preserve">Karakteristik gaya dorong maksimum yang dihasilkan oleh motor pendorong BLDC pada tegangan nominal baterai 16V (4S LiPo) adalah sebesar </w:t>
       </w:r>
       <w:r>
         <w:rPr>
@@ -12450,18 +12925,21 @@
     </w:p>
     <w:p>
       <w:pPr>
-        <w:spacing w:after="60"/>
+        <w:spacing w:after="60" w:line="276" w:lineRule="auto"/>
         <w:ind w:left="567" w:hanging="283"/>
       </w:pPr>
       <w:r>
         <w:rPr>
           <w:rFonts w:ascii="Arial" w:hAnsi="Arial"/>
+          <w:b w:val="0"/>
+          <w:sz w:val="20"/>
         </w:rPr>
         <w:t xml:space="preserve">•  </w:t>
       </w:r>
       <w:r>
         <w:rPr>
           <w:rFonts w:ascii="Arial" w:hAnsi="Arial"/>
+          <w:b w:val="0"/>
           <w:sz w:val="20"/>
         </w:rPr>
         <w:t>$$\mathbf{f} = [f_1, f_2, f_3, f_4, f_5, f_6, f_7, f_8]^T \in \mathbb{R}^8$$</w:t>
@@ -12469,6 +12947,7 @@
       <w:r>
         <w:rPr>
           <w:rFonts w:ascii="Arial" w:hAnsi="Arial"/>
+          <w:b w:val="0"/>
           <w:sz w:val="20"/>
         </w:rPr>
         <w:t xml:space="preserve"> adalah vektor gaya dorong individual tiap motor (Newton).</w:t>
@@ -12476,18 +12955,21 @@
     </w:p>
     <w:p>
       <w:pPr>
-        <w:spacing w:after="60"/>
+        <w:spacing w:after="60" w:line="276" w:lineRule="auto"/>
         <w:ind w:left="567" w:hanging="283"/>
       </w:pPr>
       <w:r>
         <w:rPr>
           <w:rFonts w:ascii="Arial" w:hAnsi="Arial"/>
+          <w:b w:val="0"/>
+          <w:sz w:val="20"/>
         </w:rPr>
         <w:t xml:space="preserve">•  </w:t>
       </w:r>
       <w:r>
         <w:rPr>
           <w:rFonts w:ascii="Arial" w:hAnsi="Arial"/>
+          <w:b w:val="0"/>
           <w:sz w:val="20"/>
         </w:rPr>
         <w:t>Kolom ke-</w:t>
@@ -12495,6 +12977,7 @@
       <w:r>
         <w:rPr>
           <w:rFonts w:ascii="Arial" w:hAnsi="Arial"/>
+          <w:b w:val="0"/>
           <w:sz w:val="20"/>
         </w:rPr>
         <w:t>$$i$$</w:t>
@@ -12502,6 +12985,7 @@
       <w:r>
         <w:rPr>
           <w:rFonts w:ascii="Arial" w:hAnsi="Arial"/>
+          <w:b w:val="0"/>
           <w:sz w:val="20"/>
         </w:rPr>
         <w:t xml:space="preserve"> dari matriks alokasi, dinotasikan </w:t>
@@ -12509,6 +12993,7 @@
       <w:r>
         <w:rPr>
           <w:rFonts w:ascii="Arial" w:hAnsi="Arial"/>
+          <w:b w:val="0"/>
           <w:sz w:val="20"/>
         </w:rPr>
         <w:t>$$\mathbf{t}_i \in \mathbb{R}^6$$</w:t>
@@ -12516,6 +13001,7 @@
       <w:r>
         <w:rPr>
           <w:rFonts w:ascii="Arial" w:hAnsi="Arial"/>
+          <w:b w:val="0"/>
           <w:sz w:val="20"/>
         </w:rPr>
         <w:t xml:space="preserve">, dibentuk dari vektor satuan arah dorong </w:t>
@@ -12523,6 +13009,7 @@
       <w:r>
         <w:rPr>
           <w:rFonts w:ascii="Arial" w:hAnsi="Arial"/>
+          <w:b w:val="0"/>
           <w:sz w:val="20"/>
         </w:rPr>
         <w:t>$$\mathbf{d}_i \in \mathbb{R}^3$$</w:t>
@@ -12530,6 +13017,7 @@
       <w:r>
         <w:rPr>
           <w:rFonts w:ascii="Arial" w:hAnsi="Arial"/>
+          <w:b w:val="0"/>
           <w:sz w:val="20"/>
         </w:rPr>
         <w:t xml:space="preserve"> dan lengan momen posisi pendorong </w:t>
@@ -12537,6 +13025,7 @@
       <w:r>
         <w:rPr>
           <w:rFonts w:ascii="Arial" w:hAnsi="Arial"/>
+          <w:b w:val="0"/>
           <w:sz w:val="20"/>
         </w:rPr>
         <w:t>$$\mathbf{r}_i = [x_i, y_i, z_i]^T \in \mathbb{R}^3$$</w:t>
@@ -12544,6 +13033,7 @@
       <w:r>
         <w:rPr>
           <w:rFonts w:ascii="Arial" w:hAnsi="Arial"/>
+          <w:b w:val="0"/>
           <w:sz w:val="20"/>
         </w:rPr>
         <w:t xml:space="preserve"> terhadap titik asal acuan </w:t>
@@ -12551,6 +13041,7 @@
       <w:r>
         <w:rPr>
           <w:rFonts w:ascii="Arial" w:hAnsi="Arial"/>
+          <w:b w:val="0"/>
           <w:sz w:val="20"/>
         </w:rPr>
         <w:t>$$O_b$$</w:t>
@@ -12558,6 +13049,7 @@
       <w:r>
         <w:rPr>
           <w:rFonts w:ascii="Arial" w:hAnsi="Arial"/>
+          <w:b w:val="0"/>
           <w:sz w:val="20"/>
         </w:rPr>
         <w:t xml:space="preserve"> [7]:</w:t>
@@ -12592,18 +13084,21 @@
     </w:p>
     <w:p>
       <w:pPr>
-        <w:spacing w:after="60"/>
+        <w:spacing w:after="60" w:line="276" w:lineRule="auto"/>
         <w:ind w:left="567" w:hanging="340"/>
       </w:pPr>
       <w:r>
         <w:rPr>
-          <w:b/>
+          <w:rFonts w:ascii="Arial" w:hAnsi="Arial"/>
+          <w:b w:val="0"/>
+          <w:sz w:val="20"/>
         </w:rPr>
         <w:t xml:space="preserve">1.  </w:t>
       </w:r>
       <w:r>
         <w:rPr>
           <w:rFonts w:ascii="Arial" w:hAnsi="Arial"/>
+          <w:b w:val="0"/>
           <w:i/>
           <w:sz w:val="20"/>
         </w:rPr>
@@ -12612,6 +13107,7 @@
       <w:r>
         <w:rPr>
           <w:rFonts w:ascii="Arial" w:hAnsi="Arial"/>
+          <w:b w:val="0"/>
           <w:sz w:val="20"/>
         </w:rPr>
         <w:t>:</w:t>
@@ -12706,18 +13202,21 @@
     </w:p>
     <w:p>
       <w:pPr>
-        <w:spacing w:after="60"/>
+        <w:spacing w:after="60" w:line="276" w:lineRule="auto"/>
         <w:ind w:left="567" w:hanging="340"/>
       </w:pPr>
       <w:r>
         <w:rPr>
-          <w:b/>
+          <w:rFonts w:ascii="Arial" w:hAnsi="Arial"/>
+          <w:b w:val="0"/>
+          <w:sz w:val="20"/>
         </w:rPr>
         <w:t xml:space="preserve">2.  </w:t>
       </w:r>
       <w:r>
         <w:rPr>
           <w:rFonts w:ascii="Arial" w:hAnsi="Arial"/>
+          <w:b w:val="0"/>
           <w:i/>
           <w:sz w:val="20"/>
         </w:rPr>
@@ -12726,6 +13225,7 @@
       <w:r>
         <w:rPr>
           <w:rFonts w:ascii="Arial" w:hAnsi="Arial"/>
+          <w:b w:val="0"/>
           <w:sz w:val="20"/>
         </w:rPr>
         <w:t>:</w:t>
@@ -12851,7 +13351,7 @@
     </w:p>
     <w:p>
       <w:pPr>
-        <w:spacing w:before="160" w:after="60"/>
+        <w:spacing w:before="160" w:after="60" w:line="276" w:lineRule="auto"/>
       </w:pPr>
       <w:r>
         <w:rPr>
@@ -12859,7 +13359,15 @@
           <w:b/>
           <w:sz w:val="19"/>
         </w:rPr>
-        <w:t>Tabel 2.3 menyajikan koordinat spasial posisi dan vektor satuan arah dorong untuk kedelapan pendorong BlueROV2 Heavy terkalibrasi [3], [21], [31].</w:t>
+        <w:t xml:space="preserve">Tabel 2.3 </w:t>
+      </w:r>
+      <w:r>
+        <w:rPr>
+          <w:rFonts w:ascii="Arial" w:hAnsi="Arial"/>
+          <w:b w:val="0"/>
+          <w:sz w:val="19"/>
+        </w:rPr>
+        <w:t>menyajikan koordinat spasial posisi dan vektor satuan arah dorong untuk kedelapan pendorong BlueROV2 Heavy terkalibrasi [3], [21], [31].</w:t>
       </w:r>
     </w:p>
     <w:p>
@@ -13253,6 +13761,7 @@
             <w:r>
               <w:rPr>
                 <w:rFonts w:ascii="Arial" w:hAnsi="Arial"/>
+                <w:b w:val="0"/>
                 <w:i/>
                 <w:sz w:val="17"/>
               </w:rPr>
@@ -13283,6 +13792,7 @@
             <w:r>
               <w:rPr>
                 <w:rFonts w:ascii="Arial" w:hAnsi="Arial"/>
+                <w:b w:val="0"/>
                 <w:sz w:val="17"/>
               </w:rPr>
               <w:t>Horizontal Kiri-Depan (Port-Fore)</w:t>
@@ -13312,6 +13822,7 @@
             <w:r>
               <w:rPr>
                 <w:rFonts w:ascii="Arial" w:hAnsi="Arial"/>
+                <w:b w:val="0"/>
                 <w:sz w:val="17"/>
               </w:rPr>
               <w:t>$$+0.156$$</w:t>
@@ -13341,6 +13852,7 @@
             <w:r>
               <w:rPr>
                 <w:rFonts w:ascii="Arial" w:hAnsi="Arial"/>
+                <w:b w:val="0"/>
                 <w:sz w:val="17"/>
               </w:rPr>
               <w:t>$$-0.111$$</w:t>
@@ -13370,6 +13882,7 @@
             <w:r>
               <w:rPr>
                 <w:rFonts w:ascii="Arial" w:hAnsi="Arial"/>
+                <w:b w:val="0"/>
                 <w:sz w:val="17"/>
               </w:rPr>
               <w:t>$$0.000$$</w:t>
@@ -13399,6 +13912,7 @@
             <w:r>
               <w:rPr>
                 <w:rFonts w:ascii="Arial" w:hAnsi="Arial"/>
+                <w:b w:val="0"/>
                 <w:sz w:val="17"/>
               </w:rPr>
               <w:t>$$+\cos(45^\circ)$$</w:t>
@@ -13428,6 +13942,7 @@
             <w:r>
               <w:rPr>
                 <w:rFonts w:ascii="Arial" w:hAnsi="Arial"/>
+                <w:b w:val="0"/>
                 <w:sz w:val="17"/>
               </w:rPr>
               <w:t>$$+\sin(45^\circ)$$</w:t>
@@ -13457,6 +13972,7 @@
             <w:r>
               <w:rPr>
                 <w:rFonts w:ascii="Arial" w:hAnsi="Arial"/>
+                <w:b w:val="0"/>
                 <w:sz w:val="17"/>
               </w:rPr>
               <w:t>$$0.000$$</w:t>
@@ -13488,6 +14004,7 @@
             <w:r>
               <w:rPr>
                 <w:rFonts w:ascii="Arial" w:hAnsi="Arial"/>
+                <w:b w:val="0"/>
                 <w:i/>
                 <w:sz w:val="17"/>
               </w:rPr>
@@ -13518,6 +14035,7 @@
             <w:r>
               <w:rPr>
                 <w:rFonts w:ascii="Arial" w:hAnsi="Arial"/>
+                <w:b w:val="0"/>
                 <w:sz w:val="17"/>
               </w:rPr>
               <w:t>Horizontal Kanan-Depan (Starboard-Fore)</w:t>
@@ -13547,6 +14065,7 @@
             <w:r>
               <w:rPr>
                 <w:rFonts w:ascii="Arial" w:hAnsi="Arial"/>
+                <w:b w:val="0"/>
                 <w:sz w:val="17"/>
               </w:rPr>
               <w:t>$$+0.156$$</w:t>
@@ -13576,6 +14095,7 @@
             <w:r>
               <w:rPr>
                 <w:rFonts w:ascii="Arial" w:hAnsi="Arial"/>
+                <w:b w:val="0"/>
                 <w:sz w:val="17"/>
               </w:rPr>
               <w:t>$$+0.111$$</w:t>
@@ -13605,6 +14125,7 @@
             <w:r>
               <w:rPr>
                 <w:rFonts w:ascii="Arial" w:hAnsi="Arial"/>
+                <w:b w:val="0"/>
                 <w:sz w:val="17"/>
               </w:rPr>
               <w:t>$$0.000$$</w:t>
@@ -13634,6 +14155,7 @@
             <w:r>
               <w:rPr>
                 <w:rFonts w:ascii="Arial" w:hAnsi="Arial"/>
+                <w:b w:val="0"/>
                 <w:sz w:val="17"/>
               </w:rPr>
               <w:t>$$+\cos(45^\circ)$$</w:t>
@@ -13663,6 +14185,7 @@
             <w:r>
               <w:rPr>
                 <w:rFonts w:ascii="Arial" w:hAnsi="Arial"/>
+                <w:b w:val="0"/>
                 <w:sz w:val="17"/>
               </w:rPr>
               <w:t>$$-\sin(45^\circ)$$</w:t>
@@ -13692,6 +14215,7 @@
             <w:r>
               <w:rPr>
                 <w:rFonts w:ascii="Arial" w:hAnsi="Arial"/>
+                <w:b w:val="0"/>
                 <w:sz w:val="17"/>
               </w:rPr>
               <w:t>$$0.000$$</w:t>
@@ -13723,6 +14247,7 @@
             <w:r>
               <w:rPr>
                 <w:rFonts w:ascii="Arial" w:hAnsi="Arial"/>
+                <w:b w:val="0"/>
                 <w:i/>
                 <w:sz w:val="17"/>
               </w:rPr>
@@ -13753,6 +14278,7 @@
             <w:r>
               <w:rPr>
                 <w:rFonts w:ascii="Arial" w:hAnsi="Arial"/>
+                <w:b w:val="0"/>
                 <w:sz w:val="17"/>
               </w:rPr>
               <w:t>Horizontal Kiri-Belakang (Port-Aft)</w:t>
@@ -13782,6 +14308,7 @@
             <w:r>
               <w:rPr>
                 <w:rFonts w:ascii="Arial" w:hAnsi="Arial"/>
+                <w:b w:val="0"/>
                 <w:sz w:val="17"/>
               </w:rPr>
               <w:t>$$-0.156$$</w:t>
@@ -13811,6 +14338,7 @@
             <w:r>
               <w:rPr>
                 <w:rFonts w:ascii="Arial" w:hAnsi="Arial"/>
+                <w:b w:val="0"/>
                 <w:sz w:val="17"/>
               </w:rPr>
               <w:t>$$-0.111$$</w:t>
@@ -13840,6 +14368,7 @@
             <w:r>
               <w:rPr>
                 <w:rFonts w:ascii="Arial" w:hAnsi="Arial"/>
+                <w:b w:val="0"/>
                 <w:sz w:val="17"/>
               </w:rPr>
               <w:t>$$0.000$$</w:t>
@@ -13869,6 +14398,7 @@
             <w:r>
               <w:rPr>
                 <w:rFonts w:ascii="Arial" w:hAnsi="Arial"/>
+                <w:b w:val="0"/>
                 <w:sz w:val="17"/>
               </w:rPr>
               <w:t>$$-\cos(45^\circ)$$</w:t>
@@ -13898,6 +14428,7 @@
             <w:r>
               <w:rPr>
                 <w:rFonts w:ascii="Arial" w:hAnsi="Arial"/>
+                <w:b w:val="0"/>
                 <w:sz w:val="17"/>
               </w:rPr>
               <w:t>$$+\sin(45^\circ)$$</w:t>
@@ -13927,6 +14458,7 @@
             <w:r>
               <w:rPr>
                 <w:rFonts w:ascii="Arial" w:hAnsi="Arial"/>
+                <w:b w:val="0"/>
                 <w:sz w:val="17"/>
               </w:rPr>
               <w:t>$$0.000$$</w:t>
@@ -13958,6 +14490,7 @@
             <w:r>
               <w:rPr>
                 <w:rFonts w:ascii="Arial" w:hAnsi="Arial"/>
+                <w:b w:val="0"/>
                 <w:i/>
                 <w:sz w:val="17"/>
               </w:rPr>
@@ -13988,6 +14521,7 @@
             <w:r>
               <w:rPr>
                 <w:rFonts w:ascii="Arial" w:hAnsi="Arial"/>
+                <w:b w:val="0"/>
                 <w:sz w:val="17"/>
               </w:rPr>
               <w:t>Horizontal Kanan-Belakang (Starboard-Aft)</w:t>
@@ -14017,6 +14551,7 @@
             <w:r>
               <w:rPr>
                 <w:rFonts w:ascii="Arial" w:hAnsi="Arial"/>
+                <w:b w:val="0"/>
                 <w:sz w:val="17"/>
               </w:rPr>
               <w:t>$$-0.156$$</w:t>
@@ -14046,6 +14581,7 @@
             <w:r>
               <w:rPr>
                 <w:rFonts w:ascii="Arial" w:hAnsi="Arial"/>
+                <w:b w:val="0"/>
                 <w:sz w:val="17"/>
               </w:rPr>
               <w:t>$$+0.111$$</w:t>
@@ -14075,6 +14611,7 @@
             <w:r>
               <w:rPr>
                 <w:rFonts w:ascii="Arial" w:hAnsi="Arial"/>
+                <w:b w:val="0"/>
                 <w:sz w:val="17"/>
               </w:rPr>
               <w:t>$$0.000$$</w:t>
@@ -14104,6 +14641,7 @@
             <w:r>
               <w:rPr>
                 <w:rFonts w:ascii="Arial" w:hAnsi="Arial"/>
+                <w:b w:val="0"/>
                 <w:sz w:val="17"/>
               </w:rPr>
               <w:t>$$-\cos(45^\circ)$$</w:t>
@@ -14133,6 +14671,7 @@
             <w:r>
               <w:rPr>
                 <w:rFonts w:ascii="Arial" w:hAnsi="Arial"/>
+                <w:b w:val="0"/>
                 <w:sz w:val="17"/>
               </w:rPr>
               <w:t>$$-\sin(45^\circ)$$</w:t>
@@ -14162,6 +14701,7 @@
             <w:r>
               <w:rPr>
                 <w:rFonts w:ascii="Arial" w:hAnsi="Arial"/>
+                <w:b w:val="0"/>
                 <w:sz w:val="17"/>
               </w:rPr>
               <w:t>$$0.000$$</w:t>
@@ -14193,6 +14733,7 @@
             <w:r>
               <w:rPr>
                 <w:rFonts w:ascii="Arial" w:hAnsi="Arial"/>
+                <w:b w:val="0"/>
                 <w:i/>
                 <w:sz w:val="17"/>
               </w:rPr>
@@ -14223,6 +14764,7 @@
             <w:r>
               <w:rPr>
                 <w:rFonts w:ascii="Arial" w:hAnsi="Arial"/>
+                <w:b w:val="0"/>
                 <w:sz w:val="17"/>
               </w:rPr>
               <w:t>Vertikal Kiri-Depan (Port-Fore Vertical)</w:t>
@@ -14252,6 +14794,7 @@
             <w:r>
               <w:rPr>
                 <w:rFonts w:ascii="Arial" w:hAnsi="Arial"/>
+                <w:b w:val="0"/>
                 <w:sz w:val="17"/>
               </w:rPr>
               <w:t>$$+0.120$$</w:t>
@@ -14281,6 +14824,7 @@
             <w:r>
               <w:rPr>
                 <w:rFonts w:ascii="Arial" w:hAnsi="Arial"/>
+                <w:b w:val="0"/>
                 <w:sz w:val="17"/>
               </w:rPr>
               <w:t>$$-0.218$$</w:t>
@@ -14310,6 +14854,7 @@
             <w:r>
               <w:rPr>
                 <w:rFonts w:ascii="Arial" w:hAnsi="Arial"/>
+                <w:b w:val="0"/>
                 <w:sz w:val="17"/>
               </w:rPr>
               <w:t>$$-0.055$$</w:t>
@@ -14339,6 +14884,7 @@
             <w:r>
               <w:rPr>
                 <w:rFonts w:ascii="Arial" w:hAnsi="Arial"/>
+                <w:b w:val="0"/>
                 <w:sz w:val="17"/>
               </w:rPr>
               <w:t>$$0.000$$</w:t>
@@ -14368,6 +14914,7 @@
             <w:r>
               <w:rPr>
                 <w:rFonts w:ascii="Arial" w:hAnsi="Arial"/>
+                <w:b w:val="0"/>
                 <w:sz w:val="17"/>
               </w:rPr>
               <w:t>$$0.000$$</w:t>
@@ -14397,6 +14944,7 @@
             <w:r>
               <w:rPr>
                 <w:rFonts w:ascii="Arial" w:hAnsi="Arial"/>
+                <w:b w:val="0"/>
                 <w:sz w:val="17"/>
               </w:rPr>
               <w:t>$$-1.000$$</w:t>
@@ -14428,6 +14976,7 @@
             <w:r>
               <w:rPr>
                 <w:rFonts w:ascii="Arial" w:hAnsi="Arial"/>
+                <w:b w:val="0"/>
                 <w:i/>
                 <w:sz w:val="17"/>
               </w:rPr>
@@ -14458,6 +15007,7 @@
             <w:r>
               <w:rPr>
                 <w:rFonts w:ascii="Arial" w:hAnsi="Arial"/>
+                <w:b w:val="0"/>
                 <w:sz w:val="17"/>
               </w:rPr>
               <w:t>Vertikal Kanan-Depan (Starboard-Fore Vertical)</w:t>
@@ -14487,6 +15037,7 @@
             <w:r>
               <w:rPr>
                 <w:rFonts w:ascii="Arial" w:hAnsi="Arial"/>
+                <w:b w:val="0"/>
                 <w:sz w:val="17"/>
               </w:rPr>
               <w:t>$$+0.120$$</w:t>
@@ -14516,6 +15067,7 @@
             <w:r>
               <w:rPr>
                 <w:rFonts w:ascii="Arial" w:hAnsi="Arial"/>
+                <w:b w:val="0"/>
                 <w:sz w:val="17"/>
               </w:rPr>
               <w:t>$$+0.218$$</w:t>
@@ -14545,6 +15097,7 @@
             <w:r>
               <w:rPr>
                 <w:rFonts w:ascii="Arial" w:hAnsi="Arial"/>
+                <w:b w:val="0"/>
                 <w:sz w:val="17"/>
               </w:rPr>
               <w:t>$$-0.055$$</w:t>
@@ -14574,6 +15127,7 @@
             <w:r>
               <w:rPr>
                 <w:rFonts w:ascii="Arial" w:hAnsi="Arial"/>
+                <w:b w:val="0"/>
                 <w:sz w:val="17"/>
               </w:rPr>
               <w:t>$$0.000$$</w:t>
@@ -14603,6 +15157,7 @@
             <w:r>
               <w:rPr>
                 <w:rFonts w:ascii="Arial" w:hAnsi="Arial"/>
+                <w:b w:val="0"/>
                 <w:sz w:val="17"/>
               </w:rPr>
               <w:t>$$0.000$$</w:t>
@@ -14632,6 +15187,7 @@
             <w:r>
               <w:rPr>
                 <w:rFonts w:ascii="Arial" w:hAnsi="Arial"/>
+                <w:b w:val="0"/>
                 <w:sz w:val="17"/>
               </w:rPr>
               <w:t>$$-1.000$$</w:t>
@@ -14663,6 +15219,7 @@
             <w:r>
               <w:rPr>
                 <w:rFonts w:ascii="Arial" w:hAnsi="Arial"/>
+                <w:b w:val="0"/>
                 <w:i/>
                 <w:sz w:val="17"/>
               </w:rPr>
@@ -14693,6 +15250,7 @@
             <w:r>
               <w:rPr>
                 <w:rFonts w:ascii="Arial" w:hAnsi="Arial"/>
+                <w:b w:val="0"/>
                 <w:sz w:val="17"/>
               </w:rPr>
               <w:t>Vertikal Kiri-Belakang (Port-Aft Vertical)</w:t>
@@ -14722,6 +15280,7 @@
             <w:r>
               <w:rPr>
                 <w:rFonts w:ascii="Arial" w:hAnsi="Arial"/>
+                <w:b w:val="0"/>
                 <w:sz w:val="17"/>
               </w:rPr>
               <w:t>$$-0.120$$</w:t>
@@ -14751,6 +15310,7 @@
             <w:r>
               <w:rPr>
                 <w:rFonts w:ascii="Arial" w:hAnsi="Arial"/>
+                <w:b w:val="0"/>
                 <w:sz w:val="17"/>
               </w:rPr>
               <w:t>$$-0.218$$</w:t>
@@ -14780,6 +15340,7 @@
             <w:r>
               <w:rPr>
                 <w:rFonts w:ascii="Arial" w:hAnsi="Arial"/>
+                <w:b w:val="0"/>
                 <w:sz w:val="17"/>
               </w:rPr>
               <w:t>$$-0.055$$</w:t>
@@ -14809,6 +15370,7 @@
             <w:r>
               <w:rPr>
                 <w:rFonts w:ascii="Arial" w:hAnsi="Arial"/>
+                <w:b w:val="0"/>
                 <w:sz w:val="17"/>
               </w:rPr>
               <w:t>$$0.000$$</w:t>
@@ -14838,6 +15400,7 @@
             <w:r>
               <w:rPr>
                 <w:rFonts w:ascii="Arial" w:hAnsi="Arial"/>
+                <w:b w:val="0"/>
                 <w:sz w:val="17"/>
               </w:rPr>
               <w:t>$$0.000$$</w:t>
@@ -14867,6 +15430,7 @@
             <w:r>
               <w:rPr>
                 <w:rFonts w:ascii="Arial" w:hAnsi="Arial"/>
+                <w:b w:val="0"/>
                 <w:sz w:val="17"/>
               </w:rPr>
               <w:t>$$-1.000$$</w:t>
@@ -14898,6 +15462,7 @@
             <w:r>
               <w:rPr>
                 <w:rFonts w:ascii="Arial" w:hAnsi="Arial"/>
+                <w:b w:val="0"/>
                 <w:i/>
                 <w:sz w:val="17"/>
               </w:rPr>
@@ -14928,6 +15493,7 @@
             <w:r>
               <w:rPr>
                 <w:rFonts w:ascii="Arial" w:hAnsi="Arial"/>
+                <w:b w:val="0"/>
                 <w:sz w:val="17"/>
               </w:rPr>
               <w:t>Vertikal Kanan-Belakang (Starboard-Aft Vertical)</w:t>
@@ -14957,6 +15523,7 @@
             <w:r>
               <w:rPr>
                 <w:rFonts w:ascii="Arial" w:hAnsi="Arial"/>
+                <w:b w:val="0"/>
                 <w:sz w:val="17"/>
               </w:rPr>
               <w:t>$$-0.120$$</w:t>
@@ -14986,6 +15553,7 @@
             <w:r>
               <w:rPr>
                 <w:rFonts w:ascii="Arial" w:hAnsi="Arial"/>
+                <w:b w:val="0"/>
                 <w:sz w:val="17"/>
               </w:rPr>
               <w:t>$$+0.218$$</w:t>
@@ -15015,6 +15583,7 @@
             <w:r>
               <w:rPr>
                 <w:rFonts w:ascii="Arial" w:hAnsi="Arial"/>
+                <w:b w:val="0"/>
                 <w:sz w:val="17"/>
               </w:rPr>
               <w:t>$$-0.055$$</w:t>
@@ -15044,6 +15613,7 @@
             <w:r>
               <w:rPr>
                 <w:rFonts w:ascii="Arial" w:hAnsi="Arial"/>
+                <w:b w:val="0"/>
                 <w:sz w:val="17"/>
               </w:rPr>
               <w:t>$$0.000$$</w:t>
@@ -15073,6 +15643,7 @@
             <w:r>
               <w:rPr>
                 <w:rFonts w:ascii="Arial" w:hAnsi="Arial"/>
+                <w:b w:val="0"/>
                 <w:sz w:val="17"/>
               </w:rPr>
               <w:t>$$0.000$$</w:t>
@@ -15102,6 +15673,7 @@
             <w:r>
               <w:rPr>
                 <w:rFonts w:ascii="Arial" w:hAnsi="Arial"/>
+                <w:b w:val="0"/>
                 <w:sz w:val="17"/>
               </w:rPr>
               <w:t>$$-1.000$$</w:t>
@@ -15186,18 +15758,21 @@
     </w:p>
     <w:p>
       <w:pPr>
-        <w:spacing w:after="60"/>
+        <w:spacing w:after="60" w:line="276" w:lineRule="auto"/>
         <w:ind w:left="567" w:hanging="340"/>
       </w:pPr>
       <w:r>
         <w:rPr>
-          <w:b/>
+          <w:rFonts w:ascii="Arial" w:hAnsi="Arial"/>
+          <w:b w:val="0"/>
+          <w:sz w:val="20"/>
         </w:rPr>
         <w:t xml:space="preserve">1.  </w:t>
       </w:r>
       <w:r>
         <w:rPr>
           <w:rFonts w:ascii="Arial" w:hAnsi="Arial"/>
+          <w:b w:val="0"/>
           <w:i/>
           <w:sz w:val="20"/>
         </w:rPr>
@@ -15206,6 +15781,7 @@
       <w:r>
         <w:rPr>
           <w:rFonts w:ascii="Arial" w:hAnsi="Arial"/>
+          <w:b w:val="0"/>
           <w:sz w:val="20"/>
         </w:rPr>
         <w:t>:</w:t>
@@ -15299,18 +15875,21 @@
     </w:p>
     <w:p>
       <w:pPr>
-        <w:spacing w:after="60"/>
+        <w:spacing w:after="60" w:line="276" w:lineRule="auto"/>
         <w:ind w:left="567" w:hanging="283"/>
       </w:pPr>
       <w:r>
         <w:rPr>
           <w:rFonts w:ascii="Arial" w:hAnsi="Arial"/>
+          <w:b w:val="0"/>
+          <w:sz w:val="20"/>
         </w:rPr>
         <w:t xml:space="preserve">•  </w:t>
       </w:r>
       <w:r>
         <w:rPr>
           <w:rFonts w:ascii="Arial" w:hAnsi="Arial"/>
+          <w:b w:val="0"/>
           <w:sz w:val="20"/>
         </w:rPr>
         <w:t>$$N_1 = x_1 d_{y,1} - y_1 d_{x,1} = (0.156)(0.7071) - (-0.111)(0.7071) = (0.156 + 0.111)(0.7071) = 0.267 \cdot 0.7071 \approx +0.1888\text{ m}$$</w:t>
@@ -15318,18 +15897,21 @@
     </w:p>
     <w:p>
       <w:pPr>
-        <w:spacing w:after="60"/>
+        <w:spacing w:after="60" w:line="276" w:lineRule="auto"/>
         <w:ind w:left="567" w:hanging="283"/>
       </w:pPr>
       <w:r>
         <w:rPr>
           <w:rFonts w:ascii="Arial" w:hAnsi="Arial"/>
+          <w:b w:val="0"/>
+          <w:sz w:val="20"/>
         </w:rPr>
         <w:t xml:space="preserve">•  </w:t>
       </w:r>
       <w:r>
         <w:rPr>
           <w:rFonts w:ascii="Arial" w:hAnsi="Arial"/>
+          <w:b w:val="0"/>
           <w:sz w:val="20"/>
         </w:rPr>
         <w:t>$$N_2 = x_2 d_{y,2} - y_2 d_{x,2} = (0.156)(-0.7071) - (0.111)(0.7071) = -(0.156 + 0.111)(0.7071) \approx -0.1888\text{ m}$$</w:t>
@@ -15337,18 +15919,21 @@
     </w:p>
     <w:p>
       <w:pPr>
-        <w:spacing w:after="60"/>
+        <w:spacing w:after="60" w:line="276" w:lineRule="auto"/>
         <w:ind w:left="567" w:hanging="283"/>
       </w:pPr>
       <w:r>
         <w:rPr>
           <w:rFonts w:ascii="Arial" w:hAnsi="Arial"/>
+          <w:b w:val="0"/>
+          <w:sz w:val="20"/>
         </w:rPr>
         <w:t xml:space="preserve">•  </w:t>
       </w:r>
       <w:r>
         <w:rPr>
           <w:rFonts w:ascii="Arial" w:hAnsi="Arial"/>
+          <w:b w:val="0"/>
           <w:sz w:val="20"/>
         </w:rPr>
         <w:t>$$N_3 = x_3 d_{y,3} - y_3 d_{x,3} = (-0.156)(0.7071) - (-0.111)(-0.7071) = -0.1103 - 0.0785 \approx -0.1888\text{ m}$$</w:t>
@@ -15356,18 +15941,21 @@
     </w:p>
     <w:p>
       <w:pPr>
-        <w:spacing w:after="60"/>
+        <w:spacing w:after="60" w:line="276" w:lineRule="auto"/>
         <w:ind w:left="567" w:hanging="283"/>
       </w:pPr>
       <w:r>
         <w:rPr>
           <w:rFonts w:ascii="Arial" w:hAnsi="Arial"/>
+          <w:b w:val="0"/>
+          <w:sz w:val="20"/>
         </w:rPr>
         <w:t xml:space="preserve">•  </w:t>
       </w:r>
       <w:r>
         <w:rPr>
           <w:rFonts w:ascii="Arial" w:hAnsi="Arial"/>
+          <w:b w:val="0"/>
           <w:sz w:val="20"/>
         </w:rPr>
         <w:t>$$N_4 = x_4 d_{y,4} - y_4 d_{x,4} = (-0.156)(-0.7071) - (0.111)(-0.7071) = +0.1103 + 0.0785 \approx +0.1888\text{ m}$$</w:t>
@@ -15375,18 +15963,21 @@
     </w:p>
     <w:p>
       <w:pPr>
-        <w:spacing w:after="60"/>
+        <w:spacing w:after="60" w:line="276" w:lineRule="auto"/>
         <w:ind w:left="567" w:hanging="340"/>
       </w:pPr>
       <w:r>
         <w:rPr>
-          <w:b/>
+          <w:rFonts w:ascii="Arial" w:hAnsi="Arial"/>
+          <w:b w:val="0"/>
+          <w:sz w:val="20"/>
         </w:rPr>
         <w:t xml:space="preserve">2.  </w:t>
       </w:r>
       <w:r>
         <w:rPr>
           <w:rFonts w:ascii="Arial" w:hAnsi="Arial"/>
+          <w:b w:val="0"/>
           <w:i/>
           <w:sz w:val="20"/>
         </w:rPr>
@@ -15395,6 +15986,7 @@
       <w:r>
         <w:rPr>
           <w:rFonts w:ascii="Arial" w:hAnsi="Arial"/>
+          <w:b w:val="0"/>
           <w:sz w:val="20"/>
         </w:rPr>
         <w:t>:</w:t>
@@ -15444,18 +16036,21 @@
     </w:p>
     <w:p>
       <w:pPr>
-        <w:spacing w:after="60"/>
+        <w:spacing w:after="60" w:line="276" w:lineRule="auto"/>
         <w:ind w:left="567" w:hanging="283"/>
       </w:pPr>
       <w:r>
         <w:rPr>
           <w:rFonts w:ascii="Arial" w:hAnsi="Arial"/>
+          <w:b w:val="0"/>
+          <w:sz w:val="20"/>
         </w:rPr>
         <w:t xml:space="preserve">•  </w:t>
       </w:r>
       <w:r>
         <w:rPr>
           <w:rFonts w:ascii="Arial" w:hAnsi="Arial"/>
+          <w:b w:val="0"/>
           <w:sz w:val="20"/>
         </w:rPr>
         <w:t>$$K_i = y_i d_{z,i} - z_i d_{y,i} = -y_i$$</w:t>
@@ -15463,6 +16058,7 @@
       <w:r>
         <w:rPr>
           <w:rFonts w:ascii="Arial" w:hAnsi="Arial"/>
+          <w:b w:val="0"/>
           <w:sz w:val="20"/>
         </w:rPr>
         <w:t xml:space="preserve"> (momen roll)</w:t>
@@ -15470,18 +16066,21 @@
     </w:p>
     <w:p>
       <w:pPr>
-        <w:spacing w:after="60"/>
+        <w:spacing w:after="60" w:line="276" w:lineRule="auto"/>
         <w:ind w:left="567" w:hanging="283"/>
       </w:pPr>
       <w:r>
         <w:rPr>
           <w:rFonts w:ascii="Arial" w:hAnsi="Arial"/>
+          <w:b w:val="0"/>
+          <w:sz w:val="20"/>
         </w:rPr>
         <w:t xml:space="preserve">•  </w:t>
       </w:r>
       <w:r>
         <w:rPr>
           <w:rFonts w:ascii="Arial" w:hAnsi="Arial"/>
+          <w:b w:val="0"/>
           <w:sz w:val="20"/>
         </w:rPr>
         <w:t>$$M_i = z_i d_{x,i} - x_i d_{z,i} = x_i$$</w:t>
@@ -15489,6 +16088,7 @@
       <w:r>
         <w:rPr>
           <w:rFonts w:ascii="Arial" w:hAnsi="Arial"/>
+          <w:b w:val="0"/>
           <w:sz w:val="20"/>
         </w:rPr>
         <w:t xml:space="preserve"> (momen pitch)</w:t>
@@ -15496,18 +16096,21 @@
     </w:p>
     <w:p>
       <w:pPr>
-        <w:spacing w:after="60"/>
+        <w:spacing w:after="60" w:line="276" w:lineRule="auto"/>
         <w:ind w:left="567" w:hanging="283"/>
       </w:pPr>
       <w:r>
         <w:rPr>
           <w:rFonts w:ascii="Arial" w:hAnsi="Arial"/>
+          <w:b w:val="0"/>
+          <w:sz w:val="20"/>
         </w:rPr>
         <w:t xml:space="preserve">•  </w:t>
       </w:r>
       <w:r>
         <w:rPr>
           <w:rFonts w:ascii="Arial" w:hAnsi="Arial"/>
+          <w:b w:val="0"/>
           <w:sz w:val="20"/>
         </w:rPr>
         <w:t>$$N_i = x_i d_{y,i} - y_i d_{x,i} = 0$$</w:t>
@@ -15515,6 +16118,7 @@
       <w:r>
         <w:rPr>
           <w:rFonts w:ascii="Arial" w:hAnsi="Arial"/>
+          <w:b w:val="0"/>
           <w:sz w:val="20"/>
         </w:rPr>
         <w:t xml:space="preserve"> (momen yaw)</w:t>
@@ -15536,18 +16140,21 @@
     </w:p>
     <w:p>
       <w:pPr>
-        <w:spacing w:after="60"/>
+        <w:spacing w:after="60" w:line="276" w:lineRule="auto"/>
         <w:ind w:left="567" w:hanging="283"/>
       </w:pPr>
       <w:r>
         <w:rPr>
           <w:rFonts w:ascii="Arial" w:hAnsi="Arial"/>
+          <w:b w:val="0"/>
+          <w:sz w:val="20"/>
         </w:rPr>
         <w:t xml:space="preserve">•  </w:t>
       </w:r>
       <w:r>
         <w:rPr>
           <w:rFonts w:ascii="Arial" w:hAnsi="Arial"/>
+          <w:b w:val="0"/>
           <w:sz w:val="20"/>
         </w:rPr>
         <w:t xml:space="preserve">Motor 5 (Port-Fore): </w:t>
@@ -15555,6 +16162,7 @@
       <w:r>
         <w:rPr>
           <w:rFonts w:ascii="Arial" w:hAnsi="Arial"/>
+          <w:b w:val="0"/>
           <w:sz w:val="20"/>
         </w:rPr>
         <w:t>$$K_5 = -(-0.218) = +0.218\text{ m}$$</w:t>
@@ -15562,6 +16170,7 @@
       <w:r>
         <w:rPr>
           <w:rFonts w:ascii="Arial" w:hAnsi="Arial"/>
+          <w:b w:val="0"/>
           <w:sz w:val="20"/>
         </w:rPr>
         <w:t xml:space="preserve">, </w:t>
@@ -15569,6 +16178,7 @@
       <w:r>
         <w:rPr>
           <w:rFonts w:ascii="Arial" w:hAnsi="Arial"/>
+          <w:b w:val="0"/>
           <w:sz w:val="20"/>
         </w:rPr>
         <w:t>$$M_5 = +0.120\text{ m}$$</w:t>
@@ -15576,18 +16186,21 @@
     </w:p>
     <w:p>
       <w:pPr>
-        <w:spacing w:after="60"/>
+        <w:spacing w:after="60" w:line="276" w:lineRule="auto"/>
         <w:ind w:left="567" w:hanging="283"/>
       </w:pPr>
       <w:r>
         <w:rPr>
           <w:rFonts w:ascii="Arial" w:hAnsi="Arial"/>
+          <w:b w:val="0"/>
+          <w:sz w:val="20"/>
         </w:rPr>
         <w:t xml:space="preserve">•  </w:t>
       </w:r>
       <w:r>
         <w:rPr>
           <w:rFonts w:ascii="Arial" w:hAnsi="Arial"/>
+          <w:b w:val="0"/>
           <w:sz w:val="20"/>
         </w:rPr>
         <w:t xml:space="preserve">Motor 6 (Stbd-Fore): </w:t>
@@ -15595,6 +16208,7 @@
       <w:r>
         <w:rPr>
           <w:rFonts w:ascii="Arial" w:hAnsi="Arial"/>
+          <w:b w:val="0"/>
           <w:sz w:val="20"/>
         </w:rPr>
         <w:t>$$K_6 = -(+0.218) = -0.218\text{ m}$$</w:t>
@@ -15602,6 +16216,7 @@
       <w:r>
         <w:rPr>
           <w:rFonts w:ascii="Arial" w:hAnsi="Arial"/>
+          <w:b w:val="0"/>
           <w:sz w:val="20"/>
         </w:rPr>
         <w:t xml:space="preserve">, </w:t>
@@ -15609,6 +16224,7 @@
       <w:r>
         <w:rPr>
           <w:rFonts w:ascii="Arial" w:hAnsi="Arial"/>
+          <w:b w:val="0"/>
           <w:sz w:val="20"/>
         </w:rPr>
         <w:t>$$M_6 = +0.120\text{ m}$$</w:t>
@@ -15616,18 +16232,21 @@
     </w:p>
     <w:p>
       <w:pPr>
-        <w:spacing w:after="60"/>
+        <w:spacing w:after="60" w:line="276" w:lineRule="auto"/>
         <w:ind w:left="567" w:hanging="283"/>
       </w:pPr>
       <w:r>
         <w:rPr>
           <w:rFonts w:ascii="Arial" w:hAnsi="Arial"/>
+          <w:b w:val="0"/>
+          <w:sz w:val="20"/>
         </w:rPr>
         <w:t xml:space="preserve">•  </w:t>
       </w:r>
       <w:r>
         <w:rPr>
           <w:rFonts w:ascii="Arial" w:hAnsi="Arial"/>
+          <w:b w:val="0"/>
           <w:sz w:val="20"/>
         </w:rPr>
         <w:t xml:space="preserve">Motor 7 (Port-Aft): </w:t>
@@ -15635,6 +16254,7 @@
       <w:r>
         <w:rPr>
           <w:rFonts w:ascii="Arial" w:hAnsi="Arial"/>
+          <w:b w:val="0"/>
           <w:sz w:val="20"/>
         </w:rPr>
         <w:t>$$K_7 = -(-0.218) = +0.218\text{ m}$$</w:t>
@@ -15642,6 +16262,7 @@
       <w:r>
         <w:rPr>
           <w:rFonts w:ascii="Arial" w:hAnsi="Arial"/>
+          <w:b w:val="0"/>
           <w:sz w:val="20"/>
         </w:rPr>
         <w:t xml:space="preserve">, </w:t>
@@ -15649,6 +16270,7 @@
       <w:r>
         <w:rPr>
           <w:rFonts w:ascii="Arial" w:hAnsi="Arial"/>
+          <w:b w:val="0"/>
           <w:sz w:val="20"/>
         </w:rPr>
         <w:t>$$M_7 = -0.120\text{ m}$$</w:t>
@@ -15656,18 +16278,21 @@
     </w:p>
     <w:p>
       <w:pPr>
-        <w:spacing w:after="60"/>
+        <w:spacing w:after="60" w:line="276" w:lineRule="auto"/>
         <w:ind w:left="567" w:hanging="283"/>
       </w:pPr>
       <w:r>
         <w:rPr>
           <w:rFonts w:ascii="Arial" w:hAnsi="Arial"/>
+          <w:b w:val="0"/>
+          <w:sz w:val="20"/>
         </w:rPr>
         <w:t xml:space="preserve">•  </w:t>
       </w:r>
       <w:r>
         <w:rPr>
           <w:rFonts w:ascii="Arial" w:hAnsi="Arial"/>
+          <w:b w:val="0"/>
           <w:sz w:val="20"/>
         </w:rPr>
         <w:t xml:space="preserve">Motor 8 (Stbd-Aft): </w:t>
@@ -15675,6 +16300,7 @@
       <w:r>
         <w:rPr>
           <w:rFonts w:ascii="Arial" w:hAnsi="Arial"/>
+          <w:b w:val="0"/>
           <w:sz w:val="20"/>
         </w:rPr>
         <w:t>$$K_8 = -(+0.218) = -0.218\text{ m}$$</w:t>
@@ -15682,6 +16308,7 @@
       <w:r>
         <w:rPr>
           <w:rFonts w:ascii="Arial" w:hAnsi="Arial"/>
+          <w:b w:val="0"/>
           <w:sz w:val="20"/>
         </w:rPr>
         <w:t xml:space="preserve">, </w:t>
@@ -15689,6 +16316,7 @@
       <w:r>
         <w:rPr>
           <w:rFonts w:ascii="Arial" w:hAnsi="Arial"/>
+          <w:b w:val="0"/>
           <w:sz w:val="20"/>
         </w:rPr>
         <w:t>$$M_8 = -0.120\text{ m}$$</w:t>
@@ -16047,18 +16675,21 @@
     </w:p>
     <w:p>
       <w:pPr>
-        <w:spacing w:after="60"/>
+        <w:spacing w:after="60" w:line="276" w:lineRule="auto"/>
         <w:ind w:left="567" w:hanging="283"/>
       </w:pPr>
       <w:r>
         <w:rPr>
           <w:rFonts w:ascii="Arial" w:hAnsi="Arial"/>
+          <w:b w:val="0"/>
+          <w:sz w:val="20"/>
         </w:rPr>
         <w:t xml:space="preserve">•  </w:t>
       </w:r>
       <w:r>
         <w:rPr>
           <w:rFonts w:ascii="Arial" w:hAnsi="Arial"/>
+          <w:b w:val="0"/>
           <w:sz w:val="20"/>
         </w:rPr>
         <w:t>Baris 1, 2, dan 6 (Surge, Sway, Yaw) sepenuhnya dikendalikan oleh motor horizontal 1–4.</w:t>
@@ -16066,18 +16697,21 @@
     </w:p>
     <w:p>
       <w:pPr>
-        <w:spacing w:after="60"/>
+        <w:spacing w:after="60" w:line="276" w:lineRule="auto"/>
         <w:ind w:left="567" w:hanging="283"/>
       </w:pPr>
       <w:r>
         <w:rPr>
           <w:rFonts w:ascii="Arial" w:hAnsi="Arial"/>
+          <w:b w:val="0"/>
+          <w:sz w:val="20"/>
         </w:rPr>
         <w:t xml:space="preserve">•  </w:t>
       </w:r>
       <w:r>
         <w:rPr>
           <w:rFonts w:ascii="Arial" w:hAnsi="Arial"/>
+          <w:b w:val="0"/>
           <w:sz w:val="20"/>
         </w:rPr>
         <w:t>Baris 3, 4, dan 5 (Heave, Roll, Pitch) sepenuhnya dikendalikan oleh motor vertikal 5–8.</w:t>
@@ -16596,7 +17230,7 @@
           <w:rFonts w:ascii="Arial" w:hAnsi="Arial"/>
           <w:sz w:val="20"/>
         </w:rPr>
-        <w:t>thrust clipping and scaling untuk mencegah saturasi batas fisik motor T200 (</w:t>
+        <w:t>thrust clipping and scaling untuk mencegah saturasi batas fisik motor BLDC Underwater Thruster (</w:t>
       </w:r>
       <w:r>
         <w:rPr>
@@ -16657,18 +17291,21 @@
     </w:p>
     <w:p>
       <w:pPr>
-        <w:spacing w:after="60"/>
+        <w:spacing w:after="60" w:line="276" w:lineRule="auto"/>
         <w:ind w:left="567" w:hanging="340"/>
       </w:pPr>
       <w:r>
         <w:rPr>
-          <w:b/>
+          <w:rFonts w:ascii="Arial" w:hAnsi="Arial"/>
+          <w:b w:val="0"/>
+          <w:sz w:val="20"/>
         </w:rPr>
         <w:t xml:space="preserve">1.  </w:t>
       </w:r>
       <w:r>
         <w:rPr>
           <w:rFonts w:ascii="Arial" w:hAnsi="Arial"/>
+          <w:b w:val="0"/>
           <w:i/>
           <w:sz w:val="20"/>
         </w:rPr>
@@ -16677,6 +17314,7 @@
       <w:r>
         <w:rPr>
           <w:rFonts w:ascii="Arial" w:hAnsi="Arial"/>
+          <w:b w:val="0"/>
           <w:sz w:val="20"/>
         </w:rPr>
         <w:t>: Penapis Kalman linier diskrit 8-dimensi untuk melacak kotak pembatas (bounding box) target visual deteksi YOLO monokuler pada laju 30 FPS.</w:t>
@@ -16684,18 +17322,21 @@
     </w:p>
     <w:p>
       <w:pPr>
-        <w:spacing w:after="60"/>
+        <w:spacing w:after="60" w:line="276" w:lineRule="auto"/>
         <w:ind w:left="567" w:hanging="340"/>
       </w:pPr>
       <w:r>
         <w:rPr>
-          <w:b/>
+          <w:rFonts w:ascii="Arial" w:hAnsi="Arial"/>
+          <w:b w:val="0"/>
+          <w:sz w:val="20"/>
         </w:rPr>
         <w:t xml:space="preserve">2.  </w:t>
       </w:r>
       <w:r>
         <w:rPr>
           <w:rFonts w:ascii="Arial" w:hAnsi="Arial"/>
+          <w:b w:val="0"/>
           <w:i/>
           <w:sz w:val="20"/>
         </w:rPr>
@@ -16704,6 +17345,7 @@
       <w:r>
         <w:rPr>
           <w:rFonts w:ascii="Arial" w:hAnsi="Arial"/>
+          <w:b w:val="0"/>
           <w:sz w:val="20"/>
         </w:rPr>
         <w:t>: Penapis Kalman non-linier terperluas (EKF) untuk melakukan fusi sensor IMU dan kedalaman berbasis persamaan dinamika Fossen 6-DOF serta mengestimasi gangguan arus laut pada laju 50 Hz.</w:t>
@@ -17661,18 +18303,21 @@
     </w:p>
     <w:p>
       <w:pPr>
-        <w:spacing w:after="60"/>
+        <w:spacing w:after="60" w:line="276" w:lineRule="auto"/>
         <w:ind w:left="567" w:hanging="283"/>
       </w:pPr>
       <w:r>
         <w:rPr>
           <w:rFonts w:ascii="Arial" w:hAnsi="Arial"/>
+          <w:b w:val="0"/>
+          <w:sz w:val="20"/>
         </w:rPr>
         <w:t xml:space="preserve">•  </w:t>
       </w:r>
       <w:r>
         <w:rPr>
           <w:rFonts w:ascii="Arial" w:hAnsi="Arial"/>
+          <w:b w:val="0"/>
           <w:sz w:val="20"/>
         </w:rPr>
         <w:t>$$\mathbf{A}_{k-1} \in \mathbb{R}^{n \times n}$$</w:t>
@@ -17680,6 +18325,7 @@
       <w:r>
         <w:rPr>
           <w:rFonts w:ascii="Arial" w:hAnsi="Arial"/>
+          <w:b w:val="0"/>
           <w:sz w:val="20"/>
         </w:rPr>
         <w:t>: Matriks transisi keadaan (state transition matrix).</w:t>
@@ -17687,18 +18333,21 @@
     </w:p>
     <w:p>
       <w:pPr>
-        <w:spacing w:after="60"/>
+        <w:spacing w:after="60" w:line="276" w:lineRule="auto"/>
         <w:ind w:left="567" w:hanging="283"/>
       </w:pPr>
       <w:r>
         <w:rPr>
           <w:rFonts w:ascii="Arial" w:hAnsi="Arial"/>
+          <w:b w:val="0"/>
+          <w:sz w:val="20"/>
         </w:rPr>
         <w:t xml:space="preserve">•  </w:t>
       </w:r>
       <w:r>
         <w:rPr>
           <w:rFonts w:ascii="Arial" w:hAnsi="Arial"/>
+          <w:b w:val="0"/>
           <w:sz w:val="20"/>
         </w:rPr>
         <w:t>$$\mathbf{B}_{k-1} \in \mathbb{R}^{n \times p}$$</w:t>
@@ -17706,6 +18355,7 @@
       <w:r>
         <w:rPr>
           <w:rFonts w:ascii="Arial" w:hAnsi="Arial"/>
+          <w:b w:val="0"/>
           <w:sz w:val="20"/>
         </w:rPr>
         <w:t>: Matriks input kendali.</w:t>
@@ -17713,18 +18363,21 @@
     </w:p>
     <w:p>
       <w:pPr>
-        <w:spacing w:after="60"/>
+        <w:spacing w:after="60" w:line="276" w:lineRule="auto"/>
         <w:ind w:left="567" w:hanging="283"/>
       </w:pPr>
       <w:r>
         <w:rPr>
           <w:rFonts w:ascii="Arial" w:hAnsi="Arial"/>
+          <w:b w:val="0"/>
+          <w:sz w:val="20"/>
         </w:rPr>
         <w:t xml:space="preserve">•  </w:t>
       </w:r>
       <w:r>
         <w:rPr>
           <w:rFonts w:ascii="Arial" w:hAnsi="Arial"/>
+          <w:b w:val="0"/>
           <w:sz w:val="20"/>
         </w:rPr>
         <w:t>$$\mathbf{H}_k \in \mathbb{R}^{m \times n}$$</w:t>
@@ -17732,6 +18385,7 @@
       <w:r>
         <w:rPr>
           <w:rFonts w:ascii="Arial" w:hAnsi="Arial"/>
+          <w:b w:val="0"/>
           <w:sz w:val="20"/>
         </w:rPr>
         <w:t>: Matriks model pengukuran sensor.</w:t>
@@ -17739,18 +18393,21 @@
     </w:p>
     <w:p>
       <w:pPr>
-        <w:spacing w:after="60"/>
+        <w:spacing w:after="60" w:line="276" w:lineRule="auto"/>
         <w:ind w:left="567" w:hanging="283"/>
       </w:pPr>
       <w:r>
         <w:rPr>
           <w:rFonts w:ascii="Arial" w:hAnsi="Arial"/>
+          <w:b w:val="0"/>
+          <w:sz w:val="20"/>
         </w:rPr>
         <w:t xml:space="preserve">•  </w:t>
       </w:r>
       <w:r>
         <w:rPr>
           <w:rFonts w:ascii="Arial" w:hAnsi="Arial"/>
+          <w:b w:val="0"/>
           <w:sz w:val="20"/>
         </w:rPr>
         <w:t>$$\mathbf{w}_{k-1} \sim \mathcal{N}(\mathbf{0}, \mathbf{Q}_{k-1})$$</w:t>
@@ -17758,6 +18415,7 @@
       <w:r>
         <w:rPr>
           <w:rFonts w:ascii="Arial" w:hAnsi="Arial"/>
+          <w:b w:val="0"/>
           <w:sz w:val="20"/>
         </w:rPr>
         <w:t>: Derau proses (</w:t>
@@ -17765,6 +18423,7 @@
       <w:r>
         <w:rPr>
           <w:rFonts w:ascii="Arial" w:hAnsi="Arial"/>
+          <w:b w:val="0"/>
           <w:i/>
           <w:sz w:val="20"/>
         </w:rPr>
@@ -17773,6 +18432,7 @@
       <w:r>
         <w:rPr>
           <w:rFonts w:ascii="Arial" w:hAnsi="Arial"/>
+          <w:b w:val="0"/>
           <w:sz w:val="20"/>
         </w:rPr>
         <w:t xml:space="preserve">) putih Gaussian dengan kovariansi </w:t>
@@ -17780,6 +18440,7 @@
       <w:r>
         <w:rPr>
           <w:rFonts w:ascii="Arial" w:hAnsi="Arial"/>
+          <w:b w:val="0"/>
           <w:sz w:val="20"/>
         </w:rPr>
         <w:t>$$\mathbf{Q}_{k-1} \succeq 0$$</w:t>
@@ -17787,6 +18448,7 @@
       <w:r>
         <w:rPr>
           <w:rFonts w:ascii="Arial" w:hAnsi="Arial"/>
+          <w:b w:val="0"/>
           <w:sz w:val="20"/>
         </w:rPr>
         <w:t>.</w:t>
@@ -17794,18 +18456,21 @@
     </w:p>
     <w:p>
       <w:pPr>
-        <w:spacing w:after="60"/>
+        <w:spacing w:after="60" w:line="276" w:lineRule="auto"/>
         <w:ind w:left="567" w:hanging="283"/>
       </w:pPr>
       <w:r>
         <w:rPr>
           <w:rFonts w:ascii="Arial" w:hAnsi="Arial"/>
+          <w:b w:val="0"/>
+          <w:sz w:val="20"/>
         </w:rPr>
         <w:t xml:space="preserve">•  </w:t>
       </w:r>
       <w:r>
         <w:rPr>
           <w:rFonts w:ascii="Arial" w:hAnsi="Arial"/>
+          <w:b w:val="0"/>
           <w:sz w:val="20"/>
         </w:rPr>
         <w:t>$$\mathbf{v}_k \sim \mathcal{N}(\mathbf{0}, \mathbf{R}_k)$$</w:t>
@@ -17813,6 +18478,7 @@
       <w:r>
         <w:rPr>
           <w:rFonts w:ascii="Arial" w:hAnsi="Arial"/>
+          <w:b w:val="0"/>
           <w:sz w:val="20"/>
         </w:rPr>
         <w:t>: Derau pengukuran (</w:t>
@@ -17820,6 +18486,7 @@
       <w:r>
         <w:rPr>
           <w:rFonts w:ascii="Arial" w:hAnsi="Arial"/>
+          <w:b w:val="0"/>
           <w:i/>
           <w:sz w:val="20"/>
         </w:rPr>
@@ -17828,6 +18495,7 @@
       <w:r>
         <w:rPr>
           <w:rFonts w:ascii="Arial" w:hAnsi="Arial"/>
+          <w:b w:val="0"/>
           <w:sz w:val="20"/>
         </w:rPr>
         <w:t xml:space="preserve">) putih Gaussian dengan kovariansi </w:t>
@@ -17835,6 +18503,7 @@
       <w:r>
         <w:rPr>
           <w:rFonts w:ascii="Arial" w:hAnsi="Arial"/>
+          <w:b w:val="0"/>
           <w:sz w:val="20"/>
         </w:rPr>
         <w:t>$$\mathbf{R}_k \succ 0$$</w:t>
@@ -17842,6 +18511,7 @@
       <w:r>
         <w:rPr>
           <w:rFonts w:ascii="Arial" w:hAnsi="Arial"/>
+          <w:b w:val="0"/>
           <w:sz w:val="20"/>
         </w:rPr>
         <w:t>.</w:t>
@@ -17849,18 +18519,21 @@
     </w:p>
     <w:p>
       <w:pPr>
-        <w:spacing w:after="60"/>
+        <w:spacing w:after="60" w:line="276" w:lineRule="auto"/>
         <w:ind w:left="567" w:hanging="283"/>
       </w:pPr>
       <w:r>
         <w:rPr>
           <w:rFonts w:ascii="Arial" w:hAnsi="Arial"/>
+          <w:b w:val="0"/>
+          <w:sz w:val="20"/>
         </w:rPr>
         <w:t xml:space="preserve">•  </w:t>
       </w:r>
       <w:r>
         <w:rPr>
           <w:rFonts w:ascii="Arial" w:hAnsi="Arial"/>
+          <w:b w:val="0"/>
           <w:sz w:val="20"/>
         </w:rPr>
         <w:t xml:space="preserve">Kedua derau diasumsikan saling bebas: </w:t>
@@ -17868,6 +18541,7 @@
       <w:r>
         <w:rPr>
           <w:rFonts w:ascii="Arial" w:hAnsi="Arial"/>
+          <w:b w:val="0"/>
           <w:sz w:val="20"/>
         </w:rPr>
         <w:t>$$\mathbb{E}[\mathbf{w}_i \mathbf{v}_j^T] = \mathbf{0}, \forall i, j$$</w:t>
@@ -17875,6 +18549,7 @@
       <w:r>
         <w:rPr>
           <w:rFonts w:ascii="Arial" w:hAnsi="Arial"/>
+          <w:b w:val="0"/>
           <w:sz w:val="20"/>
         </w:rPr>
         <w:t>.</w:t>
@@ -19085,19 +19760,22 @@
     </w:p>
     <w:p>
       <w:pPr>
-        <w:spacing w:after="60"/>
+        <w:spacing w:after="60" w:line="276" w:lineRule="auto"/>
         <w:ind w:left="567" w:hanging="340"/>
       </w:pPr>
       <w:r>
         <w:rPr>
-          <w:b/>
+          <w:rFonts w:ascii="Arial" w:hAnsi="Arial"/>
+          <w:b w:val="0"/>
+          <w:sz w:val="20"/>
         </w:rPr>
         <w:t xml:space="preserve">1.  </w:t>
       </w:r>
       <w:r>
         <w:rPr>
           <w:rFonts w:ascii="Arial" w:hAnsi="Arial"/>
-          <w:b/>
+          <w:b w:val="0"/>
+          <w:i/>
           <w:sz w:val="20"/>
         </w:rPr>
         <w:t>Prediksi Keadaan</w:t>
@@ -19105,6 +19783,7 @@
       <w:r>
         <w:rPr>
           <w:rFonts w:ascii="Arial" w:hAnsi="Arial"/>
+          <w:b w:val="0"/>
           <w:sz w:val="20"/>
         </w:rPr>
         <w:t xml:space="preserve">: </w:t>
@@ -19112,6 +19791,7 @@
       <w:r>
         <w:rPr>
           <w:rFonts w:ascii="Arial" w:hAnsi="Arial"/>
+          <w:b w:val="0"/>
           <w:sz w:val="20"/>
         </w:rPr>
         <w:t>$$\hat{\mathbf{x}}_k^- = \mathbf{f}(\hat{\mathbf{x}}_{k-1}^+, \mathbf{u}_{k-1})$$</w:t>
@@ -19119,19 +19799,22 @@
     </w:p>
     <w:p>
       <w:pPr>
-        <w:spacing w:after="60"/>
+        <w:spacing w:after="60" w:line="276" w:lineRule="auto"/>
         <w:ind w:left="567" w:hanging="340"/>
       </w:pPr>
       <w:r>
         <w:rPr>
-          <w:b/>
+          <w:rFonts w:ascii="Arial" w:hAnsi="Arial"/>
+          <w:b w:val="0"/>
+          <w:sz w:val="20"/>
         </w:rPr>
         <w:t xml:space="preserve">2.  </w:t>
       </w:r>
       <w:r>
         <w:rPr>
           <w:rFonts w:ascii="Arial" w:hAnsi="Arial"/>
-          <w:b/>
+          <w:b w:val="0"/>
+          <w:i/>
           <w:sz w:val="20"/>
         </w:rPr>
         <w:t>Prediksi Kovariansi</w:t>
@@ -19139,6 +19822,7 @@
       <w:r>
         <w:rPr>
           <w:rFonts w:ascii="Arial" w:hAnsi="Arial"/>
+          <w:b w:val="0"/>
           <w:sz w:val="20"/>
         </w:rPr>
         <w:t xml:space="preserve">: </w:t>
@@ -19146,6 +19830,7 @@
       <w:r>
         <w:rPr>
           <w:rFonts w:ascii="Arial" w:hAnsi="Arial"/>
+          <w:b w:val="0"/>
           <w:sz w:val="20"/>
         </w:rPr>
         <w:t>$$\mathbf{P}_k^- = \mathbf{F}_{k-1} \mathbf{P}_{k-1}^+ \mathbf{F}_{k-1}^T + \mathbf{Q}_{k-1}$$</w:t>
@@ -19153,19 +19838,22 @@
     </w:p>
     <w:p>
       <w:pPr>
-        <w:spacing w:after="60"/>
+        <w:spacing w:after="60" w:line="276" w:lineRule="auto"/>
         <w:ind w:left="567" w:hanging="340"/>
       </w:pPr>
       <w:r>
         <w:rPr>
-          <w:b/>
+          <w:rFonts w:ascii="Arial" w:hAnsi="Arial"/>
+          <w:b w:val="0"/>
+          <w:sz w:val="20"/>
         </w:rPr>
         <w:t xml:space="preserve">3.  </w:t>
       </w:r>
       <w:r>
         <w:rPr>
           <w:rFonts w:ascii="Arial" w:hAnsi="Arial"/>
-          <w:b/>
+          <w:b w:val="0"/>
+          <w:i/>
           <w:sz w:val="20"/>
         </w:rPr>
         <w:t>Residu Inovasi</w:t>
@@ -19173,6 +19861,7 @@
       <w:r>
         <w:rPr>
           <w:rFonts w:ascii="Arial" w:hAnsi="Arial"/>
+          <w:b w:val="0"/>
           <w:sz w:val="20"/>
         </w:rPr>
         <w:t xml:space="preserve">: </w:t>
@@ -19180,6 +19869,7 @@
       <w:r>
         <w:rPr>
           <w:rFonts w:ascii="Arial" w:hAnsi="Arial"/>
+          <w:b w:val="0"/>
           <w:sz w:val="20"/>
         </w:rPr>
         <w:t>$$\tilde{\mathbf{y}}_k = \mathbf{z}_k - \mathbf{h}(\hat{\mathbf{x}}_k^-)$$</w:t>
@@ -19187,19 +19877,22 @@
     </w:p>
     <w:p>
       <w:pPr>
-        <w:spacing w:after="60"/>
+        <w:spacing w:after="60" w:line="276" w:lineRule="auto"/>
         <w:ind w:left="567" w:hanging="340"/>
       </w:pPr>
       <w:r>
         <w:rPr>
-          <w:b/>
+          <w:rFonts w:ascii="Arial" w:hAnsi="Arial"/>
+          <w:b w:val="0"/>
+          <w:sz w:val="20"/>
         </w:rPr>
         <w:t xml:space="preserve">4.  </w:t>
       </w:r>
       <w:r>
         <w:rPr>
           <w:rFonts w:ascii="Arial" w:hAnsi="Arial"/>
-          <w:b/>
+          <w:b w:val="0"/>
+          <w:i/>
           <w:sz w:val="20"/>
         </w:rPr>
         <w:t>Kovariansi Inovasi</w:t>
@@ -19207,6 +19900,7 @@
       <w:r>
         <w:rPr>
           <w:rFonts w:ascii="Arial" w:hAnsi="Arial"/>
+          <w:b w:val="0"/>
           <w:sz w:val="20"/>
         </w:rPr>
         <w:t xml:space="preserve">: </w:t>
@@ -19214,6 +19908,7 @@
       <w:r>
         <w:rPr>
           <w:rFonts w:ascii="Arial" w:hAnsi="Arial"/>
+          <w:b w:val="0"/>
           <w:sz w:val="20"/>
         </w:rPr>
         <w:t>$$\mathbf{S}_k = \mathbf{H}_k \mathbf{P}_k^- \mathbf{H}_k^T + \mathbf{R}_k$$</w:t>
@@ -19221,19 +19916,22 @@
     </w:p>
     <w:p>
       <w:pPr>
-        <w:spacing w:after="60"/>
+        <w:spacing w:after="60" w:line="276" w:lineRule="auto"/>
         <w:ind w:left="567" w:hanging="340"/>
       </w:pPr>
       <w:r>
         <w:rPr>
-          <w:b/>
+          <w:rFonts w:ascii="Arial" w:hAnsi="Arial"/>
+          <w:b w:val="0"/>
+          <w:sz w:val="20"/>
         </w:rPr>
         <w:t xml:space="preserve">5.  </w:t>
       </w:r>
       <w:r>
         <w:rPr>
           <w:rFonts w:ascii="Arial" w:hAnsi="Arial"/>
-          <w:b/>
+          <w:b w:val="0"/>
+          <w:i/>
           <w:sz w:val="20"/>
         </w:rPr>
         <w:t>Optimal Kalman Gain</w:t>
@@ -19241,6 +19939,7 @@
       <w:r>
         <w:rPr>
           <w:rFonts w:ascii="Arial" w:hAnsi="Arial"/>
+          <w:b w:val="0"/>
           <w:sz w:val="20"/>
         </w:rPr>
         <w:t xml:space="preserve">: </w:t>
@@ -19248,6 +19947,7 @@
       <w:r>
         <w:rPr>
           <w:rFonts w:ascii="Arial" w:hAnsi="Arial"/>
+          <w:b w:val="0"/>
           <w:sz w:val="20"/>
         </w:rPr>
         <w:t>$$\mathbf{K}_k = \mathbf{P}_k^- \mathbf{H}_k^T \mathbf{S}_k^{-1}$$</w:t>
@@ -19255,19 +19955,22 @@
     </w:p>
     <w:p>
       <w:pPr>
-        <w:spacing w:after="60"/>
+        <w:spacing w:after="60" w:line="276" w:lineRule="auto"/>
         <w:ind w:left="567" w:hanging="340"/>
       </w:pPr>
       <w:r>
         <w:rPr>
-          <w:b/>
+          <w:rFonts w:ascii="Arial" w:hAnsi="Arial"/>
+          <w:b w:val="0"/>
+          <w:sz w:val="20"/>
         </w:rPr>
         <w:t xml:space="preserve">6.  </w:t>
       </w:r>
       <w:r>
         <w:rPr>
           <w:rFonts w:ascii="Arial" w:hAnsi="Arial"/>
-          <w:b/>
+          <w:b w:val="0"/>
+          <w:i/>
           <w:sz w:val="20"/>
         </w:rPr>
         <w:t>Pembaruan Keadaan</w:t>
@@ -19275,6 +19978,7 @@
       <w:r>
         <w:rPr>
           <w:rFonts w:ascii="Arial" w:hAnsi="Arial"/>
+          <w:b w:val="0"/>
           <w:sz w:val="20"/>
         </w:rPr>
         <w:t xml:space="preserve">: </w:t>
@@ -19282,6 +19986,7 @@
       <w:r>
         <w:rPr>
           <w:rFonts w:ascii="Arial" w:hAnsi="Arial"/>
+          <w:b w:val="0"/>
           <w:sz w:val="20"/>
         </w:rPr>
         <w:t>$$\hat{\mathbf{x}}_k^+ = \hat{\mathbf{x}}_k^- + \mathbf{K}_k \tilde{\mathbf{y}}_k$$</w:t>
@@ -19289,18 +19994,21 @@
     </w:p>
     <w:p>
       <w:pPr>
-        <w:spacing w:after="60"/>
+        <w:spacing w:after="60" w:line="276" w:lineRule="auto"/>
         <w:ind w:left="567" w:hanging="340"/>
       </w:pPr>
       <w:r>
         <w:rPr>
-          <w:b/>
+          <w:rFonts w:ascii="Arial" w:hAnsi="Arial"/>
+          <w:b w:val="0"/>
+          <w:sz w:val="20"/>
         </w:rPr>
         <w:t xml:space="preserve">7.  </w:t>
       </w:r>
       <w:r>
         <w:rPr>
           <w:rFonts w:ascii="Arial" w:hAnsi="Arial"/>
+          <w:b w:val="0"/>
           <w:i/>
           <w:sz w:val="20"/>
         </w:rPr>
@@ -19309,6 +20017,7 @@
       <w:r>
         <w:rPr>
           <w:rFonts w:ascii="Arial" w:hAnsi="Arial"/>
+          <w:b w:val="0"/>
           <w:sz w:val="20"/>
         </w:rPr>
         <w:t xml:space="preserve">: </w:t>
@@ -19316,6 +20025,7 @@
       <w:r>
         <w:rPr>
           <w:rFonts w:ascii="Arial" w:hAnsi="Arial"/>
+          <w:b w:val="0"/>
           <w:sz w:val="20"/>
         </w:rPr>
         <w:t>$$\mathbf{P}_k^+ = (\mathbf{I} - \mathbf{K}_k \mathbf{H}_k) \mathbf{P}_k^- (\mathbf{I} - \mathbf{K}_k \mathbf{H}_k)^T + \mathbf{K}_k \mathbf{R}_k \mathbf{K}_k^T$$</w:t>
@@ -19539,18 +20249,21 @@
     </w:p>
     <w:p>
       <w:pPr>
-        <w:spacing w:after="60"/>
+        <w:spacing w:after="60" w:line="276" w:lineRule="auto"/>
         <w:ind w:left="567" w:hanging="283"/>
       </w:pPr>
       <w:r>
         <w:rPr>
           <w:rFonts w:ascii="Arial" w:hAnsi="Arial"/>
+          <w:b w:val="0"/>
+          <w:sz w:val="20"/>
         </w:rPr>
         <w:t xml:space="preserve">•  </w:t>
       </w:r>
       <w:r>
         <w:rPr>
           <w:rFonts w:ascii="Arial" w:hAnsi="Arial"/>
+          <w:b w:val="0"/>
           <w:sz w:val="20"/>
         </w:rPr>
         <w:t>$$x_k, y_k$$</w:t>
@@ -19558,6 +20271,7 @@
       <w:r>
         <w:rPr>
           <w:rFonts w:ascii="Arial" w:hAnsi="Arial"/>
+          <w:b w:val="0"/>
           <w:sz w:val="20"/>
         </w:rPr>
         <w:t>: Koordinat piksel horizontal dan vertikal dari titik pusat sentroid kotak pembatas (</w:t>
@@ -19565,6 +20279,7 @@
       <w:r>
         <w:rPr>
           <w:rFonts w:ascii="Arial" w:hAnsi="Arial"/>
+          <w:b w:val="0"/>
           <w:i/>
           <w:sz w:val="20"/>
         </w:rPr>
@@ -19573,6 +20288,7 @@
       <w:r>
         <w:rPr>
           <w:rFonts w:ascii="Arial" w:hAnsi="Arial"/>
+          <w:b w:val="0"/>
           <w:sz w:val="20"/>
         </w:rPr>
         <w:t>).</w:t>
@@ -19580,18 +20296,21 @@
     </w:p>
     <w:p>
       <w:pPr>
-        <w:spacing w:after="60"/>
+        <w:spacing w:after="60" w:line="276" w:lineRule="auto"/>
         <w:ind w:left="567" w:hanging="283"/>
       </w:pPr>
       <w:r>
         <w:rPr>
           <w:rFonts w:ascii="Arial" w:hAnsi="Arial"/>
+          <w:b w:val="0"/>
+          <w:sz w:val="20"/>
         </w:rPr>
         <w:t xml:space="preserve">•  </w:t>
       </w:r>
       <w:r>
         <w:rPr>
           <w:rFonts w:ascii="Arial" w:hAnsi="Arial"/>
+          <w:b w:val="0"/>
           <w:sz w:val="20"/>
         </w:rPr>
         <w:t>$$s_k$$</w:t>
@@ -19599,6 +20318,7 @@
       <w:r>
         <w:rPr>
           <w:rFonts w:ascii="Arial" w:hAnsi="Arial"/>
+          <w:b w:val="0"/>
           <w:sz w:val="20"/>
         </w:rPr>
         <w:t>: Skala luasan area kotak pembatas (</w:t>
@@ -19606,6 +20326,7 @@
       <w:r>
         <w:rPr>
           <w:rFonts w:ascii="Arial" w:hAnsi="Arial"/>
+          <w:b w:val="0"/>
           <w:sz w:val="20"/>
         </w:rPr>
         <w:t>$$s = w \times h$$</w:t>
@@ -19613,6 +20334,7 @@
       <w:r>
         <w:rPr>
           <w:rFonts w:ascii="Arial" w:hAnsi="Arial"/>
+          <w:b w:val="0"/>
           <w:sz w:val="20"/>
         </w:rPr>
         <w:t xml:space="preserve"> dalam piksel kuadrat), yang berbanding terbalik dengan kuadrat jarak relatif wahana ke target (</w:t>
@@ -19620,6 +20342,7 @@
       <w:r>
         <w:rPr>
           <w:rFonts w:ascii="Arial" w:hAnsi="Arial"/>
+          <w:b w:val="0"/>
           <w:sz w:val="20"/>
         </w:rPr>
         <w:t>$$s \propto 1/d^2$$</w:t>
@@ -19627,6 +20350,7 @@
       <w:r>
         <w:rPr>
           <w:rFonts w:ascii="Arial" w:hAnsi="Arial"/>
+          <w:b w:val="0"/>
           <w:sz w:val="20"/>
         </w:rPr>
         <w:t>).</w:t>
@@ -19634,18 +20358,21 @@
     </w:p>
     <w:p>
       <w:pPr>
-        <w:spacing w:after="60"/>
+        <w:spacing w:after="60" w:line="276" w:lineRule="auto"/>
         <w:ind w:left="567" w:hanging="283"/>
       </w:pPr>
       <w:r>
         <w:rPr>
           <w:rFonts w:ascii="Arial" w:hAnsi="Arial"/>
+          <w:b w:val="0"/>
+          <w:sz w:val="20"/>
         </w:rPr>
         <w:t xml:space="preserve">•  </w:t>
       </w:r>
       <w:r>
         <w:rPr>
           <w:rFonts w:ascii="Arial" w:hAnsi="Arial"/>
+          <w:b w:val="0"/>
           <w:sz w:val="20"/>
         </w:rPr>
         <w:t>$$r_k$$</w:t>
@@ -19653,6 +20380,7 @@
       <w:r>
         <w:rPr>
           <w:rFonts w:ascii="Arial" w:hAnsi="Arial"/>
+          <w:b w:val="0"/>
           <w:sz w:val="20"/>
         </w:rPr>
         <w:t>: Rasio aspek dimensi kotak pembatas (</w:t>
@@ -19660,6 +20388,7 @@
       <w:r>
         <w:rPr>
           <w:rFonts w:ascii="Arial" w:hAnsi="Arial"/>
+          <w:b w:val="0"/>
           <w:sz w:val="20"/>
         </w:rPr>
         <w:t>$$r = w/h$$</w:t>
@@ -19667,6 +20396,7 @@
       <w:r>
         <w:rPr>
           <w:rFonts w:ascii="Arial" w:hAnsi="Arial"/>
+          <w:b w:val="0"/>
           <w:sz w:val="20"/>
         </w:rPr>
         <w:t>).</w:t>
@@ -19674,18 +20404,21 @@
     </w:p>
     <w:p>
       <w:pPr>
-        <w:spacing w:after="60"/>
+        <w:spacing w:after="60" w:line="276" w:lineRule="auto"/>
         <w:ind w:left="567" w:hanging="283"/>
       </w:pPr>
       <w:r>
         <w:rPr>
           <w:rFonts w:ascii="Arial" w:hAnsi="Arial"/>
+          <w:b w:val="0"/>
+          <w:sz w:val="20"/>
         </w:rPr>
         <w:t xml:space="preserve">•  </w:t>
       </w:r>
       <w:r>
         <w:rPr>
           <w:rFonts w:ascii="Arial" w:hAnsi="Arial"/>
+          <w:b w:val="0"/>
           <w:sz w:val="20"/>
         </w:rPr>
         <w:t>$$\dot{x}_k, \dot{y}_k, \dot{s}_k, \dot{r}_k$$</w:t>
@@ -19693,6 +20426,7 @@
       <w:r>
         <w:rPr>
           <w:rFonts w:ascii="Arial" w:hAnsi="Arial"/>
+          <w:b w:val="0"/>
           <w:sz w:val="20"/>
         </w:rPr>
         <w:t>: Laju kecepatan perubahan temporal (</w:t>
@@ -19700,6 +20434,7 @@
       <w:r>
         <w:rPr>
           <w:rFonts w:ascii="Arial" w:hAnsi="Arial"/>
+          <w:b w:val="0"/>
           <w:i/>
           <w:sz w:val="20"/>
         </w:rPr>
@@ -19708,6 +20443,7 @@
       <w:r>
         <w:rPr>
           <w:rFonts w:ascii="Arial" w:hAnsi="Arial"/>
+          <w:b w:val="0"/>
           <w:sz w:val="20"/>
         </w:rPr>
         <w:t>) dari masing-masing parameter geometris citra.</w:t>
@@ -20302,18 +21038,21 @@
     </w:p>
     <w:p>
       <w:pPr>
-        <w:spacing w:after="60"/>
+        <w:spacing w:after="60" w:line="276" w:lineRule="auto"/>
         <w:ind w:left="567" w:hanging="283"/>
       </w:pPr>
       <w:r>
         <w:rPr>
           <w:rFonts w:ascii="Arial" w:hAnsi="Arial"/>
+          <w:b w:val="0"/>
+          <w:sz w:val="20"/>
         </w:rPr>
         <w:t xml:space="preserve">•  </w:t>
       </w:r>
       <w:r>
         <w:rPr>
           <w:rFonts w:ascii="Arial" w:hAnsi="Arial"/>
+          <w:b w:val="0"/>
           <w:sz w:val="20"/>
         </w:rPr>
         <w:t>$$\mathbf{R}_0 = \text{diag}[\sigma_{z,x}^2, \sigma_{z,y}^2, \sigma_{z,s}^2, \sigma_{z,r}^2]$$</w:t>
@@ -20321,6 +21060,7 @@
       <w:r>
         <w:rPr>
           <w:rFonts w:ascii="Arial" w:hAnsi="Arial"/>
+          <w:b w:val="0"/>
           <w:sz w:val="20"/>
         </w:rPr>
         <w:t xml:space="preserve"> adalah kovariansi nominal saat deteksi sempurna (</w:t>
@@ -20328,6 +21068,7 @@
       <w:r>
         <w:rPr>
           <w:rFonts w:ascii="Arial" w:hAnsi="Arial"/>
+          <w:b w:val="0"/>
           <w:sz w:val="20"/>
         </w:rPr>
         <w:t>$$\text{conf}_k \to 1.0$$</w:t>
@@ -20335,6 +21076,7 @@
       <w:r>
         <w:rPr>
           <w:rFonts w:ascii="Arial" w:hAnsi="Arial"/>
+          <w:b w:val="0"/>
           <w:sz w:val="20"/>
         </w:rPr>
         <w:t>).</w:t>
@@ -20342,18 +21084,21 @@
     </w:p>
     <w:p>
       <w:pPr>
-        <w:spacing w:after="60"/>
+        <w:spacing w:after="60" w:line="276" w:lineRule="auto"/>
         <w:ind w:left="567" w:hanging="283"/>
       </w:pPr>
       <w:r>
         <w:rPr>
           <w:rFonts w:ascii="Arial" w:hAnsi="Arial"/>
+          <w:b w:val="0"/>
+          <w:sz w:val="20"/>
         </w:rPr>
         <w:t xml:space="preserve">•  </w:t>
       </w:r>
       <w:r>
         <w:rPr>
           <w:rFonts w:ascii="Arial" w:hAnsi="Arial"/>
+          <w:b w:val="0"/>
           <w:sz w:val="20"/>
         </w:rPr>
         <w:t>$$\alpha_{\text{conf}} \ge 1.0$$</w:t>
@@ -20361,6 +21106,7 @@
       <w:r>
         <w:rPr>
           <w:rFonts w:ascii="Arial" w:hAnsi="Arial"/>
+          <w:b w:val="0"/>
           <w:sz w:val="20"/>
         </w:rPr>
         <w:t xml:space="preserve"> adalah faktor skala penalti ketidakpastian deteksi visual.</w:t>
@@ -20368,18 +21114,21 @@
     </w:p>
     <w:p>
       <w:pPr>
-        <w:spacing w:after="60"/>
+        <w:spacing w:after="60" w:line="276" w:lineRule="auto"/>
         <w:ind w:left="567" w:hanging="283"/>
       </w:pPr>
       <w:r>
         <w:rPr>
           <w:rFonts w:ascii="Arial" w:hAnsi="Arial"/>
+          <w:b w:val="0"/>
+          <w:sz w:val="20"/>
         </w:rPr>
         <w:t xml:space="preserve">•  </w:t>
       </w:r>
       <w:r>
         <w:rPr>
           <w:rFonts w:ascii="Arial" w:hAnsi="Arial"/>
+          <w:b w:val="0"/>
           <w:sz w:val="20"/>
         </w:rPr>
         <w:t>$$\epsilon = 10^{-4}$$</w:t>
@@ -20387,6 +21136,7 @@
       <w:r>
         <w:rPr>
           <w:rFonts w:ascii="Arial" w:hAnsi="Arial"/>
+          <w:b w:val="0"/>
           <w:sz w:val="20"/>
         </w:rPr>
         <w:t xml:space="preserve"> adalah konstanta regularisasi untuk mencegah pembagian dengan nol.</w:t>
@@ -20408,18 +21158,21 @@
     </w:p>
     <w:p>
       <w:pPr>
-        <w:spacing w:after="60"/>
+        <w:spacing w:after="60" w:line="276" w:lineRule="auto"/>
         <w:ind w:left="567" w:hanging="283"/>
       </w:pPr>
       <w:r>
         <w:rPr>
           <w:rFonts w:ascii="Arial" w:hAnsi="Arial"/>
+          <w:b w:val="0"/>
+          <w:sz w:val="20"/>
         </w:rPr>
         <w:t xml:space="preserve">•  </w:t>
       </w:r>
       <w:r>
         <w:rPr>
           <w:rFonts w:ascii="Arial" w:hAnsi="Arial"/>
+          <w:b w:val="0"/>
           <w:sz w:val="20"/>
         </w:rPr>
         <w:t>Saat deteksi target sangat jelas dan tajam (</w:t>
@@ -20427,6 +21180,7 @@
       <w:r>
         <w:rPr>
           <w:rFonts w:ascii="Arial" w:hAnsi="Arial"/>
+          <w:b w:val="0"/>
           <w:sz w:val="20"/>
         </w:rPr>
         <w:t>$$\text{conf}_k \approx 0.95$$</w:t>
@@ -20434,6 +21188,7 @@
       <w:r>
         <w:rPr>
           <w:rFonts w:ascii="Arial" w:hAnsi="Arial"/>
+          <w:b w:val="0"/>
           <w:sz w:val="20"/>
         </w:rPr>
         <w:t xml:space="preserve">), suku penalti mendekati nol sehingga </w:t>
@@ -20441,6 +21196,7 @@
       <w:r>
         <w:rPr>
           <w:rFonts w:ascii="Arial" w:hAnsi="Arial"/>
+          <w:b w:val="0"/>
           <w:sz w:val="20"/>
         </w:rPr>
         <w:t>$$\mathbf{R}_k \approx \mathbf{R}_0$$</w:t>
@@ -20448,6 +21204,7 @@
       <w:r>
         <w:rPr>
           <w:rFonts w:ascii="Arial" w:hAnsi="Arial"/>
+          <w:b w:val="0"/>
           <w:sz w:val="20"/>
         </w:rPr>
         <w:t xml:space="preserve">. Penguatan Kalman </w:t>
@@ -20455,6 +21212,7 @@
       <w:r>
         <w:rPr>
           <w:rFonts w:ascii="Arial" w:hAnsi="Arial"/>
+          <w:b w:val="0"/>
           <w:sz w:val="20"/>
         </w:rPr>
         <w:t>$$\mathbf{K}_k$$</w:t>
@@ -20462,6 +21220,7 @@
       <w:r>
         <w:rPr>
           <w:rFonts w:ascii="Arial" w:hAnsi="Arial"/>
+          <w:b w:val="0"/>
           <w:sz w:val="20"/>
         </w:rPr>
         <w:t xml:space="preserve"> membesar, mempercepat pembaruan estimasi keadaan terhadap pengukuran baru.</w:t>
@@ -20469,18 +21228,21 @@
     </w:p>
     <w:p>
       <w:pPr>
-        <w:spacing w:after="60"/>
+        <w:spacing w:after="60" w:line="276" w:lineRule="auto"/>
         <w:ind w:left="567" w:hanging="283"/>
       </w:pPr>
       <w:r>
         <w:rPr>
           <w:rFonts w:ascii="Arial" w:hAnsi="Arial"/>
+          <w:b w:val="0"/>
+          <w:sz w:val="20"/>
         </w:rPr>
         <w:t xml:space="preserve">•  </w:t>
       </w:r>
       <w:r>
         <w:rPr>
           <w:rFonts w:ascii="Arial" w:hAnsi="Arial"/>
+          <w:b w:val="0"/>
           <w:sz w:val="20"/>
         </w:rPr>
         <w:t>Saat deteksi target terdistorsi oleh gelembung air atau partikel keruh (</w:t>
@@ -20488,6 +21250,7 @@
       <w:r>
         <w:rPr>
           <w:rFonts w:ascii="Arial" w:hAnsi="Arial"/>
+          <w:b w:val="0"/>
           <w:sz w:val="20"/>
         </w:rPr>
         <w:t>$$\text{conf}_k \approx 0.3$$</w:t>
@@ -20495,6 +21258,7 @@
       <w:r>
         <w:rPr>
           <w:rFonts w:ascii="Arial" w:hAnsi="Arial"/>
+          <w:b w:val="0"/>
           <w:sz w:val="20"/>
         </w:rPr>
         <w:t xml:space="preserve">), nilai </w:t>
@@ -20502,6 +21266,7 @@
       <w:r>
         <w:rPr>
           <w:rFonts w:ascii="Arial" w:hAnsi="Arial"/>
+          <w:b w:val="0"/>
           <w:sz w:val="20"/>
         </w:rPr>
         <w:t>$$\mathbf{R}_k$$</w:t>
@@ -20509,6 +21274,7 @@
       <w:r>
         <w:rPr>
           <w:rFonts w:ascii="Arial" w:hAnsi="Arial"/>
+          <w:b w:val="0"/>
           <w:sz w:val="20"/>
         </w:rPr>
         <w:t xml:space="preserve"> melonjak secara kuadratik. Hal ini menyebabkan penguatan Kalman mengecil secara drastis (</w:t>
@@ -20516,6 +21282,7 @@
       <w:r>
         <w:rPr>
           <w:rFonts w:ascii="Arial" w:hAnsi="Arial"/>
+          <w:b w:val="0"/>
           <w:sz w:val="20"/>
         </w:rPr>
         <w:t>$$\mathbf{K}_k \to \mathbf{0}$$</w:t>
@@ -20523,6 +21290,7 @@
       <w:r>
         <w:rPr>
           <w:rFonts w:ascii="Arial" w:hAnsi="Arial"/>
+          <w:b w:val="0"/>
           <w:sz w:val="20"/>
         </w:rPr>
         <w:t>), sehingga filter secara otomatis menolak (reject) derau pengukuran yang tidak akurat dan lebih mempercayai prediksi model kinematika internalnya!</w:t>
@@ -21549,33 +22317,29 @@
     </w:p>
     <w:p>
       <w:pPr>
-        <w:spacing w:after="60"/>
+        <w:spacing w:after="60" w:line="276" w:lineRule="auto"/>
         <w:ind w:left="567" w:hanging="340"/>
       </w:pPr>
       <w:r>
         <w:rPr>
-          <w:b/>
+          <w:rFonts w:ascii="Arial" w:hAnsi="Arial"/>
+          <w:b w:val="0"/>
+          <w:sz w:val="20"/>
         </w:rPr>
         <w:t xml:space="preserve">1.  </w:t>
       </w:r>
       <w:r>
         <w:rPr>
           <w:rFonts w:ascii="Arial" w:hAnsi="Arial"/>
-          <w:b/>
-          <w:sz w:val="20"/>
-        </w:rPr>
-        <w:t>IMU 6-Sumbu (Pixhawk 2.4.8)</w:t>
-      </w:r>
-      <w:r>
-        <w:rPr>
-          <w:rFonts w:ascii="Arial" w:hAnsi="Arial"/>
-          <w:sz w:val="20"/>
-        </w:rPr>
-        <w:t>: Mengukur percepatan spesifik tiga sumbu (</w:t>
-      </w:r>
-      <w:r>
-        <w:rPr>
-          <w:rFonts w:ascii="Arial" w:hAnsi="Arial"/>
+          <w:b w:val="0"/>
+          <w:sz w:val="20"/>
+        </w:rPr>
+        <w:t>Sensor IMU 6-Sumbu (Pixhawk 2.4.8): Mengukur percepatan spesifik tiga sumbu (</w:t>
+      </w:r>
+      <w:r>
+        <w:rPr>
+          <w:rFonts w:ascii="Arial" w:hAnsi="Arial"/>
+          <w:b w:val="0"/>
           <w:sz w:val="20"/>
         </w:rPr>
         <w:t>$$a_x, a_y, a_z$$</w:t>
@@ -21583,6 +22347,7 @@
       <w:r>
         <w:rPr>
           <w:rFonts w:ascii="Arial" w:hAnsi="Arial"/>
+          <w:b w:val="0"/>
           <w:sz w:val="20"/>
         </w:rPr>
         <w:t>) dan kecepatan sudut tiga sumbu (</w:t>
@@ -21590,6 +22355,7 @@
       <w:r>
         <w:rPr>
           <w:rFonts w:ascii="Arial" w:hAnsi="Arial"/>
+          <w:b w:val="0"/>
           <w:sz w:val="20"/>
         </w:rPr>
         <w:t>$$p, q, r$$</w:t>
@@ -21597,6 +22363,7 @@
       <w:r>
         <w:rPr>
           <w:rFonts w:ascii="Arial" w:hAnsi="Arial"/>
+          <w:b w:val="0"/>
           <w:sz w:val="20"/>
         </w:rPr>
         <w:t>) pada frekuensi 50 Hz.</w:t>
@@ -21604,33 +22371,29 @@
     </w:p>
     <w:p>
       <w:pPr>
-        <w:spacing w:after="60"/>
+        <w:spacing w:after="60" w:line="276" w:lineRule="auto"/>
         <w:ind w:left="567" w:hanging="340"/>
       </w:pPr>
       <w:r>
         <w:rPr>
-          <w:b/>
+          <w:rFonts w:ascii="Arial" w:hAnsi="Arial"/>
+          <w:b w:val="0"/>
+          <w:sz w:val="20"/>
         </w:rPr>
         <w:t xml:space="preserve">2.  </w:t>
       </w:r>
       <w:r>
         <w:rPr>
           <w:rFonts w:ascii="Arial" w:hAnsi="Arial"/>
-          <w:b/>
-          <w:sz w:val="20"/>
-        </w:rPr>
-        <w:t>Sensor Tekanan MS5837-02BA</w:t>
-      </w:r>
-      <w:r>
-        <w:rPr>
-          <w:rFonts w:ascii="Arial" w:hAnsi="Arial"/>
-          <w:sz w:val="20"/>
-        </w:rPr>
-        <w:t>: Mengukur tekanan hidrostatis air laut yang dikonversikan secara presisi menjadi kedalaman vertikal (</w:t>
-      </w:r>
-      <w:r>
-        <w:rPr>
-          <w:rFonts w:ascii="Arial" w:hAnsi="Arial"/>
+          <w:b w:val="0"/>
+          <w:sz w:val="20"/>
+        </w:rPr>
+        <w:t>Sensor Tekanan Kedalaman MS5837-30BA: Mengukur tekanan hidrostatis air laut yang dikonversikan secara presisi menjadi kedalaman vertikal (</w:t>
+      </w:r>
+      <w:r>
+        <w:rPr>
+          <w:rFonts w:ascii="Arial" w:hAnsi="Arial"/>
+          <w:b w:val="0"/>
           <w:sz w:val="20"/>
         </w:rPr>
         <w:t>$$z_{\text{depth}} = (P - P_{\text{atm}})/(\rho g)$$</w:t>
@@ -21638,6 +22401,7 @@
       <w:r>
         <w:rPr>
           <w:rFonts w:ascii="Arial" w:hAnsi="Arial"/>
+          <w:b w:val="0"/>
           <w:sz w:val="20"/>
         </w:rPr>
         <w:t>) pada frekuensi 10–20 Hz.</w:t>
@@ -21645,18 +22409,21 @@
     </w:p>
     <w:p>
       <w:pPr>
-        <w:spacing w:after="60"/>
+        <w:spacing w:after="60" w:line="276" w:lineRule="auto"/>
         <w:ind w:left="567" w:hanging="340"/>
       </w:pPr>
       <w:r>
         <w:rPr>
-          <w:b/>
+          <w:rFonts w:ascii="Arial" w:hAnsi="Arial"/>
+          <w:b w:val="0"/>
+          <w:sz w:val="20"/>
         </w:rPr>
         <w:t xml:space="preserve">3.  </w:t>
       </w:r>
       <w:r>
         <w:rPr>
           <w:rFonts w:ascii="Arial" w:hAnsi="Arial"/>
+          <w:b w:val="0"/>
           <w:i/>
           <w:sz w:val="20"/>
         </w:rPr>
@@ -21665,6 +22432,7 @@
       <w:r>
         <w:rPr>
           <w:rFonts w:ascii="Arial" w:hAnsi="Arial"/>
+          <w:b w:val="0"/>
           <w:sz w:val="20"/>
         </w:rPr>
         <w:t>: Mengukur kecepatan linier wahana terhadap dasar laut (bottom tracking).</w:t>
@@ -21781,1141 +22549,6 @@
           <w:sz w:val="20"/>
         </w:rPr>
         <w:t>attitude hold) dan peredaman aktif terhadap momen Munk hidrodinamika yang tidak stabil [21], [32].</w:t>
-      </w:r>
-    </w:p>
-    <w:p>
-      <w:pPr>
-        <w:spacing w:before="200" w:after="80"/>
-      </w:pPr>
-      <w:r>
-        <w:rPr>
-          <w:rFonts w:ascii="Arial" w:hAnsi="Arial"/>
-          <w:b/>
-          <w:sz w:val="20"/>
-        </w:rPr>
-        <w:t>Daftar Pustaka (Bab II)</w:t>
-      </w:r>
-    </w:p>
-    <w:p>
-      <w:pPr>
-        <w:spacing w:after="60"/>
-        <w:ind w:left="567" w:hanging="283"/>
-      </w:pPr>
-      <w:r>
-        <w:rPr>
-          <w:rFonts w:ascii="Arial" w:hAnsi="Arial"/>
-        </w:rPr>
-        <w:t xml:space="preserve">•  </w:t>
-      </w:r>
-      <w:r>
-        <w:rPr>
-          <w:rFonts w:ascii="Arial" w:hAnsi="Arial"/>
-          <w:i/>
-          <w:sz w:val="20"/>
-        </w:rPr>
-        <w:t>[1]</w:t>
-      </w:r>
-      <w:r>
-        <w:rPr>
-          <w:rFonts w:ascii="Arial" w:hAnsi="Arial"/>
-          <w:sz w:val="20"/>
-        </w:rPr>
-        <w:t xml:space="preserve"> Ahmed, F., Xiang, X., Jiang, C., &amp; Wang, Y. (2023). Survey on Traditional and AI-Based Estimation Techniques for Hydrodynamic Coefficients of Autonomous Underwater Vehicle. Ocean Engineering, 268, 113300. https://doi.org/10.1016/j.oceaneng.2023.113300</w:t>
-      </w:r>
-    </w:p>
-    <w:p>
-      <w:pPr>
-        <w:spacing w:after="60"/>
-        <w:ind w:left="567" w:hanging="283"/>
-      </w:pPr>
-      <w:r>
-        <w:rPr>
-          <w:rFonts w:ascii="Arial" w:hAnsi="Arial"/>
-        </w:rPr>
-        <w:t xml:space="preserve">•  </w:t>
-      </w:r>
-      <w:r>
-        <w:rPr>
-          <w:rFonts w:ascii="Arial" w:hAnsi="Arial"/>
-          <w:i/>
-          <w:sz w:val="20"/>
-        </w:rPr>
-        <w:t>[2]</w:t>
-      </w:r>
-      <w:r>
-        <w:rPr>
-          <w:rFonts w:ascii="Arial" w:hAnsi="Arial"/>
-          <w:sz w:val="20"/>
-        </w:rPr>
-        <w:t xml:space="preserve"> Alinei-Poiană, T., Rețe, D., Martinovici, D., Maer, V. M., &amp; Bușoniu, L. (2024). A BlueROV2-Based Platform for Underwater Mapping Experiments. IFAC-PapersOnLine, 58(20), 470–475. https://doi.org/10.1016/j.ifacol.2024.10.098</w:t>
-      </w:r>
-    </w:p>
-    <w:p>
-      <w:pPr>
-        <w:spacing w:after="60"/>
-        <w:ind w:left="567" w:hanging="283"/>
-      </w:pPr>
-      <w:r>
-        <w:rPr>
-          <w:rFonts w:ascii="Arial" w:hAnsi="Arial"/>
-        </w:rPr>
-        <w:t xml:space="preserve">•  </w:t>
-      </w:r>
-      <w:r>
-        <w:rPr>
-          <w:rFonts w:ascii="Arial" w:hAnsi="Arial"/>
-          <w:i/>
-          <w:sz w:val="20"/>
-        </w:rPr>
-        <w:t>[3]</w:t>
-      </w:r>
-      <w:r>
-        <w:rPr>
-          <w:rFonts w:ascii="Arial" w:hAnsi="Arial"/>
-          <w:sz w:val="20"/>
-        </w:rPr>
-        <w:t xml:space="preserve"> Blue Robotics (2024). BlueROV2 Heavy Configuration Retrofit Operating Guide and Technical Specifications. Blue Robotics Inc., Torrance, CA, USA.</w:t>
-      </w:r>
-    </w:p>
-    <w:p>
-      <w:pPr>
-        <w:spacing w:after="60"/>
-        <w:ind w:left="567" w:hanging="283"/>
-      </w:pPr>
-      <w:r>
-        <w:rPr>
-          <w:rFonts w:ascii="Arial" w:hAnsi="Arial"/>
-        </w:rPr>
-        <w:t xml:space="preserve">•  </w:t>
-      </w:r>
-      <w:r>
-        <w:rPr>
-          <w:rFonts w:ascii="Arial" w:hAnsi="Arial"/>
-          <w:i/>
-          <w:sz w:val="20"/>
-        </w:rPr>
-        <w:t>[4]</w:t>
-      </w:r>
-      <w:r>
-        <w:rPr>
-          <w:rFonts w:ascii="Arial" w:hAnsi="Arial"/>
-          <w:sz w:val="20"/>
-        </w:rPr>
-        <w:t xml:space="preserve"> de Moraes, C. C., Faltinsen, O. M., Esperança, P. T. T., Sphaier, S. H., &amp; Lugni, C. (2025). Free-Surface Interaction of a Fully Appendaged AUV: An Experimental Study Using the Planar Motion Mechanism Method for Calculating Hydrodynamic Coefficients. Ocean Engineering, 324, 120562. https://doi.org/10.1016/j.oceaneng.2025.120562</w:t>
-      </w:r>
-    </w:p>
-    <w:p>
-      <w:pPr>
-        <w:spacing w:after="60"/>
-        <w:ind w:left="567" w:hanging="283"/>
-      </w:pPr>
-      <w:r>
-        <w:rPr>
-          <w:rFonts w:ascii="Arial" w:hAnsi="Arial"/>
-        </w:rPr>
-        <w:t xml:space="preserve">•  </w:t>
-      </w:r>
-      <w:r>
-        <w:rPr>
-          <w:rFonts w:ascii="Arial" w:hAnsi="Arial"/>
-          <w:i/>
-          <w:sz w:val="20"/>
-        </w:rPr>
-        <w:t>[5]</w:t>
-      </w:r>
-      <w:r>
-        <w:rPr>
-          <w:rFonts w:ascii="Arial" w:hAnsi="Arial"/>
-          <w:sz w:val="20"/>
-        </w:rPr>
-        <w:t xml:space="preserve"> Det Norske Veritas (DNV) (2021). Environmental Conditions and Environmental Loads / Modelling and Analysis of Marine Operations. Recommended Practice DNVGL-RP-N103, Oslo, Norway.</w:t>
-      </w:r>
-    </w:p>
-    <w:p>
-      <w:pPr>
-        <w:spacing w:after="60"/>
-        <w:ind w:left="567" w:hanging="283"/>
-      </w:pPr>
-      <w:r>
-        <w:rPr>
-          <w:rFonts w:ascii="Arial" w:hAnsi="Arial"/>
-        </w:rPr>
-        <w:t xml:space="preserve">•  </w:t>
-      </w:r>
-      <w:r>
-        <w:rPr>
-          <w:rFonts w:ascii="Arial" w:hAnsi="Arial"/>
-          <w:i/>
-          <w:sz w:val="20"/>
-        </w:rPr>
-        <w:t>[6]</w:t>
-      </w:r>
-      <w:r>
-        <w:rPr>
-          <w:rFonts w:ascii="Arial" w:hAnsi="Arial"/>
-          <w:sz w:val="20"/>
-        </w:rPr>
-        <w:t xml:space="preserve"> Fan, Y., Dong, H., Zhao, X., &amp; Denissenko, P. (2024). Path-Following Control of Unmanned Underwater Vehicle Based on an Improved TD3 Deep Reinforcement Learning. IEEE Transactions on Control Systems Technology, 32(5), 1904–1919. https://doi.org/10.1109/TCST.2024.3382741</w:t>
-      </w:r>
-    </w:p>
-    <w:p>
-      <w:pPr>
-        <w:spacing w:after="60"/>
-        <w:ind w:left="567" w:hanging="283"/>
-      </w:pPr>
-      <w:r>
-        <w:rPr>
-          <w:rFonts w:ascii="Arial" w:hAnsi="Arial"/>
-        </w:rPr>
-        <w:t xml:space="preserve">•  </w:t>
-      </w:r>
-      <w:r>
-        <w:rPr>
-          <w:rFonts w:ascii="Arial" w:hAnsi="Arial"/>
-          <w:i/>
-          <w:sz w:val="20"/>
-        </w:rPr>
-        <w:t>[7]</w:t>
-      </w:r>
-      <w:r>
-        <w:rPr>
-          <w:rFonts w:ascii="Arial" w:hAnsi="Arial"/>
-          <w:sz w:val="20"/>
-        </w:rPr>
-        <w:t xml:space="preserve"> Fossen, T. I. (2021). Handbook of Marine Craft Hydrodynamics and Motion Control. John Wiley &amp; Sons, 2nd Edition, Hoboken, NJ, USA.</w:t>
-      </w:r>
-    </w:p>
-    <w:p>
-      <w:pPr>
-        <w:spacing w:after="60"/>
-        <w:ind w:left="567" w:hanging="283"/>
-      </w:pPr>
-      <w:r>
-        <w:rPr>
-          <w:rFonts w:ascii="Arial" w:hAnsi="Arial"/>
-        </w:rPr>
-        <w:t xml:space="preserve">•  </w:t>
-      </w:r>
-      <w:r>
-        <w:rPr>
-          <w:rFonts w:ascii="Arial" w:hAnsi="Arial"/>
-          <w:i/>
-          <w:sz w:val="20"/>
-        </w:rPr>
-        <w:t>[8]</w:t>
-      </w:r>
-      <w:r>
-        <w:rPr>
-          <w:rFonts w:ascii="Arial" w:hAnsi="Arial"/>
-          <w:sz w:val="20"/>
-        </w:rPr>
-        <w:t xml:space="preserve"> Franchi, M., Ridolfi, A., &amp; Allotta, B. (2022). Tethered Multi-Robot Systems in Marine Environments: A Review. Current Robotics Reports, 3(4), 229–239. https://doi.org/10.1007/s43154-022-00091-x</w:t>
-      </w:r>
-    </w:p>
-    <w:p>
-      <w:pPr>
-        <w:spacing w:after="60"/>
-        <w:ind w:left="567" w:hanging="283"/>
-      </w:pPr>
-      <w:r>
-        <w:rPr>
-          <w:rFonts w:ascii="Arial" w:hAnsi="Arial"/>
-        </w:rPr>
-        <w:t xml:space="preserve">•  </w:t>
-      </w:r>
-      <w:r>
-        <w:rPr>
-          <w:rFonts w:ascii="Arial" w:hAnsi="Arial"/>
-          <w:i/>
-          <w:sz w:val="20"/>
-        </w:rPr>
-        <w:t>[9]</w:t>
-      </w:r>
-      <w:r>
-        <w:rPr>
-          <w:rFonts w:ascii="Arial" w:hAnsi="Arial"/>
-          <w:sz w:val="20"/>
-        </w:rPr>
-        <w:t xml:space="preserve"> Gaggero, P., Corradini, F., &amp; Fossen, T. I. (2024). Tracking Data of a Remotely Operated Vehicle and Its Tether Using a Motion Capture System and a Tension Sensor. Scientific Data, 11, 482. https://doi.org/10.1038/s41597-024-03297-7</w:t>
-      </w:r>
-    </w:p>
-    <w:p>
-      <w:pPr>
-        <w:spacing w:after="60"/>
-        <w:ind w:left="567" w:hanging="283"/>
-      </w:pPr>
-      <w:r>
-        <w:rPr>
-          <w:rFonts w:ascii="Arial" w:hAnsi="Arial"/>
-        </w:rPr>
-        <w:t xml:space="preserve">•  </w:t>
-      </w:r>
-      <w:r>
-        <w:rPr>
-          <w:rFonts w:ascii="Arial" w:hAnsi="Arial"/>
-          <w:i/>
-          <w:sz w:val="20"/>
-        </w:rPr>
-        <w:t>[10]</w:t>
-      </w:r>
-      <w:r>
-        <w:rPr>
-          <w:rFonts w:ascii="Arial" w:hAnsi="Arial"/>
-          <w:sz w:val="20"/>
-        </w:rPr>
-        <w:t xml:space="preserve"> Ge, Z., Yang, F., Lu, W., Wei, P., Ying, Y., &amp; Peng, C. (2025). A Navigation System for ROV's Inspection on Fish Net Cage. IFAC-PapersOnLine, arXiv:2503.00482.</w:t>
-      </w:r>
-    </w:p>
-    <w:p>
-      <w:pPr>
-        <w:spacing w:after="60"/>
-        <w:ind w:left="567" w:hanging="283"/>
-      </w:pPr>
-      <w:r>
-        <w:rPr>
-          <w:rFonts w:ascii="Arial" w:hAnsi="Arial"/>
-        </w:rPr>
-        <w:t xml:space="preserve">•  </w:t>
-      </w:r>
-      <w:r>
-        <w:rPr>
-          <w:rFonts w:ascii="Arial" w:hAnsi="Arial"/>
-          <w:i/>
-          <w:sz w:val="20"/>
-        </w:rPr>
-        <w:t>[11]</w:t>
-      </w:r>
-      <w:r>
-        <w:rPr>
-          <w:rFonts w:ascii="Arial" w:hAnsi="Arial"/>
-          <w:sz w:val="20"/>
-        </w:rPr>
-        <w:t xml:space="preserve"> Gieraths, M., Kuchelmeister, F., &amp; Albiez, J. (2023). Modular Hardware Architecture for the Development of Underwater Vehicles Based on Systems Engineering. Sensors, 23(17), 7481. https://doi.org/10.3390/s23177481</w:t>
-      </w:r>
-    </w:p>
-    <w:p>
-      <w:pPr>
-        <w:spacing w:after="60"/>
-        <w:ind w:left="567" w:hanging="283"/>
-      </w:pPr>
-      <w:r>
-        <w:rPr>
-          <w:rFonts w:ascii="Arial" w:hAnsi="Arial"/>
-        </w:rPr>
-        <w:t xml:space="preserve">•  </w:t>
-      </w:r>
-      <w:r>
-        <w:rPr>
-          <w:rFonts w:ascii="Arial" w:hAnsi="Arial"/>
-          <w:i/>
-          <w:sz w:val="20"/>
-        </w:rPr>
-        <w:t>[12]</w:t>
-      </w:r>
-      <w:r>
-        <w:rPr>
-          <w:rFonts w:ascii="Arial" w:hAnsi="Arial"/>
-          <w:sz w:val="20"/>
-        </w:rPr>
-        <w:t xml:space="preserve"> Hong, L., Wang, X., &amp; Zhang, D. (2024). CFD-Based Hydrodynamic Performance Investigation of Autonomous Underwater Vehicles: A Survey. Ocean Engineering, 305, 117911. https://doi.org/10.1016/j.oceaneng.2024.117911</w:t>
-      </w:r>
-    </w:p>
-    <w:p>
-      <w:pPr>
-        <w:spacing w:after="60"/>
-        <w:ind w:left="567" w:hanging="283"/>
-      </w:pPr>
-      <w:r>
-        <w:rPr>
-          <w:rFonts w:ascii="Arial" w:hAnsi="Arial"/>
-        </w:rPr>
-        <w:t xml:space="preserve">•  </w:t>
-      </w:r>
-      <w:r>
-        <w:rPr>
-          <w:rFonts w:ascii="Arial" w:hAnsi="Arial"/>
-          <w:i/>
-          <w:sz w:val="20"/>
-        </w:rPr>
-        <w:t>[13]</w:t>
-      </w:r>
-      <w:r>
-        <w:rPr>
-          <w:rFonts w:ascii="Arial" w:hAnsi="Arial"/>
-          <w:sz w:val="20"/>
-        </w:rPr>
-        <w:t xml:space="preserve"> Huang, Z., Shen, Y., Du, Y., Yang, C., &amp; Wang, H. (2026). Event-Triggered Control for UUV Trajectory Tracking Based on Grey Wolf Optimized Disturbance Observation and Adaptive Sliding Mode. Ocean Engineering, 345, 123102. https://doi.org/10.1016/j.oceaneng.2026.123102</w:t>
-      </w:r>
-    </w:p>
-    <w:p>
-      <w:pPr>
-        <w:spacing w:after="60"/>
-        <w:ind w:left="567" w:hanging="283"/>
-      </w:pPr>
-      <w:r>
-        <w:rPr>
-          <w:rFonts w:ascii="Arial" w:hAnsi="Arial"/>
-        </w:rPr>
-        <w:t xml:space="preserve">•  </w:t>
-      </w:r>
-      <w:r>
-        <w:rPr>
-          <w:rFonts w:ascii="Arial" w:hAnsi="Arial"/>
-          <w:i/>
-          <w:sz w:val="20"/>
-        </w:rPr>
-        <w:t>[14]</w:t>
-      </w:r>
-      <w:r>
-        <w:rPr>
-          <w:rFonts w:ascii="Arial" w:hAnsi="Arial"/>
-          <w:sz w:val="20"/>
-        </w:rPr>
-        <w:t xml:space="preserve"> Ismail, W. M., Hassan, A. E., Abdelhady, N. M., Hassan, N. A., Maged, S. A., &amp; Abdulhasieb, H. M. (2021). Design of Affordable Hybrid Underwater Vehicle Platform Using ArduSub &amp; Robot Operating System (ROS) for Marine Robotics Research. In Proceedings of the 5th IUGRC International Undergraduate Research Conference, Cairo, Egypt, pp. 96–102.</w:t>
-      </w:r>
-    </w:p>
-    <w:p>
-      <w:pPr>
-        <w:spacing w:after="60"/>
-        <w:ind w:left="567" w:hanging="283"/>
-      </w:pPr>
-      <w:r>
-        <w:rPr>
-          <w:rFonts w:ascii="Arial" w:hAnsi="Arial"/>
-        </w:rPr>
-        <w:t xml:space="preserve">•  </w:t>
-      </w:r>
-      <w:r>
-        <w:rPr>
-          <w:rFonts w:ascii="Arial" w:hAnsi="Arial"/>
-          <w:i/>
-          <w:sz w:val="20"/>
-        </w:rPr>
-        <w:t>[15]</w:t>
-      </w:r>
-      <w:r>
-        <w:rPr>
-          <w:rFonts w:ascii="Arial" w:hAnsi="Arial"/>
-          <w:sz w:val="20"/>
-        </w:rPr>
-        <w:t xml:space="preserve"> Karras, A. A., Charalampous, K., &amp; Kyriakopoulos, K. J. (2024). From Virtual Waters to Real Oceans: A Simulation-Driven Approach to ROV Control System Design. Journal of Marine Science and Engineering, 12(11), 1957. https://doi.org/10.3390/jmse12111957</w:t>
-      </w:r>
-    </w:p>
-    <w:p>
-      <w:pPr>
-        <w:spacing w:after="60"/>
-        <w:ind w:left="567" w:hanging="283"/>
-      </w:pPr>
-      <w:r>
-        <w:rPr>
-          <w:rFonts w:ascii="Arial" w:hAnsi="Arial"/>
-        </w:rPr>
-        <w:t xml:space="preserve">•  </w:t>
-      </w:r>
-      <w:r>
-        <w:rPr>
-          <w:rFonts w:ascii="Arial" w:hAnsi="Arial"/>
-          <w:i/>
-          <w:sz w:val="20"/>
-        </w:rPr>
-        <w:t>[16]</w:t>
-      </w:r>
-      <w:r>
-        <w:rPr>
-          <w:rFonts w:ascii="Arial" w:hAnsi="Arial"/>
-          <w:sz w:val="20"/>
-        </w:rPr>
-        <w:t xml:space="preserve"> Khalid, A., Sarwat, A., &amp; Riggs, H. (Eds.). (2024). Applications and Optimizations of Kalman Filter and Their Variants. IntechOpen, London, UK. https://doi.org/10.5772/intechopen.109154</w:t>
-      </w:r>
-    </w:p>
-    <w:p>
-      <w:pPr>
-        <w:spacing w:after="60"/>
-        <w:ind w:left="567" w:hanging="283"/>
-      </w:pPr>
-      <w:r>
-        <w:rPr>
-          <w:rFonts w:ascii="Arial" w:hAnsi="Arial"/>
-        </w:rPr>
-        <w:t xml:space="preserve">•  </w:t>
-      </w:r>
-      <w:r>
-        <w:rPr>
-          <w:rFonts w:ascii="Arial" w:hAnsi="Arial"/>
-          <w:i/>
-          <w:sz w:val="20"/>
-        </w:rPr>
-        <w:t>[17]</w:t>
-      </w:r>
-      <w:r>
-        <w:rPr>
-          <w:rFonts w:ascii="Arial" w:hAnsi="Arial"/>
-          <w:sz w:val="20"/>
-        </w:rPr>
-        <w:t xml:space="preserve"> Kim, Y. V. (Ed.). (2023). Kalman Filter - Engineering Applications. IntechOpen, London, UK. https://doi.org/10.5772/intechopen.100722</w:t>
-      </w:r>
-    </w:p>
-    <w:p>
-      <w:pPr>
-        <w:spacing w:after="60"/>
-        <w:ind w:left="567" w:hanging="283"/>
-      </w:pPr>
-      <w:r>
-        <w:rPr>
-          <w:rFonts w:ascii="Arial" w:hAnsi="Arial"/>
-        </w:rPr>
-        <w:t xml:space="preserve">•  </w:t>
-      </w:r>
-      <w:r>
-        <w:rPr>
-          <w:rFonts w:ascii="Arial" w:hAnsi="Arial"/>
-          <w:i/>
-          <w:sz w:val="20"/>
-        </w:rPr>
-        <w:t>[18]</w:t>
-      </w:r>
-      <w:r>
-        <w:rPr>
-          <w:rFonts w:ascii="Arial" w:hAnsi="Arial"/>
-          <w:sz w:val="20"/>
-        </w:rPr>
-        <w:t xml:space="preserve"> Llorente-Vidrio, D., Chavez-Galaviz, J., Fuentes-Aguilar, R. Q., Chairez, I., &amp; Mahmoudian, N. (2025). Robust Sliding-Mode Control of an Underwater ROV via Neural Differential Identification of Model Uncertainties. Ocean Engineering, 341, 122728. https://doi.org/10.1016/j.oceaneng.2025.122728</w:t>
-      </w:r>
-    </w:p>
-    <w:p>
-      <w:pPr>
-        <w:spacing w:after="60"/>
-        <w:ind w:left="567" w:hanging="283"/>
-      </w:pPr>
-      <w:r>
-        <w:rPr>
-          <w:rFonts w:ascii="Arial" w:hAnsi="Arial"/>
-        </w:rPr>
-        <w:t xml:space="preserve">•  </w:t>
-      </w:r>
-      <w:r>
-        <w:rPr>
-          <w:rFonts w:ascii="Arial" w:hAnsi="Arial"/>
-          <w:i/>
-          <w:sz w:val="20"/>
-        </w:rPr>
-        <w:t>[19]</w:t>
-      </w:r>
-      <w:r>
-        <w:rPr>
-          <w:rFonts w:ascii="Arial" w:hAnsi="Arial"/>
-          <w:sz w:val="20"/>
-        </w:rPr>
-        <w:t xml:space="preserve"> Mari, Z., Nawaf, M. M., &amp; Drap, P. (2026). Deep Reinforcement Learning for Autonomous Underwater Navigation: A Comparative Study with DWA and Digital Twin Validation. Sensors, 26(2), 512. https://doi.org/10.3390/s26020512</w:t>
-      </w:r>
-    </w:p>
-    <w:p>
-      <w:pPr>
-        <w:spacing w:after="60"/>
-        <w:ind w:left="567" w:hanging="283"/>
-      </w:pPr>
-      <w:r>
-        <w:rPr>
-          <w:rFonts w:ascii="Arial" w:hAnsi="Arial"/>
-        </w:rPr>
-        <w:t xml:space="preserve">•  </w:t>
-      </w:r>
-      <w:r>
-        <w:rPr>
-          <w:rFonts w:ascii="Arial" w:hAnsi="Arial"/>
-          <w:i/>
-          <w:sz w:val="20"/>
-        </w:rPr>
-        <w:t>[20]</w:t>
-      </w:r>
-      <w:r>
-        <w:rPr>
-          <w:rFonts w:ascii="Arial" w:hAnsi="Arial"/>
-          <w:sz w:val="20"/>
-        </w:rPr>
-        <w:t xml:space="preserve"> McIvor, E., Sklivanitis, G., &amp; Pados, D. A. (2024). A Generalizable Entity-Component-System Architecture for Underwater ROV Control. In IEEE/OES OCEANS 2024 - Singapore, pp. 1–7. https://doi.org/10.1109/OCEANS51537.2024.10682121</w:t>
-      </w:r>
-    </w:p>
-    <w:p>
-      <w:pPr>
-        <w:spacing w:after="60"/>
-        <w:ind w:left="567" w:hanging="283"/>
-      </w:pPr>
-      <w:r>
-        <w:rPr>
-          <w:rFonts w:ascii="Arial" w:hAnsi="Arial"/>
-        </w:rPr>
-        <w:t xml:space="preserve">•  </w:t>
-      </w:r>
-      <w:r>
-        <w:rPr>
-          <w:rFonts w:ascii="Arial" w:hAnsi="Arial"/>
-          <w:i/>
-          <w:sz w:val="20"/>
-        </w:rPr>
-        <w:t>[21]</w:t>
-      </w:r>
-      <w:r>
-        <w:rPr>
-          <w:rFonts w:ascii="Arial" w:hAnsi="Arial"/>
-          <w:sz w:val="20"/>
-        </w:rPr>
-        <w:t xml:space="preserve"> Ng, P., &amp; Krieg, M. (2024). Modifications to ArduSub That Improve BlueROV SITL Accuracy and Design of Hybrid Autopilot. Applied Sciences, 14(17), 7453. https://doi.org/10.3390/app14177453</w:t>
-      </w:r>
-    </w:p>
-    <w:p>
-      <w:pPr>
-        <w:spacing w:after="60"/>
-        <w:ind w:left="567" w:hanging="283"/>
-      </w:pPr>
-      <w:r>
-        <w:rPr>
-          <w:rFonts w:ascii="Arial" w:hAnsi="Arial"/>
-        </w:rPr>
-        <w:t xml:space="preserve">•  </w:t>
-      </w:r>
-      <w:r>
-        <w:rPr>
-          <w:rFonts w:ascii="Arial" w:hAnsi="Arial"/>
-          <w:i/>
-          <w:sz w:val="20"/>
-        </w:rPr>
-        <w:t>[22]</w:t>
-      </w:r>
-      <w:r>
-        <w:rPr>
-          <w:rFonts w:ascii="Arial" w:hAnsi="Arial"/>
-          <w:sz w:val="20"/>
-        </w:rPr>
-        <w:t xml:space="preserve"> Pandian, R. S., Sakthivel, P., &amp; Palanisamy, V. (2023). Path Planning and Obstacle Avoidance for AUV: A Review. Ocean Engineering, 285, 115456. https://doi.org/10.1016/j.oceaneng.2023.115456</w:t>
-      </w:r>
-    </w:p>
-    <w:p>
-      <w:pPr>
-        <w:spacing w:after="60"/>
-        <w:ind w:left="567" w:hanging="283"/>
-      </w:pPr>
-      <w:r>
-        <w:rPr>
-          <w:rFonts w:ascii="Arial" w:hAnsi="Arial"/>
-        </w:rPr>
-        <w:t xml:space="preserve">•  </w:t>
-      </w:r>
-      <w:r>
-        <w:rPr>
-          <w:rFonts w:ascii="Arial" w:hAnsi="Arial"/>
-          <w:i/>
-          <w:sz w:val="20"/>
-        </w:rPr>
-        <w:t>[23]</w:t>
-      </w:r>
-      <w:r>
-        <w:rPr>
-          <w:rFonts w:ascii="Arial" w:hAnsi="Arial"/>
-          <w:sz w:val="20"/>
-        </w:rPr>
-        <w:t xml:space="preserve"> Rusu, C., Radu, V., &amp; Costanzi, R. (2023). Small Modular AUV Based on 3D Printing Technology: Design, Implementation and Experimental Validation. Sensors, 23(14), 6331. https://doi.org/10.3390/s23146331</w:t>
-      </w:r>
-    </w:p>
-    <w:p>
-      <w:pPr>
-        <w:spacing w:after="60"/>
-        <w:ind w:left="567" w:hanging="283"/>
-      </w:pPr>
-      <w:r>
-        <w:rPr>
-          <w:rFonts w:ascii="Arial" w:hAnsi="Arial"/>
-        </w:rPr>
-        <w:t xml:space="preserve">•  </w:t>
-      </w:r>
-      <w:r>
-        <w:rPr>
-          <w:rFonts w:ascii="Arial" w:hAnsi="Arial"/>
-          <w:i/>
-          <w:sz w:val="20"/>
-        </w:rPr>
-        <w:t>[24]</w:t>
-      </w:r>
-      <w:r>
-        <w:rPr>
-          <w:rFonts w:ascii="Arial" w:hAnsi="Arial"/>
-          <w:sz w:val="20"/>
-        </w:rPr>
-        <w:t xml:space="preserve"> Saad, A., Akram, W., &amp; Hussain, I. (2026). AquaChat++: LLM-Assisted Multi-ROV Inspection for Aquaculture Net Pens with Integrated Battery Management and Thruster Fault Tolerance. Ocean Engineering, 343, 122950. https://doi.org/10.1016/j.oceaneng.2026.122950</w:t>
-      </w:r>
-    </w:p>
-    <w:p>
-      <w:pPr>
-        <w:spacing w:after="60"/>
-        <w:ind w:left="567" w:hanging="283"/>
-      </w:pPr>
-      <w:r>
-        <w:rPr>
-          <w:rFonts w:ascii="Arial" w:hAnsi="Arial"/>
-        </w:rPr>
-        <w:t xml:space="preserve">•  </w:t>
-      </w:r>
-      <w:r>
-        <w:rPr>
-          <w:rFonts w:ascii="Arial" w:hAnsi="Arial"/>
-          <w:i/>
-          <w:sz w:val="20"/>
-        </w:rPr>
-        <w:t>[25]</w:t>
-      </w:r>
-      <w:r>
-        <w:rPr>
-          <w:rFonts w:ascii="Arial" w:hAnsi="Arial"/>
-          <w:sz w:val="20"/>
-        </w:rPr>
-        <w:t xml:space="preserve"> Särkkä, S., &amp; Svensson, L. (2023). Bayesian Filtering and Smoothing. Cambridge University Press, 2nd Edition, Cambridge, UK. https://doi.org/10.1017/9781108910002</w:t>
-      </w:r>
-    </w:p>
-    <w:p>
-      <w:pPr>
-        <w:spacing w:after="60"/>
-        <w:ind w:left="567" w:hanging="283"/>
-      </w:pPr>
-      <w:r>
-        <w:rPr>
-          <w:rFonts w:ascii="Arial" w:hAnsi="Arial"/>
-        </w:rPr>
-        <w:t xml:space="preserve">•  </w:t>
-      </w:r>
-      <w:r>
-        <w:rPr>
-          <w:rFonts w:ascii="Arial" w:hAnsi="Arial"/>
-          <w:i/>
-          <w:sz w:val="20"/>
-        </w:rPr>
-        <w:t>[26]</w:t>
-      </w:r>
-      <w:r>
-        <w:rPr>
-          <w:rFonts w:ascii="Arial" w:hAnsi="Arial"/>
-          <w:sz w:val="20"/>
-        </w:rPr>
-        <w:t xml:space="preserve"> Song, P., Wei, Z., Zhang, J., &amp; Wang, X. (2023). Multi-Objective Shape Optimization of Autonomous Underwater Vehicle by Coupling CFD Simulation with Genetic Algorithm. Ocean Engineering, 280, 114686. https://doi.org/10.1016/j.oceaneng.2023.114686</w:t>
-      </w:r>
-    </w:p>
-    <w:p>
-      <w:pPr>
-        <w:spacing w:after="60"/>
-        <w:ind w:left="567" w:hanging="283"/>
-      </w:pPr>
-      <w:r>
-        <w:rPr>
-          <w:rFonts w:ascii="Arial" w:hAnsi="Arial"/>
-        </w:rPr>
-        <w:t xml:space="preserve">•  </w:t>
-      </w:r>
-      <w:r>
-        <w:rPr>
-          <w:rFonts w:ascii="Arial" w:hAnsi="Arial"/>
-          <w:i/>
-          <w:sz w:val="20"/>
-        </w:rPr>
-        <w:t>[27]</w:t>
-      </w:r>
-      <w:r>
-        <w:rPr>
-          <w:rFonts w:ascii="Arial" w:hAnsi="Arial"/>
-          <w:sz w:val="20"/>
-        </w:rPr>
-        <w:t xml:space="preserve"> Suárez, Á. E. Z., Palacios, F. M., Cruz, S. S., Leal, R. L., &amp; Zamora-Justo, J. A. (2024). Dynamic Modeling and Robust Control for Underwater Vehicles by Using Dual Quaternions. Ocean Engineering, 313, 119475. https://doi.org/10.1016/j.oceaneng.2024.119475</w:t>
-      </w:r>
-    </w:p>
-    <w:p>
-      <w:pPr>
-        <w:spacing w:after="60"/>
-        <w:ind w:left="567" w:hanging="283"/>
-      </w:pPr>
-      <w:r>
-        <w:rPr>
-          <w:rFonts w:ascii="Arial" w:hAnsi="Arial"/>
-        </w:rPr>
-        <w:t xml:space="preserve">•  </w:t>
-      </w:r>
-      <w:r>
-        <w:rPr>
-          <w:rFonts w:ascii="Arial" w:hAnsi="Arial"/>
-          <w:i/>
-          <w:sz w:val="20"/>
-        </w:rPr>
-        <w:t>[28]</w:t>
-      </w:r>
-      <w:r>
-        <w:rPr>
-          <w:rFonts w:ascii="Arial" w:hAnsi="Arial"/>
-          <w:sz w:val="20"/>
-        </w:rPr>
-        <w:t xml:space="preserve"> Sun, Y., Wang, X., Zhang, Y., &amp; Chen, G. (2022). Nonlinear Dynamics of Novel Flight-Style Autonomous Underwater Vehicle with Bow Wings, Part I: ASE and CFD Based Estimations of Hydrodynamic Coefficients; Part II: Nonlinear Dynamic Modeling and Experimental Validations. Ocean Engineering, 266, 112836. https://doi.org/10.1016/j.oceaneng.2022.112836</w:t>
-      </w:r>
-    </w:p>
-    <w:p>
-      <w:pPr>
-        <w:spacing w:after="60"/>
-        <w:ind w:left="567" w:hanging="283"/>
-      </w:pPr>
-      <w:r>
-        <w:rPr>
-          <w:rFonts w:ascii="Arial" w:hAnsi="Arial"/>
-        </w:rPr>
-        <w:t xml:space="preserve">•  </w:t>
-      </w:r>
-      <w:r>
-        <w:rPr>
-          <w:rFonts w:ascii="Arial" w:hAnsi="Arial"/>
-          <w:i/>
-          <w:sz w:val="20"/>
-        </w:rPr>
-        <w:t>[29]</w:t>
-      </w:r>
-      <w:r>
-        <w:rPr>
-          <w:rFonts w:ascii="Arial" w:hAnsi="Arial"/>
-          <w:sz w:val="20"/>
-        </w:rPr>
-        <w:t xml:space="preserve"> Ulin-Avila, E., &amp; Ponce-Hernandez, J. (2021). Kalman Filter Estimation and Its Implementation</w:t>
-      </w:r>
-      <w:r>
-        <w:rPr>
-          <w:rFonts w:ascii="Arial" w:hAnsi="Arial"/>
-          <w:i/>
-          <w:sz w:val="20"/>
-        </w:rPr>
-        <w:t>. In</w:t>
-      </w:r>
-      <w:r>
-        <w:rPr>
-          <w:rFonts w:ascii="Arial" w:hAnsi="Arial"/>
-          <w:sz w:val="20"/>
-        </w:rPr>
-        <w:t>Adaptive Filtering - Recent Advances and Practical Implementation, IntechOpen, London, UK. https://doi.org/10.5772/intechopen.97406</w:t>
-      </w:r>
-    </w:p>
-    <w:p>
-      <w:pPr>
-        <w:spacing w:after="60"/>
-        <w:ind w:left="567" w:hanging="283"/>
-      </w:pPr>
-      <w:r>
-        <w:rPr>
-          <w:rFonts w:ascii="Arial" w:hAnsi="Arial"/>
-        </w:rPr>
-        <w:t xml:space="preserve">•  </w:t>
-      </w:r>
-      <w:r>
-        <w:rPr>
-          <w:rFonts w:ascii="Arial" w:hAnsi="Arial"/>
-          <w:i/>
-          <w:sz w:val="20"/>
-        </w:rPr>
-        <w:t>[30]</w:t>
-      </w:r>
-      <w:r>
-        <w:rPr>
-          <w:rFonts w:ascii="Arial" w:hAnsi="Arial"/>
-          <w:sz w:val="20"/>
-        </w:rPr>
-        <w:t xml:space="preserve"> Vögele, C., Schilling, M., &amp; Hildebrandt, M. (2022). Modularis: Modular Underwater Robot for Rapid Development and Validation of Autonomous Systems. In 2022 IEEE International Conference on Robotics and Biomimetics (ROBIO), pp. 2004–2010. https://doi.org/10.1109/ROBIO54168.2022.10011985</w:t>
-      </w:r>
-    </w:p>
-    <w:p>
-      <w:pPr>
-        <w:spacing w:after="60"/>
-        <w:ind w:left="567" w:hanging="283"/>
-      </w:pPr>
-      <w:r>
-        <w:rPr>
-          <w:rFonts w:ascii="Arial" w:hAnsi="Arial"/>
-        </w:rPr>
-        <w:t xml:space="preserve">•  </w:t>
-      </w:r>
-      <w:r>
-        <w:rPr>
-          <w:rFonts w:ascii="Arial" w:hAnsi="Arial"/>
-          <w:i/>
-          <w:sz w:val="20"/>
-        </w:rPr>
-        <w:t>[31]</w:t>
-      </w:r>
-      <w:r>
-        <w:rPr>
-          <w:rFonts w:ascii="Arial" w:hAnsi="Arial"/>
-          <w:sz w:val="20"/>
-        </w:rPr>
-        <w:t xml:space="preserve"> von Benzon, M., Sørensen, F. F., Uth, E., Jouffroy, J., Liniger, J., &amp; Pedersen, S. (2022). An Open-Source Benchmark Simulator: Control of a BlueROV2 Underwater Robot. Journal of Marine Science and Engineering, 10(12), 1898. https://doi.org/10.3390/jmse10121898</w:t>
-      </w:r>
-    </w:p>
-    <w:p>
-      <w:pPr>
-        <w:spacing w:after="60"/>
-        <w:ind w:left="567" w:hanging="283"/>
-      </w:pPr>
-      <w:r>
-        <w:rPr>
-          <w:rFonts w:ascii="Arial" w:hAnsi="Arial"/>
-        </w:rPr>
-        <w:t xml:space="preserve">•  </w:t>
-      </w:r>
-      <w:r>
-        <w:rPr>
-          <w:rFonts w:ascii="Arial" w:hAnsi="Arial"/>
-          <w:i/>
-          <w:sz w:val="20"/>
-        </w:rPr>
-        <w:t>[32]</w:t>
-      </w:r>
-      <w:r>
-        <w:rPr>
-          <w:rFonts w:ascii="Arial" w:hAnsi="Arial"/>
-          <w:sz w:val="20"/>
-        </w:rPr>
-        <w:t xml:space="preserve"> Vu, M. T., Le, T. H., Thanh, H. L. N. N., Huynh, T. T., Van, M., Hoang, Q. D., &amp; Do, T. D. (2021). Robust Position Control of an Over-Actuated Underwater Vehicle Under Model Uncertainties and Ocean Current Effects Using Dynamic Sliding Mode Surface and Optimal Allocation Control. Sensors, 21(3), 747. https://doi.org/10.3390/s21030747</w:t>
-      </w:r>
-    </w:p>
-    <w:p>
-      <w:pPr>
-        <w:spacing w:after="60"/>
-        <w:ind w:left="567" w:hanging="283"/>
-      </w:pPr>
-      <w:r>
-        <w:rPr>
-          <w:rFonts w:ascii="Arial" w:hAnsi="Arial"/>
-        </w:rPr>
-        <w:t xml:space="preserve">•  </w:t>
-      </w:r>
-      <w:r>
-        <w:rPr>
-          <w:rFonts w:ascii="Arial" w:hAnsi="Arial"/>
-          <w:i/>
-          <w:sz w:val="20"/>
-        </w:rPr>
-        <w:t>[33]</w:t>
-      </w:r>
-      <w:r>
-        <w:rPr>
-          <w:rFonts w:ascii="Arial" w:hAnsi="Arial"/>
-          <w:sz w:val="20"/>
-        </w:rPr>
-        <w:t xml:space="preserve"> Wang, D., Wang, Y., Liu, J., &amp; Zhang, Y. (2023). An Integrated Dynamic Modeling Method for Underwater Vehicle with Hull, Propeller and Rudder. Ocean Engineering, 282, 115036. https://doi.org/10.1016/j.oceaneng.2023.115036</w:t>
-      </w:r>
-    </w:p>
-    <w:p>
-      <w:pPr>
-        <w:spacing w:after="60"/>
-        <w:ind w:left="567" w:hanging="283"/>
-      </w:pPr>
-      <w:r>
-        <w:rPr>
-          <w:rFonts w:ascii="Arial" w:hAnsi="Arial"/>
-        </w:rPr>
-        <w:t xml:space="preserve">•  </w:t>
-      </w:r>
-      <w:r>
-        <w:rPr>
-          <w:rFonts w:ascii="Arial" w:hAnsi="Arial"/>
-          <w:i/>
-          <w:sz w:val="20"/>
-        </w:rPr>
-        <w:t>[34]</w:t>
-      </w:r>
-      <w:r>
-        <w:rPr>
-          <w:rFonts w:ascii="Arial" w:hAnsi="Arial"/>
-          <w:sz w:val="20"/>
-        </w:rPr>
-        <w:t xml:space="preserve"> Wei, X., Du, H., Yan, T., &amp; He, B. (2025). A Solution Method for Hydrodynamic Coefficients of Autonomous Underwater Vehicle Using Multi-Degree-of-Freedom Coupled Motion Data. Ocean Engineering, 341, 122653. https://doi.org/10.1016/j.oceaneng.2025.122653</w:t>
-      </w:r>
-    </w:p>
-    <w:p>
-      <w:pPr>
-        <w:spacing w:after="60"/>
-        <w:ind w:left="567" w:hanging="283"/>
-      </w:pPr>
-      <w:r>
-        <w:rPr>
-          <w:rFonts w:ascii="Arial" w:hAnsi="Arial"/>
-        </w:rPr>
-        <w:t xml:space="preserve">•  </w:t>
-      </w:r>
-      <w:r>
-        <w:rPr>
-          <w:rFonts w:ascii="Arial" w:hAnsi="Arial"/>
-          <w:i/>
-          <w:sz w:val="20"/>
-        </w:rPr>
-        <w:t>[35]</w:t>
-      </w:r>
-      <w:r>
-        <w:rPr>
-          <w:rFonts w:ascii="Arial" w:hAnsi="Arial"/>
-          <w:sz w:val="20"/>
-        </w:rPr>
-        <w:t xml:space="preserve"> Westman, E., Kaess, M., &amp; Hollinger, G. A. (2021). Towards Modular and Accessible AUV Systems. In 2021 IEEE Aerospace Conference (50100), pp. 1–10. https://doi.org/10.1109/AERO50100.2021.9438312</w:t>
-      </w:r>
-    </w:p>
-    <w:p>
-      <w:pPr>
-        <w:spacing w:after="60"/>
-        <w:ind w:left="567" w:hanging="283"/>
-      </w:pPr>
-      <w:r>
-        <w:rPr>
-          <w:rFonts w:ascii="Arial" w:hAnsi="Arial"/>
-        </w:rPr>
-        <w:t xml:space="preserve">•  </w:t>
-      </w:r>
-      <w:r>
-        <w:rPr>
-          <w:rFonts w:ascii="Arial" w:hAnsi="Arial"/>
-          <w:i/>
-          <w:sz w:val="20"/>
-        </w:rPr>
-        <w:t>[36]</w:t>
-      </w:r>
-      <w:r>
-        <w:rPr>
-          <w:rFonts w:ascii="Arial" w:hAnsi="Arial"/>
-          <w:sz w:val="20"/>
-        </w:rPr>
-        <w:t xml:space="preserve"> Widhalm, D., Ohnsted, C., Knutson, C., Kutzke, D., Singh, S., Mukherjee, R., Schwidder, G., Wu, Y.-K., &amp; Sattar, J. (2025). Design and Development of the MeCO Open-Source Autonomous Underwater Vehicle. In IEEE/RSJ International Conference on Intelligent Robots and Systems (IROS).</w:t>
-      </w:r>
-    </w:p>
-    <w:p>
-      <w:pPr>
-        <w:spacing w:after="60"/>
-        <w:ind w:left="567" w:hanging="283"/>
-      </w:pPr>
-      <w:r>
-        <w:rPr>
-          <w:rFonts w:ascii="Arial" w:hAnsi="Arial"/>
-        </w:rPr>
-        <w:t xml:space="preserve">•  </w:t>
-      </w:r>
-      <w:r>
-        <w:rPr>
-          <w:rFonts w:ascii="Arial" w:hAnsi="Arial"/>
-          <w:i/>
-          <w:sz w:val="20"/>
-        </w:rPr>
-        <w:t>[37]</w:t>
-      </w:r>
-      <w:r>
-        <w:rPr>
-          <w:rFonts w:ascii="Arial" w:hAnsi="Arial"/>
-          <w:sz w:val="20"/>
-        </w:rPr>
-        <w:t xml:space="preserve"> Xia, T., Liu, S., Wang, T., Li, J., Lin, W., Zhang, B., Cai, Y., &amp; Xu, W. (2025). Experimental and Numerical Analysis on Two-Way Hull–Propeller Coupled Effect of a Fully-Actuated AUV. Ocean Engineering, 321, 120288. https://doi.org/10.1016/j.oceaneng.2025.120288</w:t>
-      </w:r>
-    </w:p>
-    <w:p>
-      <w:pPr>
-        <w:spacing w:after="60"/>
-        <w:ind w:left="567" w:hanging="283"/>
-      </w:pPr>
-      <w:r>
-        <w:rPr>
-          <w:rFonts w:ascii="Arial" w:hAnsi="Arial"/>
-        </w:rPr>
-        <w:t xml:space="preserve">•  </w:t>
-      </w:r>
-      <w:r>
-        <w:rPr>
-          <w:rFonts w:ascii="Arial" w:hAnsi="Arial"/>
-          <w:i/>
-          <w:sz w:val="20"/>
-        </w:rPr>
-        <w:t>[38]</w:t>
-      </w:r>
-      <w:r>
-        <w:rPr>
-          <w:rFonts w:ascii="Arial" w:hAnsi="Arial"/>
-          <w:sz w:val="20"/>
-        </w:rPr>
-        <w:t xml:space="preserve"> Yang, Y., Xiao, Y., &amp; Li, T. (2021). A Survey of Autonomous Underwater Vehicle Formation: Performance, Formation Control, and Communication Capability. IEEE Communications Surveys &amp; Tutorials, 23(2), 1270–1304. https://doi.org/10.1109/COMST.2021.3059418</w:t>
-      </w:r>
-    </w:p>
-    <w:p>
-      <w:pPr>
-        <w:spacing w:after="60"/>
-        <w:ind w:left="567" w:hanging="283"/>
-      </w:pPr>
-      <w:r>
-        <w:rPr>
-          <w:rFonts w:ascii="Arial" w:hAnsi="Arial"/>
-        </w:rPr>
-        <w:t xml:space="preserve">•  </w:t>
-      </w:r>
-      <w:r>
-        <w:rPr>
-          <w:rFonts w:ascii="Arial" w:hAnsi="Arial"/>
-          <w:i/>
-          <w:sz w:val="20"/>
-        </w:rPr>
-        <w:t>[39]</w:t>
-      </w:r>
-      <w:r>
-        <w:rPr>
-          <w:rFonts w:ascii="Arial" w:hAnsi="Arial"/>
-          <w:sz w:val="20"/>
-        </w:rPr>
-        <w:t xml:space="preserve"> Zhang, B., Ji, D., Liu, S., Zhu, X., &amp; Xu, W. (2023). Autonomous Underwater Vehicle Navigation: A Review. Ocean Engineering, 273, 113861. https://doi.org/10.1016/j.oceaneng.2023.113861</w:t>
-      </w:r>
-    </w:p>
-    <w:p>
-      <w:pPr>
-        <w:spacing w:after="60"/>
-        <w:ind w:left="567" w:hanging="283"/>
-      </w:pPr>
-      <w:r>
-        <w:rPr>
-          <w:rFonts w:ascii="Arial" w:hAnsi="Arial"/>
-        </w:rPr>
-        <w:t xml:space="preserve">•  </w:t>
-      </w:r>
-      <w:r>
-        <w:rPr>
-          <w:rFonts w:ascii="Arial" w:hAnsi="Arial"/>
-          <w:i/>
-          <w:sz w:val="20"/>
-        </w:rPr>
-        <w:t>[40]</w:t>
-      </w:r>
-      <w:r>
-        <w:rPr>
-          <w:rFonts w:ascii="Arial" w:hAnsi="Arial"/>
-          <w:sz w:val="20"/>
-        </w:rPr>
-        <w:t xml:space="preserve"> Zhang, Y., Zhang, J., Guo, Z., Zhang, L., &amp; Shang, Y. (2025). An Adaptive NMPC for ROVs Trajectory Tracking with Environmental Disturbances and Model Uncertainties. Brodogradnja, 76(1), 1–25. https://doi.org/10.21278/brod76101</w:t>
-      </w:r>
-    </w:p>
-    <w:p>
-      <w:pPr>
-        <w:spacing w:after="60"/>
-        <w:ind w:left="567" w:hanging="283"/>
-      </w:pPr>
-      <w:r>
-        <w:rPr>
-          <w:rFonts w:ascii="Arial" w:hAnsi="Arial"/>
-        </w:rPr>
-        <w:t xml:space="preserve">•  </w:t>
-      </w:r>
-      <w:r>
-        <w:rPr>
-          <w:rFonts w:ascii="Arial" w:hAnsi="Arial"/>
-          <w:i/>
-          <w:sz w:val="20"/>
-        </w:rPr>
-        <w:t>[41]</w:t>
-      </w:r>
-      <w:r>
-        <w:rPr>
-          <w:rFonts w:ascii="Arial" w:hAnsi="Arial"/>
-          <w:sz w:val="20"/>
-        </w:rPr>
-        <w:t xml:space="preserve"> Zuluaga, C. A., Aristizábal, L. M., Rúa, S., Franco, D. A., Osorio, D. A., &amp; Vásquez, R. E. (2022). Development of a Modular Software Architecture for Underwater Vehicles Using Systems Engineering. Journal of Marine Science and Engineering, 10(9), 1276. https://doi.org/10.3390/jmse10091276</w:t>
       </w:r>
     </w:p>
     <w:sectPr>

--- a/Thesis/docx_export/BAB_2_LANDASAN_TEORI.docx
+++ b/Thesis/docx_export/BAB_2_LANDASAN_TEORI.docx
@@ -948,7 +948,37 @@
     </w:p>
     <w:p>
       <w:pPr>
+        <w:spacing w:after="80" w:line="276" w:lineRule="auto"/>
+        <w:ind w:firstLine="567"/>
+        <w:jc w:val="both"/>
+      </w:pPr>
+      <w:r>
+        <w:rPr>
+          <w:rFonts w:ascii="Arial" w:hAnsi="Arial"/>
+          <w:sz w:val="20"/>
+        </w:rPr>
+        <w:t>Matriks sintesis literatur terkini (2021–2025) yang menjadi pijakan komparatif dan fondasi kebaruan (</w:t>
+      </w:r>
+      <w:r>
+        <w:rPr>
+          <w:rFonts w:ascii="Arial" w:hAnsi="Arial"/>
+          <w:i/>
+          <w:sz w:val="20"/>
+        </w:rPr>
+        <w:t>novelty</w:t>
+      </w:r>
+      <w:r>
+        <w:rPr>
+          <w:rFonts w:ascii="Arial" w:hAnsi="Arial"/>
+          <w:sz w:val="20"/>
+        </w:rPr>
+        <w:t>) penelitian tugas akhir ini dirangkum pada Tabel 2.1.</w:t>
+      </w:r>
+    </w:p>
+    <w:p>
+      <w:pPr>
         <w:spacing w:before="160" w:after="60" w:line="276" w:lineRule="auto"/>
+        <w:jc w:val="center"/>
       </w:pPr>
       <w:r>
         <w:rPr>
@@ -964,37 +994,7 @@
           <w:b w:val="0"/>
           <w:sz w:val="19"/>
         </w:rPr>
-        <w:t>merangkum matriks sintesis literatur terkini (2021–2025) yang menjadi pijakan komparatif dan fondasi kebaruan (</w:t>
-      </w:r>
-      <w:r>
-        <w:rPr>
-          <w:rFonts w:ascii="Arial" w:hAnsi="Arial"/>
-          <w:b w:val="0"/>
-          <w:i/>
-          <w:sz w:val="19"/>
-        </w:rPr>
-        <w:t>novelty</w:t>
-      </w:r>
-      <w:r>
-        <w:rPr>
-          <w:rFonts w:ascii="Arial" w:hAnsi="Arial"/>
-          <w:b w:val="0"/>
-          <w:sz w:val="19"/>
-        </w:rPr>
-        <w:t>) penelitian tugas akhir ini.</w:t>
-      </w:r>
-    </w:p>
-    <w:p>
-      <w:pPr>
-        <w:spacing w:before="160" w:after="40"/>
-      </w:pPr>
-      <w:r>
-        <w:rPr>
-          <w:rFonts w:ascii="Arial" w:hAnsi="Arial"/>
-          <w:b/>
-          <w:sz w:val="20"/>
-        </w:rPr>
-        <w:t>Tabel 2.1 Matriks Sintesis Literatur Terkini (2021–2025) Bidang Dinamika dan Kontrol AUV</w:t>
+        <w:t>Matriks Sintesis Literatur Terkini (2021–2025) Bidang Dinamika dan Kontrol AUV</w:t>
       </w:r>
     </w:p>
     <w:tbl>
@@ -1011,6 +1011,10 @@
         <w:gridCol w:w="1485"/>
       </w:tblGrid>
       <w:tr>
+        <w:trPr>
+          <w:cantSplit/>
+          <w:tblHeader/>
+        </w:trPr>
         <w:tc>
           <w:tcPr>
             <w:tcW w:type="dxa" w:w="1485"/>
@@ -1168,6 +1172,9 @@
         </w:tc>
       </w:tr>
       <w:tr>
+        <w:trPr>
+          <w:cantSplit/>
+        </w:trPr>
         <w:tc>
           <w:tcPr>
             <w:tcW w:type="dxa" w:w="1485"/>
@@ -1355,6 +1362,9 @@
         </w:tc>
       </w:tr>
       <w:tr>
+        <w:trPr>
+          <w:cantSplit/>
+        </w:trPr>
         <w:tc>
           <w:tcPr>
             <w:tcW w:type="dxa" w:w="1485"/>
@@ -1516,6 +1526,9 @@
         </w:tc>
       </w:tr>
       <w:tr>
+        <w:trPr>
+          <w:cantSplit/>
+        </w:trPr>
         <w:tc>
           <w:tcPr>
             <w:tcW w:type="dxa" w:w="1485"/>
@@ -1711,6 +1724,9 @@
         </w:tc>
       </w:tr>
       <w:tr>
+        <w:trPr>
+          <w:cantSplit/>
+        </w:trPr>
         <w:tc>
           <w:tcPr>
             <w:tcW w:type="dxa" w:w="1485"/>
@@ -1872,6 +1888,9 @@
         </w:tc>
       </w:tr>
       <w:tr>
+        <w:trPr>
+          <w:cantSplit/>
+        </w:trPr>
         <w:tc>
           <w:tcPr>
             <w:tcW w:type="dxa" w:w="1485"/>
@@ -2101,6 +2120,9 @@
         </w:tc>
       </w:tr>
       <w:tr>
+        <w:trPr>
+          <w:cantSplit/>
+        </w:trPr>
         <w:tc>
           <w:tcPr>
             <w:tcW w:type="dxa" w:w="1485"/>
@@ -2279,6 +2301,9 @@
         </w:tc>
       </w:tr>
       <w:tr>
+        <w:trPr>
+          <w:cantSplit/>
+        </w:trPr>
         <w:tc>
           <w:tcPr>
             <w:tcW w:type="dxa" w:w="1485"/>
@@ -2456,6 +2481,9 @@
         </w:tc>
       </w:tr>
       <w:tr>
+        <w:trPr>
+          <w:cantSplit/>
+        </w:trPr>
         <w:tc>
           <w:tcPr>
             <w:tcW w:type="dxa" w:w="1485"/>
@@ -2634,6 +2662,9 @@
         </w:tc>
       </w:tr>
       <w:tr>
+        <w:trPr>
+          <w:cantSplit/>
+        </w:trPr>
         <w:tc>
           <w:tcPr>
             <w:tcW w:type="dxa" w:w="1485"/>
@@ -2812,6 +2843,9 @@
         </w:tc>
       </w:tr>
       <w:tr>
+        <w:trPr>
+          <w:cantSplit/>
+        </w:trPr>
         <w:tc>
           <w:tcPr>
             <w:tcW w:type="dxa" w:w="1485"/>
@@ -2990,6 +3024,9 @@
         </w:tc>
       </w:tr>
       <w:tr>
+        <w:trPr>
+          <w:cantSplit/>
+        </w:trPr>
         <w:tc>
           <w:tcPr>
             <w:tcW w:type="dxa" w:w="1485"/>
@@ -3636,59 +3673,101 @@
           <w:rFonts w:ascii="Arial" w:hAnsi="Arial"/>
           <w:sz w:val="20"/>
         </w:rPr>
-        <w:t xml:space="preserve"> (SNAME, 1950) dan Fossen (2021) [7]:</w:t>
-      </w:r>
-    </w:p>
-    <w:p>
-      <w:pPr>
-        <w:spacing w:after="120" w:line="240" w:lineRule="auto"/>
-        <w:ind w:left="567"/>
-      </w:pPr>
-      <w:r>
-        <w:rPr>
-          <w:rFonts w:ascii="Consolas" w:hAnsi="Consolas"/>
-          <w:color w:val="333333"/>
-          <w:sz w:val="17"/>
-        </w:rPr>
-        <w:t xml:space="preserve">       Utara (North) x_n</w:t>
-        <w:br/>
-        <w:t xml:space="preserve">           ▲</w:t>
-        <w:br/>
-        <w:t xml:space="preserve">           │          KERANGKA ACUAN INERSIA BUMI {n} (NED)</w:t>
-        <w:br/>
-        <w:t xml:space="preserve">           │</w:t>
-        <w:br/>
-        <w:t xml:space="preserve">           │────────► Timur (East) y_n</w:t>
-        <w:br/>
-        <w:t xml:space="preserve">           │</w:t>
-        <w:br/>
-        <w:t xml:space="preserve">           ▼ Bawah (Down) z_n (Gravitasi g mengarah tegak lurus ke bawah)</w:t>
-      </w:r>
-    </w:p>
-    <w:p>
-      <w:pPr>
-        <w:spacing w:after="120" w:line="240" w:lineRule="auto"/>
-        <w:ind w:left="567"/>
-      </w:pPr>
-      <w:r>
-        <w:rPr>
-          <w:rFonts w:ascii="Consolas" w:hAnsi="Consolas"/>
-          <w:color w:val="333333"/>
-          <w:sz w:val="17"/>
-        </w:rPr>
-        <w:t xml:space="preserve">       Haluan / Bow (Surge) x_b</w:t>
-        <w:br/>
-        <w:t xml:space="preserve">           ▲</w:t>
-        <w:br/>
-        <w:t xml:space="preserve">           │          KERANGKA ACUAN BERGERAK BODI {b} (FRD)</w:t>
-        <w:br/>
-        <w:t xml:space="preserve">           │</w:t>
-        <w:br/>
-        <w:t xml:space="preserve">           │────────► Lambung Kanan / Starboard (Sway) y_b</w:t>
-        <w:br/>
-        <w:t xml:space="preserve">           │</w:t>
-        <w:br/>
-        <w:t xml:space="preserve">           ▼ Lunas / Keel (Heave) z_b (Tegak lurus menembus bagian bawah bodi)</w:t>
+        <w:t xml:space="preserve"> (SNAME, 1950) dan Fossen (2021) [7]. Visualisasi komprehensif hubungan spasial antara kerangka acuan inersia bumi dan kerangka acuan bergerak bodi wahana diilustrasikan pada Gambar 2.1.</w:t>
+      </w:r>
+    </w:p>
+    <w:p>
+      <w:pPr>
+        <w:spacing w:before="160" w:after="80"/>
+        <w:jc w:val="center"/>
+      </w:pPr>
+      <w:r>
+        <w:drawing>
+          <wp:inline xmlns:a="http://schemas.openxmlformats.org/drawingml/2006/main" xmlns:pic="http://schemas.openxmlformats.org/drawingml/2006/picture">
+            <wp:extent cx="4608000" cy="2453180"/>
+            <wp:docPr id="1" name="Picture 1"/>
+            <wp:cNvGraphicFramePr>
+              <a:graphicFrameLocks noChangeAspect="1"/>
+            </wp:cNvGraphicFramePr>
+            <a:graphic>
+              <a:graphicData uri="http://schemas.openxmlformats.org/drawingml/2006/picture">
+                <pic:pic>
+                  <pic:nvPicPr>
+                    <pic:cNvPr id="0" name="sname_fossen_coordinate_system.png"/>
+                    <pic:cNvPicPr/>
+                  </pic:nvPicPr>
+                  <pic:blipFill>
+                    <a:blip r:embed="rId10"/>
+                    <a:stretch>
+                      <a:fillRect/>
+                    </a:stretch>
+                  </pic:blipFill>
+                  <pic:spPr>
+                    <a:xfrm>
+                      <a:off x="0" y="0"/>
+                      <a:ext cx="4608000" cy="2453180"/>
+                    </a:xfrm>
+                    <a:prstGeom prst="rect"/>
+                  </pic:spPr>
+                </pic:pic>
+              </a:graphicData>
+            </a:graphic>
+          </wp:inline>
+        </w:drawing>
+      </w:r>
+    </w:p>
+    <w:p>
+      <w:pPr>
+        <w:spacing w:before="80" w:after="160" w:line="276" w:lineRule="auto"/>
+        <w:jc w:val="center"/>
+      </w:pPr>
+      <w:r>
+        <w:rPr>
+          <w:rFonts w:ascii="Arial" w:hAnsi="Arial"/>
+          <w:b/>
+          <w:sz w:val="19"/>
+        </w:rPr>
+        <w:t xml:space="preserve">Gambar 2.1 </w:t>
+      </w:r>
+      <w:r>
+        <w:rPr>
+          <w:rFonts w:ascii="Arial" w:hAnsi="Arial"/>
+          <w:b w:val="0"/>
+          <w:sz w:val="19"/>
+        </w:rPr>
+        <w:t>Sistem kerangka acuan inersia bumi (</w:t>
+      </w:r>
+      <w:r>
+        <w:rPr>
+          <w:rFonts w:ascii="Arial" w:hAnsi="Arial"/>
+          <w:b w:val="0"/>
+          <w:sz w:val="19"/>
+        </w:rPr>
+        <w:t>$$\mathcal{F}^n$$</w:t>
+      </w:r>
+      <w:r>
+        <w:rPr>
+          <w:rFonts w:ascii="Arial" w:hAnsi="Arial"/>
+          <w:b w:val="0"/>
+          <w:sz w:val="19"/>
+        </w:rPr>
+        <w:t xml:space="preserve"> - NED) dan kerangka acuan bergerak bodi (</w:t>
+      </w:r>
+      <w:r>
+        <w:rPr>
+          <w:rFonts w:ascii="Arial" w:hAnsi="Arial"/>
+          <w:b w:val="0"/>
+          <w:sz w:val="19"/>
+        </w:rPr>
+        <w:t>$$\mathcal{F}^b$$</w:t>
+      </w:r>
+      <w:r>
+        <w:rPr>
+          <w:rFonts w:ascii="Arial" w:hAnsi="Arial"/>
+          <w:b w:val="0"/>
+          <w:sz w:val="19"/>
+        </w:rPr>
+        <w:t xml:space="preserve"> - FRD) konvensi SNAME (1950) dan Fossen (2021)</w:t>
       </w:r>
     </w:p>
     <w:p>
@@ -4252,7 +4331,22 @@
     </w:p>
     <w:p>
       <w:pPr>
+        <w:spacing w:after="80" w:line="276" w:lineRule="auto"/>
+        <w:ind w:firstLine="567"/>
+        <w:jc w:val="both"/>
+      </w:pPr>
+      <w:r>
+        <w:rPr>
+          <w:rFonts w:ascii="Arial" w:hAnsi="Arial"/>
+          <w:sz w:val="20"/>
+        </w:rPr>
+        <w:t>Konvensi formal notasi SNAME (1950) dan Fossen (2021) untuk 6 derajat kebebasan spasial dirinci secara komprehensif pada Tabel 2.2 [7].</w:t>
+      </w:r>
+    </w:p>
+    <w:p>
+      <w:pPr>
         <w:spacing w:before="160" w:after="60" w:line="276" w:lineRule="auto"/>
+        <w:jc w:val="center"/>
       </w:pPr>
       <w:r>
         <w:rPr>
@@ -4268,20 +4362,7 @@
           <w:b w:val="0"/>
           <w:sz w:val="19"/>
         </w:rPr>
-        <w:t>merinci konvensi formal notasi SNAME (1950) dan Fossen (2021) untuk 6 derajat kebebasan spasial [7].</w:t>
-      </w:r>
-    </w:p>
-    <w:p>
-      <w:pPr>
-        <w:spacing w:before="160" w:after="40"/>
-      </w:pPr>
-      <w:r>
-        <w:rPr>
-          <w:rFonts w:ascii="Arial" w:hAnsi="Arial"/>
-          <w:b/>
-          <w:sz w:val="20"/>
-        </w:rPr>
-        <w:t>Tabel 2.2 Notasi dan Konvensi 6 Derajat Kebebasan SNAME (1950) &amp; Fossen (2021)</w:t>
+        <w:t>Notasi dan Konvensi 6 Derajat Kebebasan SNAME (1950) &amp; Fossen (2021)</w:t>
       </w:r>
     </w:p>
     <w:tbl>
@@ -4298,6 +4379,10 @@
         <w:gridCol w:w="1485"/>
       </w:tblGrid>
       <w:tr>
+        <w:trPr>
+          <w:cantSplit/>
+          <w:tblHeader/>
+        </w:trPr>
         <w:tc>
           <w:tcPr>
             <w:tcW w:type="dxa" w:w="1485"/>
@@ -4503,6 +4588,9 @@
         </w:tc>
       </w:tr>
       <w:tr>
+        <w:trPr>
+          <w:cantSplit/>
+        </w:trPr>
         <w:tc>
           <w:tcPr>
             <w:tcW w:type="dxa" w:w="1485"/>
@@ -4744,6 +4832,9 @@
         </w:tc>
       </w:tr>
       <w:tr>
+        <w:trPr>
+          <w:cantSplit/>
+        </w:trPr>
         <w:tc>
           <w:tcPr>
             <w:tcW w:type="dxa" w:w="1485"/>
@@ -4985,6 +5076,9 @@
         </w:tc>
       </w:tr>
       <w:tr>
+        <w:trPr>
+          <w:cantSplit/>
+        </w:trPr>
         <w:tc>
           <w:tcPr>
             <w:tcW w:type="dxa" w:w="1485"/>
@@ -5226,6 +5320,9 @@
         </w:tc>
       </w:tr>
       <w:tr>
+        <w:trPr>
+          <w:cantSplit/>
+        </w:trPr>
         <w:tc>
           <w:tcPr>
             <w:tcW w:type="dxa" w:w="1485"/>
@@ -5467,6 +5564,9 @@
         </w:tc>
       </w:tr>
       <w:tr>
+        <w:trPr>
+          <w:cantSplit/>
+        </w:trPr>
         <w:tc>
           <w:tcPr>
             <w:tcW w:type="dxa" w:w="1485"/>
@@ -5708,6 +5808,9 @@
         </w:tc>
       </w:tr>
       <w:tr>
+        <w:trPr>
+          <w:cantSplit/>
+        </w:trPr>
         <w:tc>
           <w:tcPr>
             <w:tcW w:type="dxa" w:w="1485"/>
@@ -13351,7 +13454,37 @@
     </w:p>
     <w:p>
       <w:pPr>
+        <w:spacing w:after="80" w:line="276" w:lineRule="auto"/>
+        <w:ind w:firstLine="567"/>
+        <w:jc w:val="both"/>
+      </w:pPr>
+      <w:r>
+        <w:rPr>
+          <w:rFonts w:ascii="Arial" w:hAnsi="Arial"/>
+          <w:sz w:val="20"/>
+        </w:rPr>
+        <w:t xml:space="preserve">Koordinat spasial posisi dan vektor satuan arah dorong untuk kedelapan motor pendorong wahana </w:t>
+      </w:r>
+      <w:r>
+        <w:rPr>
+          <w:rFonts w:ascii="Arial" w:hAnsi="Arial"/>
+          <w:i/>
+          <w:sz w:val="20"/>
+        </w:rPr>
+        <w:t>over-actuated</w:t>
+      </w:r>
+      <w:r>
+        <w:rPr>
+          <w:rFonts w:ascii="Arial" w:hAnsi="Arial"/>
+          <w:sz w:val="20"/>
+        </w:rPr>
+        <w:t xml:space="preserve"> disajikan pada Tabel 2.3 [3], [21], [31].</w:t>
+      </w:r>
+    </w:p>
+    <w:p>
+      <w:pPr>
         <w:spacing w:before="160" w:after="60" w:line="276" w:lineRule="auto"/>
+        <w:jc w:val="center"/>
       </w:pPr>
       <w:r>
         <w:rPr>
@@ -13367,20 +13500,7 @@
           <w:b w:val="0"/>
           <w:sz w:val="19"/>
         </w:rPr>
-        <w:t>menyajikan koordinat spasial posisi dan vektor satuan arah dorong untuk kedelapan pendorong BlueROV2 Heavy terkalibrasi [3], [21], [31].</w:t>
-      </w:r>
-    </w:p>
-    <w:p>
-      <w:pPr>
-        <w:spacing w:before="160" w:after="40"/>
-      </w:pPr>
-      <w:r>
-        <w:rPr>
-          <w:rFonts w:ascii="Arial" w:hAnsi="Arial"/>
-          <w:b/>
-          <w:sz w:val="20"/>
-        </w:rPr>
-        <w:t>Tabel 2.3 Koordinat Spasial dan Vektor Orientasi 8 Pendorong BlueROV2 Heavy</w:t>
+        <w:t>Koordinat Spasial dan Vektor Orientasi 8 Pendorong Wahana Over-Actuated</w:t>
       </w:r>
     </w:p>
     <w:tbl>
@@ -13400,6 +13520,10 @@
         <w:gridCol w:w="928"/>
       </w:tblGrid>
       <w:tr>
+        <w:trPr>
+          <w:cantSplit/>
+          <w:tblHeader/>
+        </w:trPr>
         <w:tc>
           <w:tcPr>
             <w:tcW w:type="dxa" w:w="928"/>
@@ -13738,6 +13862,9 @@
         </w:tc>
       </w:tr>
       <w:tr>
+        <w:trPr>
+          <w:cantSplit/>
+        </w:trPr>
         <w:tc>
           <w:tcPr>
             <w:tcW w:type="dxa" w:w="928"/>
@@ -13981,6 +14108,9 @@
         </w:tc>
       </w:tr>
       <w:tr>
+        <w:trPr>
+          <w:cantSplit/>
+        </w:trPr>
         <w:tc>
           <w:tcPr>
             <w:tcW w:type="dxa" w:w="928"/>
@@ -14224,6 +14354,9 @@
         </w:tc>
       </w:tr>
       <w:tr>
+        <w:trPr>
+          <w:cantSplit/>
+        </w:trPr>
         <w:tc>
           <w:tcPr>
             <w:tcW w:type="dxa" w:w="928"/>
@@ -14467,6 +14600,9 @@
         </w:tc>
       </w:tr>
       <w:tr>
+        <w:trPr>
+          <w:cantSplit/>
+        </w:trPr>
         <w:tc>
           <w:tcPr>
             <w:tcW w:type="dxa" w:w="928"/>
@@ -14710,6 +14846,9 @@
         </w:tc>
       </w:tr>
       <w:tr>
+        <w:trPr>
+          <w:cantSplit/>
+        </w:trPr>
         <w:tc>
           <w:tcPr>
             <w:tcW w:type="dxa" w:w="928"/>
@@ -14953,6 +15092,9 @@
         </w:tc>
       </w:tr>
       <w:tr>
+        <w:trPr>
+          <w:cantSplit/>
+        </w:trPr>
         <w:tc>
           <w:tcPr>
             <w:tcW w:type="dxa" w:w="928"/>
@@ -15196,6 +15338,9 @@
         </w:tc>
       </w:tr>
       <w:tr>
+        <w:trPr>
+          <w:cantSplit/>
+        </w:trPr>
         <w:tc>
           <w:tcPr>
             <w:tcW w:type="dxa" w:w="928"/>
@@ -15439,6 +15584,9 @@
         </w:tc>
       </w:tr>
       <w:tr>
+        <w:trPr>
+          <w:cantSplit/>
+        </w:trPr>
         <w:tc>
           <w:tcPr>
             <w:tcW w:type="dxa" w:w="928"/>
@@ -22552,13 +22700,34 @@
       </w:r>
     </w:p>
     <w:sectPr>
+      <w:headerReference w:type="default" r:id="rId9"/>
       <w:pgSz w:w="9978" w:h="14173"/>
       <w:pgMar w:top="1276" w:right="1276" w:bottom="1276" w:left="1276" w:header="720" w:footer="720" w:gutter="0"/>
       <w:cols w:space="720"/>
       <w:docGrid w:linePitch="360"/>
+      <w:pgNumType w:fmt="decimal" w:start="9"/>
     </w:sectPr>
   </w:body>
 </w:document>
+</file>
+
+<file path=word/header1.xml><?xml version="1.0" encoding="utf-8"?>
+<w:hdr xmlns:m="http://schemas.openxmlformats.org/officeDocument/2006/math" xmlns:mc="http://schemas.openxmlformats.org/markup-compatibility/2006" xmlns:mo="http://schemas.microsoft.com/office/mac/office/2008/main" xmlns:mv="urn:schemas-microsoft-com:mac:vml" xmlns:o="urn:schemas-microsoft-com:office:office" xmlns:r="http://schemas.openxmlformats.org/officeDocument/2006/relationships" xmlns:v="urn:schemas-microsoft-com:vml" xmlns:w10="urn:schemas-microsoft-com:office:word" xmlns:w14="http://schemas.microsoft.com/office/word/2010/wordml" xmlns:w="http://schemas.openxmlformats.org/wordprocessingml/2006/main" xmlns:wne="http://schemas.microsoft.com/office/word/2006/wordml" xmlns:wp14="http://schemas.microsoft.com/office/word/2010/wordprocessingDrawing" xmlns:wp="http://schemas.openxmlformats.org/drawingml/2006/wordprocessingDrawing" xmlns:wpc="http://schemas.microsoft.com/office/word/2010/wordprocessingCanvas" xmlns:wpg="http://schemas.microsoft.com/office/word/2010/wordprocessingGroup" xmlns:wpi="http://schemas.microsoft.com/office/word/2010/wordprocessingInk" xmlns:wps="http://schemas.microsoft.com/office/word/2010/wordprocessingShape" mc:Ignorable="w14 wp14">
+  <w:p>
+    <w:pPr>
+      <w:pStyle w:val="Header"/>
+      <w:spacing w:after="0" w:line="240" w:lineRule="auto"/>
+      <w:jc w:val="right"/>
+    </w:pPr>
+    <w:r>
+      <w:rPr>
+        <w:rFonts w:ascii="Arial" w:hAnsi="Arial"/>
+        <w:sz w:val="19"/>
+      </w:rPr>
+    </w:r>
+    <w:fldSimple w:instr="PAGE"/>
+  </w:p>
+</w:hdr>
 </file>
 
 <file path=word/numbering.xml><?xml version="1.0" encoding="utf-8"?>

--- a/Thesis/docx_export/BAB_2_LANDASAN_TEORI.docx
+++ b/Thesis/docx_export/BAB_2_LANDASAN_TEORI.docx
@@ -16,131 +16,6 @@
         <w:t>BAB II</w:t>
         <w:br/>
         <w:t>TINJAUAN PUSTAKA</w:t>
-      </w:r>
-    </w:p>
-    <w:p>
-      <w:pPr>
-        <w:spacing w:after="80" w:line="276" w:lineRule="auto"/>
-        <w:ind w:firstLine="567"/>
-        <w:jc w:val="both"/>
-      </w:pPr>
-      <w:r>
-        <w:rPr>
-          <w:rFonts w:ascii="Arial" w:hAnsi="Arial"/>
-          <w:sz w:val="20"/>
-        </w:rPr>
-        <w:t xml:space="preserve">Judul Proposal Tugas Akhir: ANALISIS KINEMATIKA, DINAMIKA, DAN ESTIMASI KEADAAN OPTIMAL </w:t>
-      </w:r>
-      <w:r>
-        <w:rPr>
-          <w:rFonts w:ascii="Arial" w:hAnsi="Arial"/>
-          <w:i/>
-          <w:sz w:val="20"/>
-        </w:rPr>
-        <w:t>KALMAN FILTER</w:t>
-      </w:r>
-      <w:r>
-        <w:rPr>
-          <w:rFonts w:ascii="Arial" w:hAnsi="Arial"/>
-          <w:sz w:val="20"/>
-        </w:rPr>
-        <w:t xml:space="preserve"> UNTUK </w:t>
-      </w:r>
-      <w:r>
-        <w:rPr>
-          <w:rFonts w:ascii="Arial" w:hAnsi="Arial"/>
-          <w:i/>
-          <w:sz w:val="20"/>
-        </w:rPr>
-        <w:t>VISION-BASED TRACKING</w:t>
-      </w:r>
-      <w:r>
-        <w:rPr>
-          <w:rFonts w:ascii="Arial" w:hAnsi="Arial"/>
-          <w:sz w:val="20"/>
-        </w:rPr>
-        <w:t xml:space="preserve"> PADA </w:t>
-      </w:r>
-      <w:r>
-        <w:rPr>
-          <w:rFonts w:ascii="Arial" w:hAnsi="Arial"/>
-          <w:i/>
-          <w:sz w:val="20"/>
-        </w:rPr>
-        <w:t>OVER-ACTUATED 8-THRUSTER 6-DOF VECTORED AUV</w:t>
-      </w:r>
-    </w:p>
-    <w:p>
-      <w:pPr>
-        <w:spacing w:after="80" w:line="276" w:lineRule="auto"/>
-        <w:ind w:firstLine="567"/>
-        <w:jc w:val="both"/>
-      </w:pPr>
-      <w:r>
-        <w:rPr>
-          <w:rFonts w:ascii="Arial" w:hAnsi="Arial"/>
-          <w:sz w:val="20"/>
-        </w:rPr>
-        <w:t xml:space="preserve">Analisis Kinematika, Dinamika, dan Estimasi Keadaan Optimal </w:t>
-      </w:r>
-      <w:r>
-        <w:rPr>
-          <w:rFonts w:ascii="Arial" w:hAnsi="Arial"/>
-          <w:i/>
-          <w:sz w:val="20"/>
-        </w:rPr>
-        <w:t>Kalman Filter</w:t>
-      </w:r>
-      <w:r>
-        <w:rPr>
-          <w:rFonts w:ascii="Arial" w:hAnsi="Arial"/>
-          <w:sz w:val="20"/>
-        </w:rPr>
-        <w:t xml:space="preserve"> untuk </w:t>
-      </w:r>
-      <w:r>
-        <w:rPr>
-          <w:rFonts w:ascii="Arial" w:hAnsi="Arial"/>
-          <w:i/>
-          <w:sz w:val="20"/>
-        </w:rPr>
-        <w:t>Vision-Based Tracking</w:t>
-      </w:r>
-      <w:r>
-        <w:rPr>
-          <w:rFonts w:ascii="Arial" w:hAnsi="Arial"/>
-          <w:sz w:val="20"/>
-        </w:rPr>
-        <w:t xml:space="preserve"> pada Over-Actuated 8-Thruster 6-DOF Vectored AUV</w:t>
-      </w:r>
-    </w:p>
-    <w:p>
-      <w:pPr>
-        <w:spacing w:after="80" w:line="276" w:lineRule="auto"/>
-        <w:ind w:firstLine="567"/>
-        <w:jc w:val="both"/>
-      </w:pPr>
-      <w:r>
-        <w:rPr>
-          <w:rFonts w:ascii="Arial" w:hAnsi="Arial"/>
-          <w:sz w:val="20"/>
-        </w:rPr>
-        <w:t>(</w:t>
-      </w:r>
-      <w:r>
-        <w:rPr>
-          <w:rFonts w:ascii="Arial" w:hAnsi="Arial"/>
-          <w:i/>
-          <w:sz w:val="20"/>
-        </w:rPr>
-        <w:t>Title</w:t>
-      </w:r>
-      <w:r>
-        <w:rPr>
-          <w:rFonts w:ascii="Arial" w:hAnsi="Arial"/>
-          <w:sz w:val="20"/>
-        </w:rPr>
-        <w:t>: Analysis of Kinematics, Dynamics, and Optimal Kalman Filter State Estimation for Vision-Based Tracking in an Over-Actuated 8-Thruster 6-DOF Vectored AUV)</w:t>
       </w:r>
     </w:p>
     <w:p>
@@ -3684,7 +3559,7 @@
       <w:r>
         <w:drawing>
           <wp:inline xmlns:a="http://schemas.openxmlformats.org/drawingml/2006/main" xmlns:pic="http://schemas.openxmlformats.org/drawingml/2006/picture">
-            <wp:extent cx="4608000" cy="2453180"/>
+            <wp:extent cx="3780000" cy="3895420"/>
             <wp:docPr id="1" name="Picture 1"/>
             <wp:cNvGraphicFramePr>
               <a:graphicFrameLocks noChangeAspect="1"/>
@@ -3705,7 +3580,7 @@
                   <pic:spPr>
                     <a:xfrm>
                       <a:off x="0" y="0"/>
-                      <a:ext cx="4608000" cy="2453180"/>
+                      <a:ext cx="3780000" cy="3895420"/>
                     </a:xfrm>
                     <a:prstGeom prst="rect"/>
                   </pic:spPr>
@@ -22705,7 +22580,7 @@
       <w:pgMar w:top="1276" w:right="1276" w:bottom="1276" w:left="1276" w:header="720" w:footer="720" w:gutter="0"/>
       <w:cols w:space="720"/>
       <w:docGrid w:linePitch="360"/>
-      <w:pgNumType w:fmt="decimal" w:start="9"/>
+      <w:pgNumType w:fmt="decimal" w:start="10"/>
     </w:sectPr>
   </w:body>
 </w:document>

--- a/Thesis/docx_export/BAB_2_LANDASAN_TEORI.docx
+++ b/Thesis/docx_export/BAB_2_LANDASAN_TEORI.docx
@@ -10168,7 +10168,7 @@
     </w:p>
     <w:p>
       <w:pPr>
-        <w:pStyle w:val="Heading3"/>
+        <w:pStyle w:val="Heading4"/>
         <w:keepNext/>
         <w:spacing w:before="120" w:after="40" w:line="276" w:lineRule="auto"/>
         <w:ind w:firstLine="0"/>
@@ -10687,7 +10687,7 @@
     </w:p>
     <w:p>
       <w:pPr>
-        <w:pStyle w:val="Heading3"/>
+        <w:pStyle w:val="Heading4"/>
         <w:keepNext/>
         <w:spacing w:before="120" w:after="40" w:line="276" w:lineRule="auto"/>
         <w:ind w:firstLine="0"/>
@@ -11010,7 +11010,7 @@
     </w:p>
     <w:p>
       <w:pPr>
-        <w:pStyle w:val="Heading3"/>
+        <w:pStyle w:val="Heading4"/>
         <w:keepNext/>
         <w:spacing w:before="120" w:after="40" w:line="276" w:lineRule="auto"/>
         <w:ind w:firstLine="0"/>
@@ -11132,7 +11132,7 @@
     </w:p>
     <w:p>
       <w:pPr>
-        <w:pStyle w:val="Heading3"/>
+        <w:pStyle w:val="Heading4"/>
         <w:keepNext/>
         <w:spacing w:before="120" w:after="40" w:line="276" w:lineRule="auto"/>
         <w:ind w:firstLine="0"/>
@@ -11340,7 +11340,7 @@
     </w:p>
     <w:p>
       <w:pPr>
-        <w:pStyle w:val="Heading3"/>
+        <w:pStyle w:val="Heading4"/>
         <w:keepNext/>
         <w:spacing w:before="120" w:after="40" w:line="276" w:lineRule="auto"/>
         <w:ind w:firstLine="0"/>
@@ -19056,7 +19056,7 @@
     </w:p>
     <w:p>
       <w:pPr>
-        <w:pStyle w:val="Heading3"/>
+        <w:pStyle w:val="Heading4"/>
         <w:keepNext/>
         <w:spacing w:before="120" w:after="40" w:line="276" w:lineRule="auto"/>
         <w:ind w:firstLine="0"/>
@@ -19271,7 +19271,7 @@
     </w:p>
     <w:p>
       <w:pPr>
-        <w:pStyle w:val="Heading3"/>
+        <w:pStyle w:val="Heading4"/>
         <w:keepNext/>
         <w:spacing w:before="120" w:after="40" w:line="276" w:lineRule="auto"/>
         <w:ind w:firstLine="0"/>
@@ -19955,7 +19955,7 @@
     </w:p>
     <w:p>
       <w:pPr>
-        <w:pStyle w:val="Heading3"/>
+        <w:pStyle w:val="Heading4"/>
         <w:keepNext/>
         <w:spacing w:before="120" w:after="40" w:line="276" w:lineRule="auto"/>
         <w:ind w:firstLine="0"/>
@@ -20202,7 +20202,7 @@
     </w:p>
     <w:p>
       <w:pPr>
-        <w:pStyle w:val="Heading3"/>
+        <w:pStyle w:val="Heading4"/>
         <w:keepNext/>
         <w:spacing w:before="120" w:after="40" w:line="276" w:lineRule="auto"/>
         <w:ind w:firstLine="0"/>
@@ -20679,7 +20679,7 @@
     </w:p>
     <w:p>
       <w:pPr>
-        <w:pStyle w:val="Heading3"/>
+        <w:pStyle w:val="Heading4"/>
         <w:keepNext/>
         <w:spacing w:before="120" w:after="40" w:line="276" w:lineRule="auto"/>
         <w:ind w:firstLine="0"/>
@@ -21729,7 +21729,7 @@
     </w:p>
     <w:p>
       <w:pPr>
-        <w:pStyle w:val="Heading3"/>
+        <w:pStyle w:val="Heading4"/>
         <w:keepNext/>
         <w:spacing w:before="120" w:after="40" w:line="276" w:lineRule="auto"/>
         <w:ind w:firstLine="0"/>
@@ -21990,7 +21990,7 @@
     </w:p>
     <w:p>
       <w:pPr>
-        <w:pStyle w:val="Heading3"/>
+        <w:pStyle w:val="Heading4"/>
         <w:keepNext/>
         <w:spacing w:before="120" w:after="40" w:line="276" w:lineRule="auto"/>
         <w:ind w:firstLine="0"/>
@@ -22133,7 +22133,7 @@
     </w:p>
     <w:p>
       <w:pPr>
-        <w:pStyle w:val="Heading3"/>
+        <w:pStyle w:val="Heading4"/>
         <w:keepNext/>
         <w:spacing w:before="120" w:after="40" w:line="276" w:lineRule="auto"/>
         <w:ind w:firstLine="0"/>
@@ -22382,7 +22382,7 @@
     </w:p>
     <w:p>
       <w:pPr>
-        <w:pStyle w:val="Heading3"/>
+        <w:pStyle w:val="Heading4"/>
         <w:keepNext/>
         <w:spacing w:before="120" w:after="40" w:line="276" w:lineRule="auto"/>
         <w:ind w:firstLine="0"/>
@@ -22491,7 +22491,7 @@
     </w:p>
     <w:p>
       <w:pPr>
-        <w:pStyle w:val="Heading3"/>
+        <w:pStyle w:val="Heading4"/>
         <w:keepNext/>
         <w:spacing w:before="120" w:after="40" w:line="276" w:lineRule="auto"/>
         <w:ind w:firstLine="0"/>
@@ -22907,7 +22907,7 @@
     </w:p>
     <w:p>
       <w:pPr>
-        <w:pStyle w:val="Heading3"/>
+        <w:pStyle w:val="Heading4"/>
         <w:keepNext/>
         <w:spacing w:before="120" w:after="40" w:line="276" w:lineRule="auto"/>
         <w:ind w:firstLine="0"/>
@@ -23179,7 +23179,7 @@
     </w:p>
     <w:p>
       <w:pPr>
-        <w:pStyle w:val="Heading3"/>
+        <w:pStyle w:val="Heading4"/>
         <w:keepNext/>
         <w:spacing w:before="120" w:after="40" w:line="276" w:lineRule="auto"/>
         <w:ind w:firstLine="0"/>
@@ -23431,7 +23431,7 @@
     </w:p>
     <w:p>
       <w:pPr>
-        <w:pStyle w:val="Heading3"/>
+        <w:pStyle w:val="Heading4"/>
         <w:keepNext/>
         <w:spacing w:before="120" w:after="40" w:line="276" w:lineRule="auto"/>
         <w:ind w:firstLine="0"/>
@@ -23532,7 +23532,7 @@
     </w:p>
     <w:p>
       <w:pPr>
-        <w:pStyle w:val="Heading3"/>
+        <w:pStyle w:val="Heading4"/>
         <w:keepNext/>
         <w:spacing w:before="120" w:after="40" w:line="276" w:lineRule="auto"/>
         <w:ind w:firstLine="0"/>
@@ -23907,7 +23907,7 @@
     </w:p>
     <w:p>
       <w:pPr>
-        <w:pStyle w:val="Heading3"/>
+        <w:pStyle w:val="Heading4"/>
         <w:keepNext/>
         <w:spacing w:before="120" w:after="40" w:line="276" w:lineRule="auto"/>
         <w:ind w:firstLine="0"/>
@@ -24009,7 +24009,7 @@
     </w:p>
     <w:p>
       <w:pPr>
-        <w:pStyle w:val="Heading3"/>
+        <w:pStyle w:val="Heading4"/>
         <w:keepNext/>
         <w:spacing w:before="120" w:after="40" w:line="276" w:lineRule="auto"/>
         <w:ind w:firstLine="0"/>
@@ -24826,16 +24826,18 @@
     <w:pPr>
       <w:keepNext/>
       <w:keepLines/>
-      <w:spacing w:before="200" w:after="0"/>
+      <w:spacing w:before="120" w:after="40" w:line="276" w:lineRule="auto"/>
+      <w:jc w:val="left"/>
       <w:outlineLvl w:val="3"/>
     </w:pPr>
     <w:rPr>
-      <w:rFonts w:asciiTheme="majorHAnsi" w:eastAsiaTheme="majorEastAsia" w:hAnsiTheme="majorHAnsi" w:cstheme="majorBidi"/>
       <w:b/>
       <w:bCs/>
       <w:i/>
       <w:iCs/>
-      <w:color w:val="4F81BD" w:themeColor="accent1"/>
+      <w:color w:val="111111"/>
+      <w:sz w:val="20"/>
+      <w:rFonts w:ascii="Arial" w:hAnsi="Arial" w:cs="Arial" w:eastAsia="Arial"/>
     </w:rPr>
   </w:style>
   <w:style w:type="paragraph" w:styleId="Heading5">

--- a/Thesis/docx_export/BAB_2_LANDASAN_TEORI.docx
+++ b/Thesis/docx_export/BAB_2_LANDASAN_TEORI.docx
@@ -24298,7 +24298,7 @@
       <w:pgMar w:top="1276" w:right="1276" w:bottom="1276" w:left="1276" w:header="720" w:footer="720" w:gutter="0"/>
       <w:cols w:space="720"/>
       <w:docGrid w:linePitch="360"/>
-      <w:pgNumType w:fmt="decimal" w:start="10"/>
+      <w:pgNumType w:fmt="decimal" w:start="9"/>
     </w:sectPr>
   </w:body>
 </w:document>

--- a/Thesis/docx_export/BAB_2_LANDASAN_TEORI.docx
+++ b/Thesis/docx_export/BAB_2_LANDASAN_TEORI.docx
@@ -903,11 +903,11 @@
         <w:tblLook w:firstColumn="1" w:firstRow="1" w:lastColumn="0" w:lastRow="0" w:noHBand="0" w:noVBand="1" w:val="04A0"/>
       </w:tblPr>
       <w:tblGrid>
-        <w:gridCol w:w="1485"/>
-        <w:gridCol w:w="1485"/>
-        <w:gridCol w:w="1485"/>
-        <w:gridCol w:w="1485"/>
-        <w:gridCol w:w="1485"/>
+        <w:gridCol w:w="1587"/>
+        <w:gridCol w:w="1587"/>
+        <w:gridCol w:w="1587"/>
+        <w:gridCol w:w="1587"/>
+        <w:gridCol w:w="1587"/>
       </w:tblGrid>
       <w:tr>
         <w:trPr>
@@ -916,7 +916,7 @@
         </w:trPr>
         <w:tc>
           <w:tcPr>
-            <w:tcW w:type="dxa" w:w="1361"/>
+            <w:tcW w:type="dxa" w:w="1417"/>
             <w:tcBorders>
               <w:top w:val="single" w:sz="4" w:space="0" w:color="CCCCCC"/>
               <w:left w:val="single" w:sz="4" w:space="0" w:color="CCCCCC"/>
@@ -948,7 +948,7 @@
         </w:tc>
         <w:tc>
           <w:tcPr>
-            <w:tcW w:type="dxa" w:w="1020"/>
+            <w:tcW w:type="dxa" w:w="1134"/>
             <w:tcBorders>
               <w:top w:val="single" w:sz="4" w:space="0" w:color="CCCCCC"/>
               <w:left w:val="single" w:sz="4" w:space="0" w:color="CCCCCC"/>
@@ -980,7 +980,7 @@
         </w:tc>
         <w:tc>
           <w:tcPr>
-            <w:tcW w:type="dxa" w:w="907"/>
+            <w:tcW w:type="dxa" w:w="1020"/>
             <w:tcBorders>
               <w:top w:val="single" w:sz="4" w:space="0" w:color="CCCCCC"/>
               <w:left w:val="single" w:sz="4" w:space="0" w:color="CCCCCC"/>
@@ -1012,7 +1012,7 @@
         </w:tc>
         <w:tc>
           <w:tcPr>
-            <w:tcW w:type="dxa" w:w="2098"/>
+            <w:tcW w:type="dxa" w:w="2211"/>
             <w:tcBorders>
               <w:top w:val="single" w:sz="4" w:space="0" w:color="CCCCCC"/>
               <w:left w:val="single" w:sz="4" w:space="0" w:color="CCCCCC"/>
@@ -1044,7 +1044,7 @@
         </w:tc>
         <w:tc>
           <w:tcPr>
-            <w:tcW w:type="dxa" w:w="2041"/>
+            <w:tcW w:type="dxa" w:w="2154"/>
             <w:tcBorders>
               <w:top w:val="single" w:sz="4" w:space="0" w:color="CCCCCC"/>
               <w:left w:val="single" w:sz="4" w:space="0" w:color="CCCCCC"/>
@@ -1098,7 +1098,7 @@
         </w:trPr>
         <w:tc>
           <w:tcPr>
-            <w:tcW w:type="dxa" w:w="1361"/>
+            <w:tcW w:type="dxa" w:w="1417"/>
             <w:tcBorders>
               <w:top w:val="single" w:sz="4" w:space="0" w:color="CCCCCC"/>
               <w:left w:val="single" w:sz="4" w:space="0" w:color="CCCCCC"/>
@@ -1138,7 +1138,7 @@
         </w:tc>
         <w:tc>
           <w:tcPr>
-            <w:tcW w:type="dxa" w:w="1020"/>
+            <w:tcW w:type="dxa" w:w="1134"/>
             <w:tcBorders>
               <w:top w:val="single" w:sz="4" w:space="0" w:color="CCCCCC"/>
               <w:left w:val="single" w:sz="4" w:space="0" w:color="CCCCCC"/>
@@ -1169,7 +1169,7 @@
         </w:tc>
         <w:tc>
           <w:tcPr>
-            <w:tcW w:type="dxa" w:w="907"/>
+            <w:tcW w:type="dxa" w:w="1020"/>
             <w:tcBorders>
               <w:top w:val="single" w:sz="4" w:space="0" w:color="CCCCCC"/>
               <w:left w:val="single" w:sz="4" w:space="0" w:color="CCCCCC"/>
@@ -1217,7 +1217,7 @@
         </w:tc>
         <w:tc>
           <w:tcPr>
-            <w:tcW w:type="dxa" w:w="2098"/>
+            <w:tcW w:type="dxa" w:w="2211"/>
             <w:tcBorders>
               <w:top w:val="single" w:sz="4" w:space="0" w:color="CCCCCC"/>
               <w:left w:val="single" w:sz="4" w:space="0" w:color="CCCCCC"/>
@@ -1257,7 +1257,7 @@
         </w:tc>
         <w:tc>
           <w:tcPr>
-            <w:tcW w:type="dxa" w:w="2041"/>
+            <w:tcW w:type="dxa" w:w="2154"/>
             <w:tcBorders>
               <w:top w:val="single" w:sz="4" w:space="0" w:color="CCCCCC"/>
               <w:left w:val="single" w:sz="4" w:space="0" w:color="CCCCCC"/>
@@ -1293,7 +1293,7 @@
         </w:trPr>
         <w:tc>
           <w:tcPr>
-            <w:tcW w:type="dxa" w:w="1361"/>
+            <w:tcW w:type="dxa" w:w="1417"/>
             <w:tcBorders>
               <w:top w:val="single" w:sz="4" w:space="0" w:color="CCCCCC"/>
               <w:left w:val="single" w:sz="4" w:space="0" w:color="CCCCCC"/>
@@ -1333,7 +1333,7 @@
         </w:tc>
         <w:tc>
           <w:tcPr>
-            <w:tcW w:type="dxa" w:w="1020"/>
+            <w:tcW w:type="dxa" w:w="1134"/>
             <w:tcBorders>
               <w:top w:val="single" w:sz="4" w:space="0" w:color="CCCCCC"/>
               <w:left w:val="single" w:sz="4" w:space="0" w:color="CCCCCC"/>
@@ -1364,7 +1364,7 @@
         </w:tc>
         <w:tc>
           <w:tcPr>
-            <w:tcW w:type="dxa" w:w="907"/>
+            <w:tcW w:type="dxa" w:w="1020"/>
             <w:tcBorders>
               <w:top w:val="single" w:sz="4" w:space="0" w:color="CCCCCC"/>
               <w:left w:val="single" w:sz="4" w:space="0" w:color="CCCCCC"/>
@@ -1395,7 +1395,7 @@
         </w:tc>
         <w:tc>
           <w:tcPr>
-            <w:tcW w:type="dxa" w:w="2098"/>
+            <w:tcW w:type="dxa" w:w="2211"/>
             <w:tcBorders>
               <w:top w:val="single" w:sz="4" w:space="0" w:color="CCCCCC"/>
               <w:left w:val="single" w:sz="4" w:space="0" w:color="CCCCCC"/>
@@ -1426,7 +1426,7 @@
         </w:tc>
         <w:tc>
           <w:tcPr>
-            <w:tcW w:type="dxa" w:w="2041"/>
+            <w:tcW w:type="dxa" w:w="2154"/>
             <w:tcBorders>
               <w:top w:val="single" w:sz="4" w:space="0" w:color="CCCCCC"/>
               <w:left w:val="single" w:sz="4" w:space="0" w:color="CCCCCC"/>
@@ -1462,7 +1462,7 @@
         </w:trPr>
         <w:tc>
           <w:tcPr>
-            <w:tcW w:type="dxa" w:w="1361"/>
+            <w:tcW w:type="dxa" w:w="1417"/>
             <w:tcBorders>
               <w:top w:val="single" w:sz="4" w:space="0" w:color="CCCCCC"/>
               <w:left w:val="single" w:sz="4" w:space="0" w:color="CCCCCC"/>
@@ -1502,7 +1502,7 @@
         </w:tc>
         <w:tc>
           <w:tcPr>
-            <w:tcW w:type="dxa" w:w="1020"/>
+            <w:tcW w:type="dxa" w:w="1134"/>
             <w:tcBorders>
               <w:top w:val="single" w:sz="4" w:space="0" w:color="CCCCCC"/>
               <w:left w:val="single" w:sz="4" w:space="0" w:color="CCCCCC"/>
@@ -1533,7 +1533,7 @@
         </w:tc>
         <w:tc>
           <w:tcPr>
-            <w:tcW w:type="dxa" w:w="907"/>
+            <w:tcW w:type="dxa" w:w="1020"/>
             <w:tcBorders>
               <w:top w:val="single" w:sz="4" w:space="0" w:color="CCCCCC"/>
               <w:left w:val="single" w:sz="4" w:space="0" w:color="CCCCCC"/>
@@ -1564,7 +1564,7 @@
         </w:tc>
         <w:tc>
           <w:tcPr>
-            <w:tcW w:type="dxa" w:w="2098"/>
+            <w:tcW w:type="dxa" w:w="2211"/>
             <w:tcBorders>
               <w:top w:val="single" w:sz="4" w:space="0" w:color="CCCCCC"/>
               <w:left w:val="single" w:sz="4" w:space="0" w:color="CCCCCC"/>
@@ -1612,7 +1612,7 @@
         </w:tc>
         <w:tc>
           <w:tcPr>
-            <w:tcW w:type="dxa" w:w="2041"/>
+            <w:tcW w:type="dxa" w:w="2154"/>
             <w:tcBorders>
               <w:top w:val="single" w:sz="4" w:space="0" w:color="CCCCCC"/>
               <w:left w:val="single" w:sz="4" w:space="0" w:color="CCCCCC"/>
@@ -1665,7 +1665,7 @@
         </w:trPr>
         <w:tc>
           <w:tcPr>
-            <w:tcW w:type="dxa" w:w="1361"/>
+            <w:tcW w:type="dxa" w:w="1417"/>
             <w:tcBorders>
               <w:top w:val="single" w:sz="4" w:space="0" w:color="CCCCCC"/>
               <w:left w:val="single" w:sz="4" w:space="0" w:color="CCCCCC"/>
@@ -1705,7 +1705,7 @@
         </w:tc>
         <w:tc>
           <w:tcPr>
-            <w:tcW w:type="dxa" w:w="1020"/>
+            <w:tcW w:type="dxa" w:w="1134"/>
             <w:tcBorders>
               <w:top w:val="single" w:sz="4" w:space="0" w:color="CCCCCC"/>
               <w:left w:val="single" w:sz="4" w:space="0" w:color="CCCCCC"/>
@@ -1736,7 +1736,7 @@
         </w:tc>
         <w:tc>
           <w:tcPr>
-            <w:tcW w:type="dxa" w:w="907"/>
+            <w:tcW w:type="dxa" w:w="1020"/>
             <w:tcBorders>
               <w:top w:val="single" w:sz="4" w:space="0" w:color="CCCCCC"/>
               <w:left w:val="single" w:sz="4" w:space="0" w:color="CCCCCC"/>
@@ -1767,7 +1767,7 @@
         </w:tc>
         <w:tc>
           <w:tcPr>
-            <w:tcW w:type="dxa" w:w="2098"/>
+            <w:tcW w:type="dxa" w:w="2211"/>
             <w:tcBorders>
               <w:top w:val="single" w:sz="4" w:space="0" w:color="CCCCCC"/>
               <w:left w:val="single" w:sz="4" w:space="0" w:color="CCCCCC"/>
@@ -1798,7 +1798,7 @@
         </w:tc>
         <w:tc>
           <w:tcPr>
-            <w:tcW w:type="dxa" w:w="2041"/>
+            <w:tcW w:type="dxa" w:w="2154"/>
             <w:tcBorders>
               <w:top w:val="single" w:sz="4" w:space="0" w:color="CCCCCC"/>
               <w:left w:val="single" w:sz="4" w:space="0" w:color="CCCCCC"/>
@@ -1834,7 +1834,7 @@
         </w:trPr>
         <w:tc>
           <w:tcPr>
-            <w:tcW w:type="dxa" w:w="1361"/>
+            <w:tcW w:type="dxa" w:w="1417"/>
             <w:tcBorders>
               <w:top w:val="single" w:sz="4" w:space="0" w:color="CCCCCC"/>
               <w:left w:val="single" w:sz="4" w:space="0" w:color="CCCCCC"/>
@@ -1874,7 +1874,7 @@
         </w:tc>
         <w:tc>
           <w:tcPr>
-            <w:tcW w:type="dxa" w:w="1020"/>
+            <w:tcW w:type="dxa" w:w="1134"/>
             <w:tcBorders>
               <w:top w:val="single" w:sz="4" w:space="0" w:color="CCCCCC"/>
               <w:left w:val="single" w:sz="4" w:space="0" w:color="CCCCCC"/>
@@ -1905,7 +1905,7 @@
         </w:tc>
         <w:tc>
           <w:tcPr>
-            <w:tcW w:type="dxa" w:w="907"/>
+            <w:tcW w:type="dxa" w:w="1020"/>
             <w:tcBorders>
               <w:top w:val="single" w:sz="4" w:space="0" w:color="CCCCCC"/>
               <w:left w:val="single" w:sz="4" w:space="0" w:color="CCCCCC"/>
@@ -1936,7 +1936,7 @@
         </w:tc>
         <w:tc>
           <w:tcPr>
-            <w:tcW w:type="dxa" w:w="2098"/>
+            <w:tcW w:type="dxa" w:w="2211"/>
             <w:tcBorders>
               <w:top w:val="single" w:sz="4" w:space="0" w:color="CCCCCC"/>
               <w:left w:val="single" w:sz="4" w:space="0" w:color="CCCCCC"/>
@@ -2001,7 +2001,7 @@
         </w:tc>
         <w:tc>
           <w:tcPr>
-            <w:tcW w:type="dxa" w:w="2041"/>
+            <w:tcW w:type="dxa" w:w="2154"/>
             <w:tcBorders>
               <w:top w:val="single" w:sz="4" w:space="0" w:color="CCCCCC"/>
               <w:left w:val="single" w:sz="4" w:space="0" w:color="CCCCCC"/>
@@ -2071,7 +2071,7 @@
         </w:trPr>
         <w:tc>
           <w:tcPr>
-            <w:tcW w:type="dxa" w:w="1361"/>
+            <w:tcW w:type="dxa" w:w="1417"/>
             <w:tcBorders>
               <w:top w:val="single" w:sz="4" w:space="0" w:color="CCCCCC"/>
               <w:left w:val="single" w:sz="4" w:space="0" w:color="CCCCCC"/>
@@ -2111,7 +2111,7 @@
         </w:tc>
         <w:tc>
           <w:tcPr>
-            <w:tcW w:type="dxa" w:w="1020"/>
+            <w:tcW w:type="dxa" w:w="1134"/>
             <w:tcBorders>
               <w:top w:val="single" w:sz="4" w:space="0" w:color="CCCCCC"/>
               <w:left w:val="single" w:sz="4" w:space="0" w:color="CCCCCC"/>
@@ -2142,7 +2142,7 @@
         </w:tc>
         <w:tc>
           <w:tcPr>
-            <w:tcW w:type="dxa" w:w="907"/>
+            <w:tcW w:type="dxa" w:w="1020"/>
             <w:tcBorders>
               <w:top w:val="single" w:sz="4" w:space="0" w:color="CCCCCC"/>
               <w:left w:val="single" w:sz="4" w:space="0" w:color="CCCCCC"/>
@@ -2173,7 +2173,7 @@
         </w:tc>
         <w:tc>
           <w:tcPr>
-            <w:tcW w:type="dxa" w:w="2098"/>
+            <w:tcW w:type="dxa" w:w="2211"/>
             <w:tcBorders>
               <w:top w:val="single" w:sz="4" w:space="0" w:color="CCCCCC"/>
               <w:left w:val="single" w:sz="4" w:space="0" w:color="CCCCCC"/>
@@ -2204,7 +2204,7 @@
         </w:tc>
         <w:tc>
           <w:tcPr>
-            <w:tcW w:type="dxa" w:w="2041"/>
+            <w:tcW w:type="dxa" w:w="2154"/>
             <w:tcBorders>
               <w:top w:val="single" w:sz="4" w:space="0" w:color="CCCCCC"/>
               <w:left w:val="single" w:sz="4" w:space="0" w:color="CCCCCC"/>
@@ -2257,7 +2257,7 @@
         </w:trPr>
         <w:tc>
           <w:tcPr>
-            <w:tcW w:type="dxa" w:w="1361"/>
+            <w:tcW w:type="dxa" w:w="1417"/>
             <w:tcBorders>
               <w:top w:val="single" w:sz="4" w:space="0" w:color="CCCCCC"/>
               <w:left w:val="single" w:sz="4" w:space="0" w:color="CCCCCC"/>
@@ -2297,7 +2297,7 @@
         </w:tc>
         <w:tc>
           <w:tcPr>
-            <w:tcW w:type="dxa" w:w="1020"/>
+            <w:tcW w:type="dxa" w:w="1134"/>
             <w:tcBorders>
               <w:top w:val="single" w:sz="4" w:space="0" w:color="CCCCCC"/>
               <w:left w:val="single" w:sz="4" w:space="0" w:color="CCCCCC"/>
@@ -2328,7 +2328,7 @@
         </w:tc>
         <w:tc>
           <w:tcPr>
-            <w:tcW w:type="dxa" w:w="907"/>
+            <w:tcW w:type="dxa" w:w="1020"/>
             <w:tcBorders>
               <w:top w:val="single" w:sz="4" w:space="0" w:color="CCCCCC"/>
               <w:left w:val="single" w:sz="4" w:space="0" w:color="CCCCCC"/>
@@ -2359,7 +2359,7 @@
         </w:tc>
         <w:tc>
           <w:tcPr>
-            <w:tcW w:type="dxa" w:w="2098"/>
+            <w:tcW w:type="dxa" w:w="2211"/>
             <w:tcBorders>
               <w:top w:val="single" w:sz="4" w:space="0" w:color="CCCCCC"/>
               <w:left w:val="single" w:sz="4" w:space="0" w:color="CCCCCC"/>
@@ -2390,7 +2390,7 @@
         </w:tc>
         <w:tc>
           <w:tcPr>
-            <w:tcW w:type="dxa" w:w="2041"/>
+            <w:tcW w:type="dxa" w:w="2154"/>
             <w:tcBorders>
               <w:top w:val="single" w:sz="4" w:space="0" w:color="CCCCCC"/>
               <w:left w:val="single" w:sz="4" w:space="0" w:color="CCCCCC"/>
@@ -2442,7 +2442,7 @@
         </w:trPr>
         <w:tc>
           <w:tcPr>
-            <w:tcW w:type="dxa" w:w="1361"/>
+            <w:tcW w:type="dxa" w:w="1417"/>
             <w:tcBorders>
               <w:top w:val="single" w:sz="4" w:space="0" w:color="CCCCCC"/>
               <w:left w:val="single" w:sz="4" w:space="0" w:color="CCCCCC"/>
@@ -2482,7 +2482,7 @@
         </w:tc>
         <w:tc>
           <w:tcPr>
-            <w:tcW w:type="dxa" w:w="1020"/>
+            <w:tcW w:type="dxa" w:w="1134"/>
             <w:tcBorders>
               <w:top w:val="single" w:sz="4" w:space="0" w:color="CCCCCC"/>
               <w:left w:val="single" w:sz="4" w:space="0" w:color="CCCCCC"/>
@@ -2513,7 +2513,7 @@
         </w:tc>
         <w:tc>
           <w:tcPr>
-            <w:tcW w:type="dxa" w:w="907"/>
+            <w:tcW w:type="dxa" w:w="1020"/>
             <w:tcBorders>
               <w:top w:val="single" w:sz="4" w:space="0" w:color="CCCCCC"/>
               <w:left w:val="single" w:sz="4" w:space="0" w:color="CCCCCC"/>
@@ -2544,7 +2544,7 @@
         </w:tc>
         <w:tc>
           <w:tcPr>
-            <w:tcW w:type="dxa" w:w="2098"/>
+            <w:tcW w:type="dxa" w:w="2211"/>
             <w:tcBorders>
               <w:top w:val="single" w:sz="4" w:space="0" w:color="CCCCCC"/>
               <w:left w:val="single" w:sz="4" w:space="0" w:color="CCCCCC"/>
@@ -2575,7 +2575,7 @@
         </w:tc>
         <w:tc>
           <w:tcPr>
-            <w:tcW w:type="dxa" w:w="2041"/>
+            <w:tcW w:type="dxa" w:w="2154"/>
             <w:tcBorders>
               <w:top w:val="single" w:sz="4" w:space="0" w:color="CCCCCC"/>
               <w:left w:val="single" w:sz="4" w:space="0" w:color="CCCCCC"/>
@@ -2628,7 +2628,7 @@
         </w:trPr>
         <w:tc>
           <w:tcPr>
-            <w:tcW w:type="dxa" w:w="1361"/>
+            <w:tcW w:type="dxa" w:w="1417"/>
             <w:tcBorders>
               <w:top w:val="single" w:sz="4" w:space="0" w:color="CCCCCC"/>
               <w:left w:val="single" w:sz="4" w:space="0" w:color="CCCCCC"/>
@@ -2668,7 +2668,7 @@
         </w:tc>
         <w:tc>
           <w:tcPr>
-            <w:tcW w:type="dxa" w:w="1020"/>
+            <w:tcW w:type="dxa" w:w="1134"/>
             <w:tcBorders>
               <w:top w:val="single" w:sz="4" w:space="0" w:color="CCCCCC"/>
               <w:left w:val="single" w:sz="4" w:space="0" w:color="CCCCCC"/>
@@ -2699,7 +2699,7 @@
         </w:tc>
         <w:tc>
           <w:tcPr>
-            <w:tcW w:type="dxa" w:w="907"/>
+            <w:tcW w:type="dxa" w:w="1020"/>
             <w:tcBorders>
               <w:top w:val="single" w:sz="4" w:space="0" w:color="CCCCCC"/>
               <w:left w:val="single" w:sz="4" w:space="0" w:color="CCCCCC"/>
@@ -2730,7 +2730,7 @@
         </w:tc>
         <w:tc>
           <w:tcPr>
-            <w:tcW w:type="dxa" w:w="2098"/>
+            <w:tcW w:type="dxa" w:w="2211"/>
             <w:tcBorders>
               <w:top w:val="single" w:sz="4" w:space="0" w:color="CCCCCC"/>
               <w:left w:val="single" w:sz="4" w:space="0" w:color="CCCCCC"/>
@@ -2761,7 +2761,7 @@
         </w:tc>
         <w:tc>
           <w:tcPr>
-            <w:tcW w:type="dxa" w:w="2041"/>
+            <w:tcW w:type="dxa" w:w="2154"/>
             <w:tcBorders>
               <w:top w:val="single" w:sz="4" w:space="0" w:color="CCCCCC"/>
               <w:left w:val="single" w:sz="4" w:space="0" w:color="CCCCCC"/>
@@ -2822,7 +2822,7 @@
         </w:trPr>
         <w:tc>
           <w:tcPr>
-            <w:tcW w:type="dxa" w:w="1361"/>
+            <w:tcW w:type="dxa" w:w="1417"/>
             <w:tcBorders>
               <w:top w:val="single" w:sz="4" w:space="0" w:color="CCCCCC"/>
               <w:left w:val="single" w:sz="4" w:space="0" w:color="CCCCCC"/>
@@ -2862,7 +2862,7 @@
         </w:tc>
         <w:tc>
           <w:tcPr>
-            <w:tcW w:type="dxa" w:w="1020"/>
+            <w:tcW w:type="dxa" w:w="1134"/>
             <w:tcBorders>
               <w:top w:val="single" w:sz="4" w:space="0" w:color="CCCCCC"/>
               <w:left w:val="single" w:sz="4" w:space="0" w:color="CCCCCC"/>
@@ -2893,7 +2893,7 @@
         </w:tc>
         <w:tc>
           <w:tcPr>
-            <w:tcW w:type="dxa" w:w="907"/>
+            <w:tcW w:type="dxa" w:w="1020"/>
             <w:tcBorders>
               <w:top w:val="single" w:sz="4" w:space="0" w:color="CCCCCC"/>
               <w:left w:val="single" w:sz="4" w:space="0" w:color="CCCCCC"/>
@@ -2924,7 +2924,7 @@
         </w:tc>
         <w:tc>
           <w:tcPr>
-            <w:tcW w:type="dxa" w:w="2098"/>
+            <w:tcW w:type="dxa" w:w="2211"/>
             <w:tcBorders>
               <w:top w:val="single" w:sz="4" w:space="0" w:color="CCCCCC"/>
               <w:left w:val="single" w:sz="4" w:space="0" w:color="CCCCCC"/>
@@ -2955,7 +2955,7 @@
         </w:tc>
         <w:tc>
           <w:tcPr>
-            <w:tcW w:type="dxa" w:w="2041"/>
+            <w:tcW w:type="dxa" w:w="2154"/>
             <w:tcBorders>
               <w:top w:val="single" w:sz="4" w:space="0" w:color="CCCCCC"/>
               <w:left w:val="single" w:sz="4" w:space="0" w:color="CCCCCC"/>
@@ -3008,7 +3008,7 @@
         </w:trPr>
         <w:tc>
           <w:tcPr>
-            <w:tcW w:type="dxa" w:w="1361"/>
+            <w:tcW w:type="dxa" w:w="1417"/>
             <w:tcBorders>
               <w:top w:val="single" w:sz="4" w:space="0" w:color="CCCCCC"/>
               <w:left w:val="single" w:sz="4" w:space="0" w:color="CCCCCC"/>
@@ -3040,7 +3040,7 @@
         </w:tc>
         <w:tc>
           <w:tcPr>
-            <w:tcW w:type="dxa" w:w="1020"/>
+            <w:tcW w:type="dxa" w:w="1134"/>
             <w:tcBorders>
               <w:top w:val="single" w:sz="4" w:space="0" w:color="CCCCCC"/>
               <w:left w:val="single" w:sz="4" w:space="0" w:color="CCCCCC"/>
@@ -3071,7 +3071,7 @@
         </w:tc>
         <w:tc>
           <w:tcPr>
-            <w:tcW w:type="dxa" w:w="907"/>
+            <w:tcW w:type="dxa" w:w="1020"/>
             <w:tcBorders>
               <w:top w:val="single" w:sz="4" w:space="0" w:color="CCCCCC"/>
               <w:left w:val="single" w:sz="4" w:space="0" w:color="CCCCCC"/>
@@ -3103,7 +3103,7 @@
         </w:tc>
         <w:tc>
           <w:tcPr>
-            <w:tcW w:type="dxa" w:w="2098"/>
+            <w:tcW w:type="dxa" w:w="2211"/>
             <w:tcBorders>
               <w:top w:val="single" w:sz="4" w:space="0" w:color="CCCCCC"/>
               <w:left w:val="single" w:sz="4" w:space="0" w:color="CCCCCC"/>
@@ -3135,7 +3135,7 @@
         </w:tc>
         <w:tc>
           <w:tcPr>
-            <w:tcW w:type="dxa" w:w="2041"/>
+            <w:tcW w:type="dxa" w:w="2154"/>
             <w:tcBorders>
               <w:top w:val="single" w:sz="4" w:space="0" w:color="CCCCCC"/>
               <w:left w:val="single" w:sz="4" w:space="0" w:color="CCCCCC"/>
@@ -3840,7 +3840,7 @@
       <w:r>
         <w:drawing>
           <wp:inline xmlns:a="http://schemas.openxmlformats.org/drawingml/2006/main" xmlns:pic="http://schemas.openxmlformats.org/drawingml/2006/picture">
-            <wp:extent cx="3780000" cy="3895420"/>
+            <wp:extent cx="3960000" cy="4080916"/>
             <wp:docPr id="1" name="Picture 1"/>
             <wp:cNvGraphicFramePr>
               <a:graphicFrameLocks noChangeAspect="1"/>
@@ -3861,7 +3861,7 @@
                   <pic:spPr>
                     <a:xfrm>
                       <a:off x="0" y="0"/>
-                      <a:ext cx="3780000" cy="3895420"/>
+                      <a:ext cx="3960000" cy="4080916"/>
                     </a:xfrm>
                     <a:prstGeom prst="rect"/>
                   </pic:spPr>
@@ -4646,11 +4646,11 @@
         <w:tblLook w:firstColumn="1" w:firstRow="1" w:lastColumn="0" w:lastRow="0" w:noHBand="0" w:noVBand="1" w:val="04A0"/>
       </w:tblPr>
       <w:tblGrid>
-        <w:gridCol w:w="1485"/>
-        <w:gridCol w:w="1485"/>
-        <w:gridCol w:w="1485"/>
-        <w:gridCol w:w="1485"/>
-        <w:gridCol w:w="1485"/>
+        <w:gridCol w:w="1587"/>
+        <w:gridCol w:w="1587"/>
+        <w:gridCol w:w="1587"/>
+        <w:gridCol w:w="1587"/>
+        <w:gridCol w:w="1587"/>
       </w:tblGrid>
       <w:tr>
         <w:trPr>
@@ -4659,7 +4659,7 @@
         </w:trPr>
         <w:tc>
           <w:tcPr>
-            <w:tcW w:type="dxa" w:w="780"/>
+            <w:tcW w:type="dxa" w:w="834"/>
             <w:tcBorders>
               <w:top w:val="single" w:sz="4" w:space="0" w:color="CCCCCC"/>
               <w:left w:val="single" w:sz="4" w:space="0" w:color="CCCCCC"/>
@@ -4691,7 +4691,7 @@
         </w:tc>
         <w:tc>
           <w:tcPr>
-            <w:tcW w:type="dxa" w:w="1831"/>
+            <w:tcW w:type="dxa" w:w="1957"/>
             <w:tcBorders>
               <w:top w:val="single" w:sz="4" w:space="0" w:color="CCCCCC"/>
               <w:left w:val="single" w:sz="4" w:space="0" w:color="CCCCCC"/>
@@ -4723,7 +4723,7 @@
         </w:tc>
         <w:tc>
           <w:tcPr>
-            <w:tcW w:type="dxa" w:w="1390"/>
+            <w:tcW w:type="dxa" w:w="1486"/>
             <w:tcBorders>
               <w:top w:val="single" w:sz="4" w:space="0" w:color="CCCCCC"/>
               <w:left w:val="single" w:sz="4" w:space="0" w:color="CCCCCC"/>
@@ -4771,7 +4771,7 @@
         </w:tc>
         <w:tc>
           <w:tcPr>
-            <w:tcW w:type="dxa" w:w="1763"/>
+            <w:tcW w:type="dxa" w:w="1885"/>
             <w:tcBorders>
               <w:top w:val="single" w:sz="4" w:space="0" w:color="CCCCCC"/>
               <w:left w:val="single" w:sz="4" w:space="0" w:color="CCCCCC"/>
@@ -4819,7 +4819,7 @@
         </w:tc>
         <w:tc>
           <w:tcPr>
-            <w:tcW w:type="dxa" w:w="1662"/>
+            <w:tcW w:type="dxa" w:w="1776"/>
             <w:tcBorders>
               <w:top w:val="single" w:sz="4" w:space="0" w:color="CCCCCC"/>
               <w:left w:val="single" w:sz="4" w:space="0" w:color="CCCCCC"/>
@@ -4872,7 +4872,7 @@
         </w:trPr>
         <w:tc>
           <w:tcPr>
-            <w:tcW w:type="dxa" w:w="780"/>
+            <w:tcW w:type="dxa" w:w="834"/>
             <w:tcBorders>
               <w:top w:val="single" w:sz="4" w:space="0" w:color="CCCCCC"/>
               <w:left w:val="single" w:sz="4" w:space="0" w:color="CCCCCC"/>
@@ -4904,7 +4904,7 @@
         </w:tc>
         <w:tc>
           <w:tcPr>
-            <w:tcW w:type="dxa" w:w="1831"/>
+            <w:tcW w:type="dxa" w:w="1957"/>
             <w:tcBorders>
               <w:top w:val="single" w:sz="4" w:space="0" w:color="CCCCCC"/>
               <w:left w:val="single" w:sz="4" w:space="0" w:color="CCCCCC"/>
@@ -4951,7 +4951,7 @@
         </w:tc>
         <w:tc>
           <w:tcPr>
-            <w:tcW w:type="dxa" w:w="1390"/>
+            <w:tcW w:type="dxa" w:w="1486"/>
             <w:tcBorders>
               <w:top w:val="single" w:sz="4" w:space="0" w:color="CCCCCC"/>
               <w:left w:val="single" w:sz="4" w:space="0" w:color="CCCCCC"/>
@@ -5006,7 +5006,7 @@
         </w:tc>
         <w:tc>
           <w:tcPr>
-            <w:tcW w:type="dxa" w:w="1763"/>
+            <w:tcW w:type="dxa" w:w="1885"/>
             <w:tcBorders>
               <w:top w:val="single" w:sz="4" w:space="0" w:color="CCCCCC"/>
               <w:left w:val="single" w:sz="4" w:space="0" w:color="CCCCCC"/>
@@ -5061,7 +5061,7 @@
         </w:tc>
         <w:tc>
           <w:tcPr>
-            <w:tcW w:type="dxa" w:w="1662"/>
+            <w:tcW w:type="dxa" w:w="1776"/>
             <w:tcBorders>
               <w:top w:val="single" w:sz="4" w:space="0" w:color="CCCCCC"/>
               <w:left w:val="single" w:sz="4" w:space="0" w:color="CCCCCC"/>
@@ -5121,7 +5121,7 @@
         </w:trPr>
         <w:tc>
           <w:tcPr>
-            <w:tcW w:type="dxa" w:w="780"/>
+            <w:tcW w:type="dxa" w:w="834"/>
             <w:tcBorders>
               <w:top w:val="single" w:sz="4" w:space="0" w:color="CCCCCC"/>
               <w:left w:val="single" w:sz="4" w:space="0" w:color="CCCCCC"/>
@@ -5153,7 +5153,7 @@
         </w:tc>
         <w:tc>
           <w:tcPr>
-            <w:tcW w:type="dxa" w:w="1831"/>
+            <w:tcW w:type="dxa" w:w="1957"/>
             <w:tcBorders>
               <w:top w:val="single" w:sz="4" w:space="0" w:color="CCCCCC"/>
               <w:left w:val="single" w:sz="4" w:space="0" w:color="CCCCCC"/>
@@ -5200,7 +5200,7 @@
         </w:tc>
         <w:tc>
           <w:tcPr>
-            <w:tcW w:type="dxa" w:w="1390"/>
+            <w:tcW w:type="dxa" w:w="1486"/>
             <w:tcBorders>
               <w:top w:val="single" w:sz="4" w:space="0" w:color="CCCCCC"/>
               <w:left w:val="single" w:sz="4" w:space="0" w:color="CCCCCC"/>
@@ -5255,7 +5255,7 @@
         </w:tc>
         <w:tc>
           <w:tcPr>
-            <w:tcW w:type="dxa" w:w="1763"/>
+            <w:tcW w:type="dxa" w:w="1885"/>
             <w:tcBorders>
               <w:top w:val="single" w:sz="4" w:space="0" w:color="CCCCCC"/>
               <w:left w:val="single" w:sz="4" w:space="0" w:color="CCCCCC"/>
@@ -5310,7 +5310,7 @@
         </w:tc>
         <w:tc>
           <w:tcPr>
-            <w:tcW w:type="dxa" w:w="1662"/>
+            <w:tcW w:type="dxa" w:w="1776"/>
             <w:tcBorders>
               <w:top w:val="single" w:sz="4" w:space="0" w:color="CCCCCC"/>
               <w:left w:val="single" w:sz="4" w:space="0" w:color="CCCCCC"/>
@@ -5370,7 +5370,7 @@
         </w:trPr>
         <w:tc>
           <w:tcPr>
-            <w:tcW w:type="dxa" w:w="780"/>
+            <w:tcW w:type="dxa" w:w="834"/>
             <w:tcBorders>
               <w:top w:val="single" w:sz="4" w:space="0" w:color="CCCCCC"/>
               <w:left w:val="single" w:sz="4" w:space="0" w:color="CCCCCC"/>
@@ -5402,7 +5402,7 @@
         </w:tc>
         <w:tc>
           <w:tcPr>
-            <w:tcW w:type="dxa" w:w="1831"/>
+            <w:tcW w:type="dxa" w:w="1957"/>
             <w:tcBorders>
               <w:top w:val="single" w:sz="4" w:space="0" w:color="CCCCCC"/>
               <w:left w:val="single" w:sz="4" w:space="0" w:color="CCCCCC"/>
@@ -5449,7 +5449,7 @@
         </w:tc>
         <w:tc>
           <w:tcPr>
-            <w:tcW w:type="dxa" w:w="1390"/>
+            <w:tcW w:type="dxa" w:w="1486"/>
             <w:tcBorders>
               <w:top w:val="single" w:sz="4" w:space="0" w:color="CCCCCC"/>
               <w:left w:val="single" w:sz="4" w:space="0" w:color="CCCCCC"/>
@@ -5504,7 +5504,7 @@
         </w:tc>
         <w:tc>
           <w:tcPr>
-            <w:tcW w:type="dxa" w:w="1763"/>
+            <w:tcW w:type="dxa" w:w="1885"/>
             <w:tcBorders>
               <w:top w:val="single" w:sz="4" w:space="0" w:color="CCCCCC"/>
               <w:left w:val="single" w:sz="4" w:space="0" w:color="CCCCCC"/>
@@ -5559,7 +5559,7 @@
         </w:tc>
         <w:tc>
           <w:tcPr>
-            <w:tcW w:type="dxa" w:w="1662"/>
+            <w:tcW w:type="dxa" w:w="1776"/>
             <w:tcBorders>
               <w:top w:val="single" w:sz="4" w:space="0" w:color="CCCCCC"/>
               <w:left w:val="single" w:sz="4" w:space="0" w:color="CCCCCC"/>
@@ -5619,7 +5619,7 @@
         </w:trPr>
         <w:tc>
           <w:tcPr>
-            <w:tcW w:type="dxa" w:w="780"/>
+            <w:tcW w:type="dxa" w:w="834"/>
             <w:tcBorders>
               <w:top w:val="single" w:sz="4" w:space="0" w:color="CCCCCC"/>
               <w:left w:val="single" w:sz="4" w:space="0" w:color="CCCCCC"/>
@@ -5651,7 +5651,7 @@
         </w:tc>
         <w:tc>
           <w:tcPr>
-            <w:tcW w:type="dxa" w:w="1831"/>
+            <w:tcW w:type="dxa" w:w="1957"/>
             <w:tcBorders>
               <w:top w:val="single" w:sz="4" w:space="0" w:color="CCCCCC"/>
               <w:left w:val="single" w:sz="4" w:space="0" w:color="CCCCCC"/>
@@ -5698,7 +5698,7 @@
         </w:tc>
         <w:tc>
           <w:tcPr>
-            <w:tcW w:type="dxa" w:w="1390"/>
+            <w:tcW w:type="dxa" w:w="1486"/>
             <w:tcBorders>
               <w:top w:val="single" w:sz="4" w:space="0" w:color="CCCCCC"/>
               <w:left w:val="single" w:sz="4" w:space="0" w:color="CCCCCC"/>
@@ -5753,7 +5753,7 @@
         </w:tc>
         <w:tc>
           <w:tcPr>
-            <w:tcW w:type="dxa" w:w="1763"/>
+            <w:tcW w:type="dxa" w:w="1885"/>
             <w:tcBorders>
               <w:top w:val="single" w:sz="4" w:space="0" w:color="CCCCCC"/>
               <w:left w:val="single" w:sz="4" w:space="0" w:color="CCCCCC"/>
@@ -5808,7 +5808,7 @@
         </w:tc>
         <w:tc>
           <w:tcPr>
-            <w:tcW w:type="dxa" w:w="1662"/>
+            <w:tcW w:type="dxa" w:w="1776"/>
             <w:tcBorders>
               <w:top w:val="single" w:sz="4" w:space="0" w:color="CCCCCC"/>
               <w:left w:val="single" w:sz="4" w:space="0" w:color="CCCCCC"/>
@@ -5868,7 +5868,7 @@
         </w:trPr>
         <w:tc>
           <w:tcPr>
-            <w:tcW w:type="dxa" w:w="780"/>
+            <w:tcW w:type="dxa" w:w="834"/>
             <w:tcBorders>
               <w:top w:val="single" w:sz="4" w:space="0" w:color="CCCCCC"/>
               <w:left w:val="single" w:sz="4" w:space="0" w:color="CCCCCC"/>
@@ -5900,7 +5900,7 @@
         </w:tc>
         <w:tc>
           <w:tcPr>
-            <w:tcW w:type="dxa" w:w="1831"/>
+            <w:tcW w:type="dxa" w:w="1957"/>
             <w:tcBorders>
               <w:top w:val="single" w:sz="4" w:space="0" w:color="CCCCCC"/>
               <w:left w:val="single" w:sz="4" w:space="0" w:color="CCCCCC"/>
@@ -5947,7 +5947,7 @@
         </w:tc>
         <w:tc>
           <w:tcPr>
-            <w:tcW w:type="dxa" w:w="1390"/>
+            <w:tcW w:type="dxa" w:w="1486"/>
             <w:tcBorders>
               <w:top w:val="single" w:sz="4" w:space="0" w:color="CCCCCC"/>
               <w:left w:val="single" w:sz="4" w:space="0" w:color="CCCCCC"/>
@@ -6002,7 +6002,7 @@
         </w:tc>
         <w:tc>
           <w:tcPr>
-            <w:tcW w:type="dxa" w:w="1763"/>
+            <w:tcW w:type="dxa" w:w="1885"/>
             <w:tcBorders>
               <w:top w:val="single" w:sz="4" w:space="0" w:color="CCCCCC"/>
               <w:left w:val="single" w:sz="4" w:space="0" w:color="CCCCCC"/>
@@ -6057,7 +6057,7 @@
         </w:tc>
         <w:tc>
           <w:tcPr>
-            <w:tcW w:type="dxa" w:w="1662"/>
+            <w:tcW w:type="dxa" w:w="1776"/>
             <w:tcBorders>
               <w:top w:val="single" w:sz="4" w:space="0" w:color="CCCCCC"/>
               <w:left w:val="single" w:sz="4" w:space="0" w:color="CCCCCC"/>
@@ -6117,7 +6117,7 @@
         </w:trPr>
         <w:tc>
           <w:tcPr>
-            <w:tcW w:type="dxa" w:w="780"/>
+            <w:tcW w:type="dxa" w:w="834"/>
             <w:tcBorders>
               <w:top w:val="single" w:sz="4" w:space="0" w:color="CCCCCC"/>
               <w:left w:val="single" w:sz="4" w:space="0" w:color="CCCCCC"/>
@@ -6149,7 +6149,7 @@
         </w:tc>
         <w:tc>
           <w:tcPr>
-            <w:tcW w:type="dxa" w:w="1831"/>
+            <w:tcW w:type="dxa" w:w="1957"/>
             <w:tcBorders>
               <w:top w:val="single" w:sz="4" w:space="0" w:color="CCCCCC"/>
               <w:left w:val="single" w:sz="4" w:space="0" w:color="CCCCCC"/>
@@ -6196,7 +6196,7 @@
         </w:tc>
         <w:tc>
           <w:tcPr>
-            <w:tcW w:type="dxa" w:w="1390"/>
+            <w:tcW w:type="dxa" w:w="1486"/>
             <w:tcBorders>
               <w:top w:val="single" w:sz="4" w:space="0" w:color="CCCCCC"/>
               <w:left w:val="single" w:sz="4" w:space="0" w:color="CCCCCC"/>
@@ -6251,7 +6251,7 @@
         </w:tc>
         <w:tc>
           <w:tcPr>
-            <w:tcW w:type="dxa" w:w="1763"/>
+            <w:tcW w:type="dxa" w:w="1885"/>
             <w:tcBorders>
               <w:top w:val="single" w:sz="4" w:space="0" w:color="CCCCCC"/>
               <w:left w:val="single" w:sz="4" w:space="0" w:color="CCCCCC"/>
@@ -6306,7 +6306,7 @@
         </w:tc>
         <w:tc>
           <w:tcPr>
-            <w:tcW w:type="dxa" w:w="1662"/>
+            <w:tcW w:type="dxa" w:w="1776"/>
             <w:tcBorders>
               <w:top w:val="single" w:sz="4" w:space="0" w:color="CCCCCC"/>
               <w:left w:val="single" w:sz="4" w:space="0" w:color="CCCCCC"/>
@@ -14443,14 +14443,14 @@
         <w:tblLook w:firstColumn="1" w:firstRow="1" w:lastColumn="0" w:lastRow="0" w:noHBand="0" w:noVBand="1" w:val="04A0"/>
       </w:tblPr>
       <w:tblGrid>
-        <w:gridCol w:w="928"/>
-        <w:gridCol w:w="928"/>
-        <w:gridCol w:w="928"/>
-        <w:gridCol w:w="928"/>
-        <w:gridCol w:w="928"/>
-        <w:gridCol w:w="928"/>
-        <w:gridCol w:w="928"/>
-        <w:gridCol w:w="928"/>
+        <w:gridCol w:w="992"/>
+        <w:gridCol w:w="992"/>
+        <w:gridCol w:w="992"/>
+        <w:gridCol w:w="992"/>
+        <w:gridCol w:w="992"/>
+        <w:gridCol w:w="992"/>
+        <w:gridCol w:w="992"/>
+        <w:gridCol w:w="992"/>
       </w:tblGrid>
       <w:tr>
         <w:trPr>
@@ -14459,7 +14459,7 @@
         </w:trPr>
         <w:tc>
           <w:tcPr>
-            <w:tcW w:type="dxa" w:w="567"/>
+            <w:tcW w:type="dxa" w:w="794"/>
             <w:tcBorders>
               <w:top w:val="single" w:sz="4" w:space="0" w:color="CCCCCC"/>
               <w:left w:val="single" w:sz="4" w:space="0" w:color="CCCCCC"/>
@@ -14507,7 +14507,7 @@
         </w:tc>
         <w:tc>
           <w:tcPr>
-            <w:tcW w:type="dxa" w:w="1871"/>
+            <w:tcW w:type="dxa" w:w="2041"/>
             <w:tcBorders>
               <w:top w:val="single" w:sz="4" w:space="0" w:color="CCCCCC"/>
               <w:left w:val="single" w:sz="4" w:space="0" w:color="CCCCCC"/>
@@ -14539,7 +14539,7 @@
         </w:tc>
         <w:tc>
           <w:tcPr>
-            <w:tcW w:type="dxa" w:w="794"/>
+            <w:tcW w:type="dxa" w:w="850"/>
             <w:tcBorders>
               <w:top w:val="single" w:sz="4" w:space="0" w:color="CCCCCC"/>
               <w:left w:val="single" w:sz="4" w:space="0" w:color="CCCCCC"/>
@@ -14587,7 +14587,7 @@
         </w:tc>
         <w:tc>
           <w:tcPr>
-            <w:tcW w:type="dxa" w:w="794"/>
+            <w:tcW w:type="dxa" w:w="850"/>
             <w:tcBorders>
               <w:top w:val="single" w:sz="4" w:space="0" w:color="CCCCCC"/>
               <w:left w:val="single" w:sz="4" w:space="0" w:color="CCCCCC"/>
@@ -14635,7 +14635,7 @@
         </w:tc>
         <w:tc>
           <w:tcPr>
-            <w:tcW w:type="dxa" w:w="794"/>
+            <w:tcW w:type="dxa" w:w="850"/>
             <w:tcBorders>
               <w:top w:val="single" w:sz="4" w:space="0" w:color="CCCCCC"/>
               <w:left w:val="single" w:sz="4" w:space="0" w:color="CCCCCC"/>
@@ -14683,7 +14683,7 @@
         </w:tc>
         <w:tc>
           <w:tcPr>
-            <w:tcW w:type="dxa" w:w="794"/>
+            <w:tcW w:type="dxa" w:w="850"/>
             <w:tcBorders>
               <w:top w:val="single" w:sz="4" w:space="0" w:color="CCCCCC"/>
               <w:left w:val="single" w:sz="4" w:space="0" w:color="CCCCCC"/>
@@ -14723,7 +14723,7 @@
         </w:tc>
         <w:tc>
           <w:tcPr>
-            <w:tcW w:type="dxa" w:w="794"/>
+            <w:tcW w:type="dxa" w:w="850"/>
             <w:tcBorders>
               <w:top w:val="single" w:sz="4" w:space="0" w:color="CCCCCC"/>
               <w:left w:val="single" w:sz="4" w:space="0" w:color="CCCCCC"/>
@@ -14763,7 +14763,7 @@
         </w:tc>
         <w:tc>
           <w:tcPr>
-            <w:tcW w:type="dxa" w:w="794"/>
+            <w:tcW w:type="dxa" w:w="850"/>
             <w:tcBorders>
               <w:top w:val="single" w:sz="4" w:space="0" w:color="CCCCCC"/>
               <w:left w:val="single" w:sz="4" w:space="0" w:color="CCCCCC"/>
@@ -14808,7 +14808,7 @@
         </w:trPr>
         <w:tc>
           <w:tcPr>
-            <w:tcW w:type="dxa" w:w="567"/>
+            <w:tcW w:type="dxa" w:w="794"/>
             <w:tcBorders>
               <w:top w:val="single" w:sz="4" w:space="0" w:color="CCCCCC"/>
               <w:left w:val="single" w:sz="4" w:space="0" w:color="CCCCCC"/>
@@ -14840,7 +14840,7 @@
         </w:tc>
         <w:tc>
           <w:tcPr>
-            <w:tcW w:type="dxa" w:w="1871"/>
+            <w:tcW w:type="dxa" w:w="2041"/>
             <w:tcBorders>
               <w:top w:val="single" w:sz="4" w:space="0" w:color="CCCCCC"/>
               <w:left w:val="single" w:sz="4" w:space="0" w:color="CCCCCC"/>
@@ -14871,7 +14871,7 @@
         </w:tc>
         <w:tc>
           <w:tcPr>
-            <w:tcW w:type="dxa" w:w="794"/>
+            <w:tcW w:type="dxa" w:w="850"/>
             <w:tcBorders>
               <w:top w:val="single" w:sz="4" w:space="0" w:color="CCCCCC"/>
               <w:left w:val="single" w:sz="4" w:space="0" w:color="CCCCCC"/>
@@ -14902,7 +14902,7 @@
         </w:tc>
         <w:tc>
           <w:tcPr>
-            <w:tcW w:type="dxa" w:w="794"/>
+            <w:tcW w:type="dxa" w:w="850"/>
             <w:tcBorders>
               <w:top w:val="single" w:sz="4" w:space="0" w:color="CCCCCC"/>
               <w:left w:val="single" w:sz="4" w:space="0" w:color="CCCCCC"/>
@@ -14933,7 +14933,7 @@
         </w:tc>
         <w:tc>
           <w:tcPr>
-            <w:tcW w:type="dxa" w:w="794"/>
+            <w:tcW w:type="dxa" w:w="850"/>
             <w:tcBorders>
               <w:top w:val="single" w:sz="4" w:space="0" w:color="CCCCCC"/>
               <w:left w:val="single" w:sz="4" w:space="0" w:color="CCCCCC"/>
@@ -14964,7 +14964,7 @@
         </w:tc>
         <w:tc>
           <w:tcPr>
-            <w:tcW w:type="dxa" w:w="794"/>
+            <w:tcW w:type="dxa" w:w="850"/>
             <w:tcBorders>
               <w:top w:val="single" w:sz="4" w:space="0" w:color="CCCCCC"/>
               <w:left w:val="single" w:sz="4" w:space="0" w:color="CCCCCC"/>
@@ -14995,7 +14995,7 @@
         </w:tc>
         <w:tc>
           <w:tcPr>
-            <w:tcW w:type="dxa" w:w="794"/>
+            <w:tcW w:type="dxa" w:w="850"/>
             <w:tcBorders>
               <w:top w:val="single" w:sz="4" w:space="0" w:color="CCCCCC"/>
               <w:left w:val="single" w:sz="4" w:space="0" w:color="CCCCCC"/>
@@ -15026,7 +15026,7 @@
         </w:tc>
         <w:tc>
           <w:tcPr>
-            <w:tcW w:type="dxa" w:w="794"/>
+            <w:tcW w:type="dxa" w:w="850"/>
             <w:tcBorders>
               <w:top w:val="single" w:sz="4" w:space="0" w:color="CCCCCC"/>
               <w:left w:val="single" w:sz="4" w:space="0" w:color="CCCCCC"/>
@@ -15062,7 +15062,7 @@
         </w:trPr>
         <w:tc>
           <w:tcPr>
-            <w:tcW w:type="dxa" w:w="567"/>
+            <w:tcW w:type="dxa" w:w="794"/>
             <w:tcBorders>
               <w:top w:val="single" w:sz="4" w:space="0" w:color="CCCCCC"/>
               <w:left w:val="single" w:sz="4" w:space="0" w:color="CCCCCC"/>
@@ -15094,7 +15094,7 @@
         </w:tc>
         <w:tc>
           <w:tcPr>
-            <w:tcW w:type="dxa" w:w="1871"/>
+            <w:tcW w:type="dxa" w:w="2041"/>
             <w:tcBorders>
               <w:top w:val="single" w:sz="4" w:space="0" w:color="CCCCCC"/>
               <w:left w:val="single" w:sz="4" w:space="0" w:color="CCCCCC"/>
@@ -15125,7 +15125,7 @@
         </w:tc>
         <w:tc>
           <w:tcPr>
-            <w:tcW w:type="dxa" w:w="794"/>
+            <w:tcW w:type="dxa" w:w="850"/>
             <w:tcBorders>
               <w:top w:val="single" w:sz="4" w:space="0" w:color="CCCCCC"/>
               <w:left w:val="single" w:sz="4" w:space="0" w:color="CCCCCC"/>
@@ -15156,7 +15156,7 @@
         </w:tc>
         <w:tc>
           <w:tcPr>
-            <w:tcW w:type="dxa" w:w="794"/>
+            <w:tcW w:type="dxa" w:w="850"/>
             <w:tcBorders>
               <w:top w:val="single" w:sz="4" w:space="0" w:color="CCCCCC"/>
               <w:left w:val="single" w:sz="4" w:space="0" w:color="CCCCCC"/>
@@ -15187,7 +15187,7 @@
         </w:tc>
         <w:tc>
           <w:tcPr>
-            <w:tcW w:type="dxa" w:w="794"/>
+            <w:tcW w:type="dxa" w:w="850"/>
             <w:tcBorders>
               <w:top w:val="single" w:sz="4" w:space="0" w:color="CCCCCC"/>
               <w:left w:val="single" w:sz="4" w:space="0" w:color="CCCCCC"/>
@@ -15218,7 +15218,7 @@
         </w:tc>
         <w:tc>
           <w:tcPr>
-            <w:tcW w:type="dxa" w:w="794"/>
+            <w:tcW w:type="dxa" w:w="850"/>
             <w:tcBorders>
               <w:top w:val="single" w:sz="4" w:space="0" w:color="CCCCCC"/>
               <w:left w:val="single" w:sz="4" w:space="0" w:color="CCCCCC"/>
@@ -15249,7 +15249,7 @@
         </w:tc>
         <w:tc>
           <w:tcPr>
-            <w:tcW w:type="dxa" w:w="794"/>
+            <w:tcW w:type="dxa" w:w="850"/>
             <w:tcBorders>
               <w:top w:val="single" w:sz="4" w:space="0" w:color="CCCCCC"/>
               <w:left w:val="single" w:sz="4" w:space="0" w:color="CCCCCC"/>
@@ -15280,7 +15280,7 @@
         </w:tc>
         <w:tc>
           <w:tcPr>
-            <w:tcW w:type="dxa" w:w="794"/>
+            <w:tcW w:type="dxa" w:w="850"/>
             <w:tcBorders>
               <w:top w:val="single" w:sz="4" w:space="0" w:color="CCCCCC"/>
               <w:left w:val="single" w:sz="4" w:space="0" w:color="CCCCCC"/>
@@ -15316,7 +15316,7 @@
         </w:trPr>
         <w:tc>
           <w:tcPr>
-            <w:tcW w:type="dxa" w:w="567"/>
+            <w:tcW w:type="dxa" w:w="794"/>
             <w:tcBorders>
               <w:top w:val="single" w:sz="4" w:space="0" w:color="CCCCCC"/>
               <w:left w:val="single" w:sz="4" w:space="0" w:color="CCCCCC"/>
@@ -15348,7 +15348,7 @@
         </w:tc>
         <w:tc>
           <w:tcPr>
-            <w:tcW w:type="dxa" w:w="1871"/>
+            <w:tcW w:type="dxa" w:w="2041"/>
             <w:tcBorders>
               <w:top w:val="single" w:sz="4" w:space="0" w:color="CCCCCC"/>
               <w:left w:val="single" w:sz="4" w:space="0" w:color="CCCCCC"/>
@@ -15379,7 +15379,7 @@
         </w:tc>
         <w:tc>
           <w:tcPr>
-            <w:tcW w:type="dxa" w:w="794"/>
+            <w:tcW w:type="dxa" w:w="850"/>
             <w:tcBorders>
               <w:top w:val="single" w:sz="4" w:space="0" w:color="CCCCCC"/>
               <w:left w:val="single" w:sz="4" w:space="0" w:color="CCCCCC"/>
@@ -15410,7 +15410,7 @@
         </w:tc>
         <w:tc>
           <w:tcPr>
-            <w:tcW w:type="dxa" w:w="794"/>
+            <w:tcW w:type="dxa" w:w="850"/>
             <w:tcBorders>
               <w:top w:val="single" w:sz="4" w:space="0" w:color="CCCCCC"/>
               <w:left w:val="single" w:sz="4" w:space="0" w:color="CCCCCC"/>
@@ -15441,7 +15441,7 @@
         </w:tc>
         <w:tc>
           <w:tcPr>
-            <w:tcW w:type="dxa" w:w="794"/>
+            <w:tcW w:type="dxa" w:w="850"/>
             <w:tcBorders>
               <w:top w:val="single" w:sz="4" w:space="0" w:color="CCCCCC"/>
               <w:left w:val="single" w:sz="4" w:space="0" w:color="CCCCCC"/>
@@ -15472,7 +15472,7 @@
         </w:tc>
         <w:tc>
           <w:tcPr>
-            <w:tcW w:type="dxa" w:w="794"/>
+            <w:tcW w:type="dxa" w:w="850"/>
             <w:tcBorders>
               <w:top w:val="single" w:sz="4" w:space="0" w:color="CCCCCC"/>
               <w:left w:val="single" w:sz="4" w:space="0" w:color="CCCCCC"/>
@@ -15503,7 +15503,7 @@
         </w:tc>
         <w:tc>
           <w:tcPr>
-            <w:tcW w:type="dxa" w:w="794"/>
+            <w:tcW w:type="dxa" w:w="850"/>
             <w:tcBorders>
               <w:top w:val="single" w:sz="4" w:space="0" w:color="CCCCCC"/>
               <w:left w:val="single" w:sz="4" w:space="0" w:color="CCCCCC"/>
@@ -15534,7 +15534,7 @@
         </w:tc>
         <w:tc>
           <w:tcPr>
-            <w:tcW w:type="dxa" w:w="794"/>
+            <w:tcW w:type="dxa" w:w="850"/>
             <w:tcBorders>
               <w:top w:val="single" w:sz="4" w:space="0" w:color="CCCCCC"/>
               <w:left w:val="single" w:sz="4" w:space="0" w:color="CCCCCC"/>
@@ -15570,7 +15570,7 @@
         </w:trPr>
         <w:tc>
           <w:tcPr>
-            <w:tcW w:type="dxa" w:w="567"/>
+            <w:tcW w:type="dxa" w:w="794"/>
             <w:tcBorders>
               <w:top w:val="single" w:sz="4" w:space="0" w:color="CCCCCC"/>
               <w:left w:val="single" w:sz="4" w:space="0" w:color="CCCCCC"/>
@@ -15602,7 +15602,7 @@
         </w:tc>
         <w:tc>
           <w:tcPr>
-            <w:tcW w:type="dxa" w:w="1871"/>
+            <w:tcW w:type="dxa" w:w="2041"/>
             <w:tcBorders>
               <w:top w:val="single" w:sz="4" w:space="0" w:color="CCCCCC"/>
               <w:left w:val="single" w:sz="4" w:space="0" w:color="CCCCCC"/>
@@ -15633,7 +15633,7 @@
         </w:tc>
         <w:tc>
           <w:tcPr>
-            <w:tcW w:type="dxa" w:w="794"/>
+            <w:tcW w:type="dxa" w:w="850"/>
             <w:tcBorders>
               <w:top w:val="single" w:sz="4" w:space="0" w:color="CCCCCC"/>
               <w:left w:val="single" w:sz="4" w:space="0" w:color="CCCCCC"/>
@@ -15664,7 +15664,7 @@
         </w:tc>
         <w:tc>
           <w:tcPr>
-            <w:tcW w:type="dxa" w:w="794"/>
+            <w:tcW w:type="dxa" w:w="850"/>
             <w:tcBorders>
               <w:top w:val="single" w:sz="4" w:space="0" w:color="CCCCCC"/>
               <w:left w:val="single" w:sz="4" w:space="0" w:color="CCCCCC"/>
@@ -15695,7 +15695,7 @@
         </w:tc>
         <w:tc>
           <w:tcPr>
-            <w:tcW w:type="dxa" w:w="794"/>
+            <w:tcW w:type="dxa" w:w="850"/>
             <w:tcBorders>
               <w:top w:val="single" w:sz="4" w:space="0" w:color="CCCCCC"/>
               <w:left w:val="single" w:sz="4" w:space="0" w:color="CCCCCC"/>
@@ -15726,7 +15726,7 @@
         </w:tc>
         <w:tc>
           <w:tcPr>
-            <w:tcW w:type="dxa" w:w="794"/>
+            <w:tcW w:type="dxa" w:w="850"/>
             <w:tcBorders>
               <w:top w:val="single" w:sz="4" w:space="0" w:color="CCCCCC"/>
               <w:left w:val="single" w:sz="4" w:space="0" w:color="CCCCCC"/>
@@ -15757,7 +15757,7 @@
         </w:tc>
         <w:tc>
           <w:tcPr>
-            <w:tcW w:type="dxa" w:w="794"/>
+            <w:tcW w:type="dxa" w:w="850"/>
             <w:tcBorders>
               <w:top w:val="single" w:sz="4" w:space="0" w:color="CCCCCC"/>
               <w:left w:val="single" w:sz="4" w:space="0" w:color="CCCCCC"/>
@@ -15788,7 +15788,7 @@
         </w:tc>
         <w:tc>
           <w:tcPr>
-            <w:tcW w:type="dxa" w:w="794"/>
+            <w:tcW w:type="dxa" w:w="850"/>
             <w:tcBorders>
               <w:top w:val="single" w:sz="4" w:space="0" w:color="CCCCCC"/>
               <w:left w:val="single" w:sz="4" w:space="0" w:color="CCCCCC"/>
@@ -15824,7 +15824,7 @@
         </w:trPr>
         <w:tc>
           <w:tcPr>
-            <w:tcW w:type="dxa" w:w="567"/>
+            <w:tcW w:type="dxa" w:w="794"/>
             <w:tcBorders>
               <w:top w:val="single" w:sz="4" w:space="0" w:color="CCCCCC"/>
               <w:left w:val="single" w:sz="4" w:space="0" w:color="CCCCCC"/>
@@ -15856,7 +15856,7 @@
         </w:tc>
         <w:tc>
           <w:tcPr>
-            <w:tcW w:type="dxa" w:w="1871"/>
+            <w:tcW w:type="dxa" w:w="2041"/>
             <w:tcBorders>
               <w:top w:val="single" w:sz="4" w:space="0" w:color="CCCCCC"/>
               <w:left w:val="single" w:sz="4" w:space="0" w:color="CCCCCC"/>
@@ -15887,7 +15887,7 @@
         </w:tc>
         <w:tc>
           <w:tcPr>
-            <w:tcW w:type="dxa" w:w="794"/>
+            <w:tcW w:type="dxa" w:w="850"/>
             <w:tcBorders>
               <w:top w:val="single" w:sz="4" w:space="0" w:color="CCCCCC"/>
               <w:left w:val="single" w:sz="4" w:space="0" w:color="CCCCCC"/>
@@ -15918,7 +15918,7 @@
         </w:tc>
         <w:tc>
           <w:tcPr>
-            <w:tcW w:type="dxa" w:w="794"/>
+            <w:tcW w:type="dxa" w:w="850"/>
             <w:tcBorders>
               <w:top w:val="single" w:sz="4" w:space="0" w:color="CCCCCC"/>
               <w:left w:val="single" w:sz="4" w:space="0" w:color="CCCCCC"/>
@@ -15949,7 +15949,7 @@
         </w:tc>
         <w:tc>
           <w:tcPr>
-            <w:tcW w:type="dxa" w:w="794"/>
+            <w:tcW w:type="dxa" w:w="850"/>
             <w:tcBorders>
               <w:top w:val="single" w:sz="4" w:space="0" w:color="CCCCCC"/>
               <w:left w:val="single" w:sz="4" w:space="0" w:color="CCCCCC"/>
@@ -15980,7 +15980,7 @@
         </w:tc>
         <w:tc>
           <w:tcPr>
-            <w:tcW w:type="dxa" w:w="794"/>
+            <w:tcW w:type="dxa" w:w="850"/>
             <w:tcBorders>
               <w:top w:val="single" w:sz="4" w:space="0" w:color="CCCCCC"/>
               <w:left w:val="single" w:sz="4" w:space="0" w:color="CCCCCC"/>
@@ -16011,7 +16011,7 @@
         </w:tc>
         <w:tc>
           <w:tcPr>
-            <w:tcW w:type="dxa" w:w="794"/>
+            <w:tcW w:type="dxa" w:w="850"/>
             <w:tcBorders>
               <w:top w:val="single" w:sz="4" w:space="0" w:color="CCCCCC"/>
               <w:left w:val="single" w:sz="4" w:space="0" w:color="CCCCCC"/>
@@ -16042,7 +16042,7 @@
         </w:tc>
         <w:tc>
           <w:tcPr>
-            <w:tcW w:type="dxa" w:w="794"/>
+            <w:tcW w:type="dxa" w:w="850"/>
             <w:tcBorders>
               <w:top w:val="single" w:sz="4" w:space="0" w:color="CCCCCC"/>
               <w:left w:val="single" w:sz="4" w:space="0" w:color="CCCCCC"/>
@@ -16078,7 +16078,7 @@
         </w:trPr>
         <w:tc>
           <w:tcPr>
-            <w:tcW w:type="dxa" w:w="567"/>
+            <w:tcW w:type="dxa" w:w="794"/>
             <w:tcBorders>
               <w:top w:val="single" w:sz="4" w:space="0" w:color="CCCCCC"/>
               <w:left w:val="single" w:sz="4" w:space="0" w:color="CCCCCC"/>
@@ -16110,7 +16110,7 @@
         </w:tc>
         <w:tc>
           <w:tcPr>
-            <w:tcW w:type="dxa" w:w="1871"/>
+            <w:tcW w:type="dxa" w:w="2041"/>
             <w:tcBorders>
               <w:top w:val="single" w:sz="4" w:space="0" w:color="CCCCCC"/>
               <w:left w:val="single" w:sz="4" w:space="0" w:color="CCCCCC"/>
@@ -16141,7 +16141,7 @@
         </w:tc>
         <w:tc>
           <w:tcPr>
-            <w:tcW w:type="dxa" w:w="794"/>
+            <w:tcW w:type="dxa" w:w="850"/>
             <w:tcBorders>
               <w:top w:val="single" w:sz="4" w:space="0" w:color="CCCCCC"/>
               <w:left w:val="single" w:sz="4" w:space="0" w:color="CCCCCC"/>
@@ -16172,7 +16172,7 @@
         </w:tc>
         <w:tc>
           <w:tcPr>
-            <w:tcW w:type="dxa" w:w="794"/>
+            <w:tcW w:type="dxa" w:w="850"/>
             <w:tcBorders>
               <w:top w:val="single" w:sz="4" w:space="0" w:color="CCCCCC"/>
               <w:left w:val="single" w:sz="4" w:space="0" w:color="CCCCCC"/>
@@ -16203,7 +16203,7 @@
         </w:tc>
         <w:tc>
           <w:tcPr>
-            <w:tcW w:type="dxa" w:w="794"/>
+            <w:tcW w:type="dxa" w:w="850"/>
             <w:tcBorders>
               <w:top w:val="single" w:sz="4" w:space="0" w:color="CCCCCC"/>
               <w:left w:val="single" w:sz="4" w:space="0" w:color="CCCCCC"/>
@@ -16234,7 +16234,7 @@
         </w:tc>
         <w:tc>
           <w:tcPr>
-            <w:tcW w:type="dxa" w:w="794"/>
+            <w:tcW w:type="dxa" w:w="850"/>
             <w:tcBorders>
               <w:top w:val="single" w:sz="4" w:space="0" w:color="CCCCCC"/>
               <w:left w:val="single" w:sz="4" w:space="0" w:color="CCCCCC"/>
@@ -16265,7 +16265,7 @@
         </w:tc>
         <w:tc>
           <w:tcPr>
-            <w:tcW w:type="dxa" w:w="794"/>
+            <w:tcW w:type="dxa" w:w="850"/>
             <w:tcBorders>
               <w:top w:val="single" w:sz="4" w:space="0" w:color="CCCCCC"/>
               <w:left w:val="single" w:sz="4" w:space="0" w:color="CCCCCC"/>
@@ -16296,7 +16296,7 @@
         </w:tc>
         <w:tc>
           <w:tcPr>
-            <w:tcW w:type="dxa" w:w="794"/>
+            <w:tcW w:type="dxa" w:w="850"/>
             <w:tcBorders>
               <w:top w:val="single" w:sz="4" w:space="0" w:color="CCCCCC"/>
               <w:left w:val="single" w:sz="4" w:space="0" w:color="CCCCCC"/>
@@ -16332,7 +16332,7 @@
         </w:trPr>
         <w:tc>
           <w:tcPr>
-            <w:tcW w:type="dxa" w:w="567"/>
+            <w:tcW w:type="dxa" w:w="794"/>
             <w:tcBorders>
               <w:top w:val="single" w:sz="4" w:space="0" w:color="CCCCCC"/>
               <w:left w:val="single" w:sz="4" w:space="0" w:color="CCCCCC"/>
@@ -16364,7 +16364,7 @@
         </w:tc>
         <w:tc>
           <w:tcPr>
-            <w:tcW w:type="dxa" w:w="1871"/>
+            <w:tcW w:type="dxa" w:w="2041"/>
             <w:tcBorders>
               <w:top w:val="single" w:sz="4" w:space="0" w:color="CCCCCC"/>
               <w:left w:val="single" w:sz="4" w:space="0" w:color="CCCCCC"/>
@@ -16395,7 +16395,7 @@
         </w:tc>
         <w:tc>
           <w:tcPr>
-            <w:tcW w:type="dxa" w:w="794"/>
+            <w:tcW w:type="dxa" w:w="850"/>
             <w:tcBorders>
               <w:top w:val="single" w:sz="4" w:space="0" w:color="CCCCCC"/>
               <w:left w:val="single" w:sz="4" w:space="0" w:color="CCCCCC"/>
@@ -16426,7 +16426,7 @@
         </w:tc>
         <w:tc>
           <w:tcPr>
-            <w:tcW w:type="dxa" w:w="794"/>
+            <w:tcW w:type="dxa" w:w="850"/>
             <w:tcBorders>
               <w:top w:val="single" w:sz="4" w:space="0" w:color="CCCCCC"/>
               <w:left w:val="single" w:sz="4" w:space="0" w:color="CCCCCC"/>
@@ -16457,7 +16457,7 @@
         </w:tc>
         <w:tc>
           <w:tcPr>
-            <w:tcW w:type="dxa" w:w="794"/>
+            <w:tcW w:type="dxa" w:w="850"/>
             <w:tcBorders>
               <w:top w:val="single" w:sz="4" w:space="0" w:color="CCCCCC"/>
               <w:left w:val="single" w:sz="4" w:space="0" w:color="CCCCCC"/>
@@ -16488,7 +16488,7 @@
         </w:tc>
         <w:tc>
           <w:tcPr>
-            <w:tcW w:type="dxa" w:w="794"/>
+            <w:tcW w:type="dxa" w:w="850"/>
             <w:tcBorders>
               <w:top w:val="single" w:sz="4" w:space="0" w:color="CCCCCC"/>
               <w:left w:val="single" w:sz="4" w:space="0" w:color="CCCCCC"/>
@@ -16519,7 +16519,7 @@
         </w:tc>
         <w:tc>
           <w:tcPr>
-            <w:tcW w:type="dxa" w:w="794"/>
+            <w:tcW w:type="dxa" w:w="850"/>
             <w:tcBorders>
               <w:top w:val="single" w:sz="4" w:space="0" w:color="CCCCCC"/>
               <w:left w:val="single" w:sz="4" w:space="0" w:color="CCCCCC"/>
@@ -16550,7 +16550,7 @@
         </w:tc>
         <w:tc>
           <w:tcPr>
-            <w:tcW w:type="dxa" w:w="794"/>
+            <w:tcW w:type="dxa" w:w="850"/>
             <w:tcBorders>
               <w:top w:val="single" w:sz="4" w:space="0" w:color="CCCCCC"/>
               <w:left w:val="single" w:sz="4" w:space="0" w:color="CCCCCC"/>
@@ -16586,7 +16586,7 @@
         </w:trPr>
         <w:tc>
           <w:tcPr>
-            <w:tcW w:type="dxa" w:w="567"/>
+            <w:tcW w:type="dxa" w:w="794"/>
             <w:tcBorders>
               <w:top w:val="single" w:sz="4" w:space="0" w:color="CCCCCC"/>
               <w:left w:val="single" w:sz="4" w:space="0" w:color="CCCCCC"/>
@@ -16618,7 +16618,7 @@
         </w:tc>
         <w:tc>
           <w:tcPr>
-            <w:tcW w:type="dxa" w:w="1871"/>
+            <w:tcW w:type="dxa" w:w="2041"/>
             <w:tcBorders>
               <w:top w:val="single" w:sz="4" w:space="0" w:color="CCCCCC"/>
               <w:left w:val="single" w:sz="4" w:space="0" w:color="CCCCCC"/>
@@ -16666,7 +16666,7 @@
         </w:tc>
         <w:tc>
           <w:tcPr>
-            <w:tcW w:type="dxa" w:w="794"/>
+            <w:tcW w:type="dxa" w:w="850"/>
             <w:tcBorders>
               <w:top w:val="single" w:sz="4" w:space="0" w:color="CCCCCC"/>
               <w:left w:val="single" w:sz="4" w:space="0" w:color="CCCCCC"/>
@@ -16697,7 +16697,7 @@
         </w:tc>
         <w:tc>
           <w:tcPr>
-            <w:tcW w:type="dxa" w:w="794"/>
+            <w:tcW w:type="dxa" w:w="850"/>
             <w:tcBorders>
               <w:top w:val="single" w:sz="4" w:space="0" w:color="CCCCCC"/>
               <w:left w:val="single" w:sz="4" w:space="0" w:color="CCCCCC"/>
@@ -16728,7 +16728,7 @@
         </w:tc>
         <w:tc>
           <w:tcPr>
-            <w:tcW w:type="dxa" w:w="794"/>
+            <w:tcW w:type="dxa" w:w="850"/>
             <w:tcBorders>
               <w:top w:val="single" w:sz="4" w:space="0" w:color="CCCCCC"/>
               <w:left w:val="single" w:sz="4" w:space="0" w:color="CCCCCC"/>
@@ -16759,7 +16759,7 @@
         </w:tc>
         <w:tc>
           <w:tcPr>
-            <w:tcW w:type="dxa" w:w="794"/>
+            <w:tcW w:type="dxa" w:w="850"/>
             <w:tcBorders>
               <w:top w:val="single" w:sz="4" w:space="0" w:color="CCCCCC"/>
               <w:left w:val="single" w:sz="4" w:space="0" w:color="CCCCCC"/>
@@ -16790,7 +16790,7 @@
         </w:tc>
         <w:tc>
           <w:tcPr>
-            <w:tcW w:type="dxa" w:w="794"/>
+            <w:tcW w:type="dxa" w:w="850"/>
             <w:tcBorders>
               <w:top w:val="single" w:sz="4" w:space="0" w:color="CCCCCC"/>
               <w:left w:val="single" w:sz="4" w:space="0" w:color="CCCCCC"/>
@@ -16821,7 +16821,7 @@
         </w:tc>
         <w:tc>
           <w:tcPr>
-            <w:tcW w:type="dxa" w:w="794"/>
+            <w:tcW w:type="dxa" w:w="850"/>
             <w:tcBorders>
               <w:top w:val="single" w:sz="4" w:space="0" w:color="CCCCCC"/>
               <w:left w:val="single" w:sz="4" w:space="0" w:color="CCCCCC"/>
@@ -24294,11 +24294,11 @@
     </w:p>
     <w:sectPr>
       <w:headerReference w:type="default" r:id="rId9"/>
-      <w:pgSz w:w="9978" w:h="14173"/>
-      <w:pgMar w:top="1276" w:right="1276" w:bottom="1276" w:left="1276" w:header="720" w:footer="720" w:gutter="0"/>
+      <w:pgSz w:w="11906" w:h="16838"/>
+      <w:pgMar w:top="1701" w:right="1701" w:bottom="1701" w:left="2268" w:header="720" w:footer="720" w:gutter="0"/>
       <w:cols w:space="720"/>
       <w:docGrid w:linePitch="360"/>
-      <w:pgNumType w:fmt="decimal" w:start="9"/>
+      <w:pgNumType w:fmt="decimal" w:start="7"/>
     </w:sectPr>
   </w:body>
 </w:document>

--- a/Thesis/docx_export/BAB_2_LANDASAN_TEORI.docx
+++ b/Thesis/docx_export/BAB_2_LANDASAN_TEORI.docx
@@ -6423,7 +6423,7 @@
           <w:rFonts w:ascii="Arial" w:hAnsi="Arial"/>
           <w:sz w:val="20"/>
         </w:rPr>
-        <w:t>$$\boldsymbol{\eta} = \begin{bmatrix} \boldsymbol{\eta}_1 \\ \boldsymbol{\eta}_2 \end{bmatrix} = \begin{bmatrix} x \\ y \\ z \\ \phi \\ \theta \\ \psi \end{bmatrix} \in \mathbb{R}^6$$</w:t>
+        <w:t>$$\boldsymbol{\eta} = \begin{bmatrix} \boldsymbol{\eta}_1 \\ \boldsymbol{\eta}_2 \end{bmatrix} = \begin{bmatrix} x \\\\ y \\\\ z \\ \phi \\ \theta \\ \psi \end{bmatrix} \in \mathbb{R}^6$$</w:t>
       </w:r>
     </w:p>
     <w:p>
@@ -6554,7 +6554,7 @@
           <w:rFonts w:ascii="Arial" w:hAnsi="Arial"/>
           <w:sz w:val="20"/>
         </w:rPr>
-        <w:t>$$\boldsymbol{\nu} = \begin{bmatrix} \boldsymbol{\nu}_1 \\ \boldsymbol{\nu}_2 \end{bmatrix} = \begin{bmatrix} u \\ v \\ w \\ p \\ q \\ r \end{bmatrix} \in \mathbb{R}^6$$</w:t>
+        <w:t>$$\boldsymbol{\nu} = \begin{bmatrix} \boldsymbol{\nu}_1 \\ \boldsymbol{\nu}_2 \end{bmatrix} = \begin{bmatrix} u \\\\ v \\\\ w \\\\ p \\\\ q \\\\ r \end{bmatrix} \in \mathbb{R}^6$$</w:t>
       </w:r>
     </w:p>
     <w:p>
@@ -6731,7 +6731,7 @@
           <w:rFonts w:ascii="Arial" w:hAnsi="Arial"/>
           <w:sz w:val="20"/>
         </w:rPr>
-        <w:t>$$\boldsymbol{\tau} = \begin{bmatrix} \boldsymbol{\tau}_1 \\ \boldsymbol{\tau}_2 \end{bmatrix} = \begin{bmatrix} X \\ Y \\ Z \\ K \\ M \\ N \end{bmatrix} \in \mathbb{R}^6$$</w:t>
+        <w:t>$$\boldsymbol{\tau} = \begin{bmatrix} \boldsymbol{\tau}_1 \\ \boldsymbol{\tau}_2 \end{bmatrix} = \begin{bmatrix} X \\\\ Y \\\\ Z \\\\ K \\\\ M \\\\ N \end{bmatrix} \in \mathbb{R}^6$$</w:t>
       </w:r>
     </w:p>
     <w:p>
@@ -6897,7 +6897,7 @@
           <w:rFonts w:ascii="Arial" w:hAnsi="Arial"/>
           <w:sz w:val="20"/>
         </w:rPr>
-        <w:t>$$\mathbf{V}_c^n = \begin{bmatrix} u_c^n \\ v_c^n \\ w_c^n \\ 0 \\ 0 \\ 0 \end{bmatrix} \in \mathbb{R}^6, \qquad \dot{\mathbf{V}}_c^n \approx \mathbf{0}$$</w:t>
+        <w:t>$$\mathbf{V}_c^n = \begin{bmatrix} u_c^n \\\\ v_c^n \\\\ w_c^n \\\\ 0 \\\\ 0 \\\\ 0 \end{bmatrix} \in \mathbb{R}^6, \qquad \dot{\mathbf{V}}_c^n \approx \mathbf{0}$$</w:t>
       </w:r>
     </w:p>
     <w:p>
@@ -6967,7 +6967,7 @@
           <w:rFonts w:ascii="Arial" w:hAnsi="Arial"/>
           <w:sz w:val="20"/>
         </w:rPr>
-        <w:t>$$\boldsymbol{\nu}_c = \begin{bmatrix} \boldsymbol{\nu}_{c,1} \\ \boldsymbol{\nu}_{c,2} \end{bmatrix} = \begin{bmatrix} \mathbf{R}_n^b(\boldsymbol{\eta}_2) \mathbf{V}_{c,1}^n \\ \mathbf{0}_{3 \times 1} \end{bmatrix} = \begin{bmatrix} u_c \\ v_c \\ w_c \\ 0 \\ 0 \\ 0 \end{bmatrix}$$</w:t>
+        <w:t>$$\boldsymbol{\nu}_c = \begin{bmatrix} \boldsymbol{\nu}_{c,1} \\ \boldsymbol{\nu}_{c,2} \end{bmatrix} = \begin{bmatrix} \mathbf{R}_n^b(\boldsymbol{\eta}_2) \mathbf{V}_{c,1}^n \\ \mathbf{0}_{3 \times 1} \end{bmatrix} = \begin{bmatrix} u_c \\\\ v_c \\\\ w_c \\\\ 0 \\\\ 0 \\\\ 0 \end{bmatrix}$$</w:t>
       </w:r>
     </w:p>
     <w:p>
@@ -7024,7 +7024,7 @@
           <w:rFonts w:ascii="Arial" w:hAnsi="Arial"/>
           <w:sz w:val="20"/>
         </w:rPr>
-        <w:t>$$\boldsymbol{\nu}_r = \boldsymbol{\nu} - \boldsymbol{\nu}_c = \begin{bmatrix} u - u_c \\ v - v_c \\ w - w_c \\ p \\ q \\ r \end{bmatrix} = \begin{bmatrix} u_r \\ v_r \\ w_r \\ p \\ q \\ r \end{bmatrix}$$</w:t>
+        <w:t>$$\boldsymbol{\nu}_r = \boldsymbol{\nu} - \boldsymbol{\nu}_c = \begin{bmatrix} u - u_c \\\\ v - v_c \\\\ w - w_c \\\\ p \\\\ q \\\\ r \end{bmatrix} = \begin{bmatrix} u_r \\\\ v_r \\\\ w_r \\\\ p \\\\ q \\\\ r \end{bmatrix}$$</w:t>
       </w:r>
     </w:p>
     <w:p>
@@ -7983,7 +7983,7 @@
           <w:rFonts w:ascii="Arial" w:hAnsi="Arial"/>
           <w:sz w:val="20"/>
         </w:rPr>
-        <w:t>$$\mathbf{R}_{z,\psi} = \begin{bmatrix} \cos\psi &amp; -\sin\psi &amp; 0 \\ \sin\psi &amp; \cos\psi &amp; 0 \\ 0 &amp; 0 &amp; 1 \end{bmatrix}$$</w:t>
+        <w:t>$$\mathbf{R}_{z,\psi} = \begin{bmatrix} \cos\psi &amp; -\sin\psi &amp; 0 \\ \sin\psi &amp; \cos\psi &amp; 0 \\\\ 0 &amp; 0 &amp; 1 \end{bmatrix}$$</w:t>
       </w:r>
     </w:p>
     <w:p>
@@ -8056,7 +8056,7 @@
           <w:rFonts w:ascii="Arial" w:hAnsi="Arial"/>
           <w:sz w:val="20"/>
         </w:rPr>
-        <w:t>$$\mathbf{R}_{y,\theta} = \begin{bmatrix} \cos\theta &amp; 0 &amp; \sin\theta \\ 0 &amp; 1 &amp; 0 \\ -\sin\theta &amp; 0 &amp; \cos\theta \end{bmatrix}$$</w:t>
+        <w:t>$$\mathbf{R}_{y,\theta} = \begin{bmatrix} \cos\theta &amp; 0 &amp; \sin\theta \\\\ 0 &amp; 1 &amp; 0 \\\\ -\sin\theta &amp; 0 &amp; \cos\theta \end{bmatrix}$$</w:t>
       </w:r>
     </w:p>
     <w:p>
@@ -8129,7 +8129,7 @@
           <w:rFonts w:ascii="Arial" w:hAnsi="Arial"/>
           <w:sz w:val="20"/>
         </w:rPr>
-        <w:t>$$\mathbf{R}_{x,\phi} = \begin{bmatrix} 1 &amp; 0 &amp; 0 \\ 0 &amp; \cos\phi &amp; -\sin\phi \\ 0 &amp; \sin\phi &amp; \cos\phi \end{bmatrix}$$</w:t>
+        <w:t>$$\mathbf{R}_{x,\phi} = \begin{bmatrix} 1 &amp; 0 &amp; 0 \\\\ 0 &amp; \cos\phi &amp; -\sin\phi \\\\ 0 &amp; \sin\phi &amp; \cos\phi \end{bmatrix}$$</w:t>
       </w:r>
     </w:p>
     <w:p>
@@ -8185,7 +8185,7 @@
           <w:rFonts w:ascii="Arial" w:hAnsi="Arial"/>
           <w:sz w:val="20"/>
         </w:rPr>
-        <w:t>$$\mathbf{A} = \mathbf{R}_{y,\theta} \mathbf{R}_{x,\phi} = \begin{bmatrix} \cos\theta &amp; 0 &amp; \sin\theta \\ 0 &amp; 1 &amp; 0 \\ -\sin\theta &amp; 0 &amp; \cos\theta \end{bmatrix} \begin{bmatrix} 1 &amp; 0 &amp; 0 \\ 0 &amp; \cos\phi &amp; -\sin\phi \\ 0 &amp; \sin\phi &amp; \cos\phi \end{bmatrix} = \begin{bmatrix} \cos\theta &amp; \sin\theta\sin\phi &amp; \sin\theta\cos\phi \\ 0 &amp; \cos\phi &amp; -\sin\phi \\ -\sin\theta &amp; \cos\theta\sin\phi &amp; \cos\theta\cos\phi \end{bmatrix}$$</w:t>
+        <w:t>$$\mathbf{A} = \mathbf{R}_{y,\theta} \mathbf{R}_{x,\phi} = \begin{bmatrix} \cos\theta &amp; 0 &amp; \sin\theta \\\\ 0 &amp; 1 &amp; 0 \\\\ -\sin\theta &amp; 0 &amp; \cos\theta \end{bmatrix} \begin{bmatrix} 1 &amp; 0 &amp; 0 \\\\ 0 &amp; \cos\phi &amp; -\sin\phi \\\\ 0 &amp; \sin\phi &amp; \cos\phi \end{bmatrix} = \begin{bmatrix} \cos\theta &amp; \sin\theta\sin\phi &amp; \sin\theta\cos\phi \\\\ 0 &amp; \cos\phi &amp; -\sin\phi \\\\ -\sin\theta &amp; \cos\theta\sin\phi &amp; \cos\theta\cos\phi \end{bmatrix}$$</w:t>
       </w:r>
     </w:p>
     <w:p>
@@ -8241,7 +8241,7 @@
           <w:rFonts w:ascii="Arial" w:hAnsi="Arial"/>
           <w:sz w:val="20"/>
         </w:rPr>
-        <w:t>$$\mathbf{R}_b^n(\boldsymbol{\eta}_2) = \begin{bmatrix} \cos\psi &amp; -\sin\psi &amp; 0 \\ \sin\psi &amp; \cos\psi &amp; 0 \\ 0 &amp; 0 &amp; 1 \end{bmatrix} \begin{bmatrix} \cos\theta &amp; \sin\theta\sin\phi &amp; \sin\theta\cos\phi \\ 0 &amp; \cos\phi &amp; -\sin\phi \\ -\sin\theta &amp; \cos\theta\sin\phi &amp; \cos\theta\cos\phi \end{bmatrix}$$</w:t>
+        <w:t>$$\mathbf{R}_b^n(\boldsymbol{\eta}_2) = \begin{bmatrix} \cos\psi &amp; -\sin\psi &amp; 0 \\ \sin\psi &amp; \cos\psi &amp; 0 \\\\ 0 &amp; 0 &amp; 1 \end{bmatrix} \begin{bmatrix} \cos\theta &amp; \sin\theta\sin\phi &amp; \sin\theta\cos\phi \\\\ 0 &amp; \cos\phi &amp; -\sin\phi \\\\ -\sin\theta &amp; \cos\theta\sin\phi &amp; \cos\theta\cos\phi \end{bmatrix}$$</w:t>
       </w:r>
     </w:p>
     <w:p>
@@ -8260,6 +8260,20 @@
     </w:p>
     <w:p>
       <w:pPr>
+        <w:spacing w:before="120" w:after="120"/>
+        <w:ind w:firstLine="0"/>
+        <w:jc w:val="center"/>
+      </w:pPr>
+      <w:r>
+        <w:rPr>
+          <w:rFonts w:ascii="Arial" w:hAnsi="Arial"/>
+          <w:sz w:val="20"/>
+        </w:rPr>
+        <w:t>$$\mathbf{R}_b^n(\boldsymbol{\eta}_2) = \begin{bmatrix} \cos\psi\cos\theta &amp; -\sin\psi\cos\phi + \cos\psi\sin\theta\sin\phi &amp; \sin\psi\sin\phi + \cos\psi\sin\theta\cos\phi \\\ \sin\psi\cos\theta &amp; \cos\psi\cos\phi + \sin\psi\sin\theta\sin\phi &amp; -\cos\psi\sin\phi + \sin\psi\sin\theta\cos\phi \\\\ -\sin\theta &amp; \cos\theta\sin\phi &amp; \cos\theta\cos\phi \end{bmatrix}$$</w:t>
+      </w:r>
+    </w:p>
+    <w:p>
+      <w:pPr>
         <w:spacing w:after="80" w:line="276" w:lineRule="auto"/>
         <w:ind w:firstLine="567"/>
         <w:jc w:val="both"/>
@@ -8269,76 +8283,6 @@
           <w:rFonts w:ascii="Arial" w:hAnsi="Arial"/>
           <w:sz w:val="20"/>
         </w:rPr>
-        <w:t>$$\mathbf{R}_b^n(\boldsymbol{\eta}_2) = \begin{bmatrix}</w:t>
-      </w:r>
-    </w:p>
-    <w:p>
-      <w:pPr>
-        <w:spacing w:after="80" w:line="276" w:lineRule="auto"/>
-        <w:ind w:firstLine="567"/>
-        <w:jc w:val="both"/>
-      </w:pPr>
-      <w:r>
-        <w:rPr>
-          <w:rFonts w:ascii="Arial" w:hAnsi="Arial"/>
-          <w:sz w:val="20"/>
-        </w:rPr>
-        <w:t>\cos\psi\cos\theta &amp; -\sin\psi\cos\phi + \cos\psi\sin\theta\sin\phi &amp; \sin\psi\sin\phi + \cos\psi\sin\theta\cos\phi \\</w:t>
-      </w:r>
-    </w:p>
-    <w:p>
-      <w:pPr>
-        <w:spacing w:after="80" w:line="276" w:lineRule="auto"/>
-        <w:ind w:firstLine="567"/>
-        <w:jc w:val="both"/>
-      </w:pPr>
-      <w:r>
-        <w:rPr>
-          <w:rFonts w:ascii="Arial" w:hAnsi="Arial"/>
-          <w:sz w:val="20"/>
-        </w:rPr>
-        <w:t>\sin\psi\cos\theta &amp; \cos\psi\cos\phi + \sin\psi\sin\theta\sin\phi &amp; -\cos\psi\sin\phi + \sin\psi\sin\theta\cos\phi \\</w:t>
-      </w:r>
-    </w:p>
-    <w:p>
-      <w:pPr>
-        <w:spacing w:after="80" w:line="276" w:lineRule="auto"/>
-        <w:ind w:firstLine="567"/>
-        <w:jc w:val="both"/>
-      </w:pPr>
-      <w:r>
-        <w:rPr>
-          <w:rFonts w:ascii="Arial" w:hAnsi="Arial"/>
-          <w:sz w:val="20"/>
-        </w:rPr>
-        <w:t>-\sin\theta &amp; \cos\theta\sin\phi &amp; \cos\theta\cos\phi</w:t>
-      </w:r>
-    </w:p>
-    <w:p>
-      <w:pPr>
-        <w:spacing w:after="80" w:line="276" w:lineRule="auto"/>
-        <w:ind w:firstLine="567"/>
-        <w:jc w:val="both"/>
-      </w:pPr>
-      <w:r>
-        <w:rPr>
-          <w:rFonts w:ascii="Arial" w:hAnsi="Arial"/>
-          <w:sz w:val="20"/>
-        </w:rPr>
-        <w:t>\end{bmatrix}$$</w:t>
-      </w:r>
-    </w:p>
-    <w:p>
-      <w:pPr>
-        <w:spacing w:after="80" w:line="276" w:lineRule="auto"/>
-        <w:ind w:firstLine="567"/>
-        <w:jc w:val="both"/>
-      </w:pPr>
-      <w:r>
-        <w:rPr>
-          <w:rFonts w:ascii="Arial" w:hAnsi="Arial"/>
-          <w:sz w:val="20"/>
-        </w:rPr>
         <w:t xml:space="preserve">Karena sifat ortogonalitas </w:t>
       </w:r>
       <w:r>
@@ -8358,72 +8302,16 @@
     </w:p>
     <w:p>
       <w:pPr>
-        <w:spacing w:after="80" w:line="276" w:lineRule="auto"/>
-        <w:ind w:firstLine="567"/>
-        <w:jc w:val="both"/>
-      </w:pPr>
-      <w:r>
-        <w:rPr>
-          <w:rFonts w:ascii="Arial" w:hAnsi="Arial"/>
-          <w:sz w:val="20"/>
-        </w:rPr>
-        <w:t>$$\mathbf{R}_n^b(\boldsymbol{\eta}_2) = (\mathbf{R}_b^n(\boldsymbol{\eta}_2))^T = \begin{bmatrix}</w:t>
-      </w:r>
-    </w:p>
-    <w:p>
-      <w:pPr>
-        <w:spacing w:after="80" w:line="276" w:lineRule="auto"/>
-        <w:ind w:firstLine="567"/>
-        <w:jc w:val="both"/>
-      </w:pPr>
-      <w:r>
-        <w:rPr>
-          <w:rFonts w:ascii="Arial" w:hAnsi="Arial"/>
-          <w:sz w:val="20"/>
-        </w:rPr>
-        <w:t>\cos\psi\cos\theta &amp; \sin\psi\cos\theta &amp; -\sin\theta \\</w:t>
-      </w:r>
-    </w:p>
-    <w:p>
-      <w:pPr>
-        <w:spacing w:after="80" w:line="276" w:lineRule="auto"/>
-        <w:ind w:firstLine="567"/>
-        <w:jc w:val="both"/>
-      </w:pPr>
-      <w:r>
-        <w:rPr>
-          <w:rFonts w:ascii="Arial" w:hAnsi="Arial"/>
-          <w:sz w:val="20"/>
-        </w:rPr>
-        <w:t>-\sin\psi\cos\phi + \cos\psi\sin\theta\sin\phi &amp; \cos\psi\cos\phi + \sin\psi\sin\theta\sin\phi &amp; \cos\theta\sin\phi \\</w:t>
-      </w:r>
-    </w:p>
-    <w:p>
-      <w:pPr>
-        <w:spacing w:after="80" w:line="276" w:lineRule="auto"/>
-        <w:ind w:firstLine="567"/>
-        <w:jc w:val="both"/>
-      </w:pPr>
-      <w:r>
-        <w:rPr>
-          <w:rFonts w:ascii="Arial" w:hAnsi="Arial"/>
-          <w:sz w:val="20"/>
-        </w:rPr>
-        <w:t>\sin\psi\sin\phi + \cos\psi\sin\theta\cos\phi &amp; -\cos\psi\sin\phi + \sin\psi\sin\theta\cos\phi &amp; \cos\theta\cos\phi</w:t>
-      </w:r>
-    </w:p>
-    <w:p>
-      <w:pPr>
-        <w:spacing w:after="80" w:line="276" w:lineRule="auto"/>
-        <w:ind w:firstLine="567"/>
-        <w:jc w:val="both"/>
-      </w:pPr>
-      <w:r>
-        <w:rPr>
-          <w:rFonts w:ascii="Arial" w:hAnsi="Arial"/>
-          <w:sz w:val="20"/>
-        </w:rPr>
-        <w:t>\end{bmatrix}$$</w:t>
+        <w:spacing w:before="120" w:after="120"/>
+        <w:ind w:firstLine="0"/>
+        <w:jc w:val="center"/>
+      </w:pPr>
+      <w:r>
+        <w:rPr>
+          <w:rFonts w:ascii="Arial" w:hAnsi="Arial"/>
+          <w:sz w:val="20"/>
+        </w:rPr>
+        <w:t>$$\mathbf{R}_n^b(\boldsymbol{\eta}_2) = (\mathbf{R}_b^n(\boldsymbol{\eta}_2))^T = \begin{bmatrix} \cos\psi\cos\theta &amp; \sin\psi\cos\theta &amp; -\sin\theta \\\\ -\sin\psi\cos\phi + \cos\psi\sin\theta\sin\phi &amp; \cos\psi\cos\phi + \sin\psi\sin\theta\sin\phi &amp; \cos\theta\sin\phi \\\ \sin\psi\sin\phi + \cos\psi\sin\theta\cos\phi &amp; -\cos\psi\sin\phi + \sin\psi\sin\theta\cos\phi &amp; \cos\theta\cos\phi \end{bmatrix}$$</w:t>
       </w:r>
     </w:p>
     <w:p>
@@ -8582,7 +8470,7 @@
           <w:rFonts w:ascii="Arial" w:hAnsi="Arial"/>
           <w:sz w:val="20"/>
         </w:rPr>
-        <w:t>$$\boldsymbol{\nu}_2 = \begin{bmatrix} p \\ q \\ r \end{bmatrix} = \begin{bmatrix} \dot{\phi} \\ 0 \\ 0 \end{bmatrix} + \mathbf{R}_{x,\phi}^T \begin{bmatrix} 0 \\ \dot{\theta} \\ 0 \end{bmatrix} + \mathbf{R}_{x,\phi}^T \mathbf{R}_{y,\theta}^T \begin{bmatrix} 0 \\ 0 \\ \dot{\psi} \end{bmatrix}$$</w:t>
+        <w:t>$$\boldsymbol{\nu}_2 = \begin{bmatrix} p \\\\ q \\\\ r \end{bmatrix} = \begin{bmatrix} \dot{\phi} \\\\ 0 \\\\ 0 \end{bmatrix} + \mathbf{R}_{x,\phi}^T \begin{bmatrix} 0 \\ \dot{\theta} \\\\ 0 \end{bmatrix} + \mathbf{R}_{x,\phi}^T \mathbf{R}_{y,\theta}^T \begin{bmatrix} 0 \\\\ 0 \\ \dot{\psi} \end{bmatrix}$$</w:t>
       </w:r>
     </w:p>
     <w:p>
@@ -8610,7 +8498,7 @@
           <w:rFonts w:ascii="Arial" w:hAnsi="Arial"/>
           <w:sz w:val="20"/>
         </w:rPr>
-        <w:t>$$\mathbf{R}_{x,\phi}^T \begin{bmatrix} 0 \\ \dot{\theta} \\ 0 \end{bmatrix} = \begin{bmatrix} 1 &amp; 0 &amp; 0 \\ 0 &amp; \cos\phi &amp; \sin\phi \\ 0 &amp; -\sin\phi &amp; \cos\phi \end{bmatrix} \begin{bmatrix} 0 \\ \dot{\theta} \\ 0 \end{bmatrix} = \begin{bmatrix} 0 \\ \dot{\theta}\cos\phi \\ -\dot{\theta}\sin\phi \end{bmatrix}$$</w:t>
+        <w:t>$$\mathbf{R}_{x,\phi}^T \begin{bmatrix} 0 \\ \dot{\theta} \\\\ 0 \end{bmatrix} = \begin{bmatrix} 1 &amp; 0 &amp; 0 \\\\ 0 &amp; \cos\phi &amp; \sin\phi \\\\ 0 &amp; -\sin\phi &amp; \cos\phi \end{bmatrix} \begin{bmatrix} 0 \\ \dot{\theta} \\\\ 0 \end{bmatrix} = \begin{bmatrix} 0 \\ \dot{\theta}\cos\phi \\\\ -\dot{\theta}\sin\phi \end{bmatrix}$$</w:t>
       </w:r>
     </w:p>
     <w:p>
@@ -8624,7 +8512,7 @@
           <w:rFonts w:ascii="Arial" w:hAnsi="Arial"/>
           <w:sz w:val="20"/>
         </w:rPr>
-        <w:t>$$\mathbf{R}_{x,\phi}^T \mathbf{R}_{y,\theta}^T \begin{bmatrix} 0 \\ 0 \\ \dot{\psi} \end{bmatrix} = \begin{bmatrix} \cos\theta &amp; 0 &amp; -\sin\theta \\ \sin\theta\sin\phi &amp; \cos\phi &amp; \cos\theta\sin\phi \\ \sin\theta\cos\phi &amp; -\sin\phi &amp; \cos\theta\cos\phi \end{bmatrix} \begin{bmatrix} 0 \\ 0 \\ \dot{\psi} \end{bmatrix} = \begin{bmatrix} -\dot{\psi}\sin\theta \\ \dot{\psi}\sin\phi\cos\theta \\ \dot{\psi}\cos\phi\cos\theta \end{bmatrix}$$</w:t>
+        <w:t>$$\mathbf{R}_{x,\phi}^T \mathbf{R}_{y,\theta}^T \begin{bmatrix} 0 \\\\ 0 \\ \dot{\psi} \end{bmatrix} = \begin{bmatrix} \cos\theta &amp; 0 &amp; -\sin\theta \\ \sin\theta\sin\phi &amp; \cos\phi &amp; \cos\theta\sin\phi \\ \sin\theta\cos\phi &amp; -\sin\phi &amp; \cos\theta\cos\phi \end{bmatrix} \begin{bmatrix} 0 \\\\ 0 \\ \dot{\psi} \end{bmatrix} = \begin{bmatrix} -\dot{\psi}\sin\theta \\ \dot{\psi}\sin\phi\cos\theta \\ \dot{\psi}\cos\phi\cos\theta \end{bmatrix}$$</w:t>
       </w:r>
     </w:p>
     <w:p>
@@ -8652,7 +8540,7 @@
           <w:rFonts w:ascii="Arial" w:hAnsi="Arial"/>
           <w:sz w:val="20"/>
         </w:rPr>
-        <w:t>$$\begin{bmatrix} p \\ q \\ r \end{bmatrix} = \begin{bmatrix} 1 &amp; 0 &amp; -\sin\theta \\ 0 &amp; \cos\phi &amp; \sin\phi\cos\theta \\ 0 &amp; -\sin\phi &amp; \cos\phi\cos\theta \end{bmatrix} \begin{bmatrix} \dot{\phi} \\ \dot{\theta} \\ \dot{\psi} \end{bmatrix} \iff \boldsymbol{\nu}_2 = \mathbf{T}_\Theta^{-1}(\boldsymbol{\eta}_2)\dot{\boldsymbol{\eta}}_2$$</w:t>
+        <w:t>$$\begin{bmatrix} p \\\\ q \\\\ r \end{bmatrix} = \begin{bmatrix} 1 &amp; 0 &amp; -\sin\theta \\\\ 0 &amp; \cos\phi &amp; \sin\phi\cos\theta \\\\ 0 &amp; -\sin\phi &amp; \cos\phi\cos\theta \end{bmatrix} \begin{bmatrix} \dot{\phi} \\ \dot{\theta} \\ \dot{\psi} \end{bmatrix} \iff \boldsymbol{\nu}_2 = \mathbf{T}_\Theta^{-1}(\boldsymbol{\eta}_2)\dot{\boldsymbol{\eta}}_2$$</w:t>
       </w:r>
     </w:p>
     <w:p>
@@ -9111,7 +8999,7 @@
           <w:rFonts w:ascii="Arial" w:hAnsi="Arial"/>
           <w:sz w:val="20"/>
         </w:rPr>
-        <w:t>$$\text{adj}(\mathbf{B}) = \begin{bmatrix} \cos\theta &amp; \sin\phi\sin\theta &amp; \cos\phi\sin\theta \\ 0 &amp; \cos\phi\cos\theta &amp; -\sin\phi\cos\theta \\ 0 &amp; \sin\phi &amp; \cos\phi \end{bmatrix}$$</w:t>
+        <w:t>$$\text{adj}(\mathbf{B}) = \begin{bmatrix} \cos\theta &amp; \sin\phi\sin\theta &amp; \cos\phi\sin\theta \\\\ 0 &amp; \cos\phi\cos\theta &amp; -\sin\phi\cos\theta \\\\ 0 &amp; \sin\phi &amp; \cos\phi \end{bmatrix}$$</w:t>
       </w:r>
     </w:p>
     <w:p>
@@ -9156,7 +9044,7 @@
           <w:rFonts w:ascii="Arial" w:hAnsi="Arial"/>
           <w:sz w:val="20"/>
         </w:rPr>
-        <w:t>$$\mathbf{T}_\Theta(\boldsymbol{\eta}_2) = \frac{1}{\det(\mathbf{B})} \text{adj}(\mathbf{B}) = \frac{1}{\cos\theta} \begin{bmatrix} \cos\theta &amp; \sin\phi\sin\theta &amp; \cos\phi\sin\theta \\ 0 &amp; \cos\phi\cos\theta &amp; -\sin\phi\cos\theta \\ 0 &amp; \sin\phi &amp; \cos\phi \end{bmatrix}$$</w:t>
+        <w:t>$$\mathbf{T}_\Theta(\boldsymbol{\eta}_2) = \frac{1}{\det(\mathbf{B})} \text{adj}(\mathbf{B}) = \frac{1}{\cos\theta} \begin{bmatrix} \cos\theta &amp; \sin\phi\sin\theta &amp; \cos\phi\sin\theta \\\\ 0 &amp; \cos\phi\cos\theta &amp; -\sin\phi\cos\theta \\\\ 0 &amp; \sin\phi &amp; \cos\phi \end{bmatrix}$$</w:t>
       </w:r>
     </w:p>
     <w:p>
@@ -9184,7 +9072,7 @@
           <w:rFonts w:ascii="Arial" w:hAnsi="Arial"/>
           <w:sz w:val="20"/>
         </w:rPr>
-        <w:t>$$\mathbf{T}_\Theta(\boldsymbol{\eta}_2) = \begin{bmatrix} 1 &amp; \sin\phi\tan\theta &amp; \cos\phi\tan\theta \\ 0 &amp; \cos\phi &amp; -\sin\phi \\ 0 &amp; \frac{\sin\phi}{\cos\theta} &amp; \frac{\cos\phi}{\cos\theta} \end{bmatrix}$$</w:t>
+        <w:t>$$\mathbf{T}_\Theta(\boldsymbol{\eta}_2) = \begin{bmatrix} 1 &amp; \sin\phi\tan\theta &amp; \cos\phi\tan\theta \\\\ 0 &amp; \cos\phi &amp; -\sin\phi \\\\ 0 &amp; \frac{\sin\phi}{\cos\theta} &amp; \frac{\cos\phi}{\cos\theta} \end{bmatrix}$$</w:t>
       </w:r>
     </w:p>
     <w:p>
@@ -9630,7 +9518,7 @@
           <w:rFonts w:ascii="Arial" w:hAnsi="Arial"/>
           <w:sz w:val="20"/>
         </w:rPr>
-        <w:t>$$\mathbf{S}(\boldsymbol{\epsilon}) = \begin{bmatrix} 0 &amp; -\epsilon_3 &amp; \epsilon_2 \\ \epsilon_3 &amp; 0 &amp; -\epsilon_1 \\ -\epsilon_2 &amp; \epsilon_1 &amp; 0 \end{bmatrix}$$</w:t>
+        <w:t>$$\mathbf{S}(\boldsymbol{\epsilon}) = \begin{bmatrix} 0 &amp; -\epsilon_3 &amp; \epsilon_2 \\ \epsilon_3 &amp; 0 &amp; -\epsilon_1 \\\\ -\epsilon_2 &amp; \epsilon_1 &amp; 0 \end{bmatrix}$$</w:t>
       </w:r>
     </w:p>
     <w:p>
@@ -9730,114 +9618,16 @@
     </w:p>
     <w:p>
       <w:pPr>
-        <w:spacing w:after="80" w:line="276" w:lineRule="auto"/>
-        <w:ind w:firstLine="567"/>
-        <w:jc w:val="both"/>
-      </w:pPr>
-      <w:r>
-        <w:rPr>
-          <w:rFonts w:ascii="Arial" w:hAnsi="Arial"/>
-          <w:sz w:val="20"/>
-        </w:rPr>
-        <w:t>$$\begin{bmatrix} \dot{x} \\ \dot{y} \\ \dot{z} \\ \dot{\phi} \\ \dot{\theta} \\ \dot{\psi} \end{bmatrix} = \begin{bmatrix}</w:t>
-      </w:r>
-    </w:p>
-    <w:p>
-      <w:pPr>
-        <w:spacing w:after="80" w:line="276" w:lineRule="auto"/>
-        <w:ind w:firstLine="567"/>
-        <w:jc w:val="both"/>
-      </w:pPr>
-      <w:r>
-        <w:rPr>
-          <w:rFonts w:ascii="Arial" w:hAnsi="Arial"/>
-          <w:sz w:val="20"/>
-        </w:rPr>
-        <w:t>\cos\psi\cos\theta &amp; -\sin\psi\cos\phi + \cos\psi\sin\theta\sin\phi &amp; \sin\psi\sin\phi + \cos\psi\sin\theta\cos\phi &amp; 0 &amp; 0 &amp; 0 \\</w:t>
-      </w:r>
-    </w:p>
-    <w:p>
-      <w:pPr>
-        <w:spacing w:after="80" w:line="276" w:lineRule="auto"/>
-        <w:ind w:firstLine="567"/>
-        <w:jc w:val="both"/>
-      </w:pPr>
-      <w:r>
-        <w:rPr>
-          <w:rFonts w:ascii="Arial" w:hAnsi="Arial"/>
-          <w:sz w:val="20"/>
-        </w:rPr>
-        <w:t>\sin\psi\cos\theta &amp; \cos\psi\cos\phi + \sin\psi\sin\theta\sin\phi &amp; -\cos\psi\sin\phi + \sin\psi\sin\theta\cos\phi &amp; 0 &amp; 0 &amp; 0 \\</w:t>
-      </w:r>
-    </w:p>
-    <w:p>
-      <w:pPr>
-        <w:spacing w:after="80" w:line="276" w:lineRule="auto"/>
-        <w:ind w:firstLine="567"/>
-        <w:jc w:val="both"/>
-      </w:pPr>
-      <w:r>
-        <w:rPr>
-          <w:rFonts w:ascii="Arial" w:hAnsi="Arial"/>
-          <w:sz w:val="20"/>
-        </w:rPr>
-        <w:t>-\sin\theta &amp; \cos\theta\sin\phi &amp; \cos\theta\cos\phi &amp; 0 &amp; 0 &amp; 0 \\</w:t>
-      </w:r>
-    </w:p>
-    <w:p>
-      <w:pPr>
-        <w:spacing w:after="80" w:line="276" w:lineRule="auto"/>
-        <w:ind w:firstLine="567"/>
-        <w:jc w:val="both"/>
-      </w:pPr>
-      <w:r>
-        <w:rPr>
-          <w:rFonts w:ascii="Arial" w:hAnsi="Arial"/>
-          <w:sz w:val="20"/>
-        </w:rPr>
-        <w:t>0 &amp; 0 &amp; 0 &amp; 1 &amp; \sin\phi\tan\theta &amp; \cos\phi\tan\theta \\</w:t>
-      </w:r>
-    </w:p>
-    <w:p>
-      <w:pPr>
-        <w:spacing w:after="80" w:line="276" w:lineRule="auto"/>
-        <w:ind w:firstLine="567"/>
-        <w:jc w:val="both"/>
-      </w:pPr>
-      <w:r>
-        <w:rPr>
-          <w:rFonts w:ascii="Arial" w:hAnsi="Arial"/>
-          <w:sz w:val="20"/>
-        </w:rPr>
-        <w:t>0 &amp; 0 &amp; 0 &amp; 0 &amp; \cos\phi &amp; -\sin\phi \\</w:t>
-      </w:r>
-    </w:p>
-    <w:p>
-      <w:pPr>
-        <w:spacing w:after="80" w:line="276" w:lineRule="auto"/>
-        <w:ind w:firstLine="567"/>
-        <w:jc w:val="both"/>
-      </w:pPr>
-      <w:r>
-        <w:rPr>
-          <w:rFonts w:ascii="Arial" w:hAnsi="Arial"/>
-          <w:sz w:val="20"/>
-        </w:rPr>
-        <w:t>0 &amp; 0 &amp; 0 &amp; 0 &amp; \frac{\sin\phi}{\cos\theta} &amp; \frac{\cos\phi}{\cos\theta}</w:t>
-      </w:r>
-    </w:p>
-    <w:p>
-      <w:pPr>
-        <w:spacing w:after="80" w:line="276" w:lineRule="auto"/>
-        <w:ind w:firstLine="567"/>
-        <w:jc w:val="both"/>
-      </w:pPr>
-      <w:r>
-        <w:rPr>
-          <w:rFonts w:ascii="Arial" w:hAnsi="Arial"/>
-          <w:sz w:val="20"/>
-        </w:rPr>
-        <w:t>\end{bmatrix} \begin{bmatrix} u \\ v \\ w \\ p \\ q \\ r \end{bmatrix}$$</w:t>
+        <w:spacing w:before="120" w:after="120"/>
+        <w:ind w:firstLine="0"/>
+        <w:jc w:val="center"/>
+      </w:pPr>
+      <w:r>
+        <w:rPr>
+          <w:rFonts w:ascii="Arial" w:hAnsi="Arial"/>
+          <w:sz w:val="20"/>
+        </w:rPr>
+        <w:t>$$\begin{bmatrix} \dot{x} \\ \dot{y} \\ \dot{z} \\ \dot{\phi} \\ \dot{\theta} \\ \dot{\psi} \end{bmatrix} = \begin{bmatrix} \cos\psi\cos\theta &amp; -\sin\psi\cos\phi + \cos\psi\sin\theta\sin\phi &amp; \sin\psi\sin\phi + \cos\psi\sin\theta\cos\phi &amp; 0 &amp; 0 &amp; 0 \\\ \sin\psi\cos\theta &amp; \cos\psi\cos\phi + \sin\psi\sin\theta\sin\phi &amp; -\cos\psi\sin\phi + \sin\psi\sin\theta\cos\phi &amp; 0 &amp; 0 &amp; 0 \\\\ -\sin\theta &amp; \cos\theta\sin\phi &amp; \cos\theta\cos\phi &amp; 0 &amp; 0 &amp; 0 \\\\ 0 &amp; 0 &amp; 0 &amp; 1 &amp; \sin\phi\tan\theta &amp; \cos\phi\tan\theta \\\\ 0 &amp; 0 &amp; 0 &amp; 0 &amp; \cos\phi &amp; -\sin\phi \\\\ 0 &amp; 0 &amp; 0 &amp; 0 &amp; \frac{\sin\phi}{\cos\theta} &amp; \frac{\cos\phi}{\cos\theta} \end{bmatrix} \begin{bmatrix} u \\\\ v \\\\ w \\\\ p \\\\ q \\\\ r \end{bmatrix}$$</w:t>
       </w:r>
     </w:p>
     <w:p>
@@ -10259,7 +10049,7 @@
           <w:rFonts w:ascii="Arial" w:hAnsi="Arial"/>
           <w:sz w:val="20"/>
         </w:rPr>
-        <w:t>$$\mathbf{M}_{RB} = \begin{bmatrix} m\mathbf{I}_{3 \times 3} &amp; -m\mathbf{S}(\mathbf{r}_g) \\ m\mathbf{S}(\mathbf{r}_g) &amp; \mathbf{I}_g - m\mathbf{S}^2(\mathbf{r}_g) \end{bmatrix} \in \mathbb{R}^{6 \times 6}$$</w:t>
+        <w:t>$$\mathbf{M}_{RB} = \begin{bmatrix} m\mathbf{I}_{3 \times 3} &amp; -m\mathbf{S}(\mathbf{r}_g) \\\\ m\mathbf{S}(\mathbf{r}_g) &amp; \mathbf{I}_g - m\mathbf{S}^2(\mathbf{r}_g) \end{bmatrix} \in \mathbb{R}^{6 \times 6}$$</w:t>
       </w:r>
     </w:p>
     <w:p>
@@ -10330,7 +10120,7 @@
           <w:rFonts w:ascii="Arial" w:hAnsi="Arial"/>
           <w:sz w:val="20"/>
         </w:rPr>
-        <w:t>$$\mathbf{S}(\mathbf{r}_g) = \begin{bmatrix} 0 &amp; -z_g &amp; y_g \\ z_g &amp; 0 &amp; -x_g \\ -y_g &amp; x_g &amp; 0 \end{bmatrix}$$</w:t>
+        <w:t>$$\mathbf{S}(\mathbf{r}_g) = \begin{bmatrix} 0 &amp; -z_g &amp; y_g \\\\ z_g &amp; 0 &amp; -x_g \\\\ -y_g &amp; x_g &amp; 0 \end{bmatrix}$$</w:t>
       </w:r>
     </w:p>
     <w:p>
@@ -10358,7 +10148,7 @@
           <w:rFonts w:ascii="Arial" w:hAnsi="Arial"/>
           <w:sz w:val="20"/>
         </w:rPr>
-        <w:t>$$\mathbf{I}_g = \begin{bmatrix} I_{xx} &amp; -I_{xy} &amp; -I_{xz} \\ -I_{xy} &amp; I_{yy} -I_{yz} \\ -I_{xz} &amp; -I_{yz} &amp; I_{zz} \end{bmatrix}$$</w:t>
+        <w:t>$$\mathbf{I}_g = \begin{bmatrix} I_{xx} &amp; -I_{xy} &amp; -I_{xz} \\\\ -I_{xy} &amp; I_{yy} -I_{yz} \\\\ -I_{xz} &amp; -I_{yz} &amp; I_{zz} \end{bmatrix}$$</w:t>
       </w:r>
     </w:p>
     <w:p>
@@ -10430,7 +10220,7 @@
           <w:rFonts w:ascii="Arial" w:hAnsi="Arial"/>
           <w:sz w:val="20"/>
         </w:rPr>
-        <w:t>$$-\mathbf{S}^2(\mathbf{r}_g) = \begin{bmatrix} y_g^2 + z_g^2 &amp; -x_g y_g &amp; -x_g z_g \\ -x_g y_g &amp; x_g^2 + z_g^2 &amp; -y_g z_g \\ -x_g z_g &amp; -y_g z_g &amp; x_g^2 + y_g^2 \end{bmatrix}$$</w:t>
+        <w:t>$$-\mathbf{S}^2(\mathbf{r}_g) = \begin{bmatrix} y_g^2 + z_g^2 &amp; -x_g y_g &amp; -x_g z_g \\\\ -x_g y_g &amp; x_g^2 + z_g^2 &amp; -y_g z_g \\\\ -x_g z_g &amp; -y_g z_g &amp; x_g^2 + y_g^2 \end{bmatrix}$$</w:t>
       </w:r>
     </w:p>
     <w:p>
@@ -10477,114 +10267,16 @@
     </w:p>
     <w:p>
       <w:pPr>
-        <w:spacing w:after="80" w:line="276" w:lineRule="auto"/>
-        <w:ind w:firstLine="567"/>
-        <w:jc w:val="both"/>
-      </w:pPr>
-      <w:r>
-        <w:rPr>
-          <w:rFonts w:ascii="Arial" w:hAnsi="Arial"/>
-          <w:sz w:val="20"/>
-        </w:rPr>
-        <w:t>$$\mathbf{M}_{RB} = \begin{bmatrix}</w:t>
-      </w:r>
-    </w:p>
-    <w:p>
-      <w:pPr>
-        <w:spacing w:after="80" w:line="276" w:lineRule="auto"/>
-        <w:ind w:firstLine="567"/>
-        <w:jc w:val="both"/>
-      </w:pPr>
-      <w:r>
-        <w:rPr>
-          <w:rFonts w:ascii="Arial" w:hAnsi="Arial"/>
-          <w:sz w:val="20"/>
-        </w:rPr>
-        <w:t>m &amp; 0 &amp; 0 &amp; 0 &amp; m z_g &amp; 0 \\</w:t>
-      </w:r>
-    </w:p>
-    <w:p>
-      <w:pPr>
-        <w:spacing w:after="80" w:line="276" w:lineRule="auto"/>
-        <w:ind w:firstLine="567"/>
-        <w:jc w:val="both"/>
-      </w:pPr>
-      <w:r>
-        <w:rPr>
-          <w:rFonts w:ascii="Arial" w:hAnsi="Arial"/>
-          <w:sz w:val="20"/>
-        </w:rPr>
-        <w:t>0 &amp; m &amp; 0 &amp; -m z_g &amp; 0 &amp; 0 \\</w:t>
-      </w:r>
-    </w:p>
-    <w:p>
-      <w:pPr>
-        <w:spacing w:after="80" w:line="276" w:lineRule="auto"/>
-        <w:ind w:firstLine="567"/>
-        <w:jc w:val="both"/>
-      </w:pPr>
-      <w:r>
-        <w:rPr>
-          <w:rFonts w:ascii="Arial" w:hAnsi="Arial"/>
-          <w:sz w:val="20"/>
-        </w:rPr>
-        <w:t>0 &amp; 0 &amp; m &amp; 0 &amp; 0 &amp; 0 \\</w:t>
-      </w:r>
-    </w:p>
-    <w:p>
-      <w:pPr>
-        <w:spacing w:after="80" w:line="276" w:lineRule="auto"/>
-        <w:ind w:firstLine="567"/>
-        <w:jc w:val="both"/>
-      </w:pPr>
-      <w:r>
-        <w:rPr>
-          <w:rFonts w:ascii="Arial" w:hAnsi="Arial"/>
-          <w:sz w:val="20"/>
-        </w:rPr>
-        <w:t>0 &amp; -m z_g &amp; 0 &amp; I_{xx} + m z_g^2 &amp; 0 &amp; 0 \\</w:t>
-      </w:r>
-    </w:p>
-    <w:p>
-      <w:pPr>
-        <w:spacing w:after="80" w:line="276" w:lineRule="auto"/>
-        <w:ind w:firstLine="567"/>
-        <w:jc w:val="both"/>
-      </w:pPr>
-      <w:r>
-        <w:rPr>
-          <w:rFonts w:ascii="Arial" w:hAnsi="Arial"/>
-          <w:sz w:val="20"/>
-        </w:rPr>
-        <w:t>m z_g &amp; 0 &amp; 0 &amp; 0 &amp; I_{yy} + m z_g^2 &amp; 0 \\</w:t>
-      </w:r>
-    </w:p>
-    <w:p>
-      <w:pPr>
-        <w:spacing w:after="80" w:line="276" w:lineRule="auto"/>
-        <w:ind w:firstLine="567"/>
-        <w:jc w:val="both"/>
-      </w:pPr>
-      <w:r>
-        <w:rPr>
-          <w:rFonts w:ascii="Arial" w:hAnsi="Arial"/>
-          <w:sz w:val="20"/>
-        </w:rPr>
-        <w:t>0 &amp; 0 &amp; 0 &amp; 0 &amp; 0 &amp; I_{zz}</w:t>
-      </w:r>
-    </w:p>
-    <w:p>
-      <w:pPr>
-        <w:spacing w:after="80" w:line="276" w:lineRule="auto"/>
-        <w:ind w:firstLine="567"/>
-        <w:jc w:val="both"/>
-      </w:pPr>
-      <w:r>
-        <w:rPr>
-          <w:rFonts w:ascii="Arial" w:hAnsi="Arial"/>
-          <w:sz w:val="20"/>
-        </w:rPr>
-        <w:t>\end{bmatrix}$$</w:t>
+        <w:spacing w:before="120" w:after="120"/>
+        <w:ind w:firstLine="0"/>
+        <w:jc w:val="center"/>
+      </w:pPr>
+      <w:r>
+        <w:rPr>
+          <w:rFonts w:ascii="Arial" w:hAnsi="Arial"/>
+          <w:sz w:val="20"/>
+        </w:rPr>
+        <w:t>$$\mathbf{M}_{RB} = \begin{bmatrix} m &amp; 0 &amp; 0 &amp; 0 &amp; m z_g &amp; 0 \\\\ 0 &amp; m &amp; 0 &amp; -m z_g &amp; 0 &amp; 0 \\\\ 0 &amp; 0 &amp; m &amp; 0 &amp; 0 &amp; 0 \\\\ 0 &amp; -m z_g &amp; 0 &amp; I_{xx} + m z_g^2 &amp; 0 &amp; 0 \\\\ m z_g &amp; 0 &amp; 0 &amp; 0 &amp; I_{yy} + m z_g^2 &amp; 0 \\\\ 0 &amp; 0 &amp; 0 &amp; 0 &amp; 0 &amp; I_{zz} \end{bmatrix}$$</w:t>
       </w:r>
     </w:p>
     <w:p>
@@ -10756,114 +10448,16 @@
     </w:p>
     <w:p>
       <w:pPr>
-        <w:spacing w:after="80" w:line="276" w:lineRule="auto"/>
-        <w:ind w:firstLine="567"/>
-        <w:jc w:val="both"/>
-      </w:pPr>
-      <w:r>
-        <w:rPr>
-          <w:rFonts w:ascii="Arial" w:hAnsi="Arial"/>
-          <w:sz w:val="20"/>
-        </w:rPr>
-        <w:t>$$\mathbf{M}_A = -\begin{bmatrix}</w:t>
-      </w:r>
-    </w:p>
-    <w:p>
-      <w:pPr>
-        <w:spacing w:after="80" w:line="276" w:lineRule="auto"/>
-        <w:ind w:firstLine="567"/>
-        <w:jc w:val="both"/>
-      </w:pPr>
-      <w:r>
-        <w:rPr>
-          <w:rFonts w:ascii="Arial" w:hAnsi="Arial"/>
-          <w:sz w:val="20"/>
-        </w:rPr>
-        <w:t>X_{\dot{u}} &amp; X_{\dot{v}} &amp; X_{\dot{w}} &amp; X_{\dot{p}} &amp; X_{\dot{q}} &amp; X_{\dot{r}} \\</w:t>
-      </w:r>
-    </w:p>
-    <w:p>
-      <w:pPr>
-        <w:spacing w:after="80" w:line="276" w:lineRule="auto"/>
-        <w:ind w:firstLine="567"/>
-        <w:jc w:val="both"/>
-      </w:pPr>
-      <w:r>
-        <w:rPr>
-          <w:rFonts w:ascii="Arial" w:hAnsi="Arial"/>
-          <w:sz w:val="20"/>
-        </w:rPr>
-        <w:t>Y_{\dot{u}} &amp; Y_{\dot{v}} &amp; Y_{\dot{w}} &amp; Y_{\dot{p}} &amp; Y_{\dot{q}} &amp; Y_{\dot{r}} \\</w:t>
-      </w:r>
-    </w:p>
-    <w:p>
-      <w:pPr>
-        <w:spacing w:after="80" w:line="276" w:lineRule="auto"/>
-        <w:ind w:firstLine="567"/>
-        <w:jc w:val="both"/>
-      </w:pPr>
-      <w:r>
-        <w:rPr>
-          <w:rFonts w:ascii="Arial" w:hAnsi="Arial"/>
-          <w:sz w:val="20"/>
-        </w:rPr>
-        <w:t>Z_{\dot{u}} &amp; Z_{\dot{v}} &amp; Z_{\dot{w}} &amp; Z_{\dot{p}} &amp; Z_{\dot{q}} &amp; Z_{\dot{r}} \\</w:t>
-      </w:r>
-    </w:p>
-    <w:p>
-      <w:pPr>
-        <w:spacing w:after="80" w:line="276" w:lineRule="auto"/>
-        <w:ind w:firstLine="567"/>
-        <w:jc w:val="both"/>
-      </w:pPr>
-      <w:r>
-        <w:rPr>
-          <w:rFonts w:ascii="Arial" w:hAnsi="Arial"/>
-          <w:sz w:val="20"/>
-        </w:rPr>
-        <w:t>K_{\dot{u}} &amp; K_{\dot{v}} &amp; K_{\dot{w}} &amp; K_{\dot{p}} &amp; K_{\dot{q}} &amp; K_{\dot{r}} \\</w:t>
-      </w:r>
-    </w:p>
-    <w:p>
-      <w:pPr>
-        <w:spacing w:after="80" w:line="276" w:lineRule="auto"/>
-        <w:ind w:firstLine="567"/>
-        <w:jc w:val="both"/>
-      </w:pPr>
-      <w:r>
-        <w:rPr>
-          <w:rFonts w:ascii="Arial" w:hAnsi="Arial"/>
-          <w:sz w:val="20"/>
-        </w:rPr>
-        <w:t>M_{\dot{u}} &amp; M_{\dot{v}} &amp; M_{\dot{w}} &amp; M_{\dot{p}} &amp; M_{\dot{q}} &amp; M_{\dot{r}} \\</w:t>
-      </w:r>
-    </w:p>
-    <w:p>
-      <w:pPr>
-        <w:spacing w:after="80" w:line="276" w:lineRule="auto"/>
-        <w:ind w:firstLine="567"/>
-        <w:jc w:val="both"/>
-      </w:pPr>
-      <w:r>
-        <w:rPr>
-          <w:rFonts w:ascii="Arial" w:hAnsi="Arial"/>
-          <w:sz w:val="20"/>
-        </w:rPr>
-        <w:t>N_{\dot{u}} &amp; N_{\dot{v}} &amp; N_{\dot{w}} &amp; N_{\dot{p}} &amp; N_{\dot{q}} &amp; N_{\dot{r}}</w:t>
-      </w:r>
-    </w:p>
-    <w:p>
-      <w:pPr>
-        <w:spacing w:after="80" w:line="276" w:lineRule="auto"/>
-        <w:ind w:firstLine="567"/>
-        <w:jc w:val="both"/>
-      </w:pPr>
-      <w:r>
-        <w:rPr>
-          <w:rFonts w:ascii="Arial" w:hAnsi="Arial"/>
-          <w:sz w:val="20"/>
-        </w:rPr>
-        <w:t>\end{bmatrix}$$</w:t>
+        <w:spacing w:before="120" w:after="120"/>
+        <w:ind w:firstLine="0"/>
+        <w:jc w:val="center"/>
+      </w:pPr>
+      <w:r>
+        <w:rPr>
+          <w:rFonts w:ascii="Arial" w:hAnsi="Arial"/>
+          <w:sz w:val="20"/>
+        </w:rPr>
+        <w:t>$$\mathbf{M}_A = -\begin{bmatrix} X_{\dot{u}} &amp; X_{\dot{v}} &amp; X_{\dot{w}} &amp; X_{\dot{p}} &amp; X_{\dot{q}} &amp; X_{\dot{r}} \\\\ Y_{\dot{u}} &amp; Y_{\dot{v}} &amp; Y_{\dot{w}} &amp; Y_{\dot{p}} &amp; Y_{\dot{q}} &amp; Y_{\dot{r}} \\\\ Z_{\dot{u}} &amp; Z_{\dot{v}} &amp; Z_{\dot{w}} &amp; Z_{\dot{p}} &amp; Z_{\dot{q}} &amp; Z_{\dot{r}} \\\\ K_{\dot{u}} &amp; K_{\dot{v}} &amp; K_{\dot{w}} &amp; K_{\dot{p}} &amp; K_{\dot{q}} &amp; K_{\dot{r}} \\\\ M_{\dot{u}} &amp; M_{\dot{v}} &amp; M_{\dot{w}} &amp; M_{\dot{p}} &amp; M_{\dot{q}} &amp; M_{\dot{r}} \\\\ N_{\dot{u}} &amp; N_{\dot{v}} &amp; N_{\dot{w}} &amp; N_{\dot{p}} &amp; N_{\dot{q}} &amp; N_{\dot{r}} \end{bmatrix}$$</w:t>
       </w:r>
     </w:p>
     <w:p>
@@ -11195,7 +10789,7 @@
           <w:rFonts w:ascii="Arial" w:hAnsi="Arial"/>
           <w:sz w:val="20"/>
         </w:rPr>
-        <w:t>$$\mathbf{C}_{RB}(\boldsymbol{\nu}) = \begin{bmatrix} \mathbf{0}_{3 \times 3} &amp; -\mathbf{S}(\mathbf{M}_{RB,11}\boldsymbol{\nu}_1 + \mathbf{M}_{RB,12}\boldsymbol{\nu}_2) \\ -\mathbf{S}(\mathbf{M}_{RB,11}\boldsymbol{\nu}_1 + \mathbf{M}_{RB,12}\boldsymbol{\nu}_2) &amp; -\mathbf{S}(\mathbf{M}_{RB,21}\boldsymbol{\nu}_1 + \mathbf{M}_{RB,22}\boldsymbol{\nu}_2) \end{bmatrix}$$</w:t>
+        <w:t>$$\mathbf{C}_{RB}(\boldsymbol{\nu}) = \begin{bmatrix} \mathbf{0}_{3 \times 3} &amp; -\mathbf{S}(\mathbf{M}_{RB,11}\boldsymbol{\nu}_1 + \mathbf{M}_{RB,12}\boldsymbol{\nu}_2) \\\\ -\mathbf{S}(\mathbf{M}_{RB,11}\boldsymbol{\nu}_1 + \mathbf{M}_{RB,12}\boldsymbol{\nu}_2) &amp; -\mathbf{S}(\mathbf{M}_{RB,21}\boldsymbol{\nu}_1 + \mathbf{M}_{RB,22}\boldsymbol{\nu}_2) \end{bmatrix}$$</w:t>
       </w:r>
     </w:p>
     <w:p>
@@ -11228,114 +10822,16 @@
     </w:p>
     <w:p>
       <w:pPr>
-        <w:spacing w:after="80" w:line="276" w:lineRule="auto"/>
-        <w:ind w:firstLine="567"/>
-        <w:jc w:val="both"/>
-      </w:pPr>
-      <w:r>
-        <w:rPr>
-          <w:rFonts w:ascii="Arial" w:hAnsi="Arial"/>
-          <w:sz w:val="20"/>
-        </w:rPr>
-        <w:t>$$\mathbf{C}_{RB}(\boldsymbol{\nu}) = \begin{bmatrix}</w:t>
-      </w:r>
-    </w:p>
-    <w:p>
-      <w:pPr>
-        <w:spacing w:after="80" w:line="276" w:lineRule="auto"/>
-        <w:ind w:firstLine="567"/>
-        <w:jc w:val="both"/>
-      </w:pPr>
-      <w:r>
-        <w:rPr>
-          <w:rFonts w:ascii="Arial" w:hAnsi="Arial"/>
-          <w:sz w:val="20"/>
-        </w:rPr>
-        <w:t>0 &amp; 0 &amp; 0 &amp; 0 &amp; mw &amp; -mv \\</w:t>
-      </w:r>
-    </w:p>
-    <w:p>
-      <w:pPr>
-        <w:spacing w:after="80" w:line="276" w:lineRule="auto"/>
-        <w:ind w:firstLine="567"/>
-        <w:jc w:val="both"/>
-      </w:pPr>
-      <w:r>
-        <w:rPr>
-          <w:rFonts w:ascii="Arial" w:hAnsi="Arial"/>
-          <w:sz w:val="20"/>
-        </w:rPr>
-        <w:t>0 &amp; 0 &amp; 0 &amp; -mw &amp; 0 &amp; mu \\</w:t>
-      </w:r>
-    </w:p>
-    <w:p>
-      <w:pPr>
-        <w:spacing w:after="80" w:line="276" w:lineRule="auto"/>
-        <w:ind w:firstLine="567"/>
-        <w:jc w:val="both"/>
-      </w:pPr>
-      <w:r>
-        <w:rPr>
-          <w:rFonts w:ascii="Arial" w:hAnsi="Arial"/>
-          <w:sz w:val="20"/>
-        </w:rPr>
-        <w:t>0 &amp; 0 &amp; 0 &amp; mv &amp; -mu &amp; 0 \\</w:t>
-      </w:r>
-    </w:p>
-    <w:p>
-      <w:pPr>
-        <w:spacing w:after="80" w:line="276" w:lineRule="auto"/>
-        <w:ind w:firstLine="567"/>
-        <w:jc w:val="both"/>
-      </w:pPr>
-      <w:r>
-        <w:rPr>
-          <w:rFonts w:ascii="Arial" w:hAnsi="Arial"/>
-          <w:sz w:val="20"/>
-        </w:rPr>
-        <w:t>0 &amp; mw &amp; -mv &amp; 0 &amp; I_{zz}r &amp; -I_{yy}q \\</w:t>
-      </w:r>
-    </w:p>
-    <w:p>
-      <w:pPr>
-        <w:spacing w:after="80" w:line="276" w:lineRule="auto"/>
-        <w:ind w:firstLine="567"/>
-        <w:jc w:val="both"/>
-      </w:pPr>
-      <w:r>
-        <w:rPr>
-          <w:rFonts w:ascii="Arial" w:hAnsi="Arial"/>
-          <w:sz w:val="20"/>
-        </w:rPr>
-        <w:t>-mw &amp; 0 &amp; mu &amp; -I_{zz}r &amp; 0 &amp; I_{xx}p \\</w:t>
-      </w:r>
-    </w:p>
-    <w:p>
-      <w:pPr>
-        <w:spacing w:after="80" w:line="276" w:lineRule="auto"/>
-        <w:ind w:firstLine="567"/>
-        <w:jc w:val="both"/>
-      </w:pPr>
-      <w:r>
-        <w:rPr>
-          <w:rFonts w:ascii="Arial" w:hAnsi="Arial"/>
-          <w:sz w:val="20"/>
-        </w:rPr>
-        <w:t>mv &amp; -mu &amp; 0 &amp; I_{yy}q &amp; -I_{xx}p &amp; 0</w:t>
-      </w:r>
-    </w:p>
-    <w:p>
-      <w:pPr>
-        <w:spacing w:after="80" w:line="276" w:lineRule="auto"/>
-        <w:ind w:firstLine="567"/>
-        <w:jc w:val="both"/>
-      </w:pPr>
-      <w:r>
-        <w:rPr>
-          <w:rFonts w:ascii="Arial" w:hAnsi="Arial"/>
-          <w:sz w:val="20"/>
-        </w:rPr>
-        <w:t>\end{bmatrix}$$</w:t>
+        <w:spacing w:before="120" w:after="120"/>
+        <w:ind w:firstLine="0"/>
+        <w:jc w:val="center"/>
+      </w:pPr>
+      <w:r>
+        <w:rPr>
+          <w:rFonts w:ascii="Arial" w:hAnsi="Arial"/>
+          <w:sz w:val="20"/>
+        </w:rPr>
+        <w:t>$$\mathbf{C}_{RB}(\boldsymbol{\nu}) = \begin{bmatrix} 0 &amp; 0 &amp; 0 &amp; 0 &amp; mw &amp; -mv \\\\ 0 &amp; 0 &amp; 0 &amp; -mw &amp; 0 &amp; mu \\\\ 0 &amp; 0 &amp; 0 &amp; mv &amp; -mu &amp; 0 \\\\ 0 &amp; mw &amp; -mv &amp; 0 &amp; I_{zz}r &amp; -I_{yy}q \\\\ -mw &amp; 0 &amp; mu &amp; -I_{zz}r &amp; 0 &amp; I_{xx}p \\\\ mv &amp; -mu &amp; 0 &amp; I_{yy}q &amp; -I_{xx}p &amp; 0 \end{bmatrix}$$</w:t>
       </w:r>
     </w:p>
     <w:p>
@@ -11388,7 +10884,7 @@
           <w:rFonts w:ascii="Arial" w:hAnsi="Arial"/>
           <w:sz w:val="20"/>
         </w:rPr>
-        <w:t>$$\mathbf{C}_A(\boldsymbol{\nu}_r) = \begin{bmatrix} \mathbf{0}_{3 \times 3} &amp; -\mathbf{S}(\mathbf{M}_{A,11}\boldsymbol{\nu}_{r,1} + \mathbf{M}_{A,12}\boldsymbol{\nu}_{r,2}) \\ -\mathbf{S}(\mathbf{M}_{A,11}\boldsymbol{\nu}_{r,1} + \mathbf{M}_{A,12}\boldsymbol{\nu}_{r,2}) &amp; -\mathbf{S}(\mathbf{M}_{A,21}\boldsymbol{\nu}_{r,1} + \mathbf{M}_{A,22}\boldsymbol{\nu}_{r,2}) \end{bmatrix}$$</w:t>
+        <w:t>$$\mathbf{C}_A(\boldsymbol{\nu}_r) = \begin{bmatrix} \mathbf{0}_{3 \times 3} &amp; -\mathbf{S}(\mathbf{M}_{A,11}\boldsymbol{\nu}_{r,1} + \mathbf{M}_{A,12}\boldsymbol{\nu}_{r,2}) \\\\ -\mathbf{S}(\mathbf{M}_{A,11}\boldsymbol{\nu}_{r,1} + \mathbf{M}_{A,12}\boldsymbol{\nu}_{r,2}) &amp; -\mathbf{S}(\mathbf{M}_{A,21}\boldsymbol{\nu}_{r,1} + \mathbf{M}_{A,22}\boldsymbol{\nu}_{r,2}) \end{bmatrix}$$</w:t>
       </w:r>
     </w:p>
     <w:p>
@@ -11407,114 +10903,16 @@
     </w:p>
     <w:p>
       <w:pPr>
-        <w:spacing w:after="80" w:line="276" w:lineRule="auto"/>
-        <w:ind w:firstLine="567"/>
-        <w:jc w:val="both"/>
-      </w:pPr>
-      <w:r>
-        <w:rPr>
-          <w:rFonts w:ascii="Arial" w:hAnsi="Arial"/>
-          <w:sz w:val="20"/>
-        </w:rPr>
-        <w:t>$$\mathbf{C}_A(\boldsymbol{\nu}_r) = \begin{bmatrix}</w:t>
-      </w:r>
-    </w:p>
-    <w:p>
-      <w:pPr>
-        <w:spacing w:after="80" w:line="276" w:lineRule="auto"/>
-        <w:ind w:firstLine="567"/>
-        <w:jc w:val="both"/>
-      </w:pPr>
-      <w:r>
-        <w:rPr>
-          <w:rFonts w:ascii="Arial" w:hAnsi="Arial"/>
-          <w:sz w:val="20"/>
-        </w:rPr>
-        <w:t>0 &amp; 0 &amp; 0 &amp; 0 &amp; -Z_{\dot{w}}w_r &amp; Y_{\dot{v}}v_r \\</w:t>
-      </w:r>
-    </w:p>
-    <w:p>
-      <w:pPr>
-        <w:spacing w:after="80" w:line="276" w:lineRule="auto"/>
-        <w:ind w:firstLine="567"/>
-        <w:jc w:val="both"/>
-      </w:pPr>
-      <w:r>
-        <w:rPr>
-          <w:rFonts w:ascii="Arial" w:hAnsi="Arial"/>
-          <w:sz w:val="20"/>
-        </w:rPr>
-        <w:t>0 &amp; 0 &amp; 0 &amp; Z_{\dot{w}}w_r &amp; 0 &amp; -X_{\dot{u}}u_r \\</w:t>
-      </w:r>
-    </w:p>
-    <w:p>
-      <w:pPr>
-        <w:spacing w:after="80" w:line="276" w:lineRule="auto"/>
-        <w:ind w:firstLine="567"/>
-        <w:jc w:val="both"/>
-      </w:pPr>
-      <w:r>
-        <w:rPr>
-          <w:rFonts w:ascii="Arial" w:hAnsi="Arial"/>
-          <w:sz w:val="20"/>
-        </w:rPr>
-        <w:t>0 &amp; 0 &amp; 0 &amp; -Y_{\dot{v}}v_r &amp; X_{\dot{u}}u_r &amp; 0 \\</w:t>
-      </w:r>
-    </w:p>
-    <w:p>
-      <w:pPr>
-        <w:spacing w:after="80" w:line="276" w:lineRule="auto"/>
-        <w:ind w:firstLine="567"/>
-        <w:jc w:val="both"/>
-      </w:pPr>
-      <w:r>
-        <w:rPr>
-          <w:rFonts w:ascii="Arial" w:hAnsi="Arial"/>
-          <w:sz w:val="20"/>
-        </w:rPr>
-        <w:t>0 &amp; -Z_{\dot{w}}w_r &amp; Y_{\dot{v}}v_r &amp; 0 &amp; -N_{\dot{r}}r &amp; M_{\dot{q}}q \\</w:t>
-      </w:r>
-    </w:p>
-    <w:p>
-      <w:pPr>
-        <w:spacing w:after="80" w:line="276" w:lineRule="auto"/>
-        <w:ind w:firstLine="567"/>
-        <w:jc w:val="both"/>
-      </w:pPr>
-      <w:r>
-        <w:rPr>
-          <w:rFonts w:ascii="Arial" w:hAnsi="Arial"/>
-          <w:sz w:val="20"/>
-        </w:rPr>
-        <w:t>Z_{\dot{w}}w_r &amp; 0 &amp; -X_{\dot{u}}u_r &amp; N_{\dot{r}}r &amp; 0 &amp; -K_{\dot{p}}p \\</w:t>
-      </w:r>
-    </w:p>
-    <w:p>
-      <w:pPr>
-        <w:spacing w:after="80" w:line="276" w:lineRule="auto"/>
-        <w:ind w:firstLine="567"/>
-        <w:jc w:val="both"/>
-      </w:pPr>
-      <w:r>
-        <w:rPr>
-          <w:rFonts w:ascii="Arial" w:hAnsi="Arial"/>
-          <w:sz w:val="20"/>
-        </w:rPr>
-        <w:t>-Y_{\dot{v}}v_r &amp; X_{\dot{u}}u_r &amp; 0 &amp; -M_{\dot{q}}q &amp; K_{\dot{p}}p &amp; 0</w:t>
-      </w:r>
-    </w:p>
-    <w:p>
-      <w:pPr>
-        <w:spacing w:after="80" w:line="276" w:lineRule="auto"/>
-        <w:ind w:firstLine="567"/>
-        <w:jc w:val="both"/>
-      </w:pPr>
-      <w:r>
-        <w:rPr>
-          <w:rFonts w:ascii="Arial" w:hAnsi="Arial"/>
-          <w:sz w:val="20"/>
-        </w:rPr>
-        <w:t>\end{bmatrix}$$</w:t>
+        <w:spacing w:before="120" w:after="120"/>
+        <w:ind w:firstLine="0"/>
+        <w:jc w:val="center"/>
+      </w:pPr>
+      <w:r>
+        <w:rPr>
+          <w:rFonts w:ascii="Arial" w:hAnsi="Arial"/>
+          <w:sz w:val="20"/>
+        </w:rPr>
+        <w:t>$$\mathbf{C}_A(\boldsymbol{\nu}_r) = \begin{bmatrix} 0 &amp; 0 &amp; 0 &amp; 0 &amp; -Z_{\dot{w}}w_r &amp; Y_{\dot{v}}v_r \\\\ 0 &amp; 0 &amp; 0 &amp; Z_{\dot{w}}w_r &amp; 0 &amp; -X_{\dot{u}}u_r \\\\ 0 &amp; 0 &amp; 0 &amp; -Y_{\dot{v}}v_r &amp; X_{\dot{u}}u_r &amp; 0 \\\\ 0 &amp; -Z_{\dot{w}}w_r &amp; Y_{\dot{v}}v_r &amp; 0 &amp; -N_{\dot{r}}r &amp; M_{\dot{q}}q \\\\ Z_{\dot{w}}w_r &amp; 0 &amp; -X_{\dot{u}}u_r &amp; N_{\dot{r}}r &amp; 0 &amp; -K_{\dot{p}}p \\\\ -Y_{\dot{v}}v_r &amp; X_{\dot{u}}u_r &amp; 0 &amp; -M_{\dot{q}}q &amp; K_{\dot{p}}p &amp; 0 \end{bmatrix}$$</w:t>
       </w:r>
     </w:p>
     <w:p>
@@ -12398,114 +11796,16 @@
     </w:p>
     <w:p>
       <w:pPr>
-        <w:spacing w:after="80" w:line="276" w:lineRule="auto"/>
-        <w:ind w:firstLine="567"/>
-        <w:jc w:val="both"/>
-      </w:pPr>
-      <w:r>
-        <w:rPr>
-          <w:rFonts w:ascii="Arial" w:hAnsi="Arial"/>
-          <w:sz w:val="20"/>
-        </w:rPr>
-        <w:t>$$\mathbf{D}(\boldsymbol{\nu}_r)\boldsymbol{\nu}_r = \begin{bmatrix}</w:t>
-      </w:r>
-    </w:p>
-    <w:p>
-      <w:pPr>
-        <w:spacing w:after="80" w:line="276" w:lineRule="auto"/>
-        <w:ind w:firstLine="567"/>
-        <w:jc w:val="both"/>
-      </w:pPr>
-      <w:r>
-        <w:rPr>
-          <w:rFonts w:ascii="Arial" w:hAnsi="Arial"/>
-          <w:sz w:val="20"/>
-        </w:rPr>
-        <w:t>-(X_u + X_{u|u|}|u_r|)u_r \\</w:t>
-      </w:r>
-    </w:p>
-    <w:p>
-      <w:pPr>
-        <w:spacing w:after="80" w:line="276" w:lineRule="auto"/>
-        <w:ind w:firstLine="567"/>
-        <w:jc w:val="both"/>
-      </w:pPr>
-      <w:r>
-        <w:rPr>
-          <w:rFonts w:ascii="Arial" w:hAnsi="Arial"/>
-          <w:sz w:val="20"/>
-        </w:rPr>
-        <w:t>-(Y_v + Y_{v|v|}|v_r|)v_r \\</w:t>
-      </w:r>
-    </w:p>
-    <w:p>
-      <w:pPr>
-        <w:spacing w:after="80" w:line="276" w:lineRule="auto"/>
-        <w:ind w:firstLine="567"/>
-        <w:jc w:val="both"/>
-      </w:pPr>
-      <w:r>
-        <w:rPr>
-          <w:rFonts w:ascii="Arial" w:hAnsi="Arial"/>
-          <w:sz w:val="20"/>
-        </w:rPr>
-        <w:t>-(Z_w + Z_{w|w|}|w_r|)w_r \\</w:t>
-      </w:r>
-    </w:p>
-    <w:p>
-      <w:pPr>
-        <w:spacing w:after="80" w:line="276" w:lineRule="auto"/>
-        <w:ind w:firstLine="567"/>
-        <w:jc w:val="both"/>
-      </w:pPr>
-      <w:r>
-        <w:rPr>
-          <w:rFonts w:ascii="Arial" w:hAnsi="Arial"/>
-          <w:sz w:val="20"/>
-        </w:rPr>
-        <w:t>-(K_p + K_{p|p|}|p|)p \\</w:t>
-      </w:r>
-    </w:p>
-    <w:p>
-      <w:pPr>
-        <w:spacing w:after="80" w:line="276" w:lineRule="auto"/>
-        <w:ind w:firstLine="567"/>
-        <w:jc w:val="both"/>
-      </w:pPr>
-      <w:r>
-        <w:rPr>
-          <w:rFonts w:ascii="Arial" w:hAnsi="Arial"/>
-          <w:sz w:val="20"/>
-        </w:rPr>
-        <w:t>-(M_q + M_{q|q|}|q|)q \\</w:t>
-      </w:r>
-    </w:p>
-    <w:p>
-      <w:pPr>
-        <w:spacing w:after="80" w:line="276" w:lineRule="auto"/>
-        <w:ind w:firstLine="567"/>
-        <w:jc w:val="both"/>
-      </w:pPr>
-      <w:r>
-        <w:rPr>
-          <w:rFonts w:ascii="Arial" w:hAnsi="Arial"/>
-          <w:sz w:val="20"/>
-        </w:rPr>
-        <w:t>-(N_r + N_{r|r|}|r|)r</w:t>
-      </w:r>
-    </w:p>
-    <w:p>
-      <w:pPr>
-        <w:spacing w:after="80" w:line="276" w:lineRule="auto"/>
-        <w:ind w:firstLine="567"/>
-        <w:jc w:val="both"/>
-      </w:pPr>
-      <w:r>
-        <w:rPr>
-          <w:rFonts w:ascii="Arial" w:hAnsi="Arial"/>
-          <w:sz w:val="20"/>
-        </w:rPr>
-        <w:t>\end{bmatrix}$$</w:t>
+        <w:spacing w:before="120" w:after="120"/>
+        <w:ind w:firstLine="0"/>
+        <w:jc w:val="center"/>
+      </w:pPr>
+      <w:r>
+        <w:rPr>
+          <w:rFonts w:ascii="Arial" w:hAnsi="Arial"/>
+          <w:sz w:val="20"/>
+        </w:rPr>
+        <w:t>$$\mathbf{D}(\boldsymbol{\nu}_r)\boldsymbol{\nu}_r = \begin{bmatrix} -(X_u + X_{u|u|}|u_r|)u_r \\\\ -(Y_v + Y_{v|v|}|v_r|)v_r \\\\ -(Z_w + Z_{w|w|}|w_r|)w_r \\\\ -(K_p + K_{p|p|}|p|)p \\\\ -(M_q + M_{q|q|}|q|)q \\\\ -(N_r + N_{r|r|}|r|)r \end{bmatrix}$$</w:t>
       </w:r>
     </w:p>
     <w:p>
@@ -12642,7 +11942,7 @@
           <w:rFonts w:ascii="Arial" w:hAnsi="Arial"/>
           <w:sz w:val="20"/>
         </w:rPr>
-        <w:t>$$\mathbf{f}_g^b = \mathbf{R}_n^b(\boldsymbol{\eta}_2) \begin{bmatrix} 0 \\ 0 \\ W \end{bmatrix} = \begin{bmatrix} -W\sin\theta \\ W\cos\theta\sin\phi \\ W\cos\theta\cos\phi \end{bmatrix}, \qquad \mathbf{f}_b^b = \mathbf{R}_n^b(\boldsymbol{\eta}_2) \begin{bmatrix} 0 \\ 0 \\ -B \end{bmatrix} = \begin{bmatrix} B\sin\theta \\ -B\cos\theta\sin\phi \\ -B\cos\theta\cos\phi \end{bmatrix}$$</w:t>
+        <w:t>$$\mathbf{f}_g^b = \mathbf{R}_n^b(\boldsymbol{\eta}_2) \begin{bmatrix} 0 \\\\ 0 \\\\ W \end{bmatrix} = \begin{bmatrix} -W\sin\theta \\\\ W\cos\theta\sin\phi \\\\ W\cos\theta\cos\phi \end{bmatrix}, \qquad \mathbf{f}_b^b = \mathbf{R}_n^b(\boldsymbol{\eta}_2) \begin{bmatrix} 0 \\\\ 0 \\\\ -B \end{bmatrix} = \begin{bmatrix} B\sin\theta \\\\ -B\cos\theta\sin\phi \\\\ -B\cos\theta\cos\phi \end{bmatrix}$$</w:t>
       </w:r>
     </w:p>
     <w:p>
@@ -12670,7 +11970,7 @@
           <w:rFonts w:ascii="Arial" w:hAnsi="Arial"/>
           <w:sz w:val="20"/>
         </w:rPr>
-        <w:t>$$\mathbf{f}_{\text{restoring}}^b = \mathbf{f}_g^b + \mathbf{f}_b^b = \begin{bmatrix} -(W - B)\sin\theta \\ (W - B)\cos\theta\sin\phi \\ (W - B)\cos\theta\cos\phi \end{bmatrix}$$</w:t>
+        <w:t>$$\mathbf{f}_{\text{restoring}}^b = \mathbf{f}_g^b + \mathbf{f}_b^b = \begin{bmatrix} -(W - B)\sin\theta \\\\ (W - B)\cos\theta\sin\phi \\\\ (W - B)\cos\theta\cos\phi \end{bmatrix}$$</w:t>
       </w:r>
     </w:p>
     <w:p>
@@ -12745,6 +12045,20 @@
     </w:p>
     <w:p>
       <w:pPr>
+        <w:spacing w:before="120" w:after="120"/>
+        <w:ind w:firstLine="0"/>
+        <w:jc w:val="center"/>
+      </w:pPr>
+      <w:r>
+        <w:rPr>
+          <w:rFonts w:ascii="Arial" w:hAnsi="Arial"/>
+          <w:sz w:val="20"/>
+        </w:rPr>
+        <w:t>$$\mathbf{g}(\boldsymbol{\eta}) = \begin{bmatrix} (W - B)\sin\theta \\\\ -(W - B)\cos\theta\sin\phi \\\\ -(W - B)\cos\theta\cos\phi \\\\ -(y_g W - y_b B)\cos\theta\cos\phi + (z_g W - z_b B)\cos\theta\sin\phi \\\\ (z_g W - z_b B)\sin\theta + (x_g W - x_b B)\cos\theta\cos\phi \\\\ -(x_g W - x_b B)\cos\theta\sin\phi - (y_g W - y_b B)\sin\theta \end{bmatrix}$$</w:t>
+      </w:r>
+    </w:p>
+    <w:p>
+      <w:pPr>
         <w:spacing w:after="80" w:line="276" w:lineRule="auto"/>
         <w:ind w:firstLine="567"/>
         <w:jc w:val="both"/>
@@ -12754,118 +12068,6 @@
           <w:rFonts w:ascii="Arial" w:hAnsi="Arial"/>
           <w:sz w:val="20"/>
         </w:rPr>
-        <w:t>$$\mathbf{g}(\boldsymbol{\eta}) = \begin{bmatrix}</w:t>
-      </w:r>
-    </w:p>
-    <w:p>
-      <w:pPr>
-        <w:spacing w:after="80" w:line="276" w:lineRule="auto"/>
-        <w:ind w:firstLine="567"/>
-        <w:jc w:val="both"/>
-      </w:pPr>
-      <w:r>
-        <w:rPr>
-          <w:rFonts w:ascii="Arial" w:hAnsi="Arial"/>
-          <w:sz w:val="20"/>
-        </w:rPr>
-        <w:t>(W - B)\sin\theta \\</w:t>
-      </w:r>
-    </w:p>
-    <w:p>
-      <w:pPr>
-        <w:spacing w:after="80" w:line="276" w:lineRule="auto"/>
-        <w:ind w:firstLine="567"/>
-        <w:jc w:val="both"/>
-      </w:pPr>
-      <w:r>
-        <w:rPr>
-          <w:rFonts w:ascii="Arial" w:hAnsi="Arial"/>
-          <w:sz w:val="20"/>
-        </w:rPr>
-        <w:t>-(W - B)\cos\theta\sin\phi \\</w:t>
-      </w:r>
-    </w:p>
-    <w:p>
-      <w:pPr>
-        <w:spacing w:after="80" w:line="276" w:lineRule="auto"/>
-        <w:ind w:firstLine="567"/>
-        <w:jc w:val="both"/>
-      </w:pPr>
-      <w:r>
-        <w:rPr>
-          <w:rFonts w:ascii="Arial" w:hAnsi="Arial"/>
-          <w:sz w:val="20"/>
-        </w:rPr>
-        <w:t>-(W - B)\cos\theta\cos\phi \\</w:t>
-      </w:r>
-    </w:p>
-    <w:p>
-      <w:pPr>
-        <w:spacing w:after="80" w:line="276" w:lineRule="auto"/>
-        <w:ind w:firstLine="567"/>
-        <w:jc w:val="both"/>
-      </w:pPr>
-      <w:r>
-        <w:rPr>
-          <w:rFonts w:ascii="Arial" w:hAnsi="Arial"/>
-          <w:sz w:val="20"/>
-        </w:rPr>
-        <w:t>-(y_g W - y_b B)\cos\theta\cos\phi + (z_g W - z_b B)\cos\theta\sin\phi \\</w:t>
-      </w:r>
-    </w:p>
-    <w:p>
-      <w:pPr>
-        <w:spacing w:after="80" w:line="276" w:lineRule="auto"/>
-        <w:ind w:firstLine="567"/>
-        <w:jc w:val="both"/>
-      </w:pPr>
-      <w:r>
-        <w:rPr>
-          <w:rFonts w:ascii="Arial" w:hAnsi="Arial"/>
-          <w:sz w:val="20"/>
-        </w:rPr>
-        <w:t>(z_g W - z_b B)\sin\theta + (x_g W - x_b B)\cos\theta\cos\phi \\</w:t>
-      </w:r>
-    </w:p>
-    <w:p>
-      <w:pPr>
-        <w:spacing w:after="80" w:line="276" w:lineRule="auto"/>
-        <w:ind w:firstLine="567"/>
-        <w:jc w:val="both"/>
-      </w:pPr>
-      <w:r>
-        <w:rPr>
-          <w:rFonts w:ascii="Arial" w:hAnsi="Arial"/>
-          <w:sz w:val="20"/>
-        </w:rPr>
-        <w:t>-(x_g W - x_b B)\cos\theta\sin\phi - (y_g W - y_b B)\sin\theta</w:t>
-      </w:r>
-    </w:p>
-    <w:p>
-      <w:pPr>
-        <w:spacing w:after="80" w:line="276" w:lineRule="auto"/>
-        <w:ind w:firstLine="567"/>
-        <w:jc w:val="both"/>
-      </w:pPr>
-      <w:r>
-        <w:rPr>
-          <w:rFonts w:ascii="Arial" w:hAnsi="Arial"/>
-          <w:sz w:val="20"/>
-        </w:rPr>
-        <w:t>\end{bmatrix}$$</w:t>
-      </w:r>
-    </w:p>
-    <w:p>
-      <w:pPr>
-        <w:spacing w:after="80" w:line="276" w:lineRule="auto"/>
-        <w:ind w:firstLine="567"/>
-        <w:jc w:val="both"/>
-      </w:pPr>
-      <w:r>
-        <w:rPr>
-          <w:rFonts w:ascii="Arial" w:hAnsi="Arial"/>
-          <w:sz w:val="20"/>
-        </w:rPr>
         <w:t>Pada wahana yang dirancang netral secara apung (</w:t>
       </w:r>
       <w:r>
@@ -12942,114 +12144,16 @@
     </w:p>
     <w:p>
       <w:pPr>
-        <w:spacing w:after="80" w:line="276" w:lineRule="auto"/>
-        <w:ind w:firstLine="567"/>
-        <w:jc w:val="both"/>
-      </w:pPr>
-      <w:r>
-        <w:rPr>
-          <w:rFonts w:ascii="Arial" w:hAnsi="Arial"/>
-          <w:sz w:val="20"/>
-        </w:rPr>
-        <w:t>$$\mathbf{g}(\boldsymbol{\eta}) = \begin{bmatrix}</w:t>
-      </w:r>
-    </w:p>
-    <w:p>
-      <w:pPr>
-        <w:spacing w:after="80" w:line="276" w:lineRule="auto"/>
-        <w:ind w:firstLine="567"/>
-        <w:jc w:val="both"/>
-      </w:pPr>
-      <w:r>
-        <w:rPr>
-          <w:rFonts w:ascii="Arial" w:hAnsi="Arial"/>
-          <w:sz w:val="20"/>
-        </w:rPr>
-        <w:t>0 \\</w:t>
-      </w:r>
-    </w:p>
-    <w:p>
-      <w:pPr>
-        <w:spacing w:after="80" w:line="276" w:lineRule="auto"/>
-        <w:ind w:firstLine="567"/>
-        <w:jc w:val="both"/>
-      </w:pPr>
-      <w:r>
-        <w:rPr>
-          <w:rFonts w:ascii="Arial" w:hAnsi="Arial"/>
-          <w:sz w:val="20"/>
-        </w:rPr>
-        <w:t>0 \\</w:t>
-      </w:r>
-    </w:p>
-    <w:p>
-      <w:pPr>
-        <w:spacing w:after="80" w:line="276" w:lineRule="auto"/>
-        <w:ind w:firstLine="567"/>
-        <w:jc w:val="both"/>
-      </w:pPr>
-      <w:r>
-        <w:rPr>
-          <w:rFonts w:ascii="Arial" w:hAnsi="Arial"/>
-          <w:sz w:val="20"/>
-        </w:rPr>
-        <w:t>0 \\</w:t>
-      </w:r>
-    </w:p>
-    <w:p>
-      <w:pPr>
-        <w:spacing w:after="80" w:line="276" w:lineRule="auto"/>
-        <w:ind w:firstLine="567"/>
-        <w:jc w:val="both"/>
-      </w:pPr>
-      <w:r>
-        <w:rPr>
-          <w:rFonts w:ascii="Arial" w:hAnsi="Arial"/>
-          <w:sz w:val="20"/>
-        </w:rPr>
-        <w:t>z_g W \cos\theta\sin\phi \\</w:t>
-      </w:r>
-    </w:p>
-    <w:p>
-      <w:pPr>
-        <w:spacing w:after="80" w:line="276" w:lineRule="auto"/>
-        <w:ind w:firstLine="567"/>
-        <w:jc w:val="both"/>
-      </w:pPr>
-      <w:r>
-        <w:rPr>
-          <w:rFonts w:ascii="Arial" w:hAnsi="Arial"/>
-          <w:sz w:val="20"/>
-        </w:rPr>
-        <w:t>z_g W \sin\theta \\</w:t>
-      </w:r>
-    </w:p>
-    <w:p>
-      <w:pPr>
-        <w:spacing w:after="80" w:line="276" w:lineRule="auto"/>
-        <w:ind w:firstLine="567"/>
-        <w:jc w:val="both"/>
-      </w:pPr>
-      <w:r>
-        <w:rPr>
-          <w:rFonts w:ascii="Arial" w:hAnsi="Arial"/>
-          <w:sz w:val="20"/>
-        </w:rPr>
-        <w:t>0</w:t>
-      </w:r>
-    </w:p>
-    <w:p>
-      <w:pPr>
-        <w:spacing w:after="80" w:line="276" w:lineRule="auto"/>
-        <w:ind w:firstLine="567"/>
-        <w:jc w:val="both"/>
-      </w:pPr>
-      <w:r>
-        <w:rPr>
-          <w:rFonts w:ascii="Arial" w:hAnsi="Arial"/>
-          <w:sz w:val="20"/>
-        </w:rPr>
-        <w:t>\end{bmatrix}$$</w:t>
+        <w:spacing w:before="120" w:after="120"/>
+        <w:ind w:firstLine="0"/>
+        <w:jc w:val="center"/>
+      </w:pPr>
+      <w:r>
+        <w:rPr>
+          <w:rFonts w:ascii="Arial" w:hAnsi="Arial"/>
+          <w:sz w:val="20"/>
+        </w:rPr>
+        <w:t>$$\mathbf{g}(\boldsymbol{\eta}) = \begin{bmatrix} 0 \\\\ 0 \\\\ 0 \\\\ z_g W \cos\theta\sin\phi \\\\ z_g W \sin\theta \\\\ 0 \end{bmatrix}$$</w:t>
       </w:r>
     </w:p>
     <w:p>
@@ -16925,7 +16029,7 @@
           <w:rFonts w:ascii="Arial" w:hAnsi="Arial"/>
           <w:sz w:val="20"/>
         </w:rPr>
-        <w:t>$$\mathbf{r}_i \times \mathbf{d}_i = \begin{bmatrix} y_i d_{z,i} - z_i d_{y,i} \\ z_i d_{x,i} - x_i d_{z,i} \\ x_i d_{y,i} - y_i d_{x,i} \end{bmatrix}$$</w:t>
+        <w:t>$$\mathbf{r}_i \times \mathbf{d}_i = \begin{bmatrix} y_i d_{z,i} - z_i d_{y,i} \\\\ z_i d_{x,i} - x_i d_{z,i} \\\\ x_i d_{y,i} - y_i d_{x,i} \end{bmatrix}$$</w:t>
       </w:r>
     </w:p>
     <w:p>
@@ -17582,6 +16686,20 @@
     </w:p>
     <w:p>
       <w:pPr>
+        <w:spacing w:before="120" w:after="120"/>
+        <w:ind w:firstLine="0"/>
+        <w:jc w:val="center"/>
+      </w:pPr>
+      <w:r>
+        <w:rPr>
+          <w:rFonts w:ascii="Arial" w:hAnsi="Arial"/>
+          <w:sz w:val="20"/>
+        </w:rPr>
+        <w:t>$$\mathbf{T}_{6 \times 8} = \begin{bmatrix} c &amp; c &amp; -c &amp; -c &amp; 0 &amp; 0 &amp; 0 &amp; 0 \\\\ c &amp; -c &amp; c &amp; -c &amp; 0 &amp; 0 &amp; 0 &amp; 0 \\\\ 0 &amp; 0 &amp; 0 &amp; 0 &amp; -1 &amp; -1 &amp; -1 &amp; -1 \\\\ 0 &amp; 0 &amp; 0 &amp; 0 &amp; +y_v &amp; -y_v &amp; +y_v &amp; -y_v \\\\ 0 &amp; 0 &amp; 0 &amp; 0 &amp; +x_v &amp; +x_v &amp; -x_v &amp; -x_v \\\\ +l_h &amp; -l_h &amp; -l_h &amp; +l_h &amp; 0 &amp; 0 &amp; 0 &amp; 0 \end{bmatrix}$$</w:t>
+      </w:r>
+    </w:p>
+    <w:p>
+      <w:pPr>
         <w:spacing w:after="80" w:line="276" w:lineRule="auto"/>
         <w:ind w:firstLine="567"/>
         <w:jc w:val="both"/>
@@ -17591,118 +16709,6 @@
           <w:rFonts w:ascii="Arial" w:hAnsi="Arial"/>
           <w:sz w:val="20"/>
         </w:rPr>
-        <w:t>$$\mathbf{T}_{6 \times 8} = \begin{bmatrix}</w:t>
-      </w:r>
-    </w:p>
-    <w:p>
-      <w:pPr>
-        <w:spacing w:after="80" w:line="276" w:lineRule="auto"/>
-        <w:ind w:firstLine="567"/>
-        <w:jc w:val="both"/>
-      </w:pPr>
-      <w:r>
-        <w:rPr>
-          <w:rFonts w:ascii="Arial" w:hAnsi="Arial"/>
-          <w:sz w:val="20"/>
-        </w:rPr>
-        <w:t>c &amp; c &amp; -c &amp; -c &amp; 0 &amp; 0 &amp; 0 &amp; 0 \\</w:t>
-      </w:r>
-    </w:p>
-    <w:p>
-      <w:pPr>
-        <w:spacing w:after="80" w:line="276" w:lineRule="auto"/>
-        <w:ind w:firstLine="567"/>
-        <w:jc w:val="both"/>
-      </w:pPr>
-      <w:r>
-        <w:rPr>
-          <w:rFonts w:ascii="Arial" w:hAnsi="Arial"/>
-          <w:sz w:val="20"/>
-        </w:rPr>
-        <w:t>c &amp; -c &amp; c &amp; -c &amp; 0 &amp; 0 &amp; 0 &amp; 0 \\</w:t>
-      </w:r>
-    </w:p>
-    <w:p>
-      <w:pPr>
-        <w:spacing w:after="80" w:line="276" w:lineRule="auto"/>
-        <w:ind w:firstLine="567"/>
-        <w:jc w:val="both"/>
-      </w:pPr>
-      <w:r>
-        <w:rPr>
-          <w:rFonts w:ascii="Arial" w:hAnsi="Arial"/>
-          <w:sz w:val="20"/>
-        </w:rPr>
-        <w:t>0 &amp; 0 &amp; 0 &amp; 0 &amp; -1 &amp; -1 &amp; -1 &amp; -1 \\</w:t>
-      </w:r>
-    </w:p>
-    <w:p>
-      <w:pPr>
-        <w:spacing w:after="80" w:line="276" w:lineRule="auto"/>
-        <w:ind w:firstLine="567"/>
-        <w:jc w:val="both"/>
-      </w:pPr>
-      <w:r>
-        <w:rPr>
-          <w:rFonts w:ascii="Arial" w:hAnsi="Arial"/>
-          <w:sz w:val="20"/>
-        </w:rPr>
-        <w:t>0 &amp; 0 &amp; 0 &amp; 0 &amp; +y_v &amp; -y_v &amp; +y_v &amp; -y_v \\</w:t>
-      </w:r>
-    </w:p>
-    <w:p>
-      <w:pPr>
-        <w:spacing w:after="80" w:line="276" w:lineRule="auto"/>
-        <w:ind w:firstLine="567"/>
-        <w:jc w:val="both"/>
-      </w:pPr>
-      <w:r>
-        <w:rPr>
-          <w:rFonts w:ascii="Arial" w:hAnsi="Arial"/>
-          <w:sz w:val="20"/>
-        </w:rPr>
-        <w:t>0 &amp; 0 &amp; 0 &amp; 0 &amp; +x_v &amp; +x_v &amp; -x_v &amp; -x_v \\</w:t>
-      </w:r>
-    </w:p>
-    <w:p>
-      <w:pPr>
-        <w:spacing w:after="80" w:line="276" w:lineRule="auto"/>
-        <w:ind w:firstLine="567"/>
-        <w:jc w:val="both"/>
-      </w:pPr>
-      <w:r>
-        <w:rPr>
-          <w:rFonts w:ascii="Arial" w:hAnsi="Arial"/>
-          <w:sz w:val="20"/>
-        </w:rPr>
-        <w:t>+l_h &amp; -l_h &amp; -l_h &amp; +l_h &amp; 0 &amp; 0 &amp; 0 &amp; 0</w:t>
-      </w:r>
-    </w:p>
-    <w:p>
-      <w:pPr>
-        <w:spacing w:after="80" w:line="276" w:lineRule="auto"/>
-        <w:ind w:firstLine="567"/>
-        <w:jc w:val="both"/>
-      </w:pPr>
-      <w:r>
-        <w:rPr>
-          <w:rFonts w:ascii="Arial" w:hAnsi="Arial"/>
-          <w:sz w:val="20"/>
-        </w:rPr>
-        <w:t>\end{bmatrix}$$</w:t>
-      </w:r>
-    </w:p>
-    <w:p>
-      <w:pPr>
-        <w:spacing w:after="80" w:line="276" w:lineRule="auto"/>
-        <w:ind w:firstLine="567"/>
-        <w:jc w:val="both"/>
-      </w:pPr>
-      <w:r>
-        <w:rPr>
-          <w:rFonts w:ascii="Arial" w:hAnsi="Arial"/>
-          <w:sz w:val="20"/>
-        </w:rPr>
         <w:t>Substitusi nilai parameter numerik (</w:t>
       </w:r>
       <w:r>
@@ -17764,114 +16770,16 @@
     </w:p>
     <w:p>
       <w:pPr>
-        <w:spacing w:after="80" w:line="276" w:lineRule="auto"/>
-        <w:ind w:firstLine="567"/>
-        <w:jc w:val="both"/>
-      </w:pPr>
-      <w:r>
-        <w:rPr>
-          <w:rFonts w:ascii="Arial" w:hAnsi="Arial"/>
-          <w:sz w:val="20"/>
-        </w:rPr>
-        <w:t>$$\mathbf{T}_{6 \times 8} = \begin{bmatrix}</w:t>
-      </w:r>
-    </w:p>
-    <w:p>
-      <w:pPr>
-        <w:spacing w:after="80" w:line="276" w:lineRule="auto"/>
-        <w:ind w:firstLine="567"/>
-        <w:jc w:val="both"/>
-      </w:pPr>
-      <w:r>
-        <w:rPr>
-          <w:rFonts w:ascii="Arial" w:hAnsi="Arial"/>
-          <w:sz w:val="20"/>
-        </w:rPr>
-        <w:t>0.7071 &amp; 0.7071 &amp; -0.7071 &amp; -0.7071 &amp; 0 &amp; 0 &amp; 0 &amp; 0 \\</w:t>
-      </w:r>
-    </w:p>
-    <w:p>
-      <w:pPr>
-        <w:spacing w:after="80" w:line="276" w:lineRule="auto"/>
-        <w:ind w:firstLine="567"/>
-        <w:jc w:val="both"/>
-      </w:pPr>
-      <w:r>
-        <w:rPr>
-          <w:rFonts w:ascii="Arial" w:hAnsi="Arial"/>
-          <w:sz w:val="20"/>
-        </w:rPr>
-        <w:t>0.7071 &amp; -0.7071 &amp; 0.7071 &amp; -0.7071 &amp; 0 &amp; 0 &amp; 0 &amp; 0 \\</w:t>
-      </w:r>
-    </w:p>
-    <w:p>
-      <w:pPr>
-        <w:spacing w:after="80" w:line="276" w:lineRule="auto"/>
-        <w:ind w:firstLine="567"/>
-        <w:jc w:val="both"/>
-      </w:pPr>
-      <w:r>
-        <w:rPr>
-          <w:rFonts w:ascii="Arial" w:hAnsi="Arial"/>
-          <w:sz w:val="20"/>
-        </w:rPr>
-        <w:t>0 &amp; 0 &amp; 0 &amp; 0 &amp; -1.0 &amp; -1.0 &amp; -1.0 &amp; -1.0 \\</w:t>
-      </w:r>
-    </w:p>
-    <w:p>
-      <w:pPr>
-        <w:spacing w:after="80" w:line="276" w:lineRule="auto"/>
-        <w:ind w:firstLine="567"/>
-        <w:jc w:val="both"/>
-      </w:pPr>
-      <w:r>
-        <w:rPr>
-          <w:rFonts w:ascii="Arial" w:hAnsi="Arial"/>
-          <w:sz w:val="20"/>
-        </w:rPr>
-        <w:t>0 &amp; 0 &amp; 0 &amp; 0 &amp; 0.218 &amp; -0.218 &amp; 0.218 &amp; -0.218 \\</w:t>
-      </w:r>
-    </w:p>
-    <w:p>
-      <w:pPr>
-        <w:spacing w:after="80" w:line="276" w:lineRule="auto"/>
-        <w:ind w:firstLine="567"/>
-        <w:jc w:val="both"/>
-      </w:pPr>
-      <w:r>
-        <w:rPr>
-          <w:rFonts w:ascii="Arial" w:hAnsi="Arial"/>
-          <w:sz w:val="20"/>
-        </w:rPr>
-        <w:t>0 &amp; 0 &amp; 0 &amp; 0 &amp; 0.120 &amp; 0.120 &amp; -0.120 &amp; -0.120 \\</w:t>
-      </w:r>
-    </w:p>
-    <w:p>
-      <w:pPr>
-        <w:spacing w:after="80" w:line="276" w:lineRule="auto"/>
-        <w:ind w:firstLine="567"/>
-        <w:jc w:val="both"/>
-      </w:pPr>
-      <w:r>
-        <w:rPr>
-          <w:rFonts w:ascii="Arial" w:hAnsi="Arial"/>
-          <w:sz w:val="20"/>
-        </w:rPr>
-        <w:t>0.1888 &amp; -0.1888 &amp; -0.1888 &amp; 0.1888 &amp; 0 &amp; 0 &amp; 0 &amp; 0</w:t>
-      </w:r>
-    </w:p>
-    <w:p>
-      <w:pPr>
-        <w:spacing w:after="80" w:line="276" w:lineRule="auto"/>
-        <w:ind w:firstLine="567"/>
-        <w:jc w:val="both"/>
-      </w:pPr>
-      <w:r>
-        <w:rPr>
-          <w:rFonts w:ascii="Arial" w:hAnsi="Arial"/>
-          <w:sz w:val="20"/>
-        </w:rPr>
-        <w:t>\end{bmatrix}$$</w:t>
+        <w:spacing w:before="120" w:after="120"/>
+        <w:ind w:firstLine="0"/>
+        <w:jc w:val="center"/>
+      </w:pPr>
+      <w:r>
+        <w:rPr>
+          <w:rFonts w:ascii="Arial" w:hAnsi="Arial"/>
+          <w:sz w:val="20"/>
+        </w:rPr>
+        <w:t>$$\mathbf{T}_{6 \times 8} = \begin{bmatrix} 0.7071 &amp; 0.7071 &amp; -0.7071 &amp; -0.7071 &amp; 0 &amp; 0 &amp; 0 &amp; 0 \\\\ 0.7071 &amp; -0.7071 &amp; 0.7071 &amp; -0.7071 &amp; 0 &amp; 0 &amp; 0 &amp; 0 \\\\ 0 &amp; 0 &amp; 0 &amp; 0 &amp; -1.0 &amp; -1.0 &amp; -1.0 &amp; -1.0 \\\\ 0 &amp; 0 &amp; 0 &amp; 0 &amp; 0.218 &amp; -0.218 &amp; 0.218 &amp; -0.218 \\\\ 0 &amp; 0 &amp; 0 &amp; 0 &amp; 0.120 &amp; 0.120 &amp; -0.120 &amp; -0.120 \\\\ 0.1888 &amp; -0.1888 &amp; -0.1888 &amp; 0.1888 &amp; 0 &amp; 0 &amp; 0 &amp; 0 \end{bmatrix}$$</w:t>
       </w:r>
     </w:p>
     <w:p>
@@ -21769,7 +20677,7 @@
           <w:rFonts w:ascii="Arial" w:hAnsi="Arial"/>
           <w:sz w:val="20"/>
         </w:rPr>
-        <w:t>$$\mathbf{x}_k = \begin{bmatrix} x_k \\ y_k \\ s_k \\ r_k \\ \dot{x}_k \\ \dot{y}_k \\ \dot{s}_k \\ \dot{r}_k \end{bmatrix} \in \mathbb{R}^8$$</w:t>
+        <w:t>$$\mathbf{x}_k = \begin{bmatrix} x_k \\\\ y_k \\\\ s_k \\\\ r_k \\ \dot{x}_k \\ \dot{y}_k \\ \dot{s}_k \\ \dot{r}_k \end{bmatrix} \in \mathbb{R}^8$$</w:t>
       </w:r>
     </w:p>
     <w:p>
@@ -22242,142 +21150,16 @@
     </w:p>
     <w:p>
       <w:pPr>
-        <w:spacing w:after="80" w:line="276" w:lineRule="auto"/>
-        <w:ind w:firstLine="567"/>
-        <w:jc w:val="both"/>
-      </w:pPr>
-      <w:r>
-        <w:rPr>
-          <w:rFonts w:ascii="Arial" w:hAnsi="Arial"/>
-          <w:sz w:val="20"/>
-        </w:rPr>
-        <w:t>$$\mathbf{A}(\Delta t) = \begin{bmatrix} \mathbf{I}_{4 \times 4} &amp; \Delta t \mathbf{I}_{4 \times 4} \\ \mathbf{0}_{4 \times 4} &amp; \mathbf{I}_{4 \times 4} \end{bmatrix} = \begin{bmatrix}</w:t>
-      </w:r>
-    </w:p>
-    <w:p>
-      <w:pPr>
-        <w:spacing w:after="80" w:line="276" w:lineRule="auto"/>
-        <w:ind w:firstLine="567"/>
-        <w:jc w:val="both"/>
-      </w:pPr>
-      <w:r>
-        <w:rPr>
-          <w:rFonts w:ascii="Arial" w:hAnsi="Arial"/>
-          <w:sz w:val="20"/>
-        </w:rPr>
-        <w:t>1 &amp; 0 &amp; 0 &amp; 0 &amp; \Delta t &amp; 0 &amp; 0 &amp; 0 \\</w:t>
-      </w:r>
-    </w:p>
-    <w:p>
-      <w:pPr>
-        <w:spacing w:after="80" w:line="276" w:lineRule="auto"/>
-        <w:ind w:firstLine="567"/>
-        <w:jc w:val="both"/>
-      </w:pPr>
-      <w:r>
-        <w:rPr>
-          <w:rFonts w:ascii="Arial" w:hAnsi="Arial"/>
-          <w:sz w:val="20"/>
-        </w:rPr>
-        <w:t>0 &amp; 1 &amp; 0 &amp; 0 &amp; 0 &amp; \Delta t &amp; 0 &amp; 0 \\</w:t>
-      </w:r>
-    </w:p>
-    <w:p>
-      <w:pPr>
-        <w:spacing w:after="80" w:line="276" w:lineRule="auto"/>
-        <w:ind w:firstLine="567"/>
-        <w:jc w:val="both"/>
-      </w:pPr>
-      <w:r>
-        <w:rPr>
-          <w:rFonts w:ascii="Arial" w:hAnsi="Arial"/>
-          <w:sz w:val="20"/>
-        </w:rPr>
-        <w:t>0 &amp; 0 &amp; 1 &amp; 0 &amp; 0 &amp; 0 &amp; \Delta t &amp; 0 \\</w:t>
-      </w:r>
-    </w:p>
-    <w:p>
-      <w:pPr>
-        <w:spacing w:after="80" w:line="276" w:lineRule="auto"/>
-        <w:ind w:firstLine="567"/>
-        <w:jc w:val="both"/>
-      </w:pPr>
-      <w:r>
-        <w:rPr>
-          <w:rFonts w:ascii="Arial" w:hAnsi="Arial"/>
-          <w:sz w:val="20"/>
-        </w:rPr>
-        <w:t>0 &amp; 0 &amp; 0 &amp; 1 &amp; 0 &amp; 0 &amp; 0 &amp; \Delta t \\</w:t>
-      </w:r>
-    </w:p>
-    <w:p>
-      <w:pPr>
-        <w:spacing w:after="80" w:line="276" w:lineRule="auto"/>
-        <w:ind w:firstLine="567"/>
-        <w:jc w:val="both"/>
-      </w:pPr>
-      <w:r>
-        <w:rPr>
-          <w:rFonts w:ascii="Arial" w:hAnsi="Arial"/>
-          <w:sz w:val="20"/>
-        </w:rPr>
-        <w:t>0 &amp; 0 &amp; 0 &amp; 0 &amp; 1 &amp; 0 &amp; 0 &amp; 0 \\</w:t>
-      </w:r>
-    </w:p>
-    <w:p>
-      <w:pPr>
-        <w:spacing w:after="80" w:line="276" w:lineRule="auto"/>
-        <w:ind w:firstLine="567"/>
-        <w:jc w:val="both"/>
-      </w:pPr>
-      <w:r>
-        <w:rPr>
-          <w:rFonts w:ascii="Arial" w:hAnsi="Arial"/>
-          <w:sz w:val="20"/>
-        </w:rPr>
-        <w:t>0 &amp; 0 &amp; 0 &amp; 0 &amp; 0 &amp; 1 &amp; 0 &amp; 0 \\</w:t>
-      </w:r>
-    </w:p>
-    <w:p>
-      <w:pPr>
-        <w:spacing w:after="80" w:line="276" w:lineRule="auto"/>
-        <w:ind w:firstLine="567"/>
-        <w:jc w:val="both"/>
-      </w:pPr>
-      <w:r>
-        <w:rPr>
-          <w:rFonts w:ascii="Arial" w:hAnsi="Arial"/>
-          <w:sz w:val="20"/>
-        </w:rPr>
-        <w:t>0 &amp; 0 &amp; 0 &amp; 0 &amp; 0 &amp; 0 &amp; 1 &amp; 0 \\</w:t>
-      </w:r>
-    </w:p>
-    <w:p>
-      <w:pPr>
-        <w:spacing w:after="80" w:line="276" w:lineRule="auto"/>
-        <w:ind w:firstLine="567"/>
-        <w:jc w:val="both"/>
-      </w:pPr>
-      <w:r>
-        <w:rPr>
-          <w:rFonts w:ascii="Arial" w:hAnsi="Arial"/>
-          <w:sz w:val="20"/>
-        </w:rPr>
-        <w:t>0 &amp; 0 &amp; 0 &amp; 0 &amp; 0 &amp; 0 &amp; 0 &amp; 1</w:t>
-      </w:r>
-    </w:p>
-    <w:p>
-      <w:pPr>
-        <w:spacing w:after="80" w:line="276" w:lineRule="auto"/>
-        <w:ind w:firstLine="567"/>
-        <w:jc w:val="both"/>
-      </w:pPr>
-      <w:r>
-        <w:rPr>
-          <w:rFonts w:ascii="Arial" w:hAnsi="Arial"/>
-          <w:sz w:val="20"/>
-        </w:rPr>
-        <w:t>\end{bmatrix}$$</w:t>
+        <w:spacing w:before="120" w:after="120"/>
+        <w:ind w:firstLine="0"/>
+        <w:jc w:val="center"/>
+      </w:pPr>
+      <w:r>
+        <w:rPr>
+          <w:rFonts w:ascii="Arial" w:hAnsi="Arial"/>
+          <w:sz w:val="20"/>
+        </w:rPr>
+        <w:t>$$\mathbf{A}(\Delta t) = \begin{bmatrix} \mathbf{I}_{4 \times 4} &amp; \Delta t \mathbf{I}_{4 \times 4} \\ \mathbf{0}_{4 \times 4} &amp; \mathbf{I}_{4 \times 4} \end{bmatrix} = \begin{bmatrix} 1 &amp; 0 &amp; 0 &amp; 0 &amp; \Delta t &amp; 0 &amp; 0 &amp; 0 \\\\ 0 &amp; 1 &amp; 0 &amp; 0 &amp; 0 &amp; \Delta t &amp; 0 &amp; 0 \\\\ 0 &amp; 0 &amp; 1 &amp; 0 &amp; 0 &amp; 0 &amp; \Delta t &amp; 0 \\\\ 0 &amp; 0 &amp; 0 &amp; 1 &amp; 0 &amp; 0 &amp; 0 &amp; \Delta t \\\\ 0 &amp; 0 &amp; 0 &amp; 0 &amp; 1 &amp; 0 &amp; 0 &amp; 0 \\\\ 0 &amp; 0 &amp; 0 &amp; 0 &amp; 0 &amp; 1 &amp; 0 &amp; 0 \\\\ 0 &amp; 0 &amp; 0 &amp; 0 &amp; 0 &amp; 0 &amp; 1 &amp; 0 \\\\ 0 &amp; 0 &amp; 0 &amp; 0 &amp; 0 &amp; 0 &amp; 0 &amp; 1 \end{bmatrix}$$</w:t>
       </w:r>
     </w:p>
     <w:p>
@@ -22539,7 +21321,7 @@
           <w:rFonts w:ascii="Arial" w:hAnsi="Arial"/>
           <w:sz w:val="20"/>
         </w:rPr>
-        <w:t>$$\mathbf{z}_k = \begin{bmatrix} z_x \\ z_y \\ z_s \\ z_r \end{bmatrix}_k = \mathbf{H} \mathbf{x}_k + \mathbf{v}_k, \qquad \mathbf{H} = \begin{bmatrix} \mathbf{I}_{4 \times 4} &amp; \mathbf{0}_{4 \times 4} \end{bmatrix} \in \mathbb{R}^{4 \times 8}$$</w:t>
+        <w:t>$$\mathbf{z}_k = \begin{bmatrix} z_x \\\\ z_y \\\\ z_s \\\\ z_r \end{bmatrix}_k = \mathbf{H} \mathbf{x}_k + \mathbf{v}_k, \qquad \mathbf{H} = \begin{bmatrix} \mathbf{I}_{4 \times 4} &amp; \mathbf{0}_{4 \times 4} \end{bmatrix} \in \mathbb{R}^{4 \times 8}$$</w:t>
       </w:r>
     </w:p>
     <w:p>
@@ -23123,58 +21905,16 @@
     </w:p>
     <w:p>
       <w:pPr>
-        <w:spacing w:after="80" w:line="276" w:lineRule="auto"/>
-        <w:ind w:firstLine="567"/>
-        <w:jc w:val="both"/>
-      </w:pPr>
-      <w:r>
-        <w:rPr>
-          <w:rFonts w:ascii="Arial" w:hAnsi="Arial"/>
-          <w:sz w:val="20"/>
-        </w:rPr>
-        <w:t>$$\begin{cases}</w:t>
-      </w:r>
-    </w:p>
-    <w:p>
-      <w:pPr>
-        <w:spacing w:after="80" w:line="276" w:lineRule="auto"/>
-        <w:ind w:firstLine="567"/>
-        <w:jc w:val="both"/>
-      </w:pPr>
-      <w:r>
-        <w:rPr>
-          <w:rFonts w:ascii="Arial" w:hAnsi="Arial"/>
-          <w:sz w:val="20"/>
-        </w:rPr>
-        <w:t>\text{Diterima (Valid)}: &amp; D_M^2 \le \gamma_{\text{gate}} \implies \text{Lakukan pembaruan Kalman (Update Posterior)} \\</w:t>
-      </w:r>
-    </w:p>
-    <w:p>
-      <w:pPr>
-        <w:spacing w:after="80" w:line="276" w:lineRule="auto"/>
-        <w:ind w:firstLine="567"/>
-        <w:jc w:val="both"/>
-      </w:pPr>
-      <w:r>
-        <w:rPr>
-          <w:rFonts w:ascii="Arial" w:hAnsi="Arial"/>
-          <w:sz w:val="20"/>
-        </w:rPr>
-        <w:t>\text{Ditolak (Outlier)}: &amp; D_M^2 &gt; \gamma_{\text{gate}} \implies \text{Abaikan pengukuran, lakukan propagasi dead-reckoning}</w:t>
-      </w:r>
-    </w:p>
-    <w:p>
-      <w:pPr>
-        <w:spacing w:after="80" w:line="276" w:lineRule="auto"/>
-        <w:ind w:firstLine="567"/>
-        <w:jc w:val="both"/>
-      </w:pPr>
-      <w:r>
-        <w:rPr>
-          <w:rFonts w:ascii="Arial" w:hAnsi="Arial"/>
-          <w:sz w:val="20"/>
-        </w:rPr>
-        <w:t>\end{cases}$$</w:t>
+        <w:spacing w:before="120" w:after="120"/>
+        <w:ind w:firstLine="0"/>
+        <w:jc w:val="center"/>
+      </w:pPr>
+      <w:r>
+        <w:rPr>
+          <w:rFonts w:ascii="Arial" w:hAnsi="Arial"/>
+          <w:sz w:val="20"/>
+        </w:rPr>
+        <w:t>$$\begin{cases} \text{Diterima (Valid)}: &amp; D_M^2 \le \gamma_{\text{gate}} \implies \text{Lakukan pembaruan Kalman (Update Posterior)} \\\ \text{Ditolak (Outlier)}: &amp; D_M^2 &gt; \gamma_{\text{gate}} \implies \text{Abaikan pengukuran, lakukan propagasi dead-reckoning} \end{cases}$$</w:t>
       </w:r>
     </w:p>
     <w:p>
@@ -23725,114 +22465,16 @@
     </w:p>
     <w:p>
       <w:pPr>
-        <w:spacing w:after="80" w:line="276" w:lineRule="auto"/>
-        <w:ind w:firstLine="567"/>
-        <w:jc w:val="both"/>
-      </w:pPr>
-      <w:r>
-        <w:rPr>
-          <w:rFonts w:ascii="Arial" w:hAnsi="Arial"/>
-          <w:sz w:val="20"/>
-        </w:rPr>
-        <w:t>$$\mathbf{D}^(\boldsymbol{\nu}_r) = \text{diag}\begin{bmatrix}</w:t>
-      </w:r>
-    </w:p>
-    <w:p>
-      <w:pPr>
-        <w:spacing w:after="80" w:line="276" w:lineRule="auto"/>
-        <w:ind w:firstLine="567"/>
-        <w:jc w:val="both"/>
-      </w:pPr>
-      <w:r>
-        <w:rPr>
-          <w:rFonts w:ascii="Arial" w:hAnsi="Arial"/>
-          <w:sz w:val="20"/>
-        </w:rPr>
-        <w:t>-(X_u + 2 X_{u|u|} |u_r|) \\</w:t>
-      </w:r>
-    </w:p>
-    <w:p>
-      <w:pPr>
-        <w:spacing w:after="80" w:line="276" w:lineRule="auto"/>
-        <w:ind w:firstLine="567"/>
-        <w:jc w:val="both"/>
-      </w:pPr>
-      <w:r>
-        <w:rPr>
-          <w:rFonts w:ascii="Arial" w:hAnsi="Arial"/>
-          <w:sz w:val="20"/>
-        </w:rPr>
-        <w:t>-(Y_v + 2 Y_{v|v|} |v_r|) \\</w:t>
-      </w:r>
-    </w:p>
-    <w:p>
-      <w:pPr>
-        <w:spacing w:after="80" w:line="276" w:lineRule="auto"/>
-        <w:ind w:firstLine="567"/>
-        <w:jc w:val="both"/>
-      </w:pPr>
-      <w:r>
-        <w:rPr>
-          <w:rFonts w:ascii="Arial" w:hAnsi="Arial"/>
-          <w:sz w:val="20"/>
-        </w:rPr>
-        <w:t>-(Z_w + 2 Z_{w|w|} |w_r|) \\</w:t>
-      </w:r>
-    </w:p>
-    <w:p>
-      <w:pPr>
-        <w:spacing w:after="80" w:line="276" w:lineRule="auto"/>
-        <w:ind w:firstLine="567"/>
-        <w:jc w:val="both"/>
-      </w:pPr>
-      <w:r>
-        <w:rPr>
-          <w:rFonts w:ascii="Arial" w:hAnsi="Arial"/>
-          <w:sz w:val="20"/>
-        </w:rPr>
-        <w:t>-(K_p + 2 K_{p|p|} |p|) \\</w:t>
-      </w:r>
-    </w:p>
-    <w:p>
-      <w:pPr>
-        <w:spacing w:after="80" w:line="276" w:lineRule="auto"/>
-        <w:ind w:firstLine="567"/>
-        <w:jc w:val="both"/>
-      </w:pPr>
-      <w:r>
-        <w:rPr>
-          <w:rFonts w:ascii="Arial" w:hAnsi="Arial"/>
-          <w:sz w:val="20"/>
-        </w:rPr>
-        <w:t>-(M_q + 2 M_{q|q|} |q|) \\</w:t>
-      </w:r>
-    </w:p>
-    <w:p>
-      <w:pPr>
-        <w:spacing w:after="80" w:line="276" w:lineRule="auto"/>
-        <w:ind w:firstLine="567"/>
-        <w:jc w:val="both"/>
-      </w:pPr>
-      <w:r>
-        <w:rPr>
-          <w:rFonts w:ascii="Arial" w:hAnsi="Arial"/>
-          <w:sz w:val="20"/>
-        </w:rPr>
-        <w:t>-(N_r + 2 N_{r|r|} |r|)</w:t>
-      </w:r>
-    </w:p>
-    <w:p>
-      <w:pPr>
-        <w:spacing w:after="80" w:line="276" w:lineRule="auto"/>
-        <w:ind w:firstLine="567"/>
-        <w:jc w:val="both"/>
-      </w:pPr>
-      <w:r>
-        <w:rPr>
-          <w:rFonts w:ascii="Arial" w:hAnsi="Arial"/>
-          <w:sz w:val="20"/>
-        </w:rPr>
-        <w:t>\end{bmatrix}$$</w:t>
+        <w:spacing w:before="120" w:after="120"/>
+        <w:ind w:firstLine="0"/>
+        <w:jc w:val="center"/>
+      </w:pPr>
+      <w:r>
+        <w:rPr>
+          <w:rFonts w:ascii="Arial" w:hAnsi="Arial"/>
+          <w:sz w:val="20"/>
+        </w:rPr>
+        <w:t>$$\mathbf{D}^*(\boldsymbol{\nu}_r) = \text{diag}\begin{bmatrix} -(X_u + 2 X_{u|u|} |u_r|) \\\\ -(Y_v + 2 Y_{v|v|} |v_r|) \\\\ -(Z_w + 2 Z_{w|w|} |w_r|) \\\\ -(K_p + 2 K_{p|p|} |p|) \\\\ -(M_q + 2 M_{q|q|} |q|) \\\\ -(N_r + 2 N_{r|r|} |r|) \end{bmatrix}$$</w:t>
       </w:r>
     </w:p>
     <w:p>
